--- a/network/file/计算机网络实验-教学大纲.docx
+++ b/network/file/计算机网络实验-教学大纲.docx
@@ -1,13 +1,13 @@
 
 <file path=word/document.xml><?xml version="1.0" encoding="utf-8"?>
-<w:document xmlns:wpc="http://schemas.microsoft.com/office/word/2010/wordprocessingCanvas" xmlns:mc="http://schemas.openxmlformats.org/markup-compatibility/2006" xmlns:o="urn:schemas-microsoft-com:office:office" xmlns:r="http://schemas.openxmlformats.org/officeDocument/2006/relationships" xmlns:m="http://schemas.openxmlformats.org/officeDocument/2006/math" xmlns:v="urn:schemas-microsoft-com:vml" xmlns:wp14="http://schemas.microsoft.com/office/word/2010/wordprocessingDrawing" xmlns:wp="http://schemas.openxmlformats.org/drawingml/2006/wordprocessingDrawing" xmlns:w="http://schemas.openxmlformats.org/wordprocessingml/2006/main" xmlns:w14="http://schemas.microsoft.com/office/word/2010/wordml" xmlns:w10="urn:schemas-microsoft-com:office:word" xmlns:w15="http://schemas.microsoft.com/office/word/2012/wordml" xmlns:wpg="http://schemas.microsoft.com/office/word/2010/wordprocessingGroup" xmlns:wpi="http://schemas.microsoft.com/office/word/2010/wordprocessingInk" xmlns:wne="http://schemas.microsoft.com/office/word/2006/wordml" xmlns:wps="http://schemas.microsoft.com/office/word/2010/wordprocessingShape" xmlns:wpsCustomData="http://www.wps.cn/officeDocument/2013/wpsCustomData" mc:Ignorable="w14 w15 wp14">
+<w:document xmlns:wpc="http://schemas.microsoft.com/office/word/2010/wordprocessingCanvas" xmlns:cx="http://schemas.microsoft.com/office/drawing/2014/chartex" xmlns:cx1="http://schemas.microsoft.com/office/drawing/2015/9/8/chartex" xmlns:cx2="http://schemas.microsoft.com/office/drawing/2015/10/21/chartex" xmlns:cx3="http://schemas.microsoft.com/office/drawing/2016/5/9/chartex" xmlns:cx4="http://schemas.microsoft.com/office/drawing/2016/5/10/chartex" xmlns:cx5="http://schemas.microsoft.com/office/drawing/2016/5/11/chartex" xmlns:cx6="http://schemas.microsoft.com/office/drawing/2016/5/12/chartex" xmlns:cx7="http://schemas.microsoft.com/office/drawing/2016/5/13/chartex" xmlns:cx8="http://schemas.microsoft.com/office/drawing/2016/5/14/chartex" xmlns:mc="http://schemas.openxmlformats.org/markup-compatibility/2006" xmlns:aink="http://schemas.microsoft.com/office/drawing/2016/ink" xmlns:am3d="http://schemas.microsoft.com/office/drawing/2017/model3d" xmlns:o="urn:schemas-microsoft-com:office:office" xmlns:oel="http://schemas.microsoft.com/office/2019/extlst" xmlns:r="http://schemas.openxmlformats.org/officeDocument/2006/relationships" xmlns:m="http://schemas.openxmlformats.org/officeDocument/2006/math" xmlns:v="urn:schemas-microsoft-com:vml" xmlns:wp14="http://schemas.microsoft.com/office/word/2010/wordprocessingDrawing" xmlns:wp="http://schemas.openxmlformats.org/drawingml/2006/wordprocessingDrawing" xmlns:w10="urn:schemas-microsoft-com:office:word" xmlns:w="http://schemas.openxmlformats.org/wordprocessingml/2006/main" xmlns:w14="http://schemas.microsoft.com/office/word/2010/wordml" xmlns:w15="http://schemas.microsoft.com/office/word/2012/wordml" xmlns:w16cex="http://schemas.microsoft.com/office/word/2018/wordml/cex" xmlns:w16cid="http://schemas.microsoft.com/office/word/2016/wordml/cid" xmlns:w16="http://schemas.microsoft.com/office/word/2018/wordml" xmlns:w16du="http://schemas.microsoft.com/office/word/2023/wordml/word16du" xmlns:w16sdtdh="http://schemas.microsoft.com/office/word/2020/wordml/sdtdatahash" xmlns:w16sdtfl="http://schemas.microsoft.com/office/word/2024/wordml/sdtformatlock" xmlns:w16se="http://schemas.microsoft.com/office/word/2015/wordml/symex" xmlns:wpg="http://schemas.microsoft.com/office/word/2010/wordprocessingGroup" xmlns:wpi="http://schemas.microsoft.com/office/word/2010/wordprocessingInk" xmlns:wne="http://schemas.microsoft.com/office/word/2006/wordml" xmlns:wps="http://schemas.microsoft.com/office/word/2010/wordprocessingShape" mc:Ignorable="w14 w15 w16se w16cid w16 w16cex w16sdtdh w16sdtfl w16du wp14">
   <w:body>
     <w:p>
       <w:pPr>
         <w:spacing w:line="400" w:lineRule="exact"/>
         <w:jc w:val="center"/>
         <w:rPr>
-          <w:rFonts w:hint="eastAsia" w:ascii="黑体" w:hAnsi="黑体" w:eastAsia="黑体" w:cs="宋体"/>
+          <w:rFonts w:ascii="黑体" w:eastAsia="黑体" w:hAnsi="黑体" w:cs="宋体" w:hint="eastAsia"/>
           <w:b/>
           <w:bCs/>
           <w:sz w:val="30"/>
@@ -16,7 +16,7 @@
       </w:pPr>
       <w:r>
         <w:rPr>
-          <w:rFonts w:hint="eastAsia" w:ascii="黑体" w:hAnsi="黑体" w:eastAsia="黑体" w:cs="宋体"/>
+          <w:rFonts w:ascii="黑体" w:eastAsia="黑体" w:hAnsi="黑体" w:cs="宋体" w:hint="eastAsia"/>
           <w:b/>
           <w:bCs/>
           <w:sz w:val="30"/>
@@ -27,24 +27,18 @@
     </w:p>
     <w:tbl>
       <w:tblPr>
-        <w:tblStyle w:val="4"/>
         <w:tblW w:w="8180" w:type="dxa"/>
         <w:jc w:val="center"/>
         <w:tblBorders>
-          <w:top w:val="single" w:color="auto" w:sz="4" w:space="0"/>
-          <w:left w:val="single" w:color="auto" w:sz="4" w:space="0"/>
-          <w:bottom w:val="single" w:color="auto" w:sz="4" w:space="0"/>
-          <w:right w:val="single" w:color="auto" w:sz="4" w:space="0"/>
-          <w:insideH w:val="single" w:color="auto" w:sz="4" w:space="0"/>
-          <w:insideV w:val="single" w:color="auto" w:sz="4" w:space="0"/>
+          <w:top w:val="single" w:sz="4" w:space="0" w:color="auto"/>
+          <w:left w:val="single" w:sz="4" w:space="0" w:color="auto"/>
+          <w:bottom w:val="single" w:sz="4" w:space="0" w:color="auto"/>
+          <w:right w:val="single" w:sz="4" w:space="0" w:color="auto"/>
+          <w:insideH w:val="single" w:sz="4" w:space="0" w:color="auto"/>
+          <w:insideV w:val="single" w:sz="4" w:space="0" w:color="auto"/>
         </w:tblBorders>
         <w:tblLayout w:type="fixed"/>
-        <w:tblCellMar>
-          <w:top w:w="0" w:type="dxa"/>
-          <w:left w:w="108" w:type="dxa"/>
-          <w:bottom w:w="0" w:type="dxa"/>
-          <w:right w:w="108" w:type="dxa"/>
-        </w:tblCellMar>
+        <w:tblLook w:val="04A0" w:firstRow="1" w:lastRow="0" w:firstColumn="1" w:lastColumn="0" w:noHBand="0" w:noVBand="1"/>
       </w:tblPr>
       <w:tblGrid>
         <w:gridCol w:w="1638"/>
@@ -53,24 +47,8 @@
         <w:gridCol w:w="2245"/>
       </w:tblGrid>
       <w:tr>
-        <w:tblPrEx>
-          <w:tblBorders>
-            <w:top w:val="single" w:color="auto" w:sz="4" w:space="0"/>
-            <w:left w:val="single" w:color="auto" w:sz="4" w:space="0"/>
-            <w:bottom w:val="single" w:color="auto" w:sz="4" w:space="0"/>
-            <w:right w:val="single" w:color="auto" w:sz="4" w:space="0"/>
-            <w:insideH w:val="single" w:color="auto" w:sz="4" w:space="0"/>
-            <w:insideV w:val="single" w:color="auto" w:sz="4" w:space="0"/>
-          </w:tblBorders>
-          <w:tblCellMar>
-            <w:top w:w="0" w:type="dxa"/>
-            <w:left w:w="108" w:type="dxa"/>
-            <w:bottom w:w="0" w:type="dxa"/>
-            <w:right w:w="108" w:type="dxa"/>
-          </w:tblCellMar>
-        </w:tblPrEx>
         <w:trPr>
-          <w:trHeight w:val="680" w:hRule="atLeast"/>
+          <w:trHeight w:val="680"/>
           <w:jc w:val="center"/>
         </w:trPr>
         <w:tc>
@@ -83,7 +61,7 @@
               <w:spacing w:line="360" w:lineRule="auto"/>
               <w:jc w:val="center"/>
               <w:rPr>
-                <w:rFonts w:hint="eastAsia" w:ascii="宋体" w:hAnsi="宋体" w:eastAsia="宋体" w:cs="宋体"/>
+                <w:rFonts w:ascii="宋体" w:eastAsia="宋体" w:hAnsi="宋体" w:cs="宋体" w:hint="eastAsia"/>
                 <w:b/>
                 <w:bCs/>
                 <w:szCs w:val="21"/>
@@ -91,7 +69,7 @@
             </w:pPr>
             <w:r>
               <w:rPr>
-                <w:rFonts w:hint="eastAsia" w:ascii="宋体" w:hAnsi="宋体" w:eastAsia="宋体" w:cs="宋体"/>
+                <w:rFonts w:ascii="宋体" w:eastAsia="宋体" w:hAnsi="宋体" w:cs="宋体" w:hint="eastAsia"/>
                 <w:b/>
                 <w:bCs/>
                 <w:szCs w:val="21"/>
@@ -110,7 +88,7 @@
               <w:spacing w:line="360" w:lineRule="auto"/>
               <w:jc w:val="center"/>
               <w:rPr>
-                <w:rFonts w:hint="eastAsia" w:ascii="宋体" w:hAnsi="宋体" w:eastAsia="宋体" w:cs="宋体"/>
+                <w:rFonts w:ascii="宋体" w:eastAsia="宋体" w:hAnsi="宋体" w:cs="宋体" w:hint="eastAsia"/>
                 <w:b/>
                 <w:bCs/>
                 <w:szCs w:val="21"/>
@@ -118,12 +96,12 @@
             </w:pPr>
             <w:r>
               <w:rPr>
-                <w:rFonts w:hint="eastAsia" w:ascii="宋体" w:hAnsi="宋体" w:eastAsia="宋体" w:cs="宋体"/>
+                <w:rFonts w:ascii="宋体" w:eastAsia="宋体" w:hAnsi="宋体" w:cs="宋体" w:hint="eastAsia"/>
                 <w:b/>
                 <w:bCs/>
                 <w:szCs w:val="21"/>
               </w:rPr>
-              <w:t>08065221</w:t>
+              <w:t>89100430</w:t>
             </w:r>
           </w:p>
         </w:tc>
@@ -137,7 +115,7 @@
               <w:spacing w:line="360" w:lineRule="auto"/>
               <w:jc w:val="center"/>
               <w:rPr>
-                <w:rFonts w:hint="eastAsia" w:ascii="宋体" w:hAnsi="宋体" w:eastAsia="宋体" w:cs="宋体"/>
+                <w:rFonts w:ascii="宋体" w:eastAsia="宋体" w:hAnsi="宋体" w:cs="宋体" w:hint="eastAsia"/>
                 <w:b/>
                 <w:bCs/>
                 <w:szCs w:val="21"/>
@@ -145,7 +123,7 @@
             </w:pPr>
             <w:r>
               <w:rPr>
-                <w:rFonts w:hint="eastAsia" w:ascii="宋体" w:hAnsi="宋体" w:eastAsia="宋体" w:cs="宋体"/>
+                <w:rFonts w:ascii="宋体" w:eastAsia="宋体" w:hAnsi="宋体" w:cs="宋体" w:hint="eastAsia"/>
                 <w:b/>
                 <w:bCs/>
                 <w:szCs w:val="21"/>
@@ -164,7 +142,7 @@
               <w:spacing w:line="360" w:lineRule="auto"/>
               <w:jc w:val="center"/>
               <w:rPr>
-                <w:rFonts w:hint="eastAsia" w:ascii="宋体" w:hAnsi="宋体" w:eastAsia="宋体" w:cs="宋体"/>
+                <w:rFonts w:ascii="宋体" w:eastAsia="宋体" w:hAnsi="宋体" w:cs="宋体" w:hint="eastAsia"/>
                 <w:b/>
                 <w:bCs/>
                 <w:szCs w:val="21"/>
@@ -172,7 +150,7 @@
             </w:pPr>
             <w:r>
               <w:rPr>
-                <w:rFonts w:hint="eastAsia" w:ascii="宋体" w:hAnsi="宋体" w:eastAsia="宋体" w:cs="宋体"/>
+                <w:rFonts w:ascii="宋体" w:eastAsia="宋体" w:hAnsi="宋体" w:cs="宋体" w:hint="eastAsia"/>
                 <w:b/>
                 <w:bCs/>
                 <w:szCs w:val="21"/>
@@ -183,24 +161,8 @@
         </w:tc>
       </w:tr>
       <w:tr>
-        <w:tblPrEx>
-          <w:tblBorders>
-            <w:top w:val="single" w:color="auto" w:sz="4" w:space="0"/>
-            <w:left w:val="single" w:color="auto" w:sz="4" w:space="0"/>
-            <w:bottom w:val="single" w:color="auto" w:sz="4" w:space="0"/>
-            <w:right w:val="single" w:color="auto" w:sz="4" w:space="0"/>
-            <w:insideH w:val="single" w:color="auto" w:sz="4" w:space="0"/>
-            <w:insideV w:val="single" w:color="auto" w:sz="4" w:space="0"/>
-          </w:tblBorders>
-          <w:tblCellMar>
-            <w:top w:w="0" w:type="dxa"/>
-            <w:left w:w="108" w:type="dxa"/>
-            <w:bottom w:w="0" w:type="dxa"/>
-            <w:right w:w="108" w:type="dxa"/>
-          </w:tblCellMar>
-        </w:tblPrEx>
         <w:trPr>
-          <w:trHeight w:val="680" w:hRule="atLeast"/>
+          <w:trHeight w:val="680"/>
           <w:jc w:val="center"/>
         </w:trPr>
         <w:tc>
@@ -213,7 +175,7 @@
               <w:spacing w:line="360" w:lineRule="auto"/>
               <w:jc w:val="center"/>
               <w:rPr>
-                <w:rFonts w:hint="eastAsia" w:ascii="宋体" w:hAnsi="宋体" w:eastAsia="宋体" w:cs="宋体"/>
+                <w:rFonts w:ascii="宋体" w:eastAsia="宋体" w:hAnsi="宋体" w:cs="宋体" w:hint="eastAsia"/>
                 <w:b/>
                 <w:bCs/>
                 <w:szCs w:val="21"/>
@@ -221,7 +183,7 @@
             </w:pPr>
             <w:r>
               <w:rPr>
-                <w:rFonts w:hint="eastAsia" w:ascii="宋体" w:hAnsi="宋体" w:eastAsia="宋体" w:cs="宋体"/>
+                <w:rFonts w:ascii="宋体" w:eastAsia="宋体" w:hAnsi="宋体" w:cs="宋体" w:hint="eastAsia"/>
                 <w:b/>
                 <w:bCs/>
                 <w:szCs w:val="21"/>
@@ -240,7 +202,7 @@
               <w:spacing w:line="360" w:lineRule="auto"/>
               <w:jc w:val="center"/>
               <w:rPr>
-                <w:rFonts w:hint="eastAsia" w:ascii="宋体" w:hAnsi="宋体" w:eastAsia="宋体" w:cs="宋体"/>
+                <w:rFonts w:ascii="宋体" w:eastAsia="宋体" w:hAnsi="宋体" w:cs="宋体" w:hint="eastAsia"/>
                 <w:b/>
                 <w:bCs/>
                 <w:szCs w:val="21"/>
@@ -248,7 +210,7 @@
             </w:pPr>
             <w:r>
               <w:rPr>
-                <w:rFonts w:hint="eastAsia" w:ascii="宋体" w:hAnsi="宋体" w:eastAsia="宋体" w:cs="宋体"/>
+                <w:rFonts w:ascii="宋体" w:eastAsia="宋体" w:hAnsi="宋体" w:cs="宋体" w:hint="eastAsia"/>
                 <w:b/>
                 <w:bCs/>
                 <w:szCs w:val="21"/>
@@ -267,7 +229,7 @@
               <w:spacing w:line="360" w:lineRule="auto"/>
               <w:jc w:val="center"/>
               <w:rPr>
-                <w:rFonts w:hint="eastAsia" w:ascii="宋体" w:hAnsi="宋体" w:eastAsia="宋体" w:cs="宋体"/>
+                <w:rFonts w:ascii="宋体" w:eastAsia="宋体" w:hAnsi="宋体" w:cs="宋体" w:hint="eastAsia"/>
                 <w:b/>
                 <w:bCs/>
                 <w:szCs w:val="21"/>
@@ -275,7 +237,7 @@
             </w:pPr>
             <w:r>
               <w:rPr>
-                <w:rFonts w:hint="eastAsia" w:ascii="宋体" w:hAnsi="宋体" w:eastAsia="宋体" w:cs="宋体"/>
+                <w:rFonts w:ascii="宋体" w:eastAsia="宋体" w:hAnsi="宋体" w:cs="宋体" w:hint="eastAsia"/>
                 <w:b/>
                 <w:bCs/>
                 <w:szCs w:val="21"/>
@@ -294,7 +256,7 @@
               <w:spacing w:line="360" w:lineRule="auto"/>
               <w:jc w:val="center"/>
               <w:rPr>
-                <w:rFonts w:hint="eastAsia" w:ascii="宋体" w:hAnsi="宋体" w:eastAsia="宋体" w:cs="宋体"/>
+                <w:rFonts w:ascii="宋体" w:eastAsia="宋体" w:hAnsi="宋体" w:cs="宋体" w:hint="eastAsia"/>
                 <w:b/>
                 <w:bCs/>
                 <w:szCs w:val="21"/>
@@ -302,7 +264,7 @@
             </w:pPr>
             <w:r>
               <w:rPr>
-                <w:rFonts w:hint="eastAsia" w:ascii="宋体" w:hAnsi="宋体" w:eastAsia="宋体" w:cs="宋体"/>
+                <w:rFonts w:ascii="宋体" w:eastAsia="宋体" w:hAnsi="宋体" w:cs="宋体" w:hint="eastAsia"/>
                 <w:b/>
                 <w:bCs/>
                 <w:szCs w:val="21"/>
@@ -313,24 +275,8 @@
         </w:tc>
       </w:tr>
       <w:tr>
-        <w:tblPrEx>
-          <w:tblBorders>
-            <w:top w:val="single" w:color="auto" w:sz="4" w:space="0"/>
-            <w:left w:val="single" w:color="auto" w:sz="4" w:space="0"/>
-            <w:bottom w:val="single" w:color="auto" w:sz="4" w:space="0"/>
-            <w:right w:val="single" w:color="auto" w:sz="4" w:space="0"/>
-            <w:insideH w:val="single" w:color="auto" w:sz="4" w:space="0"/>
-            <w:insideV w:val="single" w:color="auto" w:sz="4" w:space="0"/>
-          </w:tblBorders>
-          <w:tblCellMar>
-            <w:top w:w="0" w:type="dxa"/>
-            <w:left w:w="108" w:type="dxa"/>
-            <w:bottom w:w="0" w:type="dxa"/>
-            <w:right w:w="108" w:type="dxa"/>
-          </w:tblCellMar>
-        </w:tblPrEx>
         <w:trPr>
-          <w:trHeight w:val="680" w:hRule="atLeast"/>
+          <w:trHeight w:val="680"/>
           <w:jc w:val="center"/>
         </w:trPr>
         <w:tc>
@@ -343,7 +289,7 @@
               <w:spacing w:line="360" w:lineRule="auto"/>
               <w:jc w:val="center"/>
               <w:rPr>
-                <w:rFonts w:hint="eastAsia" w:ascii="宋体" w:hAnsi="宋体" w:eastAsia="宋体" w:cs="宋体"/>
+                <w:rFonts w:ascii="宋体" w:eastAsia="宋体" w:hAnsi="宋体" w:cs="宋体" w:hint="eastAsia"/>
                 <w:b/>
                 <w:bCs/>
                 <w:szCs w:val="21"/>
@@ -351,7 +297,7 @@
             </w:pPr>
             <w:r>
               <w:rPr>
-                <w:rFonts w:hint="eastAsia" w:ascii="宋体" w:hAnsi="宋体" w:eastAsia="宋体" w:cs="宋体"/>
+                <w:rFonts w:ascii="宋体" w:eastAsia="宋体" w:hAnsi="宋体" w:cs="宋体" w:hint="eastAsia"/>
                 <w:b/>
                 <w:bCs/>
                 <w:szCs w:val="21"/>
@@ -370,7 +316,7 @@
               <w:spacing w:line="360" w:lineRule="auto"/>
               <w:jc w:val="center"/>
               <w:rPr>
-                <w:rFonts w:hint="eastAsia" w:ascii="宋体" w:hAnsi="宋体" w:eastAsia="宋体" w:cs="宋体"/>
+                <w:rFonts w:ascii="宋体" w:eastAsia="宋体" w:hAnsi="宋体" w:cs="宋体" w:hint="eastAsia"/>
                 <w:b/>
                 <w:bCs/>
                 <w:szCs w:val="21"/>
@@ -378,7 +324,7 @@
             </w:pPr>
             <w:r>
               <w:rPr>
-                <w:rFonts w:hint="eastAsia" w:ascii="宋体" w:hAnsi="宋体" w:eastAsia="宋体" w:cs="宋体"/>
+                <w:rFonts w:ascii="宋体" w:eastAsia="宋体" w:hAnsi="宋体" w:cs="宋体" w:hint="eastAsia"/>
                 <w:b/>
                 <w:bCs/>
                 <w:szCs w:val="21"/>
@@ -398,7 +344,7 @@
               <w:spacing w:line="360" w:lineRule="auto"/>
               <w:jc w:val="center"/>
               <w:rPr>
-                <w:rFonts w:hint="eastAsia" w:ascii="宋体" w:hAnsi="宋体" w:eastAsia="宋体" w:cs="宋体"/>
+                <w:rFonts w:ascii="宋体" w:eastAsia="宋体" w:hAnsi="宋体" w:cs="宋体" w:hint="eastAsia"/>
                 <w:b/>
                 <w:bCs/>
                 <w:szCs w:val="21"/>
@@ -406,7 +352,7 @@
             </w:pPr>
             <w:r>
               <w:rPr>
-                <w:rFonts w:hint="eastAsia" w:ascii="宋体" w:hAnsi="宋体" w:eastAsia="宋体" w:cs="宋体"/>
+                <w:rFonts w:ascii="宋体" w:eastAsia="宋体" w:hAnsi="宋体" w:cs="宋体" w:hint="eastAsia"/>
                 <w:b/>
                 <w:bCs/>
                 <w:szCs w:val="21"/>
@@ -426,7 +372,7 @@
               <w:spacing w:line="360" w:lineRule="auto"/>
               <w:jc w:val="center"/>
               <w:rPr>
-                <w:rFonts w:hint="eastAsia" w:ascii="宋体" w:hAnsi="宋体" w:eastAsia="宋体" w:cs="宋体"/>
+                <w:rFonts w:ascii="宋体" w:eastAsia="宋体" w:hAnsi="宋体" w:cs="宋体" w:hint="eastAsia"/>
                 <w:b/>
                 <w:bCs/>
                 <w:szCs w:val="21"/>
@@ -434,7 +380,7 @@
             </w:pPr>
             <w:r>
               <w:rPr>
-                <w:rFonts w:hint="eastAsia" w:ascii="宋体" w:hAnsi="宋体" w:eastAsia="宋体" w:cs="宋体"/>
+                <w:rFonts w:ascii="宋体" w:eastAsia="宋体" w:hAnsi="宋体" w:cs="宋体" w:hint="eastAsia"/>
                 <w:b/>
                 <w:bCs/>
                 <w:szCs w:val="21"/>
@@ -445,24 +391,8 @@
         </w:tc>
       </w:tr>
       <w:tr>
-        <w:tblPrEx>
-          <w:tblBorders>
-            <w:top w:val="single" w:color="auto" w:sz="4" w:space="0"/>
-            <w:left w:val="single" w:color="auto" w:sz="4" w:space="0"/>
-            <w:bottom w:val="single" w:color="auto" w:sz="4" w:space="0"/>
-            <w:right w:val="single" w:color="auto" w:sz="4" w:space="0"/>
-            <w:insideH w:val="single" w:color="auto" w:sz="4" w:space="0"/>
-            <w:insideV w:val="single" w:color="auto" w:sz="4" w:space="0"/>
-          </w:tblBorders>
-          <w:tblCellMar>
-            <w:top w:w="0" w:type="dxa"/>
-            <w:left w:w="108" w:type="dxa"/>
-            <w:bottom w:w="0" w:type="dxa"/>
-            <w:right w:w="108" w:type="dxa"/>
-          </w:tblCellMar>
-        </w:tblPrEx>
         <w:trPr>
-          <w:trHeight w:val="680" w:hRule="atLeast"/>
+          <w:trHeight w:val="680"/>
           <w:jc w:val="center"/>
         </w:trPr>
         <w:tc>
@@ -475,7 +405,7 @@
               <w:spacing w:line="360" w:lineRule="auto"/>
               <w:jc w:val="center"/>
               <w:rPr>
-                <w:rFonts w:hint="eastAsia" w:ascii="宋体" w:hAnsi="宋体" w:eastAsia="宋体" w:cs="宋体"/>
+                <w:rFonts w:ascii="宋体" w:eastAsia="宋体" w:hAnsi="宋体" w:cs="宋体" w:hint="eastAsia"/>
                 <w:b/>
                 <w:bCs/>
                 <w:szCs w:val="21"/>
@@ -483,7 +413,7 @@
             </w:pPr>
             <w:r>
               <w:rPr>
-                <w:rFonts w:hint="eastAsia" w:ascii="宋体" w:hAnsi="宋体" w:eastAsia="宋体" w:cs="宋体"/>
+                <w:rFonts w:ascii="宋体" w:eastAsia="宋体" w:hAnsi="宋体" w:cs="宋体" w:hint="eastAsia"/>
                 <w:b/>
                 <w:bCs/>
                 <w:szCs w:val="21"/>
@@ -502,7 +432,7 @@
               <w:spacing w:line="360" w:lineRule="auto"/>
               <w:jc w:val="center"/>
               <w:rPr>
-                <w:rFonts w:hint="eastAsia" w:ascii="宋体" w:hAnsi="宋体" w:eastAsia="宋体" w:cs="宋体"/>
+                <w:rFonts w:ascii="宋体" w:eastAsia="宋体" w:hAnsi="宋体" w:cs="宋体" w:hint="eastAsia"/>
                 <w:b/>
                 <w:bCs/>
                 <w:szCs w:val="21"/>
@@ -510,7 +440,7 @@
             </w:pPr>
             <w:r>
               <w:rPr>
-                <w:rFonts w:hint="eastAsia" w:ascii="宋体" w:hAnsi="宋体" w:eastAsia="宋体" w:cs="宋体"/>
+                <w:rFonts w:ascii="宋体" w:eastAsia="宋体" w:hAnsi="宋体" w:cs="宋体" w:hint="eastAsia"/>
                 <w:b/>
                 <w:bCs/>
                 <w:szCs w:val="21"/>
@@ -522,7 +452,7 @@
         <w:tc>
           <w:tcPr>
             <w:tcW w:w="2027" w:type="dxa"/>
-            <w:vMerge w:val="continue"/>
+            <w:vMerge/>
             <w:vAlign w:val="center"/>
           </w:tcPr>
           <w:p>
@@ -530,7 +460,7 @@
               <w:spacing w:line="360" w:lineRule="auto"/>
               <w:jc w:val="center"/>
               <w:rPr>
-                <w:rFonts w:hint="eastAsia" w:ascii="宋体" w:hAnsi="宋体" w:eastAsia="宋体" w:cs="宋体"/>
+                <w:rFonts w:ascii="宋体" w:eastAsia="宋体" w:hAnsi="宋体" w:cs="宋体" w:hint="eastAsia"/>
                 <w:b/>
                 <w:bCs/>
                 <w:szCs w:val="21"/>
@@ -541,7 +471,7 @@
         <w:tc>
           <w:tcPr>
             <w:tcW w:w="2245" w:type="dxa"/>
-            <w:vMerge w:val="continue"/>
+            <w:vMerge/>
             <w:vAlign w:val="center"/>
           </w:tcPr>
           <w:p>
@@ -549,7 +479,7 @@
               <w:spacing w:line="360" w:lineRule="auto"/>
               <w:jc w:val="center"/>
               <w:rPr>
-                <w:rFonts w:hint="eastAsia" w:ascii="宋体" w:hAnsi="宋体" w:eastAsia="宋体" w:cs="宋体"/>
+                <w:rFonts w:ascii="宋体" w:eastAsia="宋体" w:hAnsi="宋体" w:cs="宋体" w:hint="eastAsia"/>
                 <w:b/>
                 <w:bCs/>
                 <w:szCs w:val="21"/>
@@ -559,24 +489,8 @@
         </w:tc>
       </w:tr>
       <w:tr>
-        <w:tblPrEx>
-          <w:tblBorders>
-            <w:top w:val="single" w:color="auto" w:sz="4" w:space="0"/>
-            <w:left w:val="single" w:color="auto" w:sz="4" w:space="0"/>
-            <w:bottom w:val="single" w:color="auto" w:sz="4" w:space="0"/>
-            <w:right w:val="single" w:color="auto" w:sz="4" w:space="0"/>
-            <w:insideH w:val="single" w:color="auto" w:sz="4" w:space="0"/>
-            <w:insideV w:val="single" w:color="auto" w:sz="4" w:space="0"/>
-          </w:tblBorders>
-          <w:tblCellMar>
-            <w:top w:w="0" w:type="dxa"/>
-            <w:left w:w="108" w:type="dxa"/>
-            <w:bottom w:w="0" w:type="dxa"/>
-            <w:right w:w="108" w:type="dxa"/>
-          </w:tblCellMar>
-        </w:tblPrEx>
         <w:trPr>
-          <w:trHeight w:val="680" w:hRule="atLeast"/>
+          <w:trHeight w:val="680"/>
           <w:jc w:val="center"/>
         </w:trPr>
         <w:tc>
@@ -589,7 +503,7 @@
               <w:spacing w:line="360" w:lineRule="auto"/>
               <w:jc w:val="center"/>
               <w:rPr>
-                <w:rFonts w:hint="eastAsia" w:ascii="宋体" w:hAnsi="宋体" w:eastAsia="宋体" w:cs="宋体"/>
+                <w:rFonts w:ascii="宋体" w:eastAsia="宋体" w:hAnsi="宋体" w:cs="宋体" w:hint="eastAsia"/>
                 <w:b/>
                 <w:bCs/>
                 <w:szCs w:val="21"/>
@@ -597,7 +511,7 @@
             </w:pPr>
             <w:r>
               <w:rPr>
-                <w:rFonts w:hint="eastAsia" w:ascii="宋体" w:hAnsi="宋体" w:eastAsia="宋体" w:cs="宋体"/>
+                <w:rFonts w:ascii="宋体" w:eastAsia="宋体" w:hAnsi="宋体" w:cs="宋体" w:hint="eastAsia"/>
                 <w:b/>
                 <w:bCs/>
                 <w:szCs w:val="21"/>
@@ -616,7 +530,7 @@
               <w:spacing w:line="360" w:lineRule="auto"/>
               <w:jc w:val="center"/>
               <w:rPr>
-                <w:rFonts w:hint="eastAsia" w:ascii="宋体" w:hAnsi="宋体" w:eastAsia="宋体" w:cs="宋体"/>
+                <w:rFonts w:ascii="宋体" w:eastAsia="宋体" w:hAnsi="宋体" w:cs="宋体" w:hint="eastAsia"/>
                 <w:b/>
                 <w:bCs/>
                 <w:szCs w:val="21"/>
@@ -624,7 +538,7 @@
             </w:pPr>
             <w:r>
               <w:rPr>
-                <w:rFonts w:hint="eastAsia" w:ascii="宋体" w:hAnsi="宋体" w:eastAsia="宋体" w:cs="宋体"/>
+                <w:rFonts w:ascii="宋体" w:eastAsia="宋体" w:hAnsi="宋体" w:cs="宋体" w:hint="eastAsia"/>
                 <w:b/>
                 <w:bCs/>
                 <w:szCs w:val="21"/>
@@ -643,7 +557,7 @@
               <w:spacing w:line="360" w:lineRule="auto"/>
               <w:jc w:val="center"/>
               <w:rPr>
-                <w:rFonts w:hint="eastAsia" w:ascii="宋体" w:hAnsi="宋体" w:eastAsia="宋体" w:cs="宋体"/>
+                <w:rFonts w:ascii="宋体" w:eastAsia="宋体" w:hAnsi="宋体" w:cs="宋体" w:hint="eastAsia"/>
                 <w:b/>
                 <w:bCs/>
                 <w:szCs w:val="21"/>
@@ -651,7 +565,7 @@
             </w:pPr>
             <w:r>
               <w:rPr>
-                <w:rFonts w:hint="eastAsia" w:ascii="宋体" w:hAnsi="宋体" w:eastAsia="宋体" w:cs="宋体"/>
+                <w:rFonts w:ascii="宋体" w:eastAsia="宋体" w:hAnsi="宋体" w:cs="宋体" w:hint="eastAsia"/>
                 <w:b/>
                 <w:bCs/>
                 <w:szCs w:val="21"/>
@@ -670,7 +584,7 @@
               <w:spacing w:line="360" w:lineRule="auto"/>
               <w:jc w:val="center"/>
               <w:rPr>
-                <w:rFonts w:hint="eastAsia" w:ascii="宋体" w:hAnsi="宋体" w:eastAsia="宋体" w:cs="宋体"/>
+                <w:rFonts w:ascii="宋体" w:eastAsia="宋体" w:hAnsi="宋体" w:cs="宋体" w:hint="eastAsia"/>
                 <w:b/>
                 <w:bCs/>
                 <w:szCs w:val="21"/>
@@ -678,7 +592,7 @@
             </w:pPr>
             <w:r>
               <w:rPr>
-                <w:rFonts w:hint="eastAsia" w:ascii="宋体" w:hAnsi="宋体" w:eastAsia="宋体" w:cs="宋体"/>
+                <w:rFonts w:ascii="宋体" w:eastAsia="宋体" w:hAnsi="宋体" w:cs="宋体" w:hint="eastAsia"/>
                 <w:b/>
                 <w:bCs/>
                 <w:szCs w:val="21"/>
@@ -689,24 +603,8 @@
         </w:tc>
       </w:tr>
       <w:tr>
-        <w:tblPrEx>
-          <w:tblBorders>
-            <w:top w:val="single" w:color="auto" w:sz="4" w:space="0"/>
-            <w:left w:val="single" w:color="auto" w:sz="4" w:space="0"/>
-            <w:bottom w:val="single" w:color="auto" w:sz="4" w:space="0"/>
-            <w:right w:val="single" w:color="auto" w:sz="4" w:space="0"/>
-            <w:insideH w:val="single" w:color="auto" w:sz="4" w:space="0"/>
-            <w:insideV w:val="single" w:color="auto" w:sz="4" w:space="0"/>
-          </w:tblBorders>
-          <w:tblCellMar>
-            <w:top w:w="0" w:type="dxa"/>
-            <w:left w:w="108" w:type="dxa"/>
-            <w:bottom w:w="0" w:type="dxa"/>
-            <w:right w:w="108" w:type="dxa"/>
-          </w:tblCellMar>
-        </w:tblPrEx>
         <w:trPr>
-          <w:trHeight w:val="680" w:hRule="atLeast"/>
+          <w:trHeight w:val="680"/>
           <w:jc w:val="center"/>
         </w:trPr>
         <w:tc>
@@ -719,7 +617,7 @@
               <w:spacing w:line="360" w:lineRule="auto"/>
               <w:jc w:val="center"/>
               <w:rPr>
-                <w:rFonts w:hint="eastAsia" w:ascii="宋体" w:hAnsi="宋体" w:eastAsia="宋体" w:cs="宋体"/>
+                <w:rFonts w:ascii="宋体" w:eastAsia="宋体" w:hAnsi="宋体" w:cs="宋体" w:hint="eastAsia"/>
                 <w:b/>
                 <w:bCs/>
                 <w:szCs w:val="21"/>
@@ -727,7 +625,7 @@
             </w:pPr>
             <w:r>
               <w:rPr>
-                <w:rFonts w:hint="eastAsia" w:ascii="宋体" w:hAnsi="宋体" w:eastAsia="宋体" w:cs="宋体"/>
+                <w:rFonts w:ascii="宋体" w:eastAsia="宋体" w:hAnsi="宋体" w:cs="宋体" w:hint="eastAsia"/>
                 <w:b/>
                 <w:bCs/>
                 <w:szCs w:val="21"/>
@@ -746,7 +644,7 @@
               <w:spacing w:line="360" w:lineRule="auto"/>
               <w:jc w:val="center"/>
               <w:rPr>
-                <w:rFonts w:hint="eastAsia" w:ascii="宋体" w:hAnsi="宋体" w:eastAsia="宋体" w:cs="宋体"/>
+                <w:rFonts w:ascii="宋体" w:eastAsia="宋体" w:hAnsi="宋体" w:cs="宋体" w:hint="eastAsia"/>
                 <w:b/>
                 <w:bCs/>
                 <w:szCs w:val="21"/>
@@ -754,7 +652,7 @@
             </w:pPr>
             <w:r>
               <w:rPr>
-                <w:rFonts w:hint="eastAsia" w:ascii="宋体" w:hAnsi="宋体" w:eastAsia="宋体" w:cs="宋体"/>
+                <w:rFonts w:ascii="宋体" w:eastAsia="宋体" w:hAnsi="宋体" w:cs="宋体" w:hint="eastAsia"/>
                 <w:b/>
                 <w:bCs/>
                 <w:szCs w:val="21"/>
@@ -773,7 +671,7 @@
               <w:spacing w:line="360" w:lineRule="auto"/>
               <w:jc w:val="center"/>
               <w:rPr>
-                <w:rFonts w:hint="eastAsia" w:ascii="宋体" w:hAnsi="宋体" w:eastAsia="宋体" w:cs="宋体"/>
+                <w:rFonts w:ascii="宋体" w:eastAsia="宋体" w:hAnsi="宋体" w:cs="宋体" w:hint="eastAsia"/>
                 <w:b/>
                 <w:bCs/>
                 <w:szCs w:val="21"/>
@@ -781,7 +679,7 @@
             </w:pPr>
             <w:r>
               <w:rPr>
-                <w:rFonts w:hint="eastAsia" w:ascii="宋体" w:hAnsi="宋体" w:eastAsia="宋体" w:cs="宋体"/>
+                <w:rFonts w:ascii="宋体" w:eastAsia="宋体" w:hAnsi="宋体" w:cs="宋体" w:hint="eastAsia"/>
                 <w:b/>
                 <w:bCs/>
                 <w:szCs w:val="21"/>
@@ -800,7 +698,7 @@
               <w:spacing w:line="360" w:lineRule="auto"/>
               <w:jc w:val="center"/>
               <w:rPr>
-                <w:rFonts w:hint="eastAsia" w:ascii="宋体" w:hAnsi="宋体" w:eastAsia="宋体" w:cs="宋体"/>
+                <w:rFonts w:ascii="宋体" w:eastAsia="宋体" w:hAnsi="宋体" w:cs="宋体" w:hint="eastAsia"/>
                 <w:b/>
                 <w:bCs/>
                 <w:szCs w:val="21"/>
@@ -808,7 +706,7 @@
             </w:pPr>
             <w:r>
               <w:rPr>
-                <w:rFonts w:hint="eastAsia" w:ascii="宋体" w:hAnsi="宋体" w:eastAsia="宋体" w:cs="宋体"/>
+                <w:rFonts w:ascii="宋体" w:eastAsia="宋体" w:hAnsi="宋体" w:cs="宋体" w:hint="eastAsia"/>
                 <w:b/>
                 <w:bCs/>
                 <w:szCs w:val="21"/>
@@ -819,24 +717,8 @@
         </w:tc>
       </w:tr>
       <w:tr>
-        <w:tblPrEx>
-          <w:tblBorders>
-            <w:top w:val="single" w:color="auto" w:sz="4" w:space="0"/>
-            <w:left w:val="single" w:color="auto" w:sz="4" w:space="0"/>
-            <w:bottom w:val="single" w:color="auto" w:sz="4" w:space="0"/>
-            <w:right w:val="single" w:color="auto" w:sz="4" w:space="0"/>
-            <w:insideH w:val="single" w:color="auto" w:sz="4" w:space="0"/>
-            <w:insideV w:val="single" w:color="auto" w:sz="4" w:space="0"/>
-          </w:tblBorders>
-          <w:tblCellMar>
-            <w:top w:w="0" w:type="dxa"/>
-            <w:left w:w="108" w:type="dxa"/>
-            <w:bottom w:w="0" w:type="dxa"/>
-            <w:right w:w="108" w:type="dxa"/>
-          </w:tblCellMar>
-        </w:tblPrEx>
         <w:trPr>
-          <w:trHeight w:val="680" w:hRule="atLeast"/>
+          <w:trHeight w:val="680"/>
           <w:jc w:val="center"/>
         </w:trPr>
         <w:tc>
@@ -849,7 +731,7 @@
               <w:spacing w:line="360" w:lineRule="auto"/>
               <w:jc w:val="center"/>
               <w:rPr>
-                <w:rFonts w:hint="eastAsia" w:ascii="宋体" w:hAnsi="宋体" w:eastAsia="宋体" w:cs="宋体"/>
+                <w:rFonts w:ascii="宋体" w:eastAsia="宋体" w:hAnsi="宋体" w:cs="宋体" w:hint="eastAsia"/>
                 <w:b/>
                 <w:bCs/>
                 <w:szCs w:val="21"/>
@@ -857,7 +739,7 @@
             </w:pPr>
             <w:r>
               <w:rPr>
-                <w:rFonts w:hint="eastAsia" w:ascii="宋体" w:hAnsi="宋体" w:eastAsia="宋体" w:cs="宋体"/>
+                <w:rFonts w:ascii="宋体" w:eastAsia="宋体" w:hAnsi="宋体" w:cs="宋体" w:hint="eastAsia"/>
                 <w:b/>
                 <w:bCs/>
                 <w:szCs w:val="21"/>
@@ -875,10 +757,10 @@
           <w:p>
             <w:pPr>
               <w:spacing w:line="360" w:lineRule="auto"/>
-              <w:ind w:firstLine="422" w:firstLineChars="200"/>
+              <w:ind w:firstLineChars="200" w:firstLine="422"/>
               <w:jc w:val="center"/>
               <w:rPr>
-                <w:rFonts w:hint="eastAsia" w:ascii="宋体" w:hAnsi="宋体" w:eastAsia="宋体" w:cs="宋体"/>
+                <w:rFonts w:ascii="宋体" w:eastAsia="宋体" w:hAnsi="宋体" w:cs="宋体" w:hint="eastAsia"/>
                 <w:b/>
                 <w:bCs/>
                 <w:color w:val="333333"/>
@@ -890,9 +772,9 @@
           <w:p>
             <w:pPr>
               <w:spacing w:line="360" w:lineRule="auto"/>
-              <w:ind w:firstLine="420" w:firstLineChars="200"/>
-              <w:rPr>
-                <w:rFonts w:hint="eastAsia" w:ascii="宋体" w:hAnsi="宋体" w:eastAsia="宋体" w:cs="宋体"/>
+              <w:ind w:firstLineChars="200" w:firstLine="420"/>
+              <w:rPr>
+                <w:rFonts w:ascii="宋体" w:eastAsia="宋体" w:hAnsi="宋体" w:cs="宋体" w:hint="eastAsia"/>
                 <w:b/>
                 <w:bCs/>
                 <w:color w:val="333333"/>
@@ -902,7 +784,7 @@
             </w:pPr>
             <w:r>
               <w:rPr>
-                <w:rFonts w:hint="eastAsia" w:ascii="宋体" w:hAnsi="宋体" w:eastAsia="宋体" w:cs="宋体"/>
+                <w:rFonts w:ascii="宋体" w:eastAsia="宋体" w:hAnsi="宋体" w:cs="宋体" w:hint="eastAsia"/>
                 <w:color w:val="333333"/>
                 <w:szCs w:val="21"/>
                 <w:shd w:val="clear" w:color="auto" w:fill="FFFFFF"/>
@@ -913,24 +795,8 @@
         </w:tc>
       </w:tr>
       <w:tr>
-        <w:tblPrEx>
-          <w:tblBorders>
-            <w:top w:val="single" w:color="auto" w:sz="4" w:space="0"/>
-            <w:left w:val="single" w:color="auto" w:sz="4" w:space="0"/>
-            <w:bottom w:val="single" w:color="auto" w:sz="4" w:space="0"/>
-            <w:right w:val="single" w:color="auto" w:sz="4" w:space="0"/>
-            <w:insideH w:val="single" w:color="auto" w:sz="4" w:space="0"/>
-            <w:insideV w:val="single" w:color="auto" w:sz="4" w:space="0"/>
-          </w:tblBorders>
-          <w:tblCellMar>
-            <w:top w:w="0" w:type="dxa"/>
-            <w:left w:w="108" w:type="dxa"/>
-            <w:bottom w:w="0" w:type="dxa"/>
-            <w:right w:w="108" w:type="dxa"/>
-          </w:tblCellMar>
-        </w:tblPrEx>
         <w:trPr>
-          <w:trHeight w:val="680" w:hRule="atLeast"/>
+          <w:trHeight w:val="680"/>
           <w:jc w:val="center"/>
         </w:trPr>
         <w:tc>
@@ -943,7 +809,7 @@
               <w:spacing w:line="360" w:lineRule="auto"/>
               <w:jc w:val="center"/>
               <w:rPr>
-                <w:rFonts w:hint="eastAsia" w:ascii="宋体" w:hAnsi="宋体" w:eastAsia="宋体" w:cs="宋体"/>
+                <w:rFonts w:ascii="宋体" w:eastAsia="宋体" w:hAnsi="宋体" w:cs="宋体" w:hint="eastAsia"/>
                 <w:b/>
                 <w:bCs/>
                 <w:szCs w:val="21"/>
@@ -951,7 +817,7 @@
             </w:pPr>
             <w:r>
               <w:rPr>
-                <w:rFonts w:hint="eastAsia" w:ascii="宋体" w:hAnsi="宋体" w:eastAsia="宋体" w:cs="宋体"/>
+                <w:rFonts w:ascii="宋体" w:eastAsia="宋体" w:hAnsi="宋体" w:cs="宋体" w:hint="eastAsia"/>
                 <w:b/>
                 <w:bCs/>
                 <w:szCs w:val="21"/>
@@ -970,7 +836,7 @@
               <w:spacing w:line="360" w:lineRule="auto"/>
               <w:jc w:val="center"/>
               <w:rPr>
-                <w:rFonts w:hint="eastAsia" w:ascii="宋体" w:hAnsi="宋体" w:eastAsia="宋体" w:cs="宋体"/>
+                <w:rFonts w:ascii="宋体" w:eastAsia="宋体" w:hAnsi="宋体" w:cs="宋体" w:hint="eastAsia"/>
                 <w:b/>
                 <w:bCs/>
                 <w:szCs w:val="21"/>
@@ -978,7 +844,7 @@
             </w:pPr>
             <w:r>
               <w:rPr>
-                <w:rFonts w:hint="eastAsia" w:ascii="宋体" w:hAnsi="宋体" w:eastAsia="宋体" w:cs="宋体"/>
+                <w:rFonts w:ascii="宋体" w:eastAsia="宋体" w:hAnsi="宋体" w:cs="宋体" w:hint="eastAsia"/>
                 <w:b/>
                 <w:bCs/>
                 <w:szCs w:val="21"/>
@@ -1000,7 +866,7 @@
               <w:spacing w:line="360" w:lineRule="auto"/>
               <w:jc w:val="center"/>
               <w:rPr>
-                <w:rFonts w:hint="eastAsia" w:ascii="宋体" w:hAnsi="宋体" w:eastAsia="宋体" w:cs="宋体"/>
+                <w:rFonts w:ascii="宋体" w:eastAsia="宋体" w:hAnsi="宋体" w:cs="宋体" w:hint="eastAsia"/>
                 <w:b/>
                 <w:bCs/>
                 <w:szCs w:val="21"/>
@@ -1008,7 +874,7 @@
             </w:pPr>
             <w:r>
               <w:rPr>
-                <w:rFonts w:hint="eastAsia" w:ascii="宋体" w:hAnsi="宋体" w:eastAsia="宋体" w:cs="宋体"/>
+                <w:rFonts w:ascii="宋体" w:eastAsia="宋体" w:hAnsi="宋体" w:cs="宋体" w:hint="eastAsia"/>
                 <w:b/>
                 <w:bCs/>
                 <w:szCs w:val="21"/>
@@ -1027,25 +893,21 @@
               <w:spacing w:line="360" w:lineRule="auto"/>
               <w:jc w:val="center"/>
               <w:rPr>
-                <w:rFonts w:hint="default" w:ascii="宋体" w:hAnsi="宋体" w:eastAsia="宋体" w:cs="宋体"/>
+                <w:rFonts w:ascii="宋体" w:eastAsia="宋体" w:hAnsi="宋体" w:cs="宋体" w:hint="eastAsia"/>
                 <w:b/>
                 <w:bCs/>
                 <w:szCs w:val="21"/>
-                <w:lang w:val="en-US" w:eastAsia="zh-CN"/>
               </w:rPr>
             </w:pPr>
             <w:r>
               <w:rPr>
-                <w:rFonts w:hint="eastAsia" w:ascii="宋体" w:hAnsi="宋体" w:eastAsia="宋体" w:cs="宋体"/>
+                <w:rFonts w:ascii="宋体" w:eastAsia="宋体" w:hAnsi="宋体" w:cs="宋体" w:hint="eastAsia"/>
                 <w:b/>
                 <w:bCs/>
                 <w:szCs w:val="21"/>
-                <w:lang w:val="en-US" w:eastAsia="zh-CN"/>
               </w:rPr>
               <w:t>刘品洁</w:t>
             </w:r>
-            <w:bookmarkStart w:id="0" w:name="_GoBack"/>
-            <w:bookmarkEnd w:id="0"/>
           </w:p>
         </w:tc>
       </w:tr>
@@ -1054,7 +916,7 @@
       <w:pPr>
         <w:spacing w:line="360" w:lineRule="auto"/>
         <w:rPr>
-          <w:rFonts w:hint="eastAsia" w:ascii="宋体" w:hAnsi="宋体" w:eastAsia="宋体" w:cs="宋体"/>
+          <w:rFonts w:ascii="宋体" w:eastAsia="宋体" w:hAnsi="宋体" w:cs="宋体" w:hint="eastAsia"/>
           <w:sz w:val="28"/>
           <w:szCs w:val="28"/>
         </w:rPr>
@@ -1062,11 +924,11 @@
     </w:p>
     <w:p>
       <w:pPr>
-        <w:pStyle w:val="8"/>
-        <w:spacing w:line="360" w:lineRule="auto"/>
-        <w:ind w:firstLine="0" w:firstLineChars="0"/>
-        <w:rPr>
-          <w:rFonts w:hint="eastAsia" w:ascii="黑体" w:hAnsi="黑体" w:eastAsia="黑体" w:cs="宋体"/>
+        <w:pStyle w:val="a9"/>
+        <w:spacing w:line="360" w:lineRule="auto"/>
+        <w:ind w:firstLineChars="0" w:firstLine="0"/>
+        <w:rPr>
+          <w:rFonts w:ascii="黑体" w:eastAsia="黑体" w:hAnsi="黑体" w:cs="宋体" w:hint="eastAsia"/>
           <w:b/>
           <w:bCs/>
           <w:sz w:val="24"/>
@@ -1075,7 +937,7 @@
       </w:pPr>
       <w:r>
         <w:rPr>
-          <w:rFonts w:hint="eastAsia" w:ascii="黑体" w:hAnsi="黑体" w:eastAsia="黑体" w:cs="宋体"/>
+          <w:rFonts w:ascii="黑体" w:eastAsia="黑体" w:hAnsi="黑体" w:cs="宋体" w:hint="eastAsia"/>
           <w:b/>
           <w:bCs/>
           <w:sz w:val="24"/>
@@ -1087,15 +949,15 @@
     <w:p>
       <w:pPr>
         <w:spacing w:line="360" w:lineRule="auto"/>
-        <w:ind w:firstLine="420" w:firstLineChars="200"/>
-        <w:rPr>
-          <w:rFonts w:hint="eastAsia" w:ascii="宋体" w:hAnsi="宋体" w:eastAsia="宋体" w:cs="宋体"/>
-          <w:szCs w:val="21"/>
-        </w:rPr>
-      </w:pPr>
-      <w:r>
-        <w:rPr>
-          <w:rFonts w:hint="eastAsia" w:ascii="宋体" w:hAnsi="宋体" w:eastAsia="宋体" w:cs="宋体"/>
+        <w:ind w:firstLineChars="200" w:firstLine="420"/>
+        <w:rPr>
+          <w:rFonts w:ascii="宋体" w:eastAsia="宋体" w:hAnsi="宋体" w:cs="宋体" w:hint="eastAsia"/>
+          <w:szCs w:val="21"/>
+        </w:rPr>
+      </w:pPr>
+      <w:r>
+        <w:rPr>
+          <w:rFonts w:ascii="宋体" w:eastAsia="宋体" w:hAnsi="宋体" w:cs="宋体" w:hint="eastAsia"/>
           <w:szCs w:val="21"/>
         </w:rPr>
         <w:t>计算机网络实验课程，作为一门实践性强的专业课程，旨在通过20学时的紧凑训练，深化学生对计算机网络原理的理解并提升实际操作能力。该课程的核心目的是使学生通过实践活动，从而更加深刻地理解计算机网络的工作原理、网络设计、配置及故障排除方法。</w:t>
@@ -1104,9 +966,9 @@
     <w:p>
       <w:pPr>
         <w:spacing w:line="360" w:lineRule="auto"/>
-        <w:ind w:firstLine="422" w:firstLineChars="200"/>
-        <w:rPr>
-          <w:rFonts w:hint="eastAsia" w:ascii="宋体" w:hAnsi="宋体" w:eastAsia="宋体" w:cs="宋体"/>
+        <w:ind w:firstLineChars="200" w:firstLine="422"/>
+        <w:rPr>
+          <w:rFonts w:ascii="宋体" w:eastAsia="宋体" w:hAnsi="宋体" w:cs="宋体" w:hint="eastAsia"/>
           <w:b/>
           <w:bCs/>
           <w:szCs w:val="21"/>
@@ -1114,7 +976,7 @@
       </w:pPr>
       <w:r>
         <w:rPr>
-          <w:rFonts w:hint="eastAsia" w:ascii="宋体" w:hAnsi="宋体" w:eastAsia="宋体" w:cs="宋体"/>
+          <w:rFonts w:ascii="宋体" w:eastAsia="宋体" w:hAnsi="宋体" w:cs="宋体" w:hint="eastAsia"/>
           <w:b/>
           <w:bCs/>
           <w:szCs w:val="21"/>
@@ -1125,22 +987,22 @@
     <w:p>
       <w:pPr>
         <w:spacing w:line="360" w:lineRule="auto"/>
-        <w:ind w:firstLine="420" w:firstLineChars="200"/>
-        <w:rPr>
-          <w:rFonts w:hint="eastAsia" w:ascii="宋体" w:hAnsi="宋体" w:eastAsia="宋体" w:cs="宋体"/>
-          <w:szCs w:val="21"/>
-        </w:rPr>
-      </w:pPr>
-      <w:r>
-        <w:rPr>
-          <w:rFonts w:hint="eastAsia" w:ascii="宋体" w:hAnsi="宋体" w:eastAsia="宋体" w:cs="宋体"/>
+        <w:ind w:firstLineChars="200" w:firstLine="420"/>
+        <w:rPr>
+          <w:rFonts w:ascii="宋体" w:eastAsia="宋体" w:hAnsi="宋体" w:cs="宋体" w:hint="eastAsia"/>
+          <w:szCs w:val="21"/>
+        </w:rPr>
+      </w:pPr>
+      <w:r>
+        <w:rPr>
+          <w:rFonts w:ascii="宋体" w:eastAsia="宋体" w:hAnsi="宋体" w:cs="宋体" w:hint="eastAsia"/>
           <w:szCs w:val="21"/>
         </w:rPr>
         <w:t>1.</w:t>
       </w:r>
       <w:r>
         <w:rPr>
-          <w:rFonts w:ascii="宋体" w:hAnsi="宋体" w:eastAsia="宋体" w:cs="宋体"/>
+          <w:rFonts w:ascii="宋体" w:eastAsia="宋体" w:hAnsi="宋体" w:cs="宋体"/>
           <w:szCs w:val="21"/>
         </w:rPr>
         <w:t>网络设计与配置：掌握网络设备的配置方法，包括路由器、交换机的基本配置，了解网络设计的基本原则。</w:t>
@@ -1149,32 +1011,33 @@
     <w:p>
       <w:pPr>
         <w:spacing w:line="360" w:lineRule="auto"/>
-        <w:ind w:firstLine="420" w:firstLineChars="200"/>
-        <w:rPr>
-          <w:rFonts w:hint="eastAsia" w:ascii="宋体" w:hAnsi="宋体" w:eastAsia="宋体" w:cs="宋体"/>
-          <w:szCs w:val="21"/>
-        </w:rPr>
-      </w:pPr>
-      <w:r>
-        <w:rPr>
-          <w:rFonts w:hint="eastAsia" w:ascii="宋体" w:hAnsi="宋体" w:eastAsia="宋体" w:cs="宋体"/>
-          <w:szCs w:val="21"/>
-        </w:rPr>
+        <w:ind w:firstLineChars="200" w:firstLine="420"/>
+        <w:rPr>
+          <w:rFonts w:ascii="宋体" w:eastAsia="宋体" w:hAnsi="宋体" w:cs="宋体" w:hint="eastAsia"/>
+          <w:szCs w:val="21"/>
+        </w:rPr>
+      </w:pPr>
+      <w:r>
+        <w:rPr>
+          <w:rFonts w:ascii="宋体" w:eastAsia="宋体" w:hAnsi="宋体" w:cs="宋体" w:hint="eastAsia"/>
+          <w:szCs w:val="21"/>
+        </w:rPr>
+        <w:lastRenderedPageBreak/>
         <w:t>2.网络协议与服务：深入理解各种网络协议的工作原理及其在网络通信中的应用。</w:t>
       </w:r>
     </w:p>
     <w:p>
       <w:pPr>
         <w:spacing w:line="360" w:lineRule="auto"/>
-        <w:ind w:firstLine="420" w:firstLineChars="200"/>
-        <w:rPr>
-          <w:rFonts w:hint="eastAsia" w:ascii="宋体" w:hAnsi="宋体" w:eastAsia="宋体" w:cs="宋体"/>
-          <w:szCs w:val="21"/>
-        </w:rPr>
-      </w:pPr>
-      <w:r>
-        <w:rPr>
-          <w:rFonts w:hint="eastAsia" w:ascii="宋体" w:hAnsi="宋体" w:eastAsia="宋体" w:cs="宋体"/>
+        <w:ind w:firstLineChars="200" w:firstLine="420"/>
+        <w:rPr>
+          <w:rFonts w:ascii="宋体" w:eastAsia="宋体" w:hAnsi="宋体" w:cs="宋体" w:hint="eastAsia"/>
+          <w:szCs w:val="21"/>
+        </w:rPr>
+      </w:pPr>
+      <w:r>
+        <w:rPr>
+          <w:rFonts w:ascii="宋体" w:eastAsia="宋体" w:hAnsi="宋体" w:cs="宋体" w:hint="eastAsia"/>
           <w:szCs w:val="21"/>
         </w:rPr>
         <w:t>3.网络故障诊断与排除：学习使用网络诊断工具（如ping, traceroute, Wireshark等），培养快速识别和解决网络问题的能力。</w:t>
@@ -1183,9 +1046,9 @@
     <w:p>
       <w:pPr>
         <w:spacing w:line="360" w:lineRule="auto"/>
-        <w:ind w:firstLine="422" w:firstLineChars="200"/>
-        <w:rPr>
-          <w:rFonts w:hint="eastAsia" w:ascii="宋体" w:hAnsi="宋体" w:eastAsia="宋体" w:cs="宋体"/>
+        <w:ind w:firstLineChars="200" w:firstLine="422"/>
+        <w:rPr>
+          <w:rFonts w:ascii="宋体" w:eastAsia="宋体" w:hAnsi="宋体" w:cs="宋体" w:hint="eastAsia"/>
           <w:b/>
           <w:bCs/>
           <w:szCs w:val="21"/>
@@ -1193,7 +1056,7 @@
       </w:pPr>
       <w:r>
         <w:rPr>
-          <w:rFonts w:hint="eastAsia" w:ascii="宋体" w:hAnsi="宋体" w:eastAsia="宋体" w:cs="宋体"/>
+          <w:rFonts w:ascii="宋体" w:eastAsia="宋体" w:hAnsi="宋体" w:cs="宋体" w:hint="eastAsia"/>
           <w:b/>
           <w:bCs/>
           <w:szCs w:val="21"/>
@@ -1204,15 +1067,15 @@
     <w:p>
       <w:pPr>
         <w:spacing w:line="360" w:lineRule="auto"/>
-        <w:ind w:firstLine="420" w:firstLineChars="200"/>
-        <w:rPr>
-          <w:rFonts w:hint="eastAsia" w:ascii="宋体" w:hAnsi="宋体" w:eastAsia="宋体" w:cs="宋体"/>
-          <w:szCs w:val="21"/>
-        </w:rPr>
-      </w:pPr>
-      <w:r>
-        <w:rPr>
-          <w:rFonts w:hint="eastAsia" w:ascii="宋体" w:hAnsi="宋体" w:eastAsia="宋体" w:cs="宋体"/>
+        <w:ind w:firstLineChars="200" w:firstLine="420"/>
+        <w:rPr>
+          <w:rFonts w:ascii="宋体" w:eastAsia="宋体" w:hAnsi="宋体" w:cs="宋体" w:hint="eastAsia"/>
+          <w:szCs w:val="21"/>
+        </w:rPr>
+      </w:pPr>
+      <w:r>
+        <w:rPr>
+          <w:rFonts w:ascii="宋体" w:eastAsia="宋体" w:hAnsi="宋体" w:cs="宋体" w:hint="eastAsia"/>
           <w:szCs w:val="21"/>
         </w:rPr>
         <w:t>1.理解实验原理及方案：学生需要充分理解实验的目的、原理及步骤，能够按照实验指导书独立完成实验。</w:t>
@@ -1221,15 +1084,15 @@
     <w:p>
       <w:pPr>
         <w:spacing w:line="360" w:lineRule="auto"/>
-        <w:ind w:firstLine="420" w:firstLineChars="200"/>
-        <w:rPr>
-          <w:rFonts w:hint="eastAsia" w:ascii="宋体" w:hAnsi="宋体" w:eastAsia="宋体" w:cs="宋体"/>
-          <w:szCs w:val="21"/>
-        </w:rPr>
-      </w:pPr>
-      <w:r>
-        <w:rPr>
-          <w:rFonts w:hint="eastAsia" w:ascii="宋体" w:hAnsi="宋体" w:eastAsia="宋体" w:cs="宋体"/>
+        <w:ind w:firstLineChars="200" w:firstLine="420"/>
+        <w:rPr>
+          <w:rFonts w:ascii="宋体" w:eastAsia="宋体" w:hAnsi="宋体" w:cs="宋体" w:hint="eastAsia"/>
+          <w:szCs w:val="21"/>
+        </w:rPr>
+      </w:pPr>
+      <w:r>
+        <w:rPr>
+          <w:rFonts w:ascii="宋体" w:eastAsia="宋体" w:hAnsi="宋体" w:cs="宋体" w:hint="eastAsia"/>
           <w:szCs w:val="21"/>
         </w:rPr>
         <w:t>2.掌握正确的操作流程：熟练掌握网络设备的使用方法和配置步骤，按照操作规程执行。</w:t>
@@ -1238,15 +1101,15 @@
     <w:p>
       <w:pPr>
         <w:spacing w:line="360" w:lineRule="auto"/>
-        <w:ind w:firstLine="420" w:firstLineChars="200"/>
-        <w:rPr>
-          <w:rFonts w:hint="eastAsia" w:ascii="宋体" w:hAnsi="宋体" w:eastAsia="宋体" w:cs="宋体"/>
-          <w:szCs w:val="21"/>
-        </w:rPr>
-      </w:pPr>
-      <w:r>
-        <w:rPr>
-          <w:rFonts w:hint="eastAsia" w:ascii="宋体" w:hAnsi="宋体" w:eastAsia="宋体" w:cs="宋体"/>
+        <w:ind w:firstLineChars="200" w:firstLine="420"/>
+        <w:rPr>
+          <w:rFonts w:ascii="宋体" w:eastAsia="宋体" w:hAnsi="宋体" w:cs="宋体" w:hint="eastAsia"/>
+          <w:szCs w:val="21"/>
+        </w:rPr>
+      </w:pPr>
+      <w:r>
+        <w:rPr>
+          <w:rFonts w:ascii="宋体" w:eastAsia="宋体" w:hAnsi="宋体" w:cs="宋体" w:hint="eastAsia"/>
           <w:szCs w:val="21"/>
         </w:rPr>
         <w:t>3.仪器使用：正确使用网络实验室的仪器设备，包括网络模拟器、实体设备等。</w:t>
@@ -1255,15 +1118,15 @@
     <w:p>
       <w:pPr>
         <w:spacing w:line="360" w:lineRule="auto"/>
-        <w:ind w:firstLine="420" w:firstLineChars="200"/>
-        <w:rPr>
-          <w:rFonts w:hint="eastAsia" w:ascii="宋体" w:hAnsi="宋体" w:eastAsia="宋体" w:cs="宋体"/>
-          <w:szCs w:val="21"/>
-        </w:rPr>
-      </w:pPr>
-      <w:r>
-        <w:rPr>
-          <w:rFonts w:hint="eastAsia" w:ascii="宋体" w:hAnsi="宋体" w:eastAsia="宋体" w:cs="宋体"/>
+        <w:ind w:firstLineChars="200" w:firstLine="420"/>
+        <w:rPr>
+          <w:rFonts w:ascii="宋体" w:eastAsia="宋体" w:hAnsi="宋体" w:cs="宋体" w:hint="eastAsia"/>
+          <w:szCs w:val="21"/>
+        </w:rPr>
+      </w:pPr>
+      <w:r>
+        <w:rPr>
+          <w:rFonts w:ascii="宋体" w:eastAsia="宋体" w:hAnsi="宋体" w:cs="宋体" w:hint="eastAsia"/>
           <w:szCs w:val="21"/>
         </w:rPr>
         <w:t>4.处理和实践能力：培养学生在面对网络问题时的分析、判断和处理能力，增强实际解决问题的实践能力。</w:t>
@@ -1272,9 +1135,9 @@
     <w:p>
       <w:pPr>
         <w:spacing w:line="360" w:lineRule="auto"/>
-        <w:ind w:firstLine="480" w:firstLineChars="200"/>
-        <w:rPr>
-          <w:rFonts w:hint="eastAsia" w:ascii="宋体" w:hAnsi="宋体" w:eastAsia="宋体" w:cs="宋体"/>
+        <w:ind w:firstLineChars="200" w:firstLine="480"/>
+        <w:rPr>
+          <w:rFonts w:ascii="宋体" w:eastAsia="宋体" w:hAnsi="宋体" w:cs="宋体" w:hint="eastAsia"/>
           <w:color w:val="333333"/>
           <w:sz w:val="24"/>
           <w:szCs w:val="24"/>
@@ -1284,11 +1147,11 @@
     </w:p>
     <w:p>
       <w:pPr>
-        <w:pStyle w:val="8"/>
-        <w:spacing w:line="360" w:lineRule="auto"/>
-        <w:ind w:firstLine="0" w:firstLineChars="0"/>
-        <w:rPr>
-          <w:rFonts w:hint="eastAsia" w:ascii="黑体" w:hAnsi="黑体" w:eastAsia="黑体" w:cs="宋体"/>
+        <w:pStyle w:val="a9"/>
+        <w:spacing w:line="360" w:lineRule="auto"/>
+        <w:ind w:firstLineChars="0" w:firstLine="0"/>
+        <w:rPr>
+          <w:rFonts w:ascii="黑体" w:eastAsia="黑体" w:hAnsi="黑体" w:cs="宋体" w:hint="eastAsia"/>
           <w:b/>
           <w:bCs/>
           <w:sz w:val="24"/>
@@ -1297,7 +1160,7 @@
       </w:pPr>
       <w:r>
         <w:rPr>
-          <w:rFonts w:hint="eastAsia" w:ascii="黑体" w:hAnsi="黑体" w:eastAsia="黑体" w:cs="宋体"/>
+          <w:rFonts w:ascii="黑体" w:eastAsia="黑体" w:hAnsi="黑体" w:cs="宋体" w:hint="eastAsia"/>
           <w:b/>
           <w:bCs/>
           <w:sz w:val="24"/>
@@ -1309,15 +1172,15 @@
     <w:p>
       <w:pPr>
         <w:spacing w:line="360" w:lineRule="auto"/>
-        <w:ind w:firstLine="420" w:firstLineChars="200"/>
-        <w:rPr>
-          <w:rFonts w:hint="eastAsia" w:ascii="宋体" w:hAnsi="宋体" w:eastAsia="宋体" w:cs="宋体"/>
-          <w:szCs w:val="21"/>
-        </w:rPr>
-      </w:pPr>
-      <w:r>
-        <w:rPr>
-          <w:rFonts w:hint="eastAsia" w:ascii="宋体" w:hAnsi="宋体" w:eastAsia="宋体" w:cs="宋体"/>
+        <w:ind w:firstLineChars="200" w:firstLine="420"/>
+        <w:rPr>
+          <w:rFonts w:ascii="宋体" w:eastAsia="宋体" w:hAnsi="宋体" w:cs="宋体" w:hint="eastAsia"/>
+          <w:szCs w:val="21"/>
+        </w:rPr>
+      </w:pPr>
+      <w:r>
+        <w:rPr>
+          <w:rFonts w:ascii="宋体" w:eastAsia="宋体" w:hAnsi="宋体" w:cs="宋体" w:hint="eastAsia"/>
           <w:szCs w:val="21"/>
         </w:rPr>
         <w:t>分为实践（实验）前准备、实践（实验）中操作、实践（实验）后报告三个阶段。</w:t>
@@ -1326,15 +1189,15 @@
     <w:p>
       <w:pPr>
         <w:spacing w:line="360" w:lineRule="auto"/>
-        <w:ind w:firstLine="422" w:firstLineChars="200"/>
-        <w:rPr>
-          <w:rFonts w:hint="eastAsia" w:ascii="宋体" w:hAnsi="宋体" w:eastAsia="宋体" w:cs="宋体"/>
-          <w:szCs w:val="21"/>
-        </w:rPr>
-      </w:pPr>
-      <w:r>
-        <w:rPr>
-          <w:rFonts w:hint="eastAsia" w:ascii="宋体" w:hAnsi="宋体" w:eastAsia="宋体" w:cs="宋体"/>
+        <w:ind w:firstLineChars="200" w:firstLine="422"/>
+        <w:rPr>
+          <w:rFonts w:ascii="宋体" w:eastAsia="宋体" w:hAnsi="宋体" w:cs="宋体" w:hint="eastAsia"/>
+          <w:szCs w:val="21"/>
+        </w:rPr>
+      </w:pPr>
+      <w:r>
+        <w:rPr>
+          <w:rFonts w:ascii="宋体" w:eastAsia="宋体" w:hAnsi="宋体" w:cs="宋体" w:hint="eastAsia"/>
           <w:b/>
           <w:bCs/>
           <w:szCs w:val="21"/>
@@ -1345,15 +1208,15 @@
     <w:p>
       <w:pPr>
         <w:spacing w:line="360" w:lineRule="auto"/>
-        <w:ind w:firstLine="422" w:firstLineChars="200"/>
-        <w:rPr>
-          <w:rFonts w:hint="eastAsia" w:ascii="宋体" w:hAnsi="宋体" w:eastAsia="宋体" w:cs="宋体"/>
-          <w:szCs w:val="21"/>
-        </w:rPr>
-      </w:pPr>
-      <w:r>
-        <w:rPr>
-          <w:rFonts w:hint="eastAsia" w:ascii="宋体" w:hAnsi="宋体" w:eastAsia="宋体" w:cs="宋体"/>
+        <w:ind w:firstLineChars="200" w:firstLine="422"/>
+        <w:rPr>
+          <w:rFonts w:ascii="宋体" w:eastAsia="宋体" w:hAnsi="宋体" w:cs="宋体" w:hint="eastAsia"/>
+          <w:szCs w:val="21"/>
+        </w:rPr>
+      </w:pPr>
+      <w:r>
+        <w:rPr>
+          <w:rFonts w:ascii="宋体" w:eastAsia="宋体" w:hAnsi="宋体" w:cs="宋体" w:hint="eastAsia"/>
           <w:b/>
           <w:bCs/>
           <w:szCs w:val="21"/>
@@ -1362,7 +1225,7 @@
       </w:r>
       <w:r>
         <w:rPr>
-          <w:rFonts w:hint="eastAsia" w:ascii="宋体" w:hAnsi="宋体" w:eastAsia="宋体" w:cs="宋体"/>
+          <w:rFonts w:ascii="宋体" w:eastAsia="宋体" w:hAnsi="宋体" w:cs="宋体" w:hint="eastAsia"/>
           <w:szCs w:val="21"/>
         </w:rPr>
         <w:t>学生应该具备与实验相关的计算机网络理论知识，理解实验的目的和涉及的理论概念。</w:t>
@@ -1371,15 +1234,15 @@
     <w:p>
       <w:pPr>
         <w:spacing w:line="360" w:lineRule="auto"/>
-        <w:ind w:firstLine="422" w:firstLineChars="200"/>
-        <w:rPr>
-          <w:rFonts w:hint="eastAsia" w:ascii="宋体" w:hAnsi="宋体" w:eastAsia="宋体" w:cs="宋体"/>
-          <w:szCs w:val="21"/>
-        </w:rPr>
-      </w:pPr>
-      <w:r>
-        <w:rPr>
-          <w:rFonts w:hint="eastAsia" w:ascii="宋体" w:hAnsi="宋体" w:eastAsia="宋体" w:cs="宋体"/>
+        <w:ind w:firstLineChars="200" w:firstLine="422"/>
+        <w:rPr>
+          <w:rFonts w:ascii="宋体" w:eastAsia="宋体" w:hAnsi="宋体" w:cs="宋体" w:hint="eastAsia"/>
+          <w:szCs w:val="21"/>
+        </w:rPr>
+      </w:pPr>
+      <w:r>
+        <w:rPr>
+          <w:rFonts w:ascii="宋体" w:eastAsia="宋体" w:hAnsi="宋体" w:cs="宋体" w:hint="eastAsia"/>
           <w:b/>
           <w:bCs/>
           <w:szCs w:val="21"/>
@@ -1388,7 +1251,7 @@
       </w:r>
       <w:r>
         <w:rPr>
-          <w:rFonts w:hint="eastAsia" w:ascii="宋体" w:hAnsi="宋体" w:eastAsia="宋体" w:cs="宋体"/>
+          <w:rFonts w:ascii="宋体" w:eastAsia="宋体" w:hAnsi="宋体" w:cs="宋体" w:hint="eastAsia"/>
           <w:szCs w:val="21"/>
         </w:rPr>
         <w:t>了解实验室的安全规定，熟悉实验室设备的正确使用方法，掌握紧急情况下的处理措施。</w:t>
@@ -1397,25 +1260,25 @@
     <w:p>
       <w:pPr>
         <w:spacing w:line="360" w:lineRule="auto"/>
-        <w:ind w:firstLine="420" w:firstLineChars="200"/>
-        <w:rPr>
-          <w:rFonts w:hint="eastAsia" w:ascii="宋体" w:hAnsi="宋体" w:eastAsia="宋体" w:cs="宋体"/>
-          <w:szCs w:val="21"/>
-        </w:rPr>
-      </w:pPr>
-    </w:p>
-    <w:p>
-      <w:pPr>
-        <w:spacing w:line="360" w:lineRule="auto"/>
-        <w:ind w:firstLine="422" w:firstLineChars="200"/>
-        <w:rPr>
-          <w:rFonts w:hint="eastAsia" w:ascii="宋体" w:hAnsi="宋体" w:eastAsia="宋体" w:cs="宋体"/>
-          <w:szCs w:val="21"/>
-        </w:rPr>
-      </w:pPr>
-      <w:r>
-        <w:rPr>
-          <w:rFonts w:hint="eastAsia" w:ascii="宋体" w:hAnsi="宋体" w:eastAsia="宋体" w:cs="宋体"/>
+        <w:ind w:firstLineChars="200" w:firstLine="420"/>
+        <w:rPr>
+          <w:rFonts w:ascii="宋体" w:eastAsia="宋体" w:hAnsi="宋体" w:cs="宋体" w:hint="eastAsia"/>
+          <w:szCs w:val="21"/>
+        </w:rPr>
+      </w:pPr>
+    </w:p>
+    <w:p>
+      <w:pPr>
+        <w:spacing w:line="360" w:lineRule="auto"/>
+        <w:ind w:firstLineChars="200" w:firstLine="422"/>
+        <w:rPr>
+          <w:rFonts w:ascii="宋体" w:eastAsia="宋体" w:hAnsi="宋体" w:cs="宋体" w:hint="eastAsia"/>
+          <w:szCs w:val="21"/>
+        </w:rPr>
+      </w:pPr>
+      <w:r>
+        <w:rPr>
+          <w:rFonts w:ascii="宋体" w:eastAsia="宋体" w:hAnsi="宋体" w:cs="宋体" w:hint="eastAsia"/>
           <w:b/>
           <w:bCs/>
           <w:szCs w:val="21"/>
@@ -1426,15 +1289,15 @@
     <w:p>
       <w:pPr>
         <w:spacing w:line="360" w:lineRule="auto"/>
-        <w:ind w:firstLine="422" w:firstLineChars="200"/>
-        <w:rPr>
-          <w:rFonts w:hint="eastAsia" w:ascii="宋体" w:hAnsi="宋体" w:eastAsia="宋体" w:cs="宋体"/>
-          <w:szCs w:val="21"/>
-        </w:rPr>
-      </w:pPr>
-      <w:r>
-        <w:rPr>
-          <w:rFonts w:hint="eastAsia" w:ascii="宋体" w:hAnsi="宋体" w:eastAsia="宋体" w:cs="宋体"/>
+        <w:ind w:firstLineChars="200" w:firstLine="422"/>
+        <w:rPr>
+          <w:rFonts w:ascii="宋体" w:eastAsia="宋体" w:hAnsi="宋体" w:cs="宋体" w:hint="eastAsia"/>
+          <w:szCs w:val="21"/>
+        </w:rPr>
+      </w:pPr>
+      <w:r>
+        <w:rPr>
+          <w:rFonts w:ascii="宋体" w:eastAsia="宋体" w:hAnsi="宋体" w:cs="宋体" w:hint="eastAsia"/>
           <w:b/>
           <w:bCs/>
           <w:szCs w:val="21"/>
@@ -1443,7 +1306,7 @@
       </w:r>
       <w:r>
         <w:rPr>
-          <w:rFonts w:hint="eastAsia" w:ascii="宋体" w:hAnsi="宋体" w:eastAsia="宋体" w:cs="宋体"/>
+          <w:rFonts w:ascii="宋体" w:eastAsia="宋体" w:hAnsi="宋体" w:cs="宋体" w:hint="eastAsia"/>
           <w:szCs w:val="21"/>
         </w:rPr>
         <w:t>照实验操作步骤进行，严格遵守实验室的规定和程序。</w:t>
@@ -1452,15 +1315,15 @@
     <w:p>
       <w:pPr>
         <w:spacing w:line="360" w:lineRule="auto"/>
-        <w:ind w:firstLine="422" w:firstLineChars="200"/>
-        <w:rPr>
-          <w:rFonts w:hint="eastAsia" w:ascii="宋体" w:hAnsi="宋体" w:eastAsia="宋体" w:cs="宋体"/>
-          <w:szCs w:val="21"/>
-        </w:rPr>
-      </w:pPr>
-      <w:r>
-        <w:rPr>
-          <w:rFonts w:hint="eastAsia" w:ascii="宋体" w:hAnsi="宋体" w:eastAsia="宋体" w:cs="宋体"/>
+        <w:ind w:firstLineChars="200" w:firstLine="422"/>
+        <w:rPr>
+          <w:rFonts w:ascii="宋体" w:eastAsia="宋体" w:hAnsi="宋体" w:cs="宋体" w:hint="eastAsia"/>
+          <w:szCs w:val="21"/>
+        </w:rPr>
+      </w:pPr>
+      <w:r>
+        <w:rPr>
+          <w:rFonts w:ascii="宋体" w:eastAsia="宋体" w:hAnsi="宋体" w:cs="宋体" w:hint="eastAsia"/>
           <w:b/>
           <w:bCs/>
           <w:szCs w:val="21"/>
@@ -1469,7 +1332,7 @@
       </w:r>
       <w:r>
         <w:rPr>
-          <w:rFonts w:hint="eastAsia" w:ascii="宋体" w:hAnsi="宋体" w:eastAsia="宋体" w:cs="宋体"/>
+          <w:rFonts w:ascii="宋体" w:eastAsia="宋体" w:hAnsi="宋体" w:cs="宋体" w:hint="eastAsia"/>
           <w:szCs w:val="21"/>
         </w:rPr>
         <w:t>准确记录实验数据，包括程序编译、运行结果等，并及时进行标注。</w:t>
@@ -1478,15 +1341,15 @@
     <w:p>
       <w:pPr>
         <w:spacing w:line="360" w:lineRule="auto"/>
-        <w:ind w:firstLine="422" w:firstLineChars="200"/>
-        <w:rPr>
-          <w:rFonts w:hint="eastAsia" w:ascii="宋体" w:hAnsi="宋体" w:eastAsia="宋体" w:cs="宋体"/>
-          <w:szCs w:val="21"/>
-        </w:rPr>
-      </w:pPr>
-      <w:r>
-        <w:rPr>
-          <w:rFonts w:hint="eastAsia" w:ascii="宋体" w:hAnsi="宋体" w:eastAsia="宋体" w:cs="宋体"/>
+        <w:ind w:firstLineChars="200" w:firstLine="422"/>
+        <w:rPr>
+          <w:rFonts w:ascii="宋体" w:eastAsia="宋体" w:hAnsi="宋体" w:cs="宋体" w:hint="eastAsia"/>
+          <w:szCs w:val="21"/>
+        </w:rPr>
+      </w:pPr>
+      <w:r>
+        <w:rPr>
+          <w:rFonts w:ascii="宋体" w:eastAsia="宋体" w:hAnsi="宋体" w:cs="宋体" w:hint="eastAsia"/>
           <w:b/>
           <w:bCs/>
           <w:szCs w:val="21"/>
@@ -1495,7 +1358,7 @@
       </w:r>
       <w:r>
         <w:rPr>
-          <w:rFonts w:hint="eastAsia" w:ascii="宋体" w:hAnsi="宋体" w:eastAsia="宋体" w:cs="宋体"/>
+          <w:rFonts w:ascii="宋体" w:eastAsia="宋体" w:hAnsi="宋体" w:cs="宋体" w:hint="eastAsia"/>
           <w:szCs w:val="21"/>
         </w:rPr>
         <w:t>在实验过程中可能会遇到问题，应具备解决问题的能力和及时向老师请教。</w:t>
@@ -1504,25 +1367,25 @@
     <w:p>
       <w:pPr>
         <w:spacing w:line="360" w:lineRule="auto"/>
-        <w:ind w:firstLine="420" w:firstLineChars="200"/>
-        <w:rPr>
-          <w:rFonts w:hint="eastAsia" w:ascii="宋体" w:hAnsi="宋体" w:eastAsia="宋体" w:cs="宋体"/>
-          <w:szCs w:val="21"/>
-        </w:rPr>
-      </w:pPr>
-    </w:p>
-    <w:p>
-      <w:pPr>
-        <w:spacing w:line="360" w:lineRule="auto"/>
-        <w:ind w:firstLine="422" w:firstLineChars="200"/>
-        <w:rPr>
-          <w:rFonts w:hint="eastAsia" w:ascii="宋体" w:hAnsi="宋体" w:eastAsia="宋体" w:cs="宋体"/>
-          <w:szCs w:val="21"/>
-        </w:rPr>
-      </w:pPr>
-      <w:r>
-        <w:rPr>
-          <w:rFonts w:hint="eastAsia" w:ascii="宋体" w:hAnsi="宋体" w:eastAsia="宋体" w:cs="宋体"/>
+        <w:ind w:firstLineChars="200" w:firstLine="420"/>
+        <w:rPr>
+          <w:rFonts w:ascii="宋体" w:eastAsia="宋体" w:hAnsi="宋体" w:cs="宋体" w:hint="eastAsia"/>
+          <w:szCs w:val="21"/>
+        </w:rPr>
+      </w:pPr>
+    </w:p>
+    <w:p>
+      <w:pPr>
+        <w:spacing w:line="360" w:lineRule="auto"/>
+        <w:ind w:firstLineChars="200" w:firstLine="422"/>
+        <w:rPr>
+          <w:rFonts w:ascii="宋体" w:eastAsia="宋体" w:hAnsi="宋体" w:cs="宋体" w:hint="eastAsia"/>
+          <w:szCs w:val="21"/>
+        </w:rPr>
+      </w:pPr>
+      <w:r>
+        <w:rPr>
+          <w:rFonts w:ascii="宋体" w:eastAsia="宋体" w:hAnsi="宋体" w:cs="宋体" w:hint="eastAsia"/>
           <w:b/>
           <w:bCs/>
           <w:szCs w:val="21"/>
@@ -1531,7 +1394,7 @@
       </w:r>
       <w:r>
         <w:rPr>
-          <w:rFonts w:hint="eastAsia" w:ascii="宋体" w:hAnsi="宋体" w:eastAsia="宋体" w:cs="宋体"/>
+          <w:rFonts w:ascii="宋体" w:eastAsia="宋体" w:hAnsi="宋体" w:cs="宋体" w:hint="eastAsia"/>
           <w:szCs w:val="21"/>
         </w:rPr>
         <w:t>：</w:t>
@@ -1540,15 +1403,15 @@
     <w:p>
       <w:pPr>
         <w:spacing w:line="360" w:lineRule="auto"/>
-        <w:ind w:firstLine="420" w:firstLineChars="200"/>
-        <w:rPr>
-          <w:rFonts w:hint="eastAsia" w:ascii="宋体" w:hAnsi="宋体" w:eastAsia="宋体" w:cs="宋体"/>
-          <w:szCs w:val="21"/>
-        </w:rPr>
-      </w:pPr>
-      <w:r>
-        <w:rPr>
-          <w:rFonts w:hint="eastAsia" w:ascii="宋体" w:hAnsi="宋体" w:eastAsia="宋体" w:cs="宋体"/>
+        <w:ind w:firstLineChars="200" w:firstLine="420"/>
+        <w:rPr>
+          <w:rFonts w:ascii="宋体" w:eastAsia="宋体" w:hAnsi="宋体" w:cs="宋体" w:hint="eastAsia"/>
+          <w:szCs w:val="21"/>
+        </w:rPr>
+      </w:pPr>
+      <w:r>
+        <w:rPr>
+          <w:rFonts w:ascii="宋体" w:eastAsia="宋体" w:hAnsi="宋体" w:cs="宋体" w:hint="eastAsia"/>
           <w:szCs w:val="21"/>
         </w:rPr>
         <w:t>结论和讨论：对实验结果进行总结，并能够进行相关讨论，分析实验中可能存在的问题和优化改进方法。</w:t>
@@ -1557,15 +1420,15 @@
     <w:p>
       <w:pPr>
         <w:spacing w:line="360" w:lineRule="auto"/>
-        <w:ind w:firstLine="420" w:firstLineChars="200"/>
-        <w:rPr>
-          <w:rFonts w:hint="eastAsia" w:ascii="宋体" w:hAnsi="宋体" w:eastAsia="宋体" w:cs="宋体"/>
-          <w:szCs w:val="21"/>
-        </w:rPr>
-      </w:pPr>
-      <w:r>
-        <w:rPr>
-          <w:rFonts w:hint="eastAsia" w:ascii="宋体" w:hAnsi="宋体" w:eastAsia="宋体" w:cs="宋体"/>
+        <w:ind w:firstLineChars="200" w:firstLine="420"/>
+        <w:rPr>
+          <w:rFonts w:ascii="宋体" w:eastAsia="宋体" w:hAnsi="宋体" w:cs="宋体" w:hint="eastAsia"/>
+          <w:szCs w:val="21"/>
+        </w:rPr>
+      </w:pPr>
+      <w:r>
+        <w:rPr>
+          <w:rFonts w:ascii="宋体" w:eastAsia="宋体" w:hAnsi="宋体" w:cs="宋体" w:hint="eastAsia"/>
           <w:szCs w:val="21"/>
         </w:rPr>
         <w:t>实验报告撰写：按照学校规定的实验报告格式，撰写详细的实验报告，包括实验目的、原理、操作步骤、数据处理、结果分析等内容</w:t>
@@ -1574,20 +1437,20 @@
     <w:p>
       <w:pPr>
         <w:spacing w:line="360" w:lineRule="auto"/>
-        <w:ind w:firstLine="420" w:firstLineChars="200"/>
-        <w:rPr>
-          <w:rFonts w:hint="eastAsia" w:ascii="宋体" w:hAnsi="宋体" w:eastAsia="宋体" w:cs="宋体"/>
-          <w:szCs w:val="21"/>
-        </w:rPr>
-      </w:pPr>
-    </w:p>
-    <w:p>
-      <w:pPr>
-        <w:pStyle w:val="8"/>
+        <w:ind w:firstLineChars="200" w:firstLine="420"/>
+        <w:rPr>
+          <w:rFonts w:ascii="宋体" w:eastAsia="宋体" w:hAnsi="宋体" w:cs="宋体" w:hint="eastAsia"/>
+          <w:szCs w:val="21"/>
+        </w:rPr>
+      </w:pPr>
+    </w:p>
+    <w:p>
+      <w:pPr>
+        <w:pStyle w:val="a9"/>
         <w:spacing w:line="360" w:lineRule="auto"/>
         <w:ind w:firstLine="440"/>
         <w:rPr>
-          <w:rFonts w:hint="eastAsia" w:ascii="宋体" w:hAnsi="宋体" w:eastAsia="宋体" w:cs="宋体"/>
+          <w:rFonts w:ascii="宋体" w:eastAsia="宋体" w:hAnsi="宋体" w:cs="宋体" w:hint="eastAsia"/>
           <w:color w:val="333333"/>
           <w:sz w:val="22"/>
           <w:shd w:val="clear" w:color="auto" w:fill="FFFFFF"/>
@@ -1596,11 +1459,11 @@
     </w:p>
     <w:p>
       <w:pPr>
-        <w:pStyle w:val="8"/>
-        <w:spacing w:line="360" w:lineRule="auto"/>
-        <w:ind w:firstLine="0" w:firstLineChars="0"/>
-        <w:rPr>
-          <w:rFonts w:hint="eastAsia" w:ascii="黑体" w:hAnsi="黑体" w:eastAsia="黑体" w:cs="宋体"/>
+        <w:pStyle w:val="a9"/>
+        <w:spacing w:line="360" w:lineRule="auto"/>
+        <w:ind w:firstLineChars="0" w:firstLine="0"/>
+        <w:rPr>
+          <w:rFonts w:ascii="黑体" w:eastAsia="黑体" w:hAnsi="黑体" w:cs="宋体" w:hint="eastAsia"/>
           <w:b/>
           <w:bCs/>
           <w:sz w:val="24"/>
@@ -1609,7 +1472,7 @@
       </w:pPr>
       <w:r>
         <w:rPr>
-          <w:rFonts w:hint="eastAsia" w:ascii="黑体" w:hAnsi="黑体" w:eastAsia="黑体" w:cs="宋体"/>
+          <w:rFonts w:ascii="黑体" w:eastAsia="黑体" w:hAnsi="黑体" w:cs="宋体" w:hint="eastAsia"/>
           <w:b/>
           <w:bCs/>
           <w:sz w:val="24"/>
@@ -1621,15 +1484,15 @@
     <w:p>
       <w:pPr>
         <w:spacing w:line="360" w:lineRule="auto"/>
-        <w:ind w:firstLine="420" w:firstLineChars="200"/>
-        <w:rPr>
-          <w:rFonts w:hint="eastAsia" w:ascii="宋体" w:hAnsi="宋体" w:eastAsia="宋体" w:cs="宋体"/>
-          <w:szCs w:val="21"/>
-        </w:rPr>
-      </w:pPr>
-      <w:r>
-        <w:rPr>
-          <w:rFonts w:hint="eastAsia" w:ascii="宋体" w:hAnsi="宋体" w:eastAsia="宋体" w:cs="宋体"/>
+        <w:ind w:firstLineChars="200" w:firstLine="420"/>
+        <w:rPr>
+          <w:rFonts w:ascii="宋体" w:eastAsia="宋体" w:hAnsi="宋体" w:cs="宋体" w:hint="eastAsia"/>
+          <w:szCs w:val="21"/>
+        </w:rPr>
+      </w:pPr>
+      <w:r>
+        <w:rPr>
+          <w:rFonts w:ascii="宋体" w:eastAsia="宋体" w:hAnsi="宋体" w:cs="宋体" w:hint="eastAsia"/>
           <w:szCs w:val="21"/>
         </w:rPr>
         <w:t>1.考核方式：考查</w:t>
@@ -1638,15 +1501,15 @@
     <w:p>
       <w:pPr>
         <w:spacing w:line="360" w:lineRule="auto"/>
-        <w:ind w:firstLine="420" w:firstLineChars="200"/>
-        <w:rPr>
-          <w:rFonts w:hint="eastAsia" w:ascii="宋体" w:hAnsi="宋体" w:eastAsia="宋体" w:cs="宋体"/>
-          <w:szCs w:val="21"/>
-        </w:rPr>
-      </w:pPr>
-      <w:r>
-        <w:rPr>
-          <w:rFonts w:hint="eastAsia" w:ascii="宋体" w:hAnsi="宋体" w:eastAsia="宋体" w:cs="宋体"/>
+        <w:ind w:firstLineChars="200" w:firstLine="420"/>
+        <w:rPr>
+          <w:rFonts w:ascii="宋体" w:eastAsia="宋体" w:hAnsi="宋体" w:cs="宋体" w:hint="eastAsia"/>
+          <w:szCs w:val="21"/>
+        </w:rPr>
+      </w:pPr>
+      <w:r>
+        <w:rPr>
+          <w:rFonts w:ascii="宋体" w:eastAsia="宋体" w:hAnsi="宋体" w:cs="宋体" w:hint="eastAsia"/>
           <w:szCs w:val="21"/>
         </w:rPr>
         <w:t>2.考核形式：</w:t>
@@ -1655,15 +1518,15 @@
     <w:p>
       <w:pPr>
         <w:spacing w:line="360" w:lineRule="auto"/>
-        <w:ind w:firstLine="420" w:firstLineChars="200"/>
-        <w:rPr>
-          <w:rFonts w:hint="eastAsia" w:ascii="宋体" w:hAnsi="宋体" w:eastAsia="宋体" w:cs="宋体"/>
-          <w:szCs w:val="21"/>
-        </w:rPr>
-      </w:pPr>
-      <w:r>
-        <w:rPr>
-          <w:rFonts w:hint="eastAsia" w:ascii="宋体" w:hAnsi="宋体" w:eastAsia="宋体" w:cs="宋体"/>
+        <w:ind w:firstLineChars="200" w:firstLine="420"/>
+        <w:rPr>
+          <w:rFonts w:ascii="宋体" w:eastAsia="宋体" w:hAnsi="宋体" w:cs="宋体" w:hint="eastAsia"/>
+          <w:szCs w:val="21"/>
+        </w:rPr>
+      </w:pPr>
+      <w:r>
+        <w:rPr>
+          <w:rFonts w:ascii="宋体" w:eastAsia="宋体" w:hAnsi="宋体" w:cs="宋体" w:hint="eastAsia"/>
           <w:szCs w:val="21"/>
         </w:rPr>
         <w:t>总评成绩构成（100%）=过程考核(30%)+期末考核70%</w:t>
@@ -1672,15 +1535,15 @@
     <w:p>
       <w:pPr>
         <w:spacing w:line="360" w:lineRule="auto"/>
-        <w:ind w:firstLine="420" w:firstLineChars="200"/>
-        <w:rPr>
-          <w:rFonts w:hint="eastAsia" w:ascii="宋体" w:hAnsi="宋体" w:eastAsia="宋体" w:cs="宋体"/>
-          <w:szCs w:val="21"/>
-        </w:rPr>
-      </w:pPr>
-      <w:r>
-        <w:rPr>
-          <w:rFonts w:hint="eastAsia" w:ascii="宋体" w:hAnsi="宋体" w:eastAsia="宋体" w:cs="宋体"/>
+        <w:ind w:firstLineChars="200" w:firstLine="420"/>
+        <w:rPr>
+          <w:rFonts w:ascii="宋体" w:eastAsia="宋体" w:hAnsi="宋体" w:cs="宋体" w:hint="eastAsia"/>
+          <w:szCs w:val="21"/>
+        </w:rPr>
+      </w:pPr>
+      <w:r>
+        <w:rPr>
+          <w:rFonts w:ascii="宋体" w:eastAsia="宋体" w:hAnsi="宋体" w:cs="宋体" w:hint="eastAsia"/>
           <w:szCs w:val="21"/>
         </w:rPr>
         <w:t>3.成绩构成：</w:t>
@@ -1689,15 +1552,15 @@
     <w:p>
       <w:pPr>
         <w:spacing w:line="360" w:lineRule="auto"/>
-        <w:ind w:firstLine="420" w:firstLineChars="200"/>
-        <w:rPr>
-          <w:rFonts w:hint="eastAsia" w:ascii="宋体" w:hAnsi="宋体" w:eastAsia="宋体" w:cs="宋体"/>
-          <w:szCs w:val="21"/>
-        </w:rPr>
-      </w:pPr>
-      <w:r>
-        <w:rPr>
-          <w:rFonts w:hint="eastAsia" w:ascii="宋体" w:hAnsi="宋体" w:eastAsia="宋体" w:cs="宋体"/>
+        <w:ind w:firstLineChars="200" w:firstLine="420"/>
+        <w:rPr>
+          <w:rFonts w:ascii="宋体" w:eastAsia="宋体" w:hAnsi="宋体" w:cs="宋体" w:hint="eastAsia"/>
+          <w:szCs w:val="21"/>
+        </w:rPr>
+      </w:pPr>
+      <w:r>
+        <w:rPr>
+          <w:rFonts w:ascii="宋体" w:eastAsia="宋体" w:hAnsi="宋体" w:cs="宋体" w:hint="eastAsia"/>
           <w:szCs w:val="21"/>
         </w:rPr>
         <w:t>过程考核：课堂实验操作(20%)+课堂讨论(10%)</w:t>
@@ -1706,15 +1569,15 @@
     <w:p>
       <w:pPr>
         <w:spacing w:line="360" w:lineRule="auto"/>
-        <w:ind w:firstLine="420" w:firstLineChars="200"/>
-        <w:rPr>
-          <w:rFonts w:hint="eastAsia" w:ascii="宋体" w:hAnsi="宋体" w:eastAsia="宋体" w:cs="宋体"/>
-          <w:szCs w:val="21"/>
-        </w:rPr>
-      </w:pPr>
-      <w:r>
-        <w:rPr>
-          <w:rFonts w:hint="eastAsia" w:ascii="宋体" w:hAnsi="宋体" w:eastAsia="宋体" w:cs="宋体"/>
+        <w:ind w:firstLineChars="200" w:firstLine="420"/>
+        <w:rPr>
+          <w:rFonts w:ascii="宋体" w:eastAsia="宋体" w:hAnsi="宋体" w:cs="宋体" w:hint="eastAsia"/>
+          <w:szCs w:val="21"/>
+        </w:rPr>
+      </w:pPr>
+      <w:r>
+        <w:rPr>
+          <w:rFonts w:ascii="宋体" w:eastAsia="宋体" w:hAnsi="宋体" w:cs="宋体" w:hint="eastAsia"/>
           <w:szCs w:val="21"/>
         </w:rPr>
         <w:t>期末考核：实验报告</w:t>
@@ -1722,22 +1585,22 @@
     </w:p>
     <w:p>
       <w:pPr>
-        <w:pStyle w:val="8"/>
+        <w:pStyle w:val="a9"/>
         <w:spacing w:line="360" w:lineRule="auto"/>
         <w:ind w:firstLine="440"/>
         <w:rPr>
-          <w:rFonts w:hint="eastAsia" w:ascii="宋体" w:hAnsi="宋体" w:eastAsia="宋体" w:cs="宋体"/>
+          <w:rFonts w:ascii="宋体" w:eastAsia="宋体" w:hAnsi="宋体" w:cs="宋体" w:hint="eastAsia"/>
           <w:sz w:val="22"/>
         </w:rPr>
       </w:pPr>
     </w:p>
     <w:p>
       <w:pPr>
-        <w:pStyle w:val="8"/>
-        <w:spacing w:line="360" w:lineRule="auto"/>
-        <w:ind w:firstLine="0" w:firstLineChars="0"/>
-        <w:rPr>
-          <w:rFonts w:hint="eastAsia" w:ascii="黑体" w:hAnsi="黑体" w:eastAsia="黑体" w:cs="宋体"/>
+        <w:pStyle w:val="a9"/>
+        <w:spacing w:line="360" w:lineRule="auto"/>
+        <w:ind w:firstLineChars="0" w:firstLine="0"/>
+        <w:rPr>
+          <w:rFonts w:ascii="黑体" w:eastAsia="黑体" w:hAnsi="黑体" w:cs="宋体" w:hint="eastAsia"/>
           <w:b/>
           <w:bCs/>
           <w:sz w:val="24"/>
@@ -1746,7 +1609,7 @@
       </w:pPr>
       <w:r>
         <w:rPr>
-          <w:rFonts w:hint="eastAsia" w:ascii="黑体" w:hAnsi="黑体" w:eastAsia="黑体" w:cs="宋体"/>
+          <w:rFonts w:ascii="黑体" w:eastAsia="黑体" w:hAnsi="黑体" w:cs="宋体" w:hint="eastAsia"/>
           <w:b/>
           <w:bCs/>
           <w:sz w:val="24"/>
@@ -1758,15 +1621,15 @@
     <w:p>
       <w:pPr>
         <w:spacing w:line="360" w:lineRule="auto"/>
-        <w:ind w:firstLine="420" w:firstLineChars="200"/>
-        <w:rPr>
-          <w:rFonts w:hint="eastAsia" w:ascii="宋体" w:hAnsi="宋体" w:eastAsia="宋体" w:cs="宋体"/>
-          <w:szCs w:val="21"/>
-        </w:rPr>
-      </w:pPr>
-      <w:r>
-        <w:rPr>
-          <w:rFonts w:hint="eastAsia" w:ascii="宋体" w:hAnsi="宋体" w:eastAsia="宋体" w:cs="宋体"/>
+        <w:ind w:firstLineChars="200" w:firstLine="420"/>
+        <w:rPr>
+          <w:rFonts w:ascii="宋体" w:eastAsia="宋体" w:hAnsi="宋体" w:cs="宋体" w:hint="eastAsia"/>
+          <w:szCs w:val="21"/>
+        </w:rPr>
+      </w:pPr>
+      <w:r>
+        <w:rPr>
+          <w:rFonts w:ascii="宋体" w:eastAsia="宋体" w:hAnsi="宋体" w:cs="宋体" w:hint="eastAsia"/>
           <w:szCs w:val="21"/>
         </w:rPr>
         <w:t>实践（实验）教材：《计算机网络实验教程》，谢钧等主编，人民邮电出版社，第1版（2023年）</w:t>
@@ -1775,15 +1638,15 @@
     <w:p>
       <w:pPr>
         <w:spacing w:line="360" w:lineRule="auto"/>
-        <w:ind w:firstLine="420" w:firstLineChars="200"/>
-        <w:rPr>
-          <w:rFonts w:hint="eastAsia" w:ascii="宋体" w:hAnsi="宋体" w:eastAsia="宋体" w:cs="宋体"/>
-          <w:szCs w:val="21"/>
-        </w:rPr>
-      </w:pPr>
-      <w:r>
-        <w:rPr>
-          <w:rFonts w:hint="eastAsia" w:ascii="宋体" w:hAnsi="宋体" w:eastAsia="宋体" w:cs="宋体"/>
+        <w:ind w:firstLineChars="200" w:firstLine="420"/>
+        <w:rPr>
+          <w:rFonts w:ascii="宋体" w:eastAsia="宋体" w:hAnsi="宋体" w:cs="宋体" w:hint="eastAsia"/>
+          <w:szCs w:val="21"/>
+        </w:rPr>
+      </w:pPr>
+      <w:r>
+        <w:rPr>
+          <w:rFonts w:ascii="宋体" w:eastAsia="宋体" w:hAnsi="宋体" w:cs="宋体" w:hint="eastAsia"/>
           <w:szCs w:val="21"/>
         </w:rPr>
         <w:t>参考书：《计算机网络实验指导书》，郭雅等主编，电子工业出版社，第1版（2022年）</w:t>
@@ -1791,11 +1654,11 @@
     </w:p>
     <w:p>
       <w:pPr>
-        <w:pStyle w:val="8"/>
-        <w:spacing w:line="360" w:lineRule="auto"/>
-        <w:ind w:left="210" w:firstLine="211" w:firstLineChars="100"/>
-        <w:rPr>
-          <w:rFonts w:hint="eastAsia" w:ascii="黑体" w:hAnsi="黑体" w:eastAsia="黑体" w:cs="宋体"/>
+        <w:pStyle w:val="a9"/>
+        <w:spacing w:line="360" w:lineRule="auto"/>
+        <w:ind w:left="210" w:firstLineChars="100" w:firstLine="211"/>
+        <w:rPr>
+          <w:rFonts w:ascii="黑体" w:eastAsia="黑体" w:hAnsi="黑体" w:cs="宋体" w:hint="eastAsia"/>
           <w:b/>
           <w:bCs/>
           <w:szCs w:val="21"/>
@@ -1804,11 +1667,11 @@
     </w:p>
     <w:p>
       <w:pPr>
-        <w:pStyle w:val="8"/>
-        <w:spacing w:line="360" w:lineRule="auto"/>
-        <w:ind w:firstLine="0" w:firstLineChars="0"/>
-        <w:rPr>
-          <w:rFonts w:hint="eastAsia" w:ascii="黑体" w:hAnsi="黑体" w:eastAsia="黑体" w:cs="宋体"/>
+        <w:pStyle w:val="a9"/>
+        <w:spacing w:line="360" w:lineRule="auto"/>
+        <w:ind w:firstLineChars="0" w:firstLine="0"/>
+        <w:rPr>
+          <w:rFonts w:ascii="黑体" w:eastAsia="黑体" w:hAnsi="黑体" w:cs="宋体" w:hint="eastAsia"/>
           <w:b/>
           <w:bCs/>
           <w:sz w:val="24"/>
@@ -1817,7 +1680,7 @@
       </w:pPr>
       <w:r>
         <w:rPr>
-          <w:rFonts w:hint="eastAsia" w:ascii="黑体" w:hAnsi="黑体" w:eastAsia="黑体" w:cs="宋体"/>
+          <w:rFonts w:ascii="黑体" w:eastAsia="黑体" w:hAnsi="黑体" w:cs="宋体" w:hint="eastAsia"/>
           <w:b/>
           <w:bCs/>
           <w:sz w:val="24"/>
@@ -1833,7 +1696,7 @@
         <w:spacing w:line="360" w:lineRule="auto"/>
         <w:jc w:val="center"/>
         <w:rPr>
-          <w:rFonts w:hint="eastAsia" w:ascii="宋体" w:hAnsi="宋体" w:eastAsia="宋体" w:cs="宋体"/>
+          <w:rFonts w:ascii="宋体" w:eastAsia="宋体" w:hAnsi="宋体" w:cs="宋体" w:hint="eastAsia"/>
           <w:b/>
           <w:bCs/>
           <w:szCs w:val="21"/>
@@ -1841,7 +1704,7 @@
       </w:pPr>
       <w:r>
         <w:rPr>
-          <w:rFonts w:hint="eastAsia" w:ascii="宋体" w:hAnsi="宋体" w:eastAsia="宋体" w:cs="宋体"/>
+          <w:rFonts w:ascii="宋体" w:eastAsia="宋体" w:hAnsi="宋体" w:cs="宋体" w:hint="eastAsia"/>
           <w:b/>
           <w:bCs/>
           <w:szCs w:val="21"/>
@@ -1852,16 +1715,16 @@
     <w:p>
       <w:pPr>
         <w:spacing w:line="360" w:lineRule="auto"/>
-        <w:ind w:firstLine="420" w:firstLineChars="200"/>
-        <w:rPr>
-          <w:rFonts w:hint="eastAsia" w:ascii="黑体" w:hAnsi="黑体" w:eastAsia="黑体" w:cs="宋体"/>
+        <w:ind w:firstLineChars="200" w:firstLine="420"/>
+        <w:rPr>
+          <w:rFonts w:ascii="黑体" w:eastAsia="黑体" w:hAnsi="黑体" w:cs="宋体" w:hint="eastAsia"/>
           <w:sz w:val="20"/>
           <w:szCs w:val="20"/>
         </w:rPr>
       </w:pPr>
       <w:r>
         <w:rPr>
-          <w:rFonts w:hint="eastAsia" w:ascii="宋体" w:hAnsi="宋体" w:eastAsia="宋体" w:cs="宋体"/>
+          <w:rFonts w:ascii="宋体" w:eastAsia="宋体" w:hAnsi="宋体" w:cs="宋体" w:hint="eastAsia"/>
           <w:szCs w:val="21"/>
         </w:rPr>
         <w:t>实践（实验）学时数： 2学时</w:t>
@@ -1870,15 +1733,15 @@
     <w:p>
       <w:pPr>
         <w:spacing w:line="360" w:lineRule="auto"/>
-        <w:ind w:firstLine="420" w:firstLineChars="200"/>
-        <w:rPr>
-          <w:rFonts w:hint="eastAsia" w:ascii="宋体" w:hAnsi="宋体" w:eastAsia="宋体" w:cs="宋体"/>
-          <w:szCs w:val="21"/>
-        </w:rPr>
-      </w:pPr>
-      <w:r>
-        <w:rPr>
-          <w:rFonts w:hint="eastAsia" w:ascii="宋体" w:hAnsi="宋体" w:eastAsia="宋体" w:cs="宋体"/>
+        <w:ind w:firstLineChars="200" w:firstLine="420"/>
+        <w:rPr>
+          <w:rFonts w:ascii="宋体" w:eastAsia="宋体" w:hAnsi="宋体" w:cs="宋体" w:hint="eastAsia"/>
+          <w:szCs w:val="21"/>
+        </w:rPr>
+      </w:pPr>
+      <w:r>
+        <w:rPr>
+          <w:rFonts w:ascii="宋体" w:eastAsia="宋体" w:hAnsi="宋体" w:cs="宋体" w:hint="eastAsia"/>
           <w:szCs w:val="21"/>
         </w:rPr>
         <w:t>(一) 实践（实验）类型：验证性</w:t>
@@ -1887,15 +1750,15 @@
     <w:p>
       <w:pPr>
         <w:spacing w:line="360" w:lineRule="auto"/>
-        <w:ind w:firstLine="420" w:firstLineChars="200"/>
-        <w:rPr>
-          <w:rFonts w:hint="eastAsia" w:ascii="宋体" w:hAnsi="宋体" w:eastAsia="宋体" w:cs="宋体"/>
-          <w:szCs w:val="21"/>
-        </w:rPr>
-      </w:pPr>
-      <w:r>
-        <w:rPr>
-          <w:rFonts w:hint="eastAsia" w:ascii="宋体" w:hAnsi="宋体" w:eastAsia="宋体" w:cs="宋体"/>
+        <w:ind w:firstLineChars="200" w:firstLine="420"/>
+        <w:rPr>
+          <w:rFonts w:ascii="宋体" w:eastAsia="宋体" w:hAnsi="宋体" w:cs="宋体" w:hint="eastAsia"/>
+          <w:szCs w:val="21"/>
+        </w:rPr>
+      </w:pPr>
+      <w:r>
+        <w:rPr>
+          <w:rFonts w:ascii="宋体" w:eastAsia="宋体" w:hAnsi="宋体" w:cs="宋体" w:hint="eastAsia"/>
           <w:szCs w:val="21"/>
         </w:rPr>
         <w:t>(二) 实践（实验）目的：</w:t>
@@ -1904,15 +1767,15 @@
     <w:p>
       <w:pPr>
         <w:spacing w:line="360" w:lineRule="auto"/>
-        <w:ind w:firstLine="420" w:firstLineChars="200"/>
-        <w:rPr>
-          <w:rFonts w:hint="eastAsia" w:ascii="宋体" w:hAnsi="宋体" w:eastAsia="宋体" w:cs="宋体"/>
-          <w:szCs w:val="21"/>
-        </w:rPr>
-      </w:pPr>
-      <w:r>
-        <w:rPr>
-          <w:rFonts w:hint="eastAsia" w:ascii="宋体" w:hAnsi="宋体" w:eastAsia="宋体" w:cs="宋体"/>
+        <w:ind w:firstLineChars="200" w:firstLine="420"/>
+        <w:rPr>
+          <w:rFonts w:ascii="宋体" w:eastAsia="宋体" w:hAnsi="宋体" w:cs="宋体" w:hint="eastAsia"/>
+          <w:szCs w:val="21"/>
+        </w:rPr>
+      </w:pPr>
+      <w:r>
+        <w:rPr>
+          <w:rFonts w:ascii="宋体" w:eastAsia="宋体" w:hAnsi="宋体" w:cs="宋体" w:hint="eastAsia"/>
           <w:szCs w:val="21"/>
         </w:rPr>
         <w:t>理解网络布线的基本知识及RJ-45接口标准。</w:t>
@@ -1921,15 +1784,15 @@
     <w:p>
       <w:pPr>
         <w:spacing w:line="360" w:lineRule="auto"/>
-        <w:ind w:firstLine="420" w:firstLineChars="200"/>
-        <w:rPr>
-          <w:rFonts w:hint="eastAsia" w:ascii="宋体" w:hAnsi="宋体" w:eastAsia="宋体" w:cs="宋体"/>
-          <w:szCs w:val="21"/>
-        </w:rPr>
-      </w:pPr>
-      <w:r>
-        <w:rPr>
-          <w:rFonts w:hint="eastAsia" w:ascii="宋体" w:hAnsi="宋体" w:eastAsia="宋体" w:cs="宋体"/>
+        <w:ind w:firstLineChars="200" w:firstLine="420"/>
+        <w:rPr>
+          <w:rFonts w:ascii="宋体" w:eastAsia="宋体" w:hAnsi="宋体" w:cs="宋体" w:hint="eastAsia"/>
+          <w:szCs w:val="21"/>
+        </w:rPr>
+      </w:pPr>
+      <w:r>
+        <w:rPr>
+          <w:rFonts w:ascii="宋体" w:eastAsia="宋体" w:hAnsi="宋体" w:cs="宋体" w:hint="eastAsia"/>
           <w:szCs w:val="21"/>
         </w:rPr>
         <w:t>掌握双绞线制作技巧，包括直通线和交叉线的制作。</w:t>
@@ -1938,15 +1801,15 @@
     <w:p>
       <w:pPr>
         <w:spacing w:line="360" w:lineRule="auto"/>
-        <w:ind w:firstLine="420" w:firstLineChars="200"/>
-        <w:rPr>
-          <w:rFonts w:hint="eastAsia" w:ascii="宋体" w:hAnsi="宋体" w:eastAsia="宋体" w:cs="宋体"/>
-          <w:szCs w:val="21"/>
-        </w:rPr>
-      </w:pPr>
-      <w:r>
-        <w:rPr>
-          <w:rFonts w:hint="eastAsia" w:ascii="宋体" w:hAnsi="宋体" w:eastAsia="宋体" w:cs="宋体"/>
+        <w:ind w:firstLineChars="200" w:firstLine="420"/>
+        <w:rPr>
+          <w:rFonts w:ascii="宋体" w:eastAsia="宋体" w:hAnsi="宋体" w:cs="宋体" w:hint="eastAsia"/>
+          <w:szCs w:val="21"/>
+        </w:rPr>
+      </w:pPr>
+      <w:r>
+        <w:rPr>
+          <w:rFonts w:ascii="宋体" w:eastAsia="宋体" w:hAnsi="宋体" w:cs="宋体" w:hint="eastAsia"/>
           <w:szCs w:val="21"/>
         </w:rPr>
         <w:t>(三) 实践（实验）要求：</w:t>
@@ -1955,15 +1818,15 @@
     <w:p>
       <w:pPr>
         <w:spacing w:line="360" w:lineRule="auto"/>
-        <w:ind w:firstLine="420" w:firstLineChars="200"/>
-        <w:rPr>
-          <w:rFonts w:hint="eastAsia" w:ascii="宋体" w:hAnsi="宋体" w:eastAsia="宋体" w:cs="宋体"/>
-          <w:szCs w:val="21"/>
-        </w:rPr>
-      </w:pPr>
-      <w:r>
-        <w:rPr>
-          <w:rFonts w:hint="eastAsia" w:ascii="宋体" w:hAnsi="宋体" w:eastAsia="宋体" w:cs="宋体"/>
+        <w:ind w:firstLineChars="200" w:firstLine="420"/>
+        <w:rPr>
+          <w:rFonts w:ascii="宋体" w:eastAsia="宋体" w:hAnsi="宋体" w:cs="宋体" w:hint="eastAsia"/>
+          <w:szCs w:val="21"/>
+        </w:rPr>
+      </w:pPr>
+      <w:r>
+        <w:rPr>
+          <w:rFonts w:ascii="宋体" w:eastAsia="宋体" w:hAnsi="宋体" w:cs="宋体" w:hint="eastAsia"/>
           <w:szCs w:val="21"/>
         </w:rPr>
         <w:t>1. 基础理论及基本知识</w:t>
@@ -1972,15 +1835,15 @@
     <w:p>
       <w:pPr>
         <w:spacing w:line="360" w:lineRule="auto"/>
-        <w:ind w:firstLine="420" w:firstLineChars="200"/>
-        <w:rPr>
-          <w:rFonts w:hint="eastAsia" w:ascii="宋体" w:hAnsi="宋体" w:eastAsia="宋体" w:cs="宋体"/>
-          <w:szCs w:val="21"/>
-        </w:rPr>
-      </w:pPr>
-      <w:r>
-        <w:rPr>
-          <w:rFonts w:hint="eastAsia" w:ascii="宋体" w:hAnsi="宋体" w:eastAsia="宋体" w:cs="宋体"/>
+        <w:ind w:firstLineChars="200" w:firstLine="420"/>
+        <w:rPr>
+          <w:rFonts w:ascii="宋体" w:eastAsia="宋体" w:hAnsi="宋体" w:cs="宋体" w:hint="eastAsia"/>
+          <w:szCs w:val="21"/>
+        </w:rPr>
+      </w:pPr>
+      <w:r>
+        <w:rPr>
+          <w:rFonts w:ascii="宋体" w:eastAsia="宋体" w:hAnsi="宋体" w:cs="宋体" w:hint="eastAsia"/>
           <w:szCs w:val="21"/>
         </w:rPr>
         <w:t>（1）掌握RJ-45接口的定义、类型及应用；</w:t>
@@ -1989,15 +1852,15 @@
     <w:p>
       <w:pPr>
         <w:spacing w:line="360" w:lineRule="auto"/>
-        <w:ind w:firstLine="420" w:firstLineChars="200"/>
-        <w:rPr>
-          <w:rFonts w:hint="eastAsia" w:ascii="宋体" w:hAnsi="宋体" w:eastAsia="宋体" w:cs="宋体"/>
-          <w:szCs w:val="21"/>
-        </w:rPr>
-      </w:pPr>
-      <w:r>
-        <w:rPr>
-          <w:rFonts w:hint="eastAsia" w:ascii="宋体" w:hAnsi="宋体" w:eastAsia="宋体" w:cs="宋体"/>
+        <w:ind w:firstLineChars="200" w:firstLine="420"/>
+        <w:rPr>
+          <w:rFonts w:ascii="宋体" w:eastAsia="宋体" w:hAnsi="宋体" w:cs="宋体" w:hint="eastAsia"/>
+          <w:szCs w:val="21"/>
+        </w:rPr>
+      </w:pPr>
+      <w:r>
+        <w:rPr>
+          <w:rFonts w:ascii="宋体" w:eastAsia="宋体" w:hAnsi="宋体" w:cs="宋体" w:hint="eastAsia"/>
           <w:szCs w:val="21"/>
         </w:rPr>
         <w:t>（2）了解不同类型双绞线（如CAT5, CAT5e, CAT6）的特性及应用场景。</w:t>
@@ -2006,15 +1869,15 @@
     <w:p>
       <w:pPr>
         <w:spacing w:line="360" w:lineRule="auto"/>
-        <w:ind w:firstLine="420" w:firstLineChars="200"/>
-        <w:rPr>
-          <w:rFonts w:hint="eastAsia" w:ascii="宋体" w:hAnsi="宋体" w:eastAsia="宋体" w:cs="宋体"/>
-          <w:szCs w:val="21"/>
-        </w:rPr>
-      </w:pPr>
-      <w:r>
-        <w:rPr>
-          <w:rFonts w:hint="eastAsia" w:ascii="宋体" w:hAnsi="宋体" w:eastAsia="宋体" w:cs="宋体"/>
+        <w:ind w:firstLineChars="200" w:firstLine="420"/>
+        <w:rPr>
+          <w:rFonts w:ascii="宋体" w:eastAsia="宋体" w:hAnsi="宋体" w:cs="宋体" w:hint="eastAsia"/>
+          <w:szCs w:val="21"/>
+        </w:rPr>
+      </w:pPr>
+      <w:r>
+        <w:rPr>
+          <w:rFonts w:ascii="宋体" w:eastAsia="宋体" w:hAnsi="宋体" w:cs="宋体" w:hint="eastAsia"/>
           <w:szCs w:val="21"/>
         </w:rPr>
         <w:t>2. 实践（实验）操作的基本技能</w:t>
@@ -2023,15 +1886,15 @@
     <w:p>
       <w:pPr>
         <w:spacing w:line="360" w:lineRule="auto"/>
-        <w:ind w:firstLine="420" w:firstLineChars="200"/>
-        <w:rPr>
-          <w:rFonts w:hint="eastAsia" w:ascii="宋体" w:hAnsi="宋体" w:eastAsia="宋体" w:cs="宋体"/>
-          <w:szCs w:val="21"/>
-        </w:rPr>
-      </w:pPr>
-      <w:r>
-        <w:rPr>
-          <w:rFonts w:hint="eastAsia" w:ascii="宋体" w:hAnsi="宋体" w:eastAsia="宋体" w:cs="宋体"/>
+        <w:ind w:firstLineChars="200" w:firstLine="420"/>
+        <w:rPr>
+          <w:rFonts w:ascii="宋体" w:eastAsia="宋体" w:hAnsi="宋体" w:cs="宋体" w:hint="eastAsia"/>
+          <w:szCs w:val="21"/>
+        </w:rPr>
+      </w:pPr>
+      <w:r>
+        <w:rPr>
+          <w:rFonts w:ascii="宋体" w:eastAsia="宋体" w:hAnsi="宋体" w:cs="宋体" w:hint="eastAsia"/>
           <w:szCs w:val="21"/>
         </w:rPr>
         <w:t>（1）根据标准制作RJ-45直通线；</w:t>
@@ -2040,15 +1903,15 @@
     <w:p>
       <w:pPr>
         <w:spacing w:line="360" w:lineRule="auto"/>
-        <w:ind w:firstLine="420" w:firstLineChars="200"/>
-        <w:rPr>
-          <w:rFonts w:hint="eastAsia" w:ascii="宋体" w:hAnsi="宋体" w:eastAsia="宋体" w:cs="宋体"/>
-          <w:szCs w:val="21"/>
-        </w:rPr>
-      </w:pPr>
-      <w:r>
-        <w:rPr>
-          <w:rFonts w:hint="eastAsia" w:ascii="宋体" w:hAnsi="宋体" w:eastAsia="宋体" w:cs="宋体"/>
+        <w:ind w:firstLineChars="200" w:firstLine="420"/>
+        <w:rPr>
+          <w:rFonts w:ascii="宋体" w:eastAsia="宋体" w:hAnsi="宋体" w:cs="宋体" w:hint="eastAsia"/>
+          <w:szCs w:val="21"/>
+        </w:rPr>
+      </w:pPr>
+      <w:r>
+        <w:rPr>
+          <w:rFonts w:ascii="宋体" w:eastAsia="宋体" w:hAnsi="宋体" w:cs="宋体" w:hint="eastAsia"/>
           <w:szCs w:val="21"/>
         </w:rPr>
         <w:t>（2）根据标准制作RJ-45交叉线；</w:t>
@@ -2057,32 +1920,33 @@
     <w:p>
       <w:pPr>
         <w:spacing w:line="360" w:lineRule="auto"/>
-        <w:ind w:firstLine="420" w:firstLineChars="200"/>
-        <w:rPr>
-          <w:rFonts w:hint="eastAsia" w:ascii="宋体" w:hAnsi="宋体" w:eastAsia="宋体" w:cs="宋体"/>
-          <w:szCs w:val="21"/>
-        </w:rPr>
-      </w:pPr>
-      <w:r>
-        <w:rPr>
-          <w:rFonts w:hint="eastAsia" w:ascii="宋体" w:hAnsi="宋体" w:eastAsia="宋体" w:cs="宋体"/>
-          <w:szCs w:val="21"/>
-        </w:rPr>
+        <w:ind w:firstLineChars="200" w:firstLine="420"/>
+        <w:rPr>
+          <w:rFonts w:ascii="宋体" w:eastAsia="宋体" w:hAnsi="宋体" w:cs="宋体" w:hint="eastAsia"/>
+          <w:szCs w:val="21"/>
+        </w:rPr>
+      </w:pPr>
+      <w:r>
+        <w:rPr>
+          <w:rFonts w:ascii="宋体" w:eastAsia="宋体" w:hAnsi="宋体" w:cs="宋体" w:hint="eastAsia"/>
+          <w:szCs w:val="21"/>
+        </w:rPr>
+        <w:lastRenderedPageBreak/>
         <w:t>（3）使用线缆测试仪测试双绞线的连通性及性能；</w:t>
       </w:r>
     </w:p>
     <w:p>
       <w:pPr>
         <w:spacing w:line="360" w:lineRule="auto"/>
-        <w:ind w:firstLine="420" w:firstLineChars="200"/>
-        <w:rPr>
-          <w:rFonts w:hint="eastAsia" w:ascii="宋体" w:hAnsi="宋体" w:eastAsia="宋体" w:cs="宋体"/>
-          <w:szCs w:val="21"/>
-        </w:rPr>
-      </w:pPr>
-      <w:r>
-        <w:rPr>
-          <w:rFonts w:hint="eastAsia" w:ascii="宋体" w:hAnsi="宋体" w:eastAsia="宋体" w:cs="宋体"/>
+        <w:ind w:firstLineChars="200" w:firstLine="420"/>
+        <w:rPr>
+          <w:rFonts w:ascii="宋体" w:eastAsia="宋体" w:hAnsi="宋体" w:cs="宋体" w:hint="eastAsia"/>
+          <w:szCs w:val="21"/>
+        </w:rPr>
+      </w:pPr>
+      <w:r>
+        <w:rPr>
+          <w:rFonts w:ascii="宋体" w:eastAsia="宋体" w:hAnsi="宋体" w:cs="宋体" w:hint="eastAsia"/>
           <w:szCs w:val="21"/>
         </w:rPr>
         <w:t>（4）识别并纠正双绞线制作中的常见错误；</w:t>
@@ -2091,15 +1955,15 @@
     <w:p>
       <w:pPr>
         <w:spacing w:line="360" w:lineRule="auto"/>
-        <w:ind w:firstLine="420" w:firstLineChars="200"/>
-        <w:rPr>
-          <w:rFonts w:hint="eastAsia" w:ascii="宋体" w:hAnsi="宋体" w:eastAsia="宋体" w:cs="宋体"/>
-          <w:szCs w:val="21"/>
-        </w:rPr>
-      </w:pPr>
-      <w:r>
-        <w:rPr>
-          <w:rFonts w:hint="eastAsia" w:ascii="宋体" w:hAnsi="宋体" w:eastAsia="宋体" w:cs="宋体"/>
+        <w:ind w:firstLineChars="200" w:firstLine="420"/>
+        <w:rPr>
+          <w:rFonts w:ascii="宋体" w:eastAsia="宋体" w:hAnsi="宋体" w:cs="宋体" w:hint="eastAsia"/>
+          <w:szCs w:val="21"/>
+        </w:rPr>
+      </w:pPr>
+      <w:r>
+        <w:rPr>
+          <w:rFonts w:ascii="宋体" w:eastAsia="宋体" w:hAnsi="宋体" w:cs="宋体" w:hint="eastAsia"/>
           <w:szCs w:val="21"/>
         </w:rPr>
         <w:t>（5）掌握双绞线接头的正确压接方法。</w:t>
@@ -2108,15 +1972,15 @@
     <w:p>
       <w:pPr>
         <w:spacing w:line="360" w:lineRule="auto"/>
-        <w:ind w:firstLine="420" w:firstLineChars="200"/>
-        <w:rPr>
-          <w:rFonts w:hint="eastAsia" w:ascii="宋体" w:hAnsi="宋体" w:eastAsia="宋体" w:cs="宋体"/>
-          <w:szCs w:val="21"/>
-        </w:rPr>
-      </w:pPr>
-      <w:r>
-        <w:rPr>
-          <w:rFonts w:hint="eastAsia" w:ascii="宋体" w:hAnsi="宋体" w:eastAsia="宋体" w:cs="宋体"/>
+        <w:ind w:firstLineChars="200" w:firstLine="420"/>
+        <w:rPr>
+          <w:rFonts w:ascii="宋体" w:eastAsia="宋体" w:hAnsi="宋体" w:cs="宋体" w:hint="eastAsia"/>
+          <w:szCs w:val="21"/>
+        </w:rPr>
+      </w:pPr>
+      <w:r>
+        <w:rPr>
+          <w:rFonts w:ascii="宋体" w:eastAsia="宋体" w:hAnsi="宋体" w:cs="宋体" w:hint="eastAsia"/>
           <w:szCs w:val="21"/>
         </w:rPr>
         <w:t>(四) 主要仪器设备及用品：线缆剥皮器、压线钳、RJ-45接头、线缆测试仪、双绞线。</w:t>
@@ -2125,15 +1989,15 @@
     <w:p>
       <w:pPr>
         <w:spacing w:line="360" w:lineRule="auto"/>
-        <w:ind w:firstLine="420" w:firstLineChars="200"/>
-        <w:rPr>
-          <w:rFonts w:hint="eastAsia" w:ascii="宋体" w:hAnsi="宋体" w:eastAsia="宋体" w:cs="宋体"/>
-          <w:szCs w:val="21"/>
-        </w:rPr>
-      </w:pPr>
-      <w:r>
-        <w:rPr>
-          <w:rFonts w:hint="eastAsia" w:ascii="宋体" w:hAnsi="宋体" w:eastAsia="宋体" w:cs="宋体"/>
+        <w:ind w:firstLineChars="200" w:firstLine="420"/>
+        <w:rPr>
+          <w:rFonts w:ascii="宋体" w:eastAsia="宋体" w:hAnsi="宋体" w:cs="宋体" w:hint="eastAsia"/>
+          <w:szCs w:val="21"/>
+        </w:rPr>
+      </w:pPr>
+      <w:r>
+        <w:rPr>
+          <w:rFonts w:ascii="宋体" w:eastAsia="宋体" w:hAnsi="宋体" w:cs="宋体" w:hint="eastAsia"/>
           <w:szCs w:val="21"/>
         </w:rPr>
         <w:t>(五) 实践（实验）耗材：RJ-45接头、双绞线。</w:t>
@@ -2146,7 +2010,7 @@
         <w:spacing w:line="360" w:lineRule="auto"/>
         <w:jc w:val="center"/>
         <w:rPr>
-          <w:rFonts w:hint="eastAsia" w:ascii="宋体" w:hAnsi="宋体" w:eastAsia="宋体" w:cs="宋体"/>
+          <w:rFonts w:ascii="宋体" w:eastAsia="宋体" w:hAnsi="宋体" w:cs="宋体" w:hint="eastAsia"/>
           <w:b/>
           <w:bCs/>
           <w:sz w:val="18"/>
@@ -2155,7 +2019,7 @@
       </w:pPr>
       <w:r>
         <w:rPr>
-          <w:rFonts w:hint="eastAsia" w:ascii="宋体" w:hAnsi="宋体" w:eastAsia="宋体" w:cs="宋体"/>
+          <w:rFonts w:ascii="宋体" w:eastAsia="宋体" w:hAnsi="宋体" w:cs="宋体" w:hint="eastAsia"/>
           <w:b/>
           <w:bCs/>
           <w:szCs w:val="21"/>
@@ -2166,15 +2030,15 @@
     <w:p>
       <w:pPr>
         <w:spacing w:line="360" w:lineRule="auto"/>
-        <w:ind w:firstLine="420" w:firstLineChars="200"/>
-        <w:rPr>
-          <w:rFonts w:hint="eastAsia" w:ascii="宋体" w:hAnsi="宋体" w:eastAsia="宋体" w:cs="宋体"/>
-          <w:szCs w:val="21"/>
-        </w:rPr>
-      </w:pPr>
-      <w:r>
-        <w:rPr>
-          <w:rFonts w:hint="eastAsia" w:ascii="宋体" w:hAnsi="宋体" w:eastAsia="宋体" w:cs="宋体"/>
+        <w:ind w:firstLineChars="200" w:firstLine="420"/>
+        <w:rPr>
+          <w:rFonts w:ascii="宋体" w:eastAsia="宋体" w:hAnsi="宋体" w:cs="宋体" w:hint="eastAsia"/>
+          <w:szCs w:val="21"/>
+        </w:rPr>
+      </w:pPr>
+      <w:r>
+        <w:rPr>
+          <w:rFonts w:ascii="宋体" w:eastAsia="宋体" w:hAnsi="宋体" w:cs="宋体" w:hint="eastAsia"/>
           <w:szCs w:val="21"/>
         </w:rPr>
         <w:t>实践（实验）学时数： 2学时</w:t>
@@ -2183,15 +2047,15 @@
     <w:p>
       <w:pPr>
         <w:spacing w:line="360" w:lineRule="auto"/>
-        <w:ind w:firstLine="420" w:firstLineChars="200"/>
-        <w:rPr>
-          <w:rFonts w:hint="eastAsia" w:ascii="宋体" w:hAnsi="宋体" w:eastAsia="宋体" w:cs="宋体"/>
-          <w:szCs w:val="21"/>
-        </w:rPr>
-      </w:pPr>
-      <w:r>
-        <w:rPr>
-          <w:rFonts w:hint="eastAsia" w:ascii="宋体" w:hAnsi="宋体" w:eastAsia="宋体" w:cs="宋体"/>
+        <w:ind w:firstLineChars="200" w:firstLine="420"/>
+        <w:rPr>
+          <w:rFonts w:ascii="宋体" w:eastAsia="宋体" w:hAnsi="宋体" w:cs="宋体" w:hint="eastAsia"/>
+          <w:szCs w:val="21"/>
+        </w:rPr>
+      </w:pPr>
+      <w:r>
+        <w:rPr>
+          <w:rFonts w:ascii="宋体" w:eastAsia="宋体" w:hAnsi="宋体" w:cs="宋体" w:hint="eastAsia"/>
           <w:szCs w:val="21"/>
         </w:rPr>
         <w:t>(一) 实践（实验）类型：验证性</w:t>
@@ -2200,15 +2064,15 @@
     <w:p>
       <w:pPr>
         <w:spacing w:line="360" w:lineRule="auto"/>
-        <w:ind w:firstLine="420" w:firstLineChars="200"/>
-        <w:rPr>
-          <w:rFonts w:hint="eastAsia" w:ascii="宋体" w:hAnsi="宋体" w:eastAsia="宋体" w:cs="宋体"/>
-          <w:szCs w:val="21"/>
-        </w:rPr>
-      </w:pPr>
-      <w:r>
-        <w:rPr>
-          <w:rFonts w:hint="eastAsia" w:ascii="宋体" w:hAnsi="宋体" w:eastAsia="宋体" w:cs="宋体"/>
+        <w:ind w:firstLineChars="200" w:firstLine="420"/>
+        <w:rPr>
+          <w:rFonts w:ascii="宋体" w:eastAsia="宋体" w:hAnsi="宋体" w:cs="宋体" w:hint="eastAsia"/>
+          <w:szCs w:val="21"/>
+        </w:rPr>
+      </w:pPr>
+      <w:r>
+        <w:rPr>
+          <w:rFonts w:ascii="宋体" w:eastAsia="宋体" w:hAnsi="宋体" w:cs="宋体" w:hint="eastAsia"/>
           <w:szCs w:val="21"/>
         </w:rPr>
         <w:t>(二) 实践（实验）目的：</w:t>
@@ -2217,15 +2081,15 @@
     <w:p>
       <w:pPr>
         <w:spacing w:line="360" w:lineRule="auto"/>
-        <w:ind w:firstLine="420" w:firstLineChars="200"/>
-        <w:rPr>
-          <w:rFonts w:hint="eastAsia" w:ascii="宋体" w:hAnsi="宋体" w:eastAsia="宋体" w:cs="宋体"/>
-          <w:szCs w:val="21"/>
-        </w:rPr>
-      </w:pPr>
-      <w:r>
-        <w:rPr>
-          <w:rFonts w:hint="eastAsia" w:ascii="宋体" w:hAnsi="宋体" w:eastAsia="宋体" w:cs="宋体"/>
+        <w:ind w:firstLineChars="200" w:firstLine="420"/>
+        <w:rPr>
+          <w:rFonts w:ascii="宋体" w:eastAsia="宋体" w:hAnsi="宋体" w:cs="宋体" w:hint="eastAsia"/>
+          <w:szCs w:val="21"/>
+        </w:rPr>
+      </w:pPr>
+      <w:r>
+        <w:rPr>
+          <w:rFonts w:ascii="宋体" w:eastAsia="宋体" w:hAnsi="宋体" w:cs="宋体" w:hint="eastAsia"/>
           <w:szCs w:val="21"/>
         </w:rPr>
         <w:t>理解IP地址、子网掩码及默认网关的基本概念。</w:t>
@@ -2234,15 +2098,15 @@
     <w:p>
       <w:pPr>
         <w:spacing w:line="360" w:lineRule="auto"/>
-        <w:ind w:firstLine="420" w:firstLineChars="200"/>
-        <w:rPr>
-          <w:rFonts w:hint="eastAsia" w:ascii="宋体" w:hAnsi="宋体" w:eastAsia="宋体" w:cs="宋体"/>
-          <w:szCs w:val="21"/>
-        </w:rPr>
-      </w:pPr>
-      <w:r>
-        <w:rPr>
-          <w:rFonts w:hint="eastAsia" w:ascii="宋体" w:hAnsi="宋体" w:eastAsia="宋体" w:cs="宋体"/>
+        <w:ind w:firstLineChars="200" w:firstLine="420"/>
+        <w:rPr>
+          <w:rFonts w:ascii="宋体" w:eastAsia="宋体" w:hAnsi="宋体" w:cs="宋体" w:hint="eastAsia"/>
+          <w:szCs w:val="21"/>
+        </w:rPr>
+      </w:pPr>
+      <w:r>
+        <w:rPr>
+          <w:rFonts w:ascii="宋体" w:eastAsia="宋体" w:hAnsi="宋体" w:cs="宋体" w:hint="eastAsia"/>
           <w:szCs w:val="21"/>
         </w:rPr>
         <w:t>学习如何通过命令行和图形界面配置IP地址。</w:t>
@@ -2251,15 +2115,15 @@
     <w:p>
       <w:pPr>
         <w:spacing w:line="360" w:lineRule="auto"/>
-        <w:ind w:firstLine="420" w:firstLineChars="200"/>
-        <w:rPr>
-          <w:rFonts w:hint="eastAsia" w:ascii="宋体" w:hAnsi="宋体" w:eastAsia="宋体" w:cs="宋体"/>
-          <w:szCs w:val="21"/>
-        </w:rPr>
-      </w:pPr>
-      <w:r>
-        <w:rPr>
-          <w:rFonts w:hint="eastAsia" w:ascii="宋体" w:hAnsi="宋体" w:eastAsia="宋体" w:cs="宋体"/>
+        <w:ind w:firstLineChars="200" w:firstLine="420"/>
+        <w:rPr>
+          <w:rFonts w:ascii="宋体" w:eastAsia="宋体" w:hAnsi="宋体" w:cs="宋体" w:hint="eastAsia"/>
+          <w:szCs w:val="21"/>
+        </w:rPr>
+      </w:pPr>
+      <w:r>
+        <w:rPr>
+          <w:rFonts w:ascii="宋体" w:eastAsia="宋体" w:hAnsi="宋体" w:cs="宋体" w:hint="eastAsia"/>
           <w:szCs w:val="21"/>
         </w:rPr>
         <w:t>熟悉华为eNSP仿真软件的基本操作。</w:t>
@@ -2268,15 +2132,15 @@
     <w:p>
       <w:pPr>
         <w:spacing w:line="360" w:lineRule="auto"/>
-        <w:ind w:firstLine="420" w:firstLineChars="200"/>
-        <w:rPr>
-          <w:rFonts w:hint="eastAsia" w:ascii="宋体" w:hAnsi="宋体" w:eastAsia="宋体" w:cs="宋体"/>
-          <w:szCs w:val="21"/>
-        </w:rPr>
-      </w:pPr>
-      <w:r>
-        <w:rPr>
-          <w:rFonts w:hint="eastAsia" w:ascii="宋体" w:hAnsi="宋体" w:eastAsia="宋体" w:cs="宋体"/>
+        <w:ind w:firstLineChars="200" w:firstLine="420"/>
+        <w:rPr>
+          <w:rFonts w:ascii="宋体" w:eastAsia="宋体" w:hAnsi="宋体" w:cs="宋体" w:hint="eastAsia"/>
+          <w:szCs w:val="21"/>
+        </w:rPr>
+      </w:pPr>
+      <w:r>
+        <w:rPr>
+          <w:rFonts w:ascii="宋体" w:eastAsia="宋体" w:hAnsi="宋体" w:cs="宋体" w:hint="eastAsia"/>
           <w:szCs w:val="21"/>
         </w:rPr>
         <w:t>(三) 实践（实验）要求：</w:t>
@@ -2285,15 +2149,15 @@
     <w:p>
       <w:pPr>
         <w:spacing w:line="360" w:lineRule="auto"/>
-        <w:ind w:firstLine="420" w:firstLineChars="200"/>
-        <w:rPr>
-          <w:rFonts w:hint="eastAsia" w:ascii="宋体" w:hAnsi="宋体" w:eastAsia="宋体" w:cs="宋体"/>
-          <w:szCs w:val="21"/>
-        </w:rPr>
-      </w:pPr>
-      <w:r>
-        <w:rPr>
-          <w:rFonts w:hint="eastAsia" w:ascii="宋体" w:hAnsi="宋体" w:eastAsia="宋体" w:cs="宋体"/>
+        <w:ind w:firstLineChars="200" w:firstLine="420"/>
+        <w:rPr>
+          <w:rFonts w:ascii="宋体" w:eastAsia="宋体" w:hAnsi="宋体" w:cs="宋体" w:hint="eastAsia"/>
+          <w:szCs w:val="21"/>
+        </w:rPr>
+      </w:pPr>
+      <w:r>
+        <w:rPr>
+          <w:rFonts w:ascii="宋体" w:eastAsia="宋体" w:hAnsi="宋体" w:cs="宋体" w:hint="eastAsia"/>
           <w:szCs w:val="21"/>
         </w:rPr>
         <w:t>1. 基础理论及基本知识</w:t>
@@ -2302,15 +2166,15 @@
     <w:p>
       <w:pPr>
         <w:spacing w:line="360" w:lineRule="auto"/>
-        <w:ind w:firstLine="420" w:firstLineChars="200"/>
-        <w:rPr>
-          <w:rFonts w:hint="eastAsia" w:ascii="宋体" w:hAnsi="宋体" w:eastAsia="宋体" w:cs="宋体"/>
-          <w:szCs w:val="21"/>
-        </w:rPr>
-      </w:pPr>
-      <w:r>
-        <w:rPr>
-          <w:rFonts w:hint="eastAsia" w:ascii="宋体" w:hAnsi="宋体" w:eastAsia="宋体" w:cs="宋体"/>
+        <w:ind w:firstLineChars="200" w:firstLine="420"/>
+        <w:rPr>
+          <w:rFonts w:ascii="宋体" w:eastAsia="宋体" w:hAnsi="宋体" w:cs="宋体" w:hint="eastAsia"/>
+          <w:szCs w:val="21"/>
+        </w:rPr>
+      </w:pPr>
+      <w:r>
+        <w:rPr>
+          <w:rFonts w:ascii="宋体" w:eastAsia="宋体" w:hAnsi="宋体" w:cs="宋体" w:hint="eastAsia"/>
           <w:szCs w:val="21"/>
         </w:rPr>
         <w:t>（1）掌握IP地址、子网掩码、默认网关的定义及其工作原理；</w:t>
@@ -2319,15 +2183,15 @@
     <w:p>
       <w:pPr>
         <w:spacing w:line="360" w:lineRule="auto"/>
-        <w:ind w:firstLine="420" w:firstLineChars="200"/>
-        <w:rPr>
-          <w:rFonts w:hint="eastAsia" w:ascii="宋体" w:hAnsi="宋体" w:eastAsia="宋体" w:cs="宋体"/>
-          <w:szCs w:val="21"/>
-        </w:rPr>
-      </w:pPr>
-      <w:r>
-        <w:rPr>
-          <w:rFonts w:hint="eastAsia" w:ascii="宋体" w:hAnsi="宋体" w:eastAsia="宋体" w:cs="宋体"/>
+        <w:ind w:firstLineChars="200" w:firstLine="420"/>
+        <w:rPr>
+          <w:rFonts w:ascii="宋体" w:eastAsia="宋体" w:hAnsi="宋体" w:cs="宋体" w:hint="eastAsia"/>
+          <w:szCs w:val="21"/>
+        </w:rPr>
+      </w:pPr>
+      <w:r>
+        <w:rPr>
+          <w:rFonts w:ascii="宋体" w:eastAsia="宋体" w:hAnsi="宋体" w:cs="宋体" w:hint="eastAsia"/>
           <w:szCs w:val="21"/>
         </w:rPr>
         <w:t>（2）了解IPv4和IPv6地址的分配原则及应用场景。</w:t>
@@ -2336,15 +2200,15 @@
     <w:p>
       <w:pPr>
         <w:spacing w:line="360" w:lineRule="auto"/>
-        <w:ind w:firstLine="420" w:firstLineChars="200"/>
-        <w:rPr>
-          <w:rFonts w:hint="eastAsia" w:ascii="宋体" w:hAnsi="宋体" w:eastAsia="宋体" w:cs="宋体"/>
-          <w:szCs w:val="21"/>
-        </w:rPr>
-      </w:pPr>
-      <w:r>
-        <w:rPr>
-          <w:rFonts w:hint="eastAsia" w:ascii="宋体" w:hAnsi="宋体" w:eastAsia="宋体" w:cs="宋体"/>
+        <w:ind w:firstLineChars="200" w:firstLine="420"/>
+        <w:rPr>
+          <w:rFonts w:ascii="宋体" w:eastAsia="宋体" w:hAnsi="宋体" w:cs="宋体" w:hint="eastAsia"/>
+          <w:szCs w:val="21"/>
+        </w:rPr>
+      </w:pPr>
+      <w:r>
+        <w:rPr>
+          <w:rFonts w:ascii="宋体" w:eastAsia="宋体" w:hAnsi="宋体" w:cs="宋体" w:hint="eastAsia"/>
           <w:szCs w:val="21"/>
         </w:rPr>
         <w:t>2. 实践（实验）操作的基本技能</w:t>
@@ -2353,15 +2217,15 @@
     <w:p>
       <w:pPr>
         <w:spacing w:line="360" w:lineRule="auto"/>
-        <w:ind w:firstLine="420" w:firstLineChars="200"/>
-        <w:rPr>
-          <w:rFonts w:hint="eastAsia" w:ascii="宋体" w:hAnsi="宋体" w:eastAsia="宋体" w:cs="宋体"/>
-          <w:szCs w:val="21"/>
-        </w:rPr>
-      </w:pPr>
-      <w:r>
-        <w:rPr>
-          <w:rFonts w:hint="eastAsia" w:ascii="宋体" w:hAnsi="宋体" w:eastAsia="宋体" w:cs="宋体"/>
+        <w:ind w:firstLineChars="200" w:firstLine="420"/>
+        <w:rPr>
+          <w:rFonts w:ascii="宋体" w:eastAsia="宋体" w:hAnsi="宋体" w:cs="宋体" w:hint="eastAsia"/>
+          <w:szCs w:val="21"/>
+        </w:rPr>
+      </w:pPr>
+      <w:r>
+        <w:rPr>
+          <w:rFonts w:ascii="宋体" w:eastAsia="宋体" w:hAnsi="宋体" w:cs="宋体" w:hint="eastAsia"/>
           <w:szCs w:val="21"/>
         </w:rPr>
         <w:t>（1）使用华为eNSP创建网络拓扑图；</w:t>
@@ -2370,15 +2234,15 @@
     <w:p>
       <w:pPr>
         <w:spacing w:line="360" w:lineRule="auto"/>
-        <w:ind w:firstLine="420" w:firstLineChars="200"/>
-        <w:rPr>
-          <w:rFonts w:hint="eastAsia" w:ascii="宋体" w:hAnsi="宋体" w:eastAsia="宋体" w:cs="宋体"/>
-          <w:szCs w:val="21"/>
-        </w:rPr>
-      </w:pPr>
-      <w:r>
-        <w:rPr>
-          <w:rFonts w:hint="eastAsia" w:ascii="宋体" w:hAnsi="宋体" w:eastAsia="宋体" w:cs="宋体"/>
+        <w:ind w:firstLineChars="200" w:firstLine="420"/>
+        <w:rPr>
+          <w:rFonts w:ascii="宋体" w:eastAsia="宋体" w:hAnsi="宋体" w:cs="宋体" w:hint="eastAsia"/>
+          <w:szCs w:val="21"/>
+        </w:rPr>
+      </w:pPr>
+      <w:r>
+        <w:rPr>
+          <w:rFonts w:ascii="宋体" w:eastAsia="宋体" w:hAnsi="宋体" w:cs="宋体" w:hint="eastAsia"/>
           <w:szCs w:val="21"/>
         </w:rPr>
         <w:t>（2）在eNSP中模拟的路由器和交换机上配置静态IP地址；</w:t>
@@ -2387,15 +2251,15 @@
     <w:p>
       <w:pPr>
         <w:spacing w:line="360" w:lineRule="auto"/>
-        <w:ind w:firstLine="420" w:firstLineChars="200"/>
-        <w:rPr>
-          <w:rFonts w:hint="eastAsia" w:ascii="宋体" w:hAnsi="宋体" w:eastAsia="宋体" w:cs="宋体"/>
-          <w:szCs w:val="21"/>
-        </w:rPr>
-      </w:pPr>
-      <w:r>
-        <w:rPr>
-          <w:rFonts w:hint="eastAsia" w:ascii="宋体" w:hAnsi="宋体" w:eastAsia="宋体" w:cs="宋体"/>
+        <w:ind w:firstLineChars="200" w:firstLine="420"/>
+        <w:rPr>
+          <w:rFonts w:ascii="宋体" w:eastAsia="宋体" w:hAnsi="宋体" w:cs="宋体" w:hint="eastAsia"/>
+          <w:szCs w:val="21"/>
+        </w:rPr>
+      </w:pPr>
+      <w:r>
+        <w:rPr>
+          <w:rFonts w:ascii="宋体" w:eastAsia="宋体" w:hAnsi="宋体" w:cs="宋体" w:hint="eastAsia"/>
           <w:szCs w:val="21"/>
         </w:rPr>
         <w:t>（3）应用子网划分技术进行有效的IP地址分配；</w:t>
@@ -2404,15 +2268,15 @@
     <w:p>
       <w:pPr>
         <w:spacing w:line="360" w:lineRule="auto"/>
-        <w:ind w:firstLine="420" w:firstLineChars="200"/>
-        <w:rPr>
-          <w:rFonts w:hint="eastAsia" w:ascii="宋体" w:hAnsi="宋体" w:eastAsia="宋体" w:cs="宋体"/>
-          <w:szCs w:val="21"/>
-        </w:rPr>
-      </w:pPr>
-      <w:r>
-        <w:rPr>
-          <w:rFonts w:hint="eastAsia" w:ascii="宋体" w:hAnsi="宋体" w:eastAsia="宋体" w:cs="宋体"/>
+        <w:ind w:firstLineChars="200" w:firstLine="420"/>
+        <w:rPr>
+          <w:rFonts w:ascii="宋体" w:eastAsia="宋体" w:hAnsi="宋体" w:cs="宋体" w:hint="eastAsia"/>
+          <w:szCs w:val="21"/>
+        </w:rPr>
+      </w:pPr>
+      <w:r>
+        <w:rPr>
+          <w:rFonts w:ascii="宋体" w:eastAsia="宋体" w:hAnsi="宋体" w:cs="宋体" w:hint="eastAsia"/>
           <w:szCs w:val="21"/>
         </w:rPr>
         <w:t>（4）使用eNSP模拟的终端设备（如PC）进行IP配置；</w:t>
@@ -2421,15 +2285,15 @@
     <w:p>
       <w:pPr>
         <w:spacing w:line="360" w:lineRule="auto"/>
-        <w:ind w:firstLine="420" w:firstLineChars="200"/>
-        <w:rPr>
-          <w:rFonts w:hint="eastAsia" w:ascii="宋体" w:hAnsi="宋体" w:eastAsia="宋体" w:cs="宋体"/>
-          <w:szCs w:val="21"/>
-        </w:rPr>
-      </w:pPr>
-      <w:r>
-        <w:rPr>
-          <w:rFonts w:hint="eastAsia" w:ascii="宋体" w:hAnsi="宋体" w:eastAsia="宋体" w:cs="宋体"/>
+        <w:ind w:firstLineChars="200" w:firstLine="420"/>
+        <w:rPr>
+          <w:rFonts w:ascii="宋体" w:eastAsia="宋体" w:hAnsi="宋体" w:cs="宋体" w:hint="eastAsia"/>
+          <w:szCs w:val="21"/>
+        </w:rPr>
+      </w:pPr>
+      <w:r>
+        <w:rPr>
+          <w:rFonts w:ascii="宋体" w:eastAsia="宋体" w:hAnsi="宋体" w:cs="宋体" w:hint="eastAsia"/>
           <w:szCs w:val="21"/>
         </w:rPr>
         <w:t>（5）通过ping和tracert命令测试网络内设备间的连通性。</w:t>
@@ -2438,15 +2302,15 @@
     <w:p>
       <w:pPr>
         <w:spacing w:line="360" w:lineRule="auto"/>
-        <w:ind w:firstLine="420" w:firstLineChars="200"/>
-        <w:rPr>
-          <w:rFonts w:hint="eastAsia" w:ascii="宋体" w:hAnsi="宋体" w:eastAsia="宋体" w:cs="宋体"/>
-          <w:szCs w:val="21"/>
-        </w:rPr>
-      </w:pPr>
-      <w:r>
-        <w:rPr>
-          <w:rFonts w:hint="eastAsia" w:ascii="宋体" w:hAnsi="宋体" w:eastAsia="宋体" w:cs="宋体"/>
+        <w:ind w:firstLineChars="200" w:firstLine="420"/>
+        <w:rPr>
+          <w:rFonts w:ascii="宋体" w:eastAsia="宋体" w:hAnsi="宋体" w:cs="宋体" w:hint="eastAsia"/>
+          <w:szCs w:val="21"/>
+        </w:rPr>
+      </w:pPr>
+      <w:r>
+        <w:rPr>
+          <w:rFonts w:ascii="宋体" w:eastAsia="宋体" w:hAnsi="宋体" w:cs="宋体" w:hint="eastAsia"/>
           <w:szCs w:val="21"/>
         </w:rPr>
         <w:t>(四) 主要仪器设备及用品：个人计算机（安装有华为eNSP软件、Wireshark抓包工具）等。</w:t>
@@ -2455,16 +2319,16 @@
     <w:p>
       <w:pPr>
         <w:spacing w:line="360" w:lineRule="auto"/>
-        <w:ind w:firstLine="420" w:firstLineChars="200"/>
-        <w:rPr>
-          <w:rFonts w:hint="eastAsia" w:ascii="宋体" w:hAnsi="宋体" w:eastAsia="宋体" w:cs="宋体"/>
+        <w:ind w:firstLineChars="200" w:firstLine="420"/>
+        <w:rPr>
+          <w:rFonts w:ascii="宋体" w:eastAsia="宋体" w:hAnsi="宋体" w:cs="宋体" w:hint="eastAsia"/>
           <w:sz w:val="18"/>
           <w:szCs w:val="18"/>
         </w:rPr>
       </w:pPr>
       <w:r>
         <w:rPr>
-          <w:rFonts w:hint="eastAsia" w:ascii="宋体" w:hAnsi="宋体" w:eastAsia="宋体" w:cs="宋体"/>
+          <w:rFonts w:ascii="宋体" w:eastAsia="宋体" w:hAnsi="宋体" w:cs="宋体" w:hint="eastAsia"/>
           <w:szCs w:val="21"/>
         </w:rPr>
         <w:t>(五) 实践（实验）耗材：无特别耗材需求</w:t>
@@ -2477,7 +2341,7 @@
         <w:spacing w:line="360" w:lineRule="auto"/>
         <w:jc w:val="center"/>
         <w:rPr>
-          <w:rFonts w:hint="eastAsia" w:ascii="宋体" w:hAnsi="宋体" w:eastAsia="宋体" w:cs="宋体"/>
+          <w:rFonts w:ascii="宋体" w:eastAsia="宋体" w:hAnsi="宋体" w:cs="宋体" w:hint="eastAsia"/>
           <w:b/>
           <w:bCs/>
           <w:szCs w:val="21"/>
@@ -2485,7 +2349,7 @@
       </w:pPr>
       <w:r>
         <w:rPr>
-          <w:rFonts w:hint="eastAsia" w:ascii="宋体" w:hAnsi="宋体" w:eastAsia="宋体" w:cs="宋体"/>
+          <w:rFonts w:ascii="宋体" w:eastAsia="宋体" w:hAnsi="宋体" w:cs="宋体" w:hint="eastAsia"/>
           <w:b/>
           <w:bCs/>
           <w:szCs w:val="21"/>
@@ -2496,15 +2360,15 @@
     <w:p>
       <w:pPr>
         <w:spacing w:line="360" w:lineRule="auto"/>
-        <w:ind w:firstLine="420" w:firstLineChars="200"/>
-        <w:rPr>
-          <w:rFonts w:hint="eastAsia" w:ascii="宋体" w:hAnsi="宋体" w:eastAsia="宋体" w:cs="宋体"/>
-          <w:szCs w:val="21"/>
-        </w:rPr>
-      </w:pPr>
-      <w:r>
-        <w:rPr>
-          <w:rFonts w:hint="eastAsia" w:ascii="宋体" w:hAnsi="宋体" w:eastAsia="宋体" w:cs="宋体"/>
+        <w:ind w:firstLineChars="200" w:firstLine="420"/>
+        <w:rPr>
+          <w:rFonts w:ascii="宋体" w:eastAsia="宋体" w:hAnsi="宋体" w:cs="宋体" w:hint="eastAsia"/>
+          <w:szCs w:val="21"/>
+        </w:rPr>
+      </w:pPr>
+      <w:r>
+        <w:rPr>
+          <w:rFonts w:ascii="宋体" w:eastAsia="宋体" w:hAnsi="宋体" w:cs="宋体" w:hint="eastAsia"/>
           <w:szCs w:val="21"/>
         </w:rPr>
         <w:t>实践（实验）学时数： 2学时</w:t>
@@ -2513,15 +2377,15 @@
     <w:p>
       <w:pPr>
         <w:spacing w:line="360" w:lineRule="auto"/>
-        <w:ind w:firstLine="420" w:firstLineChars="200"/>
-        <w:rPr>
-          <w:rFonts w:hint="eastAsia" w:ascii="宋体" w:hAnsi="宋体" w:eastAsia="宋体" w:cs="宋体"/>
-          <w:szCs w:val="21"/>
-        </w:rPr>
-      </w:pPr>
-      <w:r>
-        <w:rPr>
-          <w:rFonts w:hint="eastAsia" w:ascii="宋体" w:hAnsi="宋体" w:eastAsia="宋体" w:cs="宋体"/>
+        <w:ind w:firstLineChars="200" w:firstLine="420"/>
+        <w:rPr>
+          <w:rFonts w:ascii="宋体" w:eastAsia="宋体" w:hAnsi="宋体" w:cs="宋体" w:hint="eastAsia"/>
+          <w:szCs w:val="21"/>
+        </w:rPr>
+      </w:pPr>
+      <w:r>
+        <w:rPr>
+          <w:rFonts w:ascii="宋体" w:eastAsia="宋体" w:hAnsi="宋体" w:cs="宋体" w:hint="eastAsia"/>
           <w:szCs w:val="21"/>
         </w:rPr>
         <w:t>(一) 实践（实验）类型：设计性</w:t>
@@ -2530,15 +2394,15 @@
     <w:p>
       <w:pPr>
         <w:spacing w:line="360" w:lineRule="auto"/>
-        <w:ind w:firstLine="420" w:firstLineChars="200"/>
-        <w:rPr>
-          <w:rFonts w:hint="eastAsia" w:ascii="宋体" w:hAnsi="宋体" w:eastAsia="宋体" w:cs="宋体"/>
-          <w:szCs w:val="21"/>
-        </w:rPr>
-      </w:pPr>
-      <w:r>
-        <w:rPr>
-          <w:rFonts w:hint="eastAsia" w:ascii="宋体" w:hAnsi="宋体" w:eastAsia="宋体" w:cs="宋体"/>
+        <w:ind w:firstLineChars="200" w:firstLine="420"/>
+        <w:rPr>
+          <w:rFonts w:ascii="宋体" w:eastAsia="宋体" w:hAnsi="宋体" w:cs="宋体" w:hint="eastAsia"/>
+          <w:szCs w:val="21"/>
+        </w:rPr>
+      </w:pPr>
+      <w:r>
+        <w:rPr>
+          <w:rFonts w:ascii="宋体" w:eastAsia="宋体" w:hAnsi="宋体" w:cs="宋体" w:hint="eastAsia"/>
           <w:szCs w:val="21"/>
         </w:rPr>
         <w:t>(二) 实践（实验）目的：</w:t>
@@ -2547,15 +2411,15 @@
     <w:p>
       <w:pPr>
         <w:spacing w:line="360" w:lineRule="auto"/>
-        <w:ind w:firstLine="420" w:firstLineChars="200"/>
-        <w:rPr>
-          <w:rFonts w:hint="eastAsia" w:ascii="宋体" w:hAnsi="宋体" w:eastAsia="宋体" w:cs="宋体"/>
-          <w:szCs w:val="21"/>
-        </w:rPr>
-      </w:pPr>
-      <w:r>
-        <w:rPr>
-          <w:rFonts w:hint="eastAsia" w:ascii="宋体" w:hAnsi="宋体" w:eastAsia="宋体" w:cs="宋体"/>
+        <w:ind w:firstLineChars="200" w:firstLine="420"/>
+        <w:rPr>
+          <w:rFonts w:ascii="宋体" w:eastAsia="宋体" w:hAnsi="宋体" w:cs="宋体" w:hint="eastAsia"/>
+          <w:szCs w:val="21"/>
+        </w:rPr>
+      </w:pPr>
+      <w:r>
+        <w:rPr>
+          <w:rFonts w:ascii="宋体" w:eastAsia="宋体" w:hAnsi="宋体" w:cs="宋体" w:hint="eastAsia"/>
           <w:szCs w:val="21"/>
         </w:rPr>
         <w:t>掌握使用华为eNSP仿真软件进行基于端口的VLAN配置的方法。</w:t>
@@ -2564,32 +2428,33 @@
     <w:p>
       <w:pPr>
         <w:spacing w:line="360" w:lineRule="auto"/>
-        <w:ind w:firstLine="420" w:firstLineChars="200"/>
-        <w:rPr>
-          <w:rFonts w:hint="eastAsia" w:ascii="宋体" w:hAnsi="宋体" w:eastAsia="宋体" w:cs="宋体"/>
-          <w:szCs w:val="21"/>
-        </w:rPr>
-      </w:pPr>
-      <w:r>
-        <w:rPr>
-          <w:rFonts w:hint="eastAsia" w:ascii="宋体" w:hAnsi="宋体" w:eastAsia="宋体" w:cs="宋体"/>
-          <w:szCs w:val="21"/>
-        </w:rPr>
+        <w:ind w:firstLineChars="200" w:firstLine="420"/>
+        <w:rPr>
+          <w:rFonts w:ascii="宋体" w:eastAsia="宋体" w:hAnsi="宋体" w:cs="宋体" w:hint="eastAsia"/>
+          <w:szCs w:val="21"/>
+        </w:rPr>
+      </w:pPr>
+      <w:r>
+        <w:rPr>
+          <w:rFonts w:ascii="宋体" w:eastAsia="宋体" w:hAnsi="宋体" w:cs="宋体" w:hint="eastAsia"/>
+          <w:szCs w:val="21"/>
+        </w:rPr>
+        <w:lastRenderedPageBreak/>
         <w:t>理解VLAN（虚拟局域网络）的概念，以及它如何提高网络的安全性和效率。</w:t>
       </w:r>
     </w:p>
     <w:p>
       <w:pPr>
         <w:spacing w:line="360" w:lineRule="auto"/>
-        <w:ind w:firstLine="420" w:firstLineChars="200"/>
-        <w:rPr>
-          <w:rFonts w:hint="eastAsia" w:ascii="宋体" w:hAnsi="宋体" w:eastAsia="宋体" w:cs="宋体"/>
-          <w:szCs w:val="21"/>
-        </w:rPr>
-      </w:pPr>
-      <w:r>
-        <w:rPr>
-          <w:rFonts w:hint="eastAsia" w:ascii="宋体" w:hAnsi="宋体" w:eastAsia="宋体" w:cs="宋体"/>
+        <w:ind w:firstLineChars="200" w:firstLine="420"/>
+        <w:rPr>
+          <w:rFonts w:ascii="宋体" w:eastAsia="宋体" w:hAnsi="宋体" w:cs="宋体" w:hint="eastAsia"/>
+          <w:szCs w:val="21"/>
+        </w:rPr>
+      </w:pPr>
+      <w:r>
+        <w:rPr>
+          <w:rFonts w:ascii="宋体" w:eastAsia="宋体" w:hAnsi="宋体" w:cs="宋体" w:hint="eastAsia"/>
           <w:szCs w:val="21"/>
         </w:rPr>
         <w:t>学习如何在虚拟网络环境中设计和实施VLAN分段策略。</w:t>
@@ -2598,15 +2463,15 @@
     <w:p>
       <w:pPr>
         <w:spacing w:line="360" w:lineRule="auto"/>
-        <w:ind w:firstLine="420" w:firstLineChars="200"/>
-        <w:rPr>
-          <w:rFonts w:hint="eastAsia" w:ascii="宋体" w:hAnsi="宋体" w:eastAsia="宋体" w:cs="宋体"/>
-          <w:szCs w:val="21"/>
-        </w:rPr>
-      </w:pPr>
-      <w:r>
-        <w:rPr>
-          <w:rFonts w:hint="eastAsia" w:ascii="宋体" w:hAnsi="宋体" w:eastAsia="宋体" w:cs="宋体"/>
+        <w:ind w:firstLineChars="200" w:firstLine="420"/>
+        <w:rPr>
+          <w:rFonts w:ascii="宋体" w:eastAsia="宋体" w:hAnsi="宋体" w:cs="宋体" w:hint="eastAsia"/>
+          <w:szCs w:val="21"/>
+        </w:rPr>
+      </w:pPr>
+      <w:r>
+        <w:rPr>
+          <w:rFonts w:ascii="宋体" w:eastAsia="宋体" w:hAnsi="宋体" w:cs="宋体" w:hint="eastAsia"/>
           <w:szCs w:val="21"/>
         </w:rPr>
         <w:t>(三) 实践（实验）要求：</w:t>
@@ -2615,15 +2480,15 @@
     <w:p>
       <w:pPr>
         <w:spacing w:line="360" w:lineRule="auto"/>
-        <w:ind w:firstLine="420" w:firstLineChars="200"/>
-        <w:rPr>
-          <w:rFonts w:hint="eastAsia" w:ascii="宋体" w:hAnsi="宋体" w:eastAsia="宋体" w:cs="宋体"/>
-          <w:szCs w:val="21"/>
-        </w:rPr>
-      </w:pPr>
-      <w:r>
-        <w:rPr>
-          <w:rFonts w:hint="eastAsia" w:ascii="宋体" w:hAnsi="宋体" w:eastAsia="宋体" w:cs="宋体"/>
+        <w:ind w:firstLineChars="200" w:firstLine="420"/>
+        <w:rPr>
+          <w:rFonts w:ascii="宋体" w:eastAsia="宋体" w:hAnsi="宋体" w:cs="宋体" w:hint="eastAsia"/>
+          <w:szCs w:val="21"/>
+        </w:rPr>
+      </w:pPr>
+      <w:r>
+        <w:rPr>
+          <w:rFonts w:ascii="宋体" w:eastAsia="宋体" w:hAnsi="宋体" w:cs="宋体" w:hint="eastAsia"/>
           <w:szCs w:val="21"/>
         </w:rPr>
         <w:t>1. 基础理论及基本知识</w:t>
@@ -2632,15 +2497,15 @@
     <w:p>
       <w:pPr>
         <w:spacing w:line="360" w:lineRule="auto"/>
-        <w:ind w:firstLine="420" w:firstLineChars="200"/>
-        <w:rPr>
-          <w:rFonts w:hint="eastAsia" w:ascii="宋体" w:hAnsi="宋体" w:eastAsia="宋体" w:cs="宋体"/>
-          <w:szCs w:val="21"/>
-        </w:rPr>
-      </w:pPr>
-      <w:r>
-        <w:rPr>
-          <w:rFonts w:hint="eastAsia" w:ascii="宋体" w:hAnsi="宋体" w:eastAsia="宋体" w:cs="宋体"/>
+        <w:ind w:firstLineChars="200" w:firstLine="420"/>
+        <w:rPr>
+          <w:rFonts w:ascii="宋体" w:eastAsia="宋体" w:hAnsi="宋体" w:cs="宋体" w:hint="eastAsia"/>
+          <w:szCs w:val="21"/>
+        </w:rPr>
+      </w:pPr>
+      <w:r>
+        <w:rPr>
+          <w:rFonts w:ascii="宋体" w:eastAsia="宋体" w:hAnsi="宋体" w:cs="宋体" w:hint="eastAsia"/>
           <w:szCs w:val="21"/>
         </w:rPr>
         <w:t>（1）掌握VLAN的基本概念，包括VLAN的作用、优势及其类型；</w:t>
@@ -2649,15 +2514,15 @@
     <w:p>
       <w:pPr>
         <w:spacing w:line="360" w:lineRule="auto"/>
-        <w:ind w:firstLine="420" w:firstLineChars="200"/>
-        <w:rPr>
-          <w:rFonts w:hint="eastAsia" w:ascii="宋体" w:hAnsi="宋体" w:eastAsia="宋体" w:cs="宋体"/>
-          <w:szCs w:val="21"/>
-        </w:rPr>
-      </w:pPr>
-      <w:r>
-        <w:rPr>
-          <w:rFonts w:hint="eastAsia" w:ascii="宋体" w:hAnsi="宋体" w:eastAsia="宋体" w:cs="宋体"/>
+        <w:ind w:firstLineChars="200" w:firstLine="420"/>
+        <w:rPr>
+          <w:rFonts w:ascii="宋体" w:eastAsia="宋体" w:hAnsi="宋体" w:cs="宋体" w:hint="eastAsia"/>
+          <w:szCs w:val="21"/>
+        </w:rPr>
+      </w:pPr>
+      <w:r>
+        <w:rPr>
+          <w:rFonts w:ascii="宋体" w:eastAsia="宋体" w:hAnsi="宋体" w:cs="宋体" w:hint="eastAsia"/>
           <w:szCs w:val="21"/>
         </w:rPr>
         <w:t>（2）了解基于端口的VLAN配置方法及其在网络设计中的应用场景。</w:t>
@@ -2666,15 +2531,15 @@
     <w:p>
       <w:pPr>
         <w:spacing w:line="360" w:lineRule="auto"/>
-        <w:ind w:firstLine="420" w:firstLineChars="200"/>
-        <w:rPr>
-          <w:rFonts w:hint="eastAsia" w:ascii="宋体" w:hAnsi="宋体" w:eastAsia="宋体" w:cs="宋体"/>
-          <w:szCs w:val="21"/>
-        </w:rPr>
-      </w:pPr>
-      <w:r>
-        <w:rPr>
-          <w:rFonts w:hint="eastAsia" w:ascii="宋体" w:hAnsi="宋体" w:eastAsia="宋体" w:cs="宋体"/>
+        <w:ind w:firstLineChars="200" w:firstLine="420"/>
+        <w:rPr>
+          <w:rFonts w:ascii="宋体" w:eastAsia="宋体" w:hAnsi="宋体" w:cs="宋体" w:hint="eastAsia"/>
+          <w:szCs w:val="21"/>
+        </w:rPr>
+      </w:pPr>
+      <w:r>
+        <w:rPr>
+          <w:rFonts w:ascii="宋体" w:eastAsia="宋体" w:hAnsi="宋体" w:cs="宋体" w:hint="eastAsia"/>
           <w:szCs w:val="21"/>
         </w:rPr>
         <w:t>2. 实践（实验）操作的基本技能</w:t>
@@ -2683,15 +2548,15 @@
     <w:p>
       <w:pPr>
         <w:spacing w:line="360" w:lineRule="auto"/>
-        <w:ind w:firstLine="420" w:firstLineChars="200"/>
-        <w:rPr>
-          <w:rFonts w:hint="eastAsia" w:ascii="宋体" w:hAnsi="宋体" w:eastAsia="宋体" w:cs="宋体"/>
-          <w:szCs w:val="21"/>
-        </w:rPr>
-      </w:pPr>
-      <w:r>
-        <w:rPr>
-          <w:rFonts w:hint="eastAsia" w:ascii="宋体" w:hAnsi="宋体" w:eastAsia="宋体" w:cs="宋体"/>
+        <w:ind w:firstLineChars="200" w:firstLine="420"/>
+        <w:rPr>
+          <w:rFonts w:ascii="宋体" w:eastAsia="宋体" w:hAnsi="宋体" w:cs="宋体" w:hint="eastAsia"/>
+          <w:szCs w:val="21"/>
+        </w:rPr>
+      </w:pPr>
+      <w:r>
+        <w:rPr>
+          <w:rFonts w:ascii="宋体" w:eastAsia="宋体" w:hAnsi="宋体" w:cs="宋体" w:hint="eastAsia"/>
           <w:szCs w:val="21"/>
         </w:rPr>
         <w:t>（1）使用华为eNSP创建网络拓扑，模拟实际网络环境。</w:t>
@@ -2700,15 +2565,15 @@
     <w:p>
       <w:pPr>
         <w:spacing w:line="360" w:lineRule="auto"/>
-        <w:ind w:firstLine="420" w:firstLineChars="200"/>
-        <w:rPr>
-          <w:rFonts w:hint="eastAsia" w:ascii="宋体" w:hAnsi="宋体" w:eastAsia="宋体" w:cs="宋体"/>
-          <w:szCs w:val="21"/>
-        </w:rPr>
-      </w:pPr>
-      <w:r>
-        <w:rPr>
-          <w:rFonts w:hint="eastAsia" w:ascii="宋体" w:hAnsi="宋体" w:eastAsia="宋体" w:cs="宋体"/>
+        <w:ind w:firstLineChars="200" w:firstLine="420"/>
+        <w:rPr>
+          <w:rFonts w:ascii="宋体" w:eastAsia="宋体" w:hAnsi="宋体" w:cs="宋体" w:hint="eastAsia"/>
+          <w:szCs w:val="21"/>
+        </w:rPr>
+      </w:pPr>
+      <w:r>
+        <w:rPr>
+          <w:rFonts w:ascii="宋体" w:eastAsia="宋体" w:hAnsi="宋体" w:cs="宋体" w:hint="eastAsia"/>
           <w:szCs w:val="21"/>
         </w:rPr>
         <w:t>（2）在eNSP模拟的交换机上配置基于端口的VLAN。</w:t>
@@ -2717,15 +2582,15 @@
     <w:p>
       <w:pPr>
         <w:spacing w:line="360" w:lineRule="auto"/>
-        <w:ind w:firstLine="420" w:firstLineChars="200"/>
-        <w:rPr>
-          <w:rFonts w:hint="eastAsia" w:ascii="宋体" w:hAnsi="宋体" w:eastAsia="宋体" w:cs="宋体"/>
-          <w:szCs w:val="21"/>
-        </w:rPr>
-      </w:pPr>
-      <w:r>
-        <w:rPr>
-          <w:rFonts w:hint="eastAsia" w:ascii="宋体" w:hAnsi="宋体" w:eastAsia="宋体" w:cs="宋体"/>
+        <w:ind w:firstLineChars="200" w:firstLine="420"/>
+        <w:rPr>
+          <w:rFonts w:ascii="宋体" w:eastAsia="宋体" w:hAnsi="宋体" w:cs="宋体" w:hint="eastAsia"/>
+          <w:szCs w:val="21"/>
+        </w:rPr>
+      </w:pPr>
+      <w:r>
+        <w:rPr>
+          <w:rFonts w:ascii="宋体" w:eastAsia="宋体" w:hAnsi="宋体" w:cs="宋体" w:hint="eastAsia"/>
           <w:szCs w:val="21"/>
         </w:rPr>
         <w:t>（3）为模拟的网络设备分配到不同的VLAN，并配置VLAN间通信（如果需要）。</w:t>
@@ -2734,15 +2599,15 @@
     <w:p>
       <w:pPr>
         <w:spacing w:line="360" w:lineRule="auto"/>
-        <w:ind w:firstLine="420" w:firstLineChars="200"/>
-        <w:rPr>
-          <w:rFonts w:hint="eastAsia" w:ascii="宋体" w:hAnsi="宋体" w:eastAsia="宋体" w:cs="宋体"/>
-          <w:szCs w:val="21"/>
-        </w:rPr>
-      </w:pPr>
-      <w:r>
-        <w:rPr>
-          <w:rFonts w:hint="eastAsia" w:ascii="宋体" w:hAnsi="宋体" w:eastAsia="宋体" w:cs="宋体"/>
+        <w:ind w:firstLineChars="200" w:firstLine="420"/>
+        <w:rPr>
+          <w:rFonts w:ascii="宋体" w:eastAsia="宋体" w:hAnsi="宋体" w:cs="宋体" w:hint="eastAsia"/>
+          <w:szCs w:val="21"/>
+        </w:rPr>
+      </w:pPr>
+      <w:r>
+        <w:rPr>
+          <w:rFonts w:ascii="宋体" w:eastAsia="宋体" w:hAnsi="宋体" w:cs="宋体" w:hint="eastAsia"/>
           <w:szCs w:val="21"/>
         </w:rPr>
         <w:t>（4）运用适当的测试方法验证VLAN配置的正确性及网络分段的有效性。</w:t>
@@ -2751,15 +2616,15 @@
     <w:p>
       <w:pPr>
         <w:spacing w:line="360" w:lineRule="auto"/>
-        <w:ind w:firstLine="420" w:firstLineChars="200"/>
-        <w:rPr>
-          <w:rFonts w:hint="eastAsia" w:ascii="宋体" w:hAnsi="宋体" w:eastAsia="宋体" w:cs="宋体"/>
-          <w:szCs w:val="21"/>
-        </w:rPr>
-      </w:pPr>
-      <w:r>
-        <w:rPr>
-          <w:rFonts w:hint="eastAsia" w:ascii="宋体" w:hAnsi="宋体" w:eastAsia="宋体" w:cs="宋体"/>
+        <w:ind w:firstLineChars="200" w:firstLine="420"/>
+        <w:rPr>
+          <w:rFonts w:ascii="宋体" w:eastAsia="宋体" w:hAnsi="宋体" w:cs="宋体" w:hint="eastAsia"/>
+          <w:szCs w:val="21"/>
+        </w:rPr>
+      </w:pPr>
+      <w:r>
+        <w:rPr>
+          <w:rFonts w:ascii="宋体" w:eastAsia="宋体" w:hAnsi="宋体" w:cs="宋体" w:hint="eastAsia"/>
           <w:szCs w:val="21"/>
         </w:rPr>
         <w:t>（5）分析和解决VLAN配置过程中可能遇到的问题。</w:t>
@@ -2768,15 +2633,15 @@
     <w:p>
       <w:pPr>
         <w:spacing w:line="360" w:lineRule="auto"/>
-        <w:ind w:firstLine="420" w:firstLineChars="200"/>
-        <w:rPr>
-          <w:rFonts w:hint="eastAsia" w:ascii="宋体" w:hAnsi="宋体" w:eastAsia="宋体" w:cs="宋体"/>
-          <w:szCs w:val="21"/>
-        </w:rPr>
-      </w:pPr>
-      <w:r>
-        <w:rPr>
-          <w:rFonts w:hint="eastAsia" w:ascii="宋体" w:hAnsi="宋体" w:eastAsia="宋体" w:cs="宋体"/>
+        <w:ind w:firstLineChars="200" w:firstLine="420"/>
+        <w:rPr>
+          <w:rFonts w:ascii="宋体" w:eastAsia="宋体" w:hAnsi="宋体" w:cs="宋体" w:hint="eastAsia"/>
+          <w:szCs w:val="21"/>
+        </w:rPr>
+      </w:pPr>
+      <w:r>
+        <w:rPr>
+          <w:rFonts w:ascii="宋体" w:eastAsia="宋体" w:hAnsi="宋体" w:cs="宋体" w:hint="eastAsia"/>
           <w:szCs w:val="21"/>
         </w:rPr>
         <w:t>(四) 主要仪器设备及用品：个人计算机（安装有华为eNSP软件、Wireshark抓包工具）等。</w:t>
@@ -2785,16 +2650,16 @@
     <w:p>
       <w:pPr>
         <w:spacing w:line="360" w:lineRule="auto"/>
-        <w:ind w:firstLine="420" w:firstLineChars="200"/>
-        <w:rPr>
-          <w:rFonts w:hint="eastAsia" w:ascii="宋体" w:hAnsi="宋体" w:eastAsia="宋体" w:cs="宋体"/>
+        <w:ind w:firstLineChars="200" w:firstLine="420"/>
+        <w:rPr>
+          <w:rFonts w:ascii="宋体" w:eastAsia="宋体" w:hAnsi="宋体" w:cs="宋体" w:hint="eastAsia"/>
           <w:sz w:val="18"/>
           <w:szCs w:val="18"/>
         </w:rPr>
       </w:pPr>
       <w:r>
         <w:rPr>
-          <w:rFonts w:hint="eastAsia" w:ascii="宋体" w:hAnsi="宋体" w:eastAsia="宋体" w:cs="宋体"/>
+          <w:rFonts w:ascii="宋体" w:eastAsia="宋体" w:hAnsi="宋体" w:cs="宋体" w:hint="eastAsia"/>
           <w:szCs w:val="21"/>
         </w:rPr>
         <w:t>(五) 实践（实验）耗材：无特别耗材需求</w:t>
@@ -2807,7 +2672,7 @@
         <w:spacing w:line="360" w:lineRule="auto"/>
         <w:jc w:val="center"/>
         <w:rPr>
-          <w:rFonts w:hint="eastAsia" w:ascii="宋体" w:hAnsi="宋体" w:eastAsia="宋体" w:cs="宋体"/>
+          <w:rFonts w:ascii="宋体" w:eastAsia="宋体" w:hAnsi="宋体" w:cs="宋体" w:hint="eastAsia"/>
           <w:b/>
           <w:bCs/>
           <w:szCs w:val="21"/>
@@ -2815,7 +2680,7 @@
       </w:pPr>
       <w:r>
         <w:rPr>
-          <w:rFonts w:hint="eastAsia" w:ascii="宋体" w:hAnsi="宋体" w:eastAsia="宋体" w:cs="宋体"/>
+          <w:rFonts w:ascii="宋体" w:eastAsia="宋体" w:hAnsi="宋体" w:cs="宋体" w:hint="eastAsia"/>
           <w:b/>
           <w:bCs/>
           <w:szCs w:val="21"/>
@@ -2826,15 +2691,15 @@
     <w:p>
       <w:pPr>
         <w:spacing w:line="360" w:lineRule="auto"/>
-        <w:ind w:firstLine="420" w:firstLineChars="200"/>
-        <w:rPr>
-          <w:rFonts w:hint="eastAsia" w:ascii="宋体" w:hAnsi="宋体" w:eastAsia="宋体" w:cs="宋体"/>
-          <w:szCs w:val="21"/>
-        </w:rPr>
-      </w:pPr>
-      <w:r>
-        <w:rPr>
-          <w:rFonts w:hint="eastAsia" w:ascii="宋体" w:hAnsi="宋体" w:eastAsia="宋体" w:cs="宋体"/>
+        <w:ind w:firstLineChars="200" w:firstLine="420"/>
+        <w:rPr>
+          <w:rFonts w:ascii="宋体" w:eastAsia="宋体" w:hAnsi="宋体" w:cs="宋体" w:hint="eastAsia"/>
+          <w:szCs w:val="21"/>
+        </w:rPr>
+      </w:pPr>
+      <w:r>
+        <w:rPr>
+          <w:rFonts w:ascii="宋体" w:eastAsia="宋体" w:hAnsi="宋体" w:cs="宋体" w:hint="eastAsia"/>
           <w:szCs w:val="21"/>
         </w:rPr>
         <w:t>实践（实验）学时数： 2学时</w:t>
@@ -2843,15 +2708,15 @@
     <w:p>
       <w:pPr>
         <w:spacing w:line="360" w:lineRule="auto"/>
-        <w:ind w:firstLine="420" w:firstLineChars="200"/>
-        <w:rPr>
-          <w:rFonts w:hint="eastAsia" w:ascii="宋体" w:hAnsi="宋体" w:eastAsia="宋体" w:cs="宋体"/>
-          <w:szCs w:val="21"/>
-        </w:rPr>
-      </w:pPr>
-      <w:r>
-        <w:rPr>
-          <w:rFonts w:hint="eastAsia" w:ascii="宋体" w:hAnsi="宋体" w:eastAsia="宋体" w:cs="宋体"/>
+        <w:ind w:firstLineChars="200" w:firstLine="420"/>
+        <w:rPr>
+          <w:rFonts w:ascii="宋体" w:eastAsia="宋体" w:hAnsi="宋体" w:cs="宋体" w:hint="eastAsia"/>
+          <w:szCs w:val="21"/>
+        </w:rPr>
+      </w:pPr>
+      <w:r>
+        <w:rPr>
+          <w:rFonts w:ascii="宋体" w:eastAsia="宋体" w:hAnsi="宋体" w:cs="宋体" w:hint="eastAsia"/>
           <w:szCs w:val="21"/>
         </w:rPr>
         <w:t>(一) 实践（实验）类型：设计性</w:t>
@@ -2860,15 +2725,15 @@
     <w:p>
       <w:pPr>
         <w:spacing w:line="360" w:lineRule="auto"/>
-        <w:ind w:firstLine="420" w:firstLineChars="200"/>
-        <w:rPr>
-          <w:rFonts w:hint="eastAsia" w:ascii="宋体" w:hAnsi="宋体" w:eastAsia="宋体" w:cs="宋体"/>
-          <w:szCs w:val="21"/>
-        </w:rPr>
-      </w:pPr>
-      <w:r>
-        <w:rPr>
-          <w:rFonts w:hint="eastAsia" w:ascii="宋体" w:hAnsi="宋体" w:eastAsia="宋体" w:cs="宋体"/>
+        <w:ind w:firstLineChars="200" w:firstLine="420"/>
+        <w:rPr>
+          <w:rFonts w:ascii="宋体" w:eastAsia="宋体" w:hAnsi="宋体" w:cs="宋体" w:hint="eastAsia"/>
+          <w:szCs w:val="21"/>
+        </w:rPr>
+      </w:pPr>
+      <w:r>
+        <w:rPr>
+          <w:rFonts w:ascii="宋体" w:eastAsia="宋体" w:hAnsi="宋体" w:cs="宋体" w:hint="eastAsia"/>
           <w:szCs w:val="21"/>
         </w:rPr>
         <w:t>(二) 实践（实验）目的：</w:t>
@@ -2877,15 +2742,15 @@
     <w:p>
       <w:pPr>
         <w:spacing w:line="360" w:lineRule="auto"/>
-        <w:ind w:firstLine="420" w:firstLineChars="200"/>
-        <w:rPr>
-          <w:rFonts w:hint="eastAsia" w:ascii="宋体" w:hAnsi="宋体" w:eastAsia="宋体" w:cs="宋体"/>
-          <w:szCs w:val="21"/>
-        </w:rPr>
-      </w:pPr>
-      <w:r>
-        <w:rPr>
-          <w:rFonts w:hint="eastAsia" w:ascii="宋体" w:hAnsi="宋体" w:eastAsia="宋体" w:cs="宋体"/>
+        <w:ind w:firstLineChars="200" w:firstLine="420"/>
+        <w:rPr>
+          <w:rFonts w:ascii="宋体" w:eastAsia="宋体" w:hAnsi="宋体" w:cs="宋体" w:hint="eastAsia"/>
+          <w:szCs w:val="21"/>
+        </w:rPr>
+      </w:pPr>
+      <w:r>
+        <w:rPr>
+          <w:rFonts w:ascii="宋体" w:eastAsia="宋体" w:hAnsi="宋体" w:cs="宋体" w:hint="eastAsia"/>
           <w:szCs w:val="21"/>
         </w:rPr>
         <w:t>掌握静态路由配置的基本原理及操作方法。</w:t>
@@ -2894,15 +2759,15 @@
     <w:p>
       <w:pPr>
         <w:spacing w:line="360" w:lineRule="auto"/>
-        <w:ind w:firstLine="420" w:firstLineChars="200"/>
-        <w:rPr>
-          <w:rFonts w:hint="eastAsia" w:ascii="宋体" w:hAnsi="宋体" w:eastAsia="宋体" w:cs="宋体"/>
-          <w:szCs w:val="21"/>
-        </w:rPr>
-      </w:pPr>
-      <w:r>
-        <w:rPr>
-          <w:rFonts w:hint="eastAsia" w:ascii="宋体" w:hAnsi="宋体" w:eastAsia="宋体" w:cs="宋体"/>
+        <w:ind w:firstLineChars="200" w:firstLine="420"/>
+        <w:rPr>
+          <w:rFonts w:ascii="宋体" w:eastAsia="宋体" w:hAnsi="宋体" w:cs="宋体" w:hint="eastAsia"/>
+          <w:szCs w:val="21"/>
+        </w:rPr>
+      </w:pPr>
+      <w:r>
+        <w:rPr>
+          <w:rFonts w:ascii="宋体" w:eastAsia="宋体" w:hAnsi="宋体" w:cs="宋体" w:hint="eastAsia"/>
           <w:szCs w:val="21"/>
         </w:rPr>
         <w:t>理解静态路由在网络中的应用及其与动态路由的区别。</w:t>
@@ -2911,15 +2776,15 @@
     <w:p>
       <w:pPr>
         <w:spacing w:line="360" w:lineRule="auto"/>
-        <w:ind w:firstLine="420" w:firstLineChars="200"/>
-        <w:rPr>
-          <w:rFonts w:hint="eastAsia" w:ascii="宋体" w:hAnsi="宋体" w:eastAsia="宋体" w:cs="宋体"/>
-          <w:szCs w:val="21"/>
-        </w:rPr>
-      </w:pPr>
-      <w:r>
-        <w:rPr>
-          <w:rFonts w:hint="eastAsia" w:ascii="宋体" w:hAnsi="宋体" w:eastAsia="宋体" w:cs="宋体"/>
+        <w:ind w:firstLineChars="200" w:firstLine="420"/>
+        <w:rPr>
+          <w:rFonts w:ascii="宋体" w:eastAsia="宋体" w:hAnsi="宋体" w:cs="宋体" w:hint="eastAsia"/>
+          <w:szCs w:val="21"/>
+        </w:rPr>
+      </w:pPr>
+      <w:r>
+        <w:rPr>
+          <w:rFonts w:ascii="宋体" w:eastAsia="宋体" w:hAnsi="宋体" w:cs="宋体" w:hint="eastAsia"/>
           <w:szCs w:val="21"/>
         </w:rPr>
         <w:t>学习如何使用华为eNSP软件模拟静态路由的配置和管理。</w:t>
@@ -2928,15 +2793,15 @@
     <w:p>
       <w:pPr>
         <w:spacing w:line="360" w:lineRule="auto"/>
-        <w:ind w:firstLine="420" w:firstLineChars="200"/>
-        <w:rPr>
-          <w:rFonts w:hint="eastAsia" w:ascii="宋体" w:hAnsi="宋体" w:eastAsia="宋体" w:cs="宋体"/>
-          <w:szCs w:val="21"/>
-        </w:rPr>
-      </w:pPr>
-      <w:r>
-        <w:rPr>
-          <w:rFonts w:hint="eastAsia" w:ascii="宋体" w:hAnsi="宋体" w:eastAsia="宋体" w:cs="宋体"/>
+        <w:ind w:firstLineChars="200" w:firstLine="420"/>
+        <w:rPr>
+          <w:rFonts w:ascii="宋体" w:eastAsia="宋体" w:hAnsi="宋体" w:cs="宋体" w:hint="eastAsia"/>
+          <w:szCs w:val="21"/>
+        </w:rPr>
+      </w:pPr>
+      <w:r>
+        <w:rPr>
+          <w:rFonts w:ascii="宋体" w:eastAsia="宋体" w:hAnsi="宋体" w:cs="宋体" w:hint="eastAsia"/>
           <w:szCs w:val="21"/>
         </w:rPr>
         <w:t>(三) 实践（实验）要求：</w:t>
@@ -2945,15 +2810,15 @@
     <w:p>
       <w:pPr>
         <w:spacing w:line="360" w:lineRule="auto"/>
-        <w:ind w:firstLine="420" w:firstLineChars="200"/>
-        <w:rPr>
-          <w:rFonts w:hint="eastAsia" w:ascii="宋体" w:hAnsi="宋体" w:eastAsia="宋体" w:cs="宋体"/>
-          <w:szCs w:val="21"/>
-        </w:rPr>
-      </w:pPr>
-      <w:r>
-        <w:rPr>
-          <w:rFonts w:hint="eastAsia" w:ascii="宋体" w:hAnsi="宋体" w:eastAsia="宋体" w:cs="宋体"/>
+        <w:ind w:firstLineChars="200" w:firstLine="420"/>
+        <w:rPr>
+          <w:rFonts w:ascii="宋体" w:eastAsia="宋体" w:hAnsi="宋体" w:cs="宋体" w:hint="eastAsia"/>
+          <w:szCs w:val="21"/>
+        </w:rPr>
+      </w:pPr>
+      <w:r>
+        <w:rPr>
+          <w:rFonts w:ascii="宋体" w:eastAsia="宋体" w:hAnsi="宋体" w:cs="宋体" w:hint="eastAsia"/>
           <w:szCs w:val="21"/>
         </w:rPr>
         <w:t>1. 基础理论及基本知识</w:t>
@@ -2962,15 +2827,15 @@
     <w:p>
       <w:pPr>
         <w:spacing w:line="360" w:lineRule="auto"/>
-        <w:ind w:firstLine="420" w:firstLineChars="200"/>
-        <w:rPr>
-          <w:rFonts w:hint="eastAsia" w:ascii="宋体" w:hAnsi="宋体" w:eastAsia="宋体" w:cs="宋体"/>
-          <w:szCs w:val="21"/>
-        </w:rPr>
-      </w:pPr>
-      <w:r>
-        <w:rPr>
-          <w:rFonts w:hint="eastAsia" w:ascii="宋体" w:hAnsi="宋体" w:eastAsia="宋体" w:cs="宋体"/>
+        <w:ind w:firstLineChars="200" w:firstLine="420"/>
+        <w:rPr>
+          <w:rFonts w:ascii="宋体" w:eastAsia="宋体" w:hAnsi="宋体" w:cs="宋体" w:hint="eastAsia"/>
+          <w:szCs w:val="21"/>
+        </w:rPr>
+      </w:pPr>
+      <w:r>
+        <w:rPr>
+          <w:rFonts w:ascii="宋体" w:eastAsia="宋体" w:hAnsi="宋体" w:cs="宋体" w:hint="eastAsia"/>
           <w:szCs w:val="21"/>
         </w:rPr>
         <w:t>（1）掌握静态路由的定义、特点及配置场景。</w:t>
@@ -2979,15 +2844,15 @@
     <w:p>
       <w:pPr>
         <w:spacing w:line="360" w:lineRule="auto"/>
-        <w:ind w:firstLine="420" w:firstLineChars="200"/>
-        <w:rPr>
-          <w:rFonts w:hint="eastAsia" w:ascii="宋体" w:hAnsi="宋体" w:eastAsia="宋体" w:cs="宋体"/>
-          <w:szCs w:val="21"/>
-        </w:rPr>
-      </w:pPr>
-      <w:r>
-        <w:rPr>
-          <w:rFonts w:hint="eastAsia" w:ascii="宋体" w:hAnsi="宋体" w:eastAsia="宋体" w:cs="宋体"/>
+        <w:ind w:firstLineChars="200" w:firstLine="420"/>
+        <w:rPr>
+          <w:rFonts w:ascii="宋体" w:eastAsia="宋体" w:hAnsi="宋体" w:cs="宋体" w:hint="eastAsia"/>
+          <w:szCs w:val="21"/>
+        </w:rPr>
+      </w:pPr>
+      <w:r>
+        <w:rPr>
+          <w:rFonts w:ascii="宋体" w:eastAsia="宋体" w:hAnsi="宋体" w:cs="宋体" w:hint="eastAsia"/>
           <w:szCs w:val="21"/>
         </w:rPr>
         <w:t>（2）了解静态路由与动态路由的基本区别及适用场景。</w:t>
@@ -2996,15 +2861,15 @@
     <w:p>
       <w:pPr>
         <w:spacing w:line="360" w:lineRule="auto"/>
-        <w:ind w:firstLine="420" w:firstLineChars="200"/>
-        <w:rPr>
-          <w:rFonts w:hint="eastAsia" w:ascii="宋体" w:hAnsi="宋体" w:eastAsia="宋体" w:cs="宋体"/>
-          <w:szCs w:val="21"/>
-        </w:rPr>
-      </w:pPr>
-      <w:r>
-        <w:rPr>
-          <w:rFonts w:hint="eastAsia" w:ascii="宋体" w:hAnsi="宋体" w:eastAsia="宋体" w:cs="宋体"/>
+        <w:ind w:firstLineChars="200" w:firstLine="420"/>
+        <w:rPr>
+          <w:rFonts w:ascii="宋体" w:eastAsia="宋体" w:hAnsi="宋体" w:cs="宋体" w:hint="eastAsia"/>
+          <w:szCs w:val="21"/>
+        </w:rPr>
+      </w:pPr>
+      <w:r>
+        <w:rPr>
+          <w:rFonts w:ascii="宋体" w:eastAsia="宋体" w:hAnsi="宋体" w:cs="宋体" w:hint="eastAsia"/>
           <w:szCs w:val="21"/>
         </w:rPr>
         <w:t>2. 实践（实验）操作的基本技能</w:t>
@@ -3013,15 +2878,15 @@
     <w:p>
       <w:pPr>
         <w:spacing w:line="360" w:lineRule="auto"/>
-        <w:ind w:firstLine="420" w:firstLineChars="200"/>
-        <w:rPr>
-          <w:rFonts w:hint="eastAsia" w:ascii="宋体" w:hAnsi="宋体" w:eastAsia="宋体" w:cs="宋体"/>
-          <w:szCs w:val="21"/>
-        </w:rPr>
-      </w:pPr>
-      <w:r>
-        <w:rPr>
-          <w:rFonts w:hint="eastAsia" w:ascii="宋体" w:hAnsi="宋体" w:eastAsia="宋体" w:cs="宋体"/>
+        <w:ind w:firstLineChars="200" w:firstLine="420"/>
+        <w:rPr>
+          <w:rFonts w:ascii="宋体" w:eastAsia="宋体" w:hAnsi="宋体" w:cs="宋体" w:hint="eastAsia"/>
+          <w:szCs w:val="21"/>
+        </w:rPr>
+      </w:pPr>
+      <w:r>
+        <w:rPr>
+          <w:rFonts w:ascii="宋体" w:eastAsia="宋体" w:hAnsi="宋体" w:cs="宋体" w:hint="eastAsia"/>
           <w:szCs w:val="21"/>
         </w:rPr>
         <w:t>（1）使用华为eNSP创建网络拓扑，模拟包含多个网络段的环境。</w:t>
@@ -3030,15 +2895,15 @@
     <w:p>
       <w:pPr>
         <w:spacing w:line="360" w:lineRule="auto"/>
-        <w:ind w:firstLine="420" w:firstLineChars="200"/>
-        <w:rPr>
-          <w:rFonts w:hint="eastAsia" w:ascii="宋体" w:hAnsi="宋体" w:eastAsia="宋体" w:cs="宋体"/>
-          <w:szCs w:val="21"/>
-        </w:rPr>
-      </w:pPr>
-      <w:r>
-        <w:rPr>
-          <w:rFonts w:hint="eastAsia" w:ascii="宋体" w:hAnsi="宋体" w:eastAsia="宋体" w:cs="宋体"/>
+        <w:ind w:firstLineChars="200" w:firstLine="420"/>
+        <w:rPr>
+          <w:rFonts w:ascii="宋体" w:eastAsia="宋体" w:hAnsi="宋体" w:cs="宋体" w:hint="eastAsia"/>
+          <w:szCs w:val="21"/>
+        </w:rPr>
+      </w:pPr>
+      <w:r>
+        <w:rPr>
+          <w:rFonts w:ascii="宋体" w:eastAsia="宋体" w:hAnsi="宋体" w:cs="宋体" w:hint="eastAsia"/>
           <w:szCs w:val="21"/>
         </w:rPr>
         <w:t>（2）配置静态路由，实现不同网络段间的通信。</w:t>
@@ -3047,15 +2912,15 @@
     <w:p>
       <w:pPr>
         <w:spacing w:line="360" w:lineRule="auto"/>
-        <w:ind w:firstLine="420" w:firstLineChars="200"/>
-        <w:rPr>
-          <w:rFonts w:hint="eastAsia" w:ascii="宋体" w:hAnsi="宋体" w:eastAsia="宋体" w:cs="宋体"/>
-          <w:szCs w:val="21"/>
-        </w:rPr>
-      </w:pPr>
-      <w:r>
-        <w:rPr>
-          <w:rFonts w:hint="eastAsia" w:ascii="宋体" w:hAnsi="宋体" w:eastAsia="宋体" w:cs="宋体"/>
+        <w:ind w:firstLineChars="200" w:firstLine="420"/>
+        <w:rPr>
+          <w:rFonts w:ascii="宋体" w:eastAsia="宋体" w:hAnsi="宋体" w:cs="宋体" w:hint="eastAsia"/>
+          <w:szCs w:val="21"/>
+        </w:rPr>
+      </w:pPr>
+      <w:r>
+        <w:rPr>
+          <w:rFonts w:ascii="宋体" w:eastAsia="宋体" w:hAnsi="宋体" w:cs="宋体" w:hint="eastAsia"/>
           <w:szCs w:val="21"/>
         </w:rPr>
         <w:t>（3）使用eNSP工具验证静态路由配置的正确性和效果。</w:t>
@@ -3064,32 +2929,33 @@
     <w:p>
       <w:pPr>
         <w:spacing w:line="360" w:lineRule="auto"/>
-        <w:ind w:firstLine="420" w:firstLineChars="200"/>
-        <w:rPr>
-          <w:rFonts w:hint="eastAsia" w:ascii="宋体" w:hAnsi="宋体" w:eastAsia="宋体" w:cs="宋体"/>
-          <w:szCs w:val="21"/>
-        </w:rPr>
-      </w:pPr>
-      <w:r>
-        <w:rPr>
-          <w:rFonts w:hint="eastAsia" w:ascii="宋体" w:hAnsi="宋体" w:eastAsia="宋体" w:cs="宋体"/>
-          <w:szCs w:val="21"/>
-        </w:rPr>
+        <w:ind w:firstLineChars="200" w:firstLine="420"/>
+        <w:rPr>
+          <w:rFonts w:ascii="宋体" w:eastAsia="宋体" w:hAnsi="宋体" w:cs="宋体" w:hint="eastAsia"/>
+          <w:szCs w:val="21"/>
+        </w:rPr>
+      </w:pPr>
+      <w:r>
+        <w:rPr>
+          <w:rFonts w:ascii="宋体" w:eastAsia="宋体" w:hAnsi="宋体" w:cs="宋体" w:hint="eastAsia"/>
+          <w:szCs w:val="21"/>
+        </w:rPr>
+        <w:lastRenderedPageBreak/>
         <w:t>（4）理解和分析静态路由配置中可能出现的问题及其解决方案。</w:t>
       </w:r>
     </w:p>
     <w:p>
       <w:pPr>
         <w:spacing w:line="360" w:lineRule="auto"/>
-        <w:ind w:firstLine="420" w:firstLineChars="200"/>
-        <w:rPr>
-          <w:rFonts w:hint="eastAsia" w:ascii="宋体" w:hAnsi="宋体" w:eastAsia="宋体" w:cs="宋体"/>
-          <w:szCs w:val="21"/>
-        </w:rPr>
-      </w:pPr>
-      <w:r>
-        <w:rPr>
-          <w:rFonts w:hint="eastAsia" w:ascii="宋体" w:hAnsi="宋体" w:eastAsia="宋体" w:cs="宋体"/>
+        <w:ind w:firstLineChars="200" w:firstLine="420"/>
+        <w:rPr>
+          <w:rFonts w:ascii="宋体" w:eastAsia="宋体" w:hAnsi="宋体" w:cs="宋体" w:hint="eastAsia"/>
+          <w:szCs w:val="21"/>
+        </w:rPr>
+      </w:pPr>
+      <w:r>
+        <w:rPr>
+          <w:rFonts w:ascii="宋体" w:eastAsia="宋体" w:hAnsi="宋体" w:cs="宋体" w:hint="eastAsia"/>
           <w:szCs w:val="21"/>
         </w:rPr>
         <w:t>（5）掌握查看和维护静态路由配置的基本命令和技巧。</w:t>
@@ -3098,15 +2964,15 @@
     <w:p>
       <w:pPr>
         <w:spacing w:line="360" w:lineRule="auto"/>
-        <w:ind w:firstLine="420" w:firstLineChars="200"/>
-        <w:rPr>
-          <w:rFonts w:hint="eastAsia" w:ascii="宋体" w:hAnsi="宋体" w:eastAsia="宋体" w:cs="宋体"/>
-          <w:szCs w:val="21"/>
-        </w:rPr>
-      </w:pPr>
-      <w:r>
-        <w:rPr>
-          <w:rFonts w:hint="eastAsia" w:ascii="宋体" w:hAnsi="宋体" w:eastAsia="宋体" w:cs="宋体"/>
+        <w:ind w:firstLineChars="200" w:firstLine="420"/>
+        <w:rPr>
+          <w:rFonts w:ascii="宋体" w:eastAsia="宋体" w:hAnsi="宋体" w:cs="宋体" w:hint="eastAsia"/>
+          <w:szCs w:val="21"/>
+        </w:rPr>
+      </w:pPr>
+      <w:r>
+        <w:rPr>
+          <w:rFonts w:ascii="宋体" w:eastAsia="宋体" w:hAnsi="宋体" w:cs="宋体" w:hint="eastAsia"/>
           <w:szCs w:val="21"/>
         </w:rPr>
         <w:t>(四) 主要仪器设备及用品：个人计算机（安装有华为eNSP软件、Wireshark抓包工具）等。</w:t>
@@ -3115,16 +2981,16 @@
     <w:p>
       <w:pPr>
         <w:spacing w:line="360" w:lineRule="auto"/>
-        <w:ind w:firstLine="420" w:firstLineChars="200"/>
-        <w:rPr>
-          <w:rFonts w:hint="eastAsia" w:ascii="宋体" w:hAnsi="宋体" w:eastAsia="宋体" w:cs="宋体"/>
+        <w:ind w:firstLineChars="200" w:firstLine="420"/>
+        <w:rPr>
+          <w:rFonts w:ascii="宋体" w:eastAsia="宋体" w:hAnsi="宋体" w:cs="宋体" w:hint="eastAsia"/>
           <w:sz w:val="18"/>
           <w:szCs w:val="18"/>
         </w:rPr>
       </w:pPr>
       <w:r>
         <w:rPr>
-          <w:rFonts w:hint="eastAsia" w:ascii="宋体" w:hAnsi="宋体" w:eastAsia="宋体" w:cs="宋体"/>
+          <w:rFonts w:ascii="宋体" w:eastAsia="宋体" w:hAnsi="宋体" w:cs="宋体" w:hint="eastAsia"/>
           <w:szCs w:val="21"/>
         </w:rPr>
         <w:t>(五) 实践（实验）耗材：无特别耗材需求</w:t>
@@ -3137,7 +3003,7 @@
         <w:spacing w:line="360" w:lineRule="auto"/>
         <w:jc w:val="center"/>
         <w:rPr>
-          <w:rFonts w:hint="eastAsia" w:ascii="宋体" w:hAnsi="宋体" w:eastAsia="宋体" w:cs="宋体"/>
+          <w:rFonts w:ascii="宋体" w:eastAsia="宋体" w:hAnsi="宋体" w:cs="宋体" w:hint="eastAsia"/>
           <w:b/>
           <w:bCs/>
           <w:szCs w:val="21"/>
@@ -3145,7 +3011,7 @@
       </w:pPr>
       <w:r>
         <w:rPr>
-          <w:rFonts w:hint="eastAsia" w:ascii="宋体" w:hAnsi="宋体" w:eastAsia="宋体" w:cs="宋体"/>
+          <w:rFonts w:ascii="宋体" w:eastAsia="宋体" w:hAnsi="宋体" w:cs="宋体" w:hint="eastAsia"/>
           <w:b/>
           <w:bCs/>
           <w:szCs w:val="21"/>
@@ -3156,15 +3022,15 @@
     <w:p>
       <w:pPr>
         <w:spacing w:line="360" w:lineRule="auto"/>
-        <w:ind w:firstLine="420" w:firstLineChars="200"/>
-        <w:rPr>
-          <w:rFonts w:hint="eastAsia" w:ascii="宋体" w:hAnsi="宋体" w:eastAsia="宋体" w:cs="宋体"/>
-          <w:szCs w:val="21"/>
-        </w:rPr>
-      </w:pPr>
-      <w:r>
-        <w:rPr>
-          <w:rFonts w:hint="eastAsia" w:ascii="宋体" w:hAnsi="宋体" w:eastAsia="宋体" w:cs="宋体"/>
+        <w:ind w:firstLineChars="200" w:firstLine="420"/>
+        <w:rPr>
+          <w:rFonts w:ascii="宋体" w:eastAsia="宋体" w:hAnsi="宋体" w:cs="宋体" w:hint="eastAsia"/>
+          <w:szCs w:val="21"/>
+        </w:rPr>
+      </w:pPr>
+      <w:r>
+        <w:rPr>
+          <w:rFonts w:ascii="宋体" w:eastAsia="宋体" w:hAnsi="宋体" w:cs="宋体" w:hint="eastAsia"/>
           <w:szCs w:val="21"/>
         </w:rPr>
         <w:t>实践（实验）学时数： 2学时</w:t>
@@ -3173,15 +3039,15 @@
     <w:p>
       <w:pPr>
         <w:spacing w:line="360" w:lineRule="auto"/>
-        <w:ind w:firstLine="420" w:firstLineChars="200"/>
-        <w:rPr>
-          <w:rFonts w:hint="eastAsia" w:ascii="宋体" w:hAnsi="宋体" w:eastAsia="宋体" w:cs="宋体"/>
-          <w:szCs w:val="21"/>
-        </w:rPr>
-      </w:pPr>
-      <w:r>
-        <w:rPr>
-          <w:rFonts w:hint="eastAsia" w:ascii="宋体" w:hAnsi="宋体" w:eastAsia="宋体" w:cs="宋体"/>
+        <w:ind w:firstLineChars="200" w:firstLine="420"/>
+        <w:rPr>
+          <w:rFonts w:ascii="宋体" w:eastAsia="宋体" w:hAnsi="宋体" w:cs="宋体" w:hint="eastAsia"/>
+          <w:szCs w:val="21"/>
+        </w:rPr>
+      </w:pPr>
+      <w:r>
+        <w:rPr>
+          <w:rFonts w:ascii="宋体" w:eastAsia="宋体" w:hAnsi="宋体" w:cs="宋体" w:hint="eastAsia"/>
           <w:szCs w:val="21"/>
         </w:rPr>
         <w:t>(一) 实践（实验）类型：设计性</w:t>
@@ -3190,15 +3056,15 @@
     <w:p>
       <w:pPr>
         <w:spacing w:line="360" w:lineRule="auto"/>
-        <w:ind w:firstLine="420" w:firstLineChars="200"/>
-        <w:rPr>
-          <w:rFonts w:hint="eastAsia" w:ascii="宋体" w:hAnsi="宋体" w:eastAsia="宋体" w:cs="宋体"/>
-          <w:szCs w:val="21"/>
-        </w:rPr>
-      </w:pPr>
-      <w:r>
-        <w:rPr>
-          <w:rFonts w:hint="eastAsia" w:ascii="宋体" w:hAnsi="宋体" w:eastAsia="宋体" w:cs="宋体"/>
+        <w:ind w:firstLineChars="200" w:firstLine="420"/>
+        <w:rPr>
+          <w:rFonts w:ascii="宋体" w:eastAsia="宋体" w:hAnsi="宋体" w:cs="宋体" w:hint="eastAsia"/>
+          <w:szCs w:val="21"/>
+        </w:rPr>
+      </w:pPr>
+      <w:r>
+        <w:rPr>
+          <w:rFonts w:ascii="宋体" w:eastAsia="宋体" w:hAnsi="宋体" w:cs="宋体" w:hint="eastAsia"/>
           <w:szCs w:val="21"/>
         </w:rPr>
         <w:t>(二) 实践（实验）目的：</w:t>
@@ -3207,15 +3073,15 @@
     <w:p>
       <w:pPr>
         <w:spacing w:line="360" w:lineRule="auto"/>
-        <w:ind w:firstLine="420" w:firstLineChars="200"/>
-        <w:rPr>
-          <w:rFonts w:hint="eastAsia" w:ascii="宋体" w:hAnsi="宋体" w:eastAsia="宋体" w:cs="宋体"/>
-          <w:szCs w:val="21"/>
-        </w:rPr>
-      </w:pPr>
-      <w:r>
-        <w:rPr>
-          <w:rFonts w:hint="eastAsia" w:ascii="宋体" w:hAnsi="宋体" w:eastAsia="宋体" w:cs="宋体"/>
+        <w:ind w:firstLineChars="200" w:firstLine="420"/>
+        <w:rPr>
+          <w:rFonts w:ascii="宋体" w:eastAsia="宋体" w:hAnsi="宋体" w:cs="宋体" w:hint="eastAsia"/>
+          <w:szCs w:val="21"/>
+        </w:rPr>
+      </w:pPr>
+      <w:r>
+        <w:rPr>
+          <w:rFonts w:ascii="宋体" w:eastAsia="宋体" w:hAnsi="宋体" w:cs="宋体" w:hint="eastAsia"/>
           <w:szCs w:val="21"/>
         </w:rPr>
         <w:t>掌握路由信息协议（RIP）配置的基本原理及操作方法。</w:t>
@@ -3224,15 +3090,15 @@
     <w:p>
       <w:pPr>
         <w:spacing w:line="360" w:lineRule="auto"/>
-        <w:ind w:firstLine="420" w:firstLineChars="200"/>
-        <w:rPr>
-          <w:rFonts w:hint="eastAsia" w:ascii="宋体" w:hAnsi="宋体" w:eastAsia="宋体" w:cs="宋体"/>
-          <w:szCs w:val="21"/>
-        </w:rPr>
-      </w:pPr>
-      <w:r>
-        <w:rPr>
-          <w:rFonts w:hint="eastAsia" w:ascii="宋体" w:hAnsi="宋体" w:eastAsia="宋体" w:cs="宋体"/>
+        <w:ind w:firstLineChars="200" w:firstLine="420"/>
+        <w:rPr>
+          <w:rFonts w:ascii="宋体" w:eastAsia="宋体" w:hAnsi="宋体" w:cs="宋体" w:hint="eastAsia"/>
+          <w:szCs w:val="21"/>
+        </w:rPr>
+      </w:pPr>
+      <w:r>
+        <w:rPr>
+          <w:rFonts w:ascii="宋体" w:eastAsia="宋体" w:hAnsi="宋体" w:cs="宋体" w:hint="eastAsia"/>
           <w:szCs w:val="21"/>
         </w:rPr>
         <w:t>理解RIP协议在小到中型网络中的应用及其工作机制。</w:t>
@@ -3241,15 +3107,15 @@
     <w:p>
       <w:pPr>
         <w:spacing w:line="360" w:lineRule="auto"/>
-        <w:ind w:firstLine="420" w:firstLineChars="200"/>
-        <w:rPr>
-          <w:rFonts w:hint="eastAsia" w:ascii="宋体" w:hAnsi="宋体" w:eastAsia="宋体" w:cs="宋体"/>
-          <w:szCs w:val="21"/>
-        </w:rPr>
-      </w:pPr>
-      <w:r>
-        <w:rPr>
-          <w:rFonts w:hint="eastAsia" w:ascii="宋体" w:hAnsi="宋体" w:eastAsia="宋体" w:cs="宋体"/>
+        <w:ind w:firstLineChars="200" w:firstLine="420"/>
+        <w:rPr>
+          <w:rFonts w:ascii="宋体" w:eastAsia="宋体" w:hAnsi="宋体" w:cs="宋体" w:hint="eastAsia"/>
+          <w:szCs w:val="21"/>
+        </w:rPr>
+      </w:pPr>
+      <w:r>
+        <w:rPr>
+          <w:rFonts w:ascii="宋体" w:eastAsia="宋体" w:hAnsi="宋体" w:cs="宋体" w:hint="eastAsia"/>
           <w:szCs w:val="21"/>
         </w:rPr>
         <w:t>学习如何使用华为eNSP软件模拟RIP路由的配置和故障排除。</w:t>
@@ -3258,15 +3124,15 @@
     <w:p>
       <w:pPr>
         <w:spacing w:line="360" w:lineRule="auto"/>
-        <w:ind w:firstLine="420" w:firstLineChars="200"/>
-        <w:rPr>
-          <w:rFonts w:hint="eastAsia" w:ascii="宋体" w:hAnsi="宋体" w:eastAsia="宋体" w:cs="宋体"/>
-          <w:szCs w:val="21"/>
-        </w:rPr>
-      </w:pPr>
-      <w:r>
-        <w:rPr>
-          <w:rFonts w:hint="eastAsia" w:ascii="宋体" w:hAnsi="宋体" w:eastAsia="宋体" w:cs="宋体"/>
+        <w:ind w:firstLineChars="200" w:firstLine="420"/>
+        <w:rPr>
+          <w:rFonts w:ascii="宋体" w:eastAsia="宋体" w:hAnsi="宋体" w:cs="宋体" w:hint="eastAsia"/>
+          <w:szCs w:val="21"/>
+        </w:rPr>
+      </w:pPr>
+      <w:r>
+        <w:rPr>
+          <w:rFonts w:ascii="宋体" w:eastAsia="宋体" w:hAnsi="宋体" w:cs="宋体" w:hint="eastAsia"/>
           <w:szCs w:val="21"/>
         </w:rPr>
         <w:t>(三) 实践（实验）要求：</w:t>
@@ -3275,15 +3141,15 @@
     <w:p>
       <w:pPr>
         <w:spacing w:line="360" w:lineRule="auto"/>
-        <w:ind w:firstLine="420" w:firstLineChars="200"/>
-        <w:rPr>
-          <w:rFonts w:hint="eastAsia" w:ascii="宋体" w:hAnsi="宋体" w:eastAsia="宋体" w:cs="宋体"/>
-          <w:szCs w:val="21"/>
-        </w:rPr>
-      </w:pPr>
-      <w:r>
-        <w:rPr>
-          <w:rFonts w:hint="eastAsia" w:ascii="宋体" w:hAnsi="宋体" w:eastAsia="宋体" w:cs="宋体"/>
+        <w:ind w:firstLineChars="200" w:firstLine="420"/>
+        <w:rPr>
+          <w:rFonts w:ascii="宋体" w:eastAsia="宋体" w:hAnsi="宋体" w:cs="宋体" w:hint="eastAsia"/>
+          <w:szCs w:val="21"/>
+        </w:rPr>
+      </w:pPr>
+      <w:r>
+        <w:rPr>
+          <w:rFonts w:ascii="宋体" w:eastAsia="宋体" w:hAnsi="宋体" w:cs="宋体" w:hint="eastAsia"/>
           <w:szCs w:val="21"/>
         </w:rPr>
         <w:t>1. 基础理论及基本知识</w:t>
@@ -3292,15 +3158,15 @@
     <w:p>
       <w:pPr>
         <w:spacing w:line="360" w:lineRule="auto"/>
-        <w:ind w:firstLine="420" w:firstLineChars="200"/>
-        <w:rPr>
-          <w:rFonts w:hint="eastAsia" w:ascii="宋体" w:hAnsi="宋体" w:eastAsia="宋体" w:cs="宋体"/>
-          <w:szCs w:val="21"/>
-        </w:rPr>
-      </w:pPr>
-      <w:r>
-        <w:rPr>
-          <w:rFonts w:hint="eastAsia" w:ascii="宋体" w:hAnsi="宋体" w:eastAsia="宋体" w:cs="宋体"/>
+        <w:ind w:firstLineChars="200" w:firstLine="420"/>
+        <w:rPr>
+          <w:rFonts w:ascii="宋体" w:eastAsia="宋体" w:hAnsi="宋体" w:cs="宋体" w:hint="eastAsia"/>
+          <w:szCs w:val="21"/>
+        </w:rPr>
+      </w:pPr>
+      <w:r>
+        <w:rPr>
+          <w:rFonts w:ascii="宋体" w:eastAsia="宋体" w:hAnsi="宋体" w:cs="宋体" w:hint="eastAsia"/>
           <w:szCs w:val="21"/>
         </w:rPr>
         <w:t>（1）掌握RIP协议的工作原理，包括RIP版本（RIP v1和RIP v2）的特点和区别。</w:t>
@@ -3309,15 +3175,15 @@
     <w:p>
       <w:pPr>
         <w:spacing w:line="360" w:lineRule="auto"/>
-        <w:ind w:firstLine="420" w:firstLineChars="200"/>
-        <w:rPr>
-          <w:rFonts w:hint="eastAsia" w:ascii="宋体" w:hAnsi="宋体" w:eastAsia="宋体" w:cs="宋体"/>
-          <w:szCs w:val="21"/>
-        </w:rPr>
-      </w:pPr>
-      <w:r>
-        <w:rPr>
-          <w:rFonts w:hint="eastAsia" w:ascii="宋体" w:hAnsi="宋体" w:eastAsia="宋体" w:cs="宋体"/>
+        <w:ind w:firstLineChars="200" w:firstLine="420"/>
+        <w:rPr>
+          <w:rFonts w:ascii="宋体" w:eastAsia="宋体" w:hAnsi="宋体" w:cs="宋体" w:hint="eastAsia"/>
+          <w:szCs w:val="21"/>
+        </w:rPr>
+      </w:pPr>
+      <w:r>
+        <w:rPr>
+          <w:rFonts w:ascii="宋体" w:eastAsia="宋体" w:hAnsi="宋体" w:cs="宋体" w:hint="eastAsia"/>
           <w:szCs w:val="21"/>
         </w:rPr>
         <w:t>（2）了解RIP路由协议的配置步骤和基本配置命令。</w:t>
@@ -3326,15 +3192,15 @@
     <w:p>
       <w:pPr>
         <w:spacing w:line="360" w:lineRule="auto"/>
-        <w:ind w:firstLine="420" w:firstLineChars="200"/>
-        <w:rPr>
-          <w:rFonts w:hint="eastAsia" w:ascii="宋体" w:hAnsi="宋体" w:eastAsia="宋体" w:cs="宋体"/>
-          <w:szCs w:val="21"/>
-        </w:rPr>
-      </w:pPr>
-      <w:r>
-        <w:rPr>
-          <w:rFonts w:hint="eastAsia" w:ascii="宋体" w:hAnsi="宋体" w:eastAsia="宋体" w:cs="宋体"/>
+        <w:ind w:firstLineChars="200" w:firstLine="420"/>
+        <w:rPr>
+          <w:rFonts w:ascii="宋体" w:eastAsia="宋体" w:hAnsi="宋体" w:cs="宋体" w:hint="eastAsia"/>
+          <w:szCs w:val="21"/>
+        </w:rPr>
+      </w:pPr>
+      <w:r>
+        <w:rPr>
+          <w:rFonts w:ascii="宋体" w:eastAsia="宋体" w:hAnsi="宋体" w:cs="宋体" w:hint="eastAsia"/>
           <w:szCs w:val="21"/>
         </w:rPr>
         <w:t>2. 实践（实验）操作的基本技能</w:t>
@@ -3343,15 +3209,15 @@
     <w:p>
       <w:pPr>
         <w:spacing w:line="360" w:lineRule="auto"/>
-        <w:ind w:firstLine="420" w:firstLineChars="200"/>
-        <w:rPr>
-          <w:rFonts w:hint="eastAsia" w:ascii="宋体" w:hAnsi="宋体" w:eastAsia="宋体" w:cs="宋体"/>
-          <w:szCs w:val="21"/>
-        </w:rPr>
-      </w:pPr>
-      <w:r>
-        <w:rPr>
-          <w:rFonts w:hint="eastAsia" w:ascii="宋体" w:hAnsi="宋体" w:eastAsia="宋体" w:cs="宋体"/>
+        <w:ind w:firstLineChars="200" w:firstLine="420"/>
+        <w:rPr>
+          <w:rFonts w:ascii="宋体" w:eastAsia="宋体" w:hAnsi="宋体" w:cs="宋体" w:hint="eastAsia"/>
+          <w:szCs w:val="21"/>
+        </w:rPr>
+      </w:pPr>
+      <w:r>
+        <w:rPr>
+          <w:rFonts w:ascii="宋体" w:eastAsia="宋体" w:hAnsi="宋体" w:cs="宋体" w:hint="eastAsia"/>
           <w:szCs w:val="21"/>
         </w:rPr>
         <w:t>（1）使用华为eNSP创建包含多个网络段的复杂网络拓扑。</w:t>
@@ -3360,15 +3226,15 @@
     <w:p>
       <w:pPr>
         <w:spacing w:line="360" w:lineRule="auto"/>
-        <w:ind w:firstLine="420" w:firstLineChars="200"/>
-        <w:rPr>
-          <w:rFonts w:hint="eastAsia" w:ascii="宋体" w:hAnsi="宋体" w:eastAsia="宋体" w:cs="宋体"/>
-          <w:szCs w:val="21"/>
-        </w:rPr>
-      </w:pPr>
-      <w:r>
-        <w:rPr>
-          <w:rFonts w:hint="eastAsia" w:ascii="宋体" w:hAnsi="宋体" w:eastAsia="宋体" w:cs="宋体"/>
+        <w:ind w:firstLineChars="200" w:firstLine="420"/>
+        <w:rPr>
+          <w:rFonts w:ascii="宋体" w:eastAsia="宋体" w:hAnsi="宋体" w:cs="宋体" w:hint="eastAsia"/>
+          <w:szCs w:val="21"/>
+        </w:rPr>
+      </w:pPr>
+      <w:r>
+        <w:rPr>
+          <w:rFonts w:ascii="宋体" w:eastAsia="宋体" w:hAnsi="宋体" w:cs="宋体" w:hint="eastAsia"/>
           <w:szCs w:val="21"/>
         </w:rPr>
         <w:t>（2）在eNSP模拟的路由器上配置RIP协议，实现网络间的动态路由。</w:t>
@@ -3377,15 +3243,15 @@
     <w:p>
       <w:pPr>
         <w:spacing w:line="360" w:lineRule="auto"/>
-        <w:ind w:firstLine="420" w:firstLineChars="200"/>
-        <w:rPr>
-          <w:rFonts w:hint="eastAsia" w:ascii="宋体" w:hAnsi="宋体" w:eastAsia="宋体" w:cs="宋体"/>
-          <w:szCs w:val="21"/>
-        </w:rPr>
-      </w:pPr>
-      <w:r>
-        <w:rPr>
-          <w:rFonts w:hint="eastAsia" w:ascii="宋体" w:hAnsi="宋体" w:eastAsia="宋体" w:cs="宋体"/>
+        <w:ind w:firstLineChars="200" w:firstLine="420"/>
+        <w:rPr>
+          <w:rFonts w:ascii="宋体" w:eastAsia="宋体" w:hAnsi="宋体" w:cs="宋体" w:hint="eastAsia"/>
+          <w:szCs w:val="21"/>
+        </w:rPr>
+      </w:pPr>
+      <w:r>
+        <w:rPr>
+          <w:rFonts w:ascii="宋体" w:eastAsia="宋体" w:hAnsi="宋体" w:cs="宋体" w:hint="eastAsia"/>
           <w:szCs w:val="21"/>
         </w:rPr>
         <w:t>（3）配置RIP版本切换和认证等高级功能（如需要）。</w:t>
@@ -3394,15 +3260,15 @@
     <w:p>
       <w:pPr>
         <w:spacing w:line="360" w:lineRule="auto"/>
-        <w:ind w:firstLine="420" w:firstLineChars="200"/>
-        <w:rPr>
-          <w:rFonts w:hint="eastAsia" w:ascii="宋体" w:hAnsi="宋体" w:eastAsia="宋体" w:cs="宋体"/>
-          <w:szCs w:val="21"/>
-        </w:rPr>
-      </w:pPr>
-      <w:r>
-        <w:rPr>
-          <w:rFonts w:hint="eastAsia" w:ascii="宋体" w:hAnsi="宋体" w:eastAsia="宋体" w:cs="宋体"/>
+        <w:ind w:firstLineChars="200" w:firstLine="420"/>
+        <w:rPr>
+          <w:rFonts w:ascii="宋体" w:eastAsia="宋体" w:hAnsi="宋体" w:cs="宋体" w:hint="eastAsia"/>
+          <w:szCs w:val="21"/>
+        </w:rPr>
+      </w:pPr>
+      <w:r>
+        <w:rPr>
+          <w:rFonts w:ascii="宋体" w:eastAsia="宋体" w:hAnsi="宋体" w:cs="宋体" w:hint="eastAsia"/>
           <w:szCs w:val="21"/>
         </w:rPr>
         <w:t>（4）运用eNSP工具验证RIP路由的正确性和网络通信的有效性。</w:t>
@@ -3411,15 +3277,15 @@
     <w:p>
       <w:pPr>
         <w:spacing w:line="360" w:lineRule="auto"/>
-        <w:ind w:firstLine="420" w:firstLineChars="200"/>
-        <w:rPr>
-          <w:rFonts w:hint="eastAsia" w:ascii="宋体" w:hAnsi="宋体" w:eastAsia="宋体" w:cs="宋体"/>
-          <w:szCs w:val="21"/>
-        </w:rPr>
-      </w:pPr>
-      <w:r>
-        <w:rPr>
-          <w:rFonts w:hint="eastAsia" w:ascii="宋体" w:hAnsi="宋体" w:eastAsia="宋体" w:cs="宋体"/>
+        <w:ind w:firstLineChars="200" w:firstLine="420"/>
+        <w:rPr>
+          <w:rFonts w:ascii="宋体" w:eastAsia="宋体" w:hAnsi="宋体" w:cs="宋体" w:hint="eastAsia"/>
+          <w:szCs w:val="21"/>
+        </w:rPr>
+      </w:pPr>
+      <w:r>
+        <w:rPr>
+          <w:rFonts w:ascii="宋体" w:eastAsia="宋体" w:hAnsi="宋体" w:cs="宋体" w:hint="eastAsia"/>
           <w:szCs w:val="21"/>
         </w:rPr>
         <w:t>（5）分析和解决RIP路由配置过程中可能遇到的问题。</w:t>
@@ -3428,15 +3294,15 @@
     <w:p>
       <w:pPr>
         <w:spacing w:line="360" w:lineRule="auto"/>
-        <w:ind w:firstLine="420" w:firstLineChars="200"/>
-        <w:rPr>
-          <w:rFonts w:hint="eastAsia" w:ascii="宋体" w:hAnsi="宋体" w:eastAsia="宋体" w:cs="宋体"/>
-          <w:szCs w:val="21"/>
-        </w:rPr>
-      </w:pPr>
-      <w:r>
-        <w:rPr>
-          <w:rFonts w:hint="eastAsia" w:ascii="宋体" w:hAnsi="宋体" w:eastAsia="宋体" w:cs="宋体"/>
+        <w:ind w:firstLineChars="200" w:firstLine="420"/>
+        <w:rPr>
+          <w:rFonts w:ascii="宋体" w:eastAsia="宋体" w:hAnsi="宋体" w:cs="宋体" w:hint="eastAsia"/>
+          <w:szCs w:val="21"/>
+        </w:rPr>
+      </w:pPr>
+      <w:r>
+        <w:rPr>
+          <w:rFonts w:ascii="宋体" w:eastAsia="宋体" w:hAnsi="宋体" w:cs="宋体" w:hint="eastAsia"/>
           <w:szCs w:val="21"/>
         </w:rPr>
         <w:t>(四) 主要仪器设备及用品：个人计算机（安装有华为eNSP软件、Wireshark抓包工具）等。</w:t>
@@ -3445,16 +3311,16 @@
     <w:p>
       <w:pPr>
         <w:spacing w:line="360" w:lineRule="auto"/>
-        <w:ind w:firstLine="420" w:firstLineChars="200"/>
-        <w:rPr>
-          <w:rFonts w:hint="eastAsia" w:ascii="宋体" w:hAnsi="宋体" w:eastAsia="宋体" w:cs="宋体"/>
+        <w:ind w:firstLineChars="200" w:firstLine="420"/>
+        <w:rPr>
+          <w:rFonts w:ascii="宋体" w:eastAsia="宋体" w:hAnsi="宋体" w:cs="宋体" w:hint="eastAsia"/>
           <w:sz w:val="18"/>
           <w:szCs w:val="18"/>
         </w:rPr>
       </w:pPr>
       <w:r>
         <w:rPr>
-          <w:rFonts w:hint="eastAsia" w:ascii="宋体" w:hAnsi="宋体" w:eastAsia="宋体" w:cs="宋体"/>
+          <w:rFonts w:ascii="宋体" w:eastAsia="宋体" w:hAnsi="宋体" w:cs="宋体" w:hint="eastAsia"/>
           <w:szCs w:val="21"/>
         </w:rPr>
         <w:t>(五) 实践（实验）耗材：无特别耗材需求</w:t>
@@ -3467,7 +3333,7 @@
         <w:spacing w:line="360" w:lineRule="auto"/>
         <w:jc w:val="center"/>
         <w:rPr>
-          <w:rFonts w:hint="eastAsia" w:ascii="宋体" w:hAnsi="宋体" w:eastAsia="宋体" w:cs="宋体"/>
+          <w:rFonts w:ascii="宋体" w:eastAsia="宋体" w:hAnsi="宋体" w:cs="宋体" w:hint="eastAsia"/>
           <w:b/>
           <w:bCs/>
           <w:szCs w:val="21"/>
@@ -3475,7 +3341,7 @@
       </w:pPr>
       <w:r>
         <w:rPr>
-          <w:rFonts w:hint="eastAsia" w:ascii="宋体" w:hAnsi="宋体" w:eastAsia="宋体" w:cs="宋体"/>
+          <w:rFonts w:ascii="宋体" w:eastAsia="宋体" w:hAnsi="宋体" w:cs="宋体" w:hint="eastAsia"/>
           <w:b/>
           <w:bCs/>
           <w:szCs w:val="21"/>
@@ -3486,15 +3352,15 @@
     <w:p>
       <w:pPr>
         <w:spacing w:line="360" w:lineRule="auto"/>
-        <w:ind w:firstLine="420" w:firstLineChars="200"/>
-        <w:rPr>
-          <w:rFonts w:hint="eastAsia" w:ascii="宋体" w:hAnsi="宋体" w:eastAsia="宋体" w:cs="宋体"/>
-          <w:szCs w:val="21"/>
-        </w:rPr>
-      </w:pPr>
-      <w:r>
-        <w:rPr>
-          <w:rFonts w:hint="eastAsia" w:ascii="宋体" w:hAnsi="宋体" w:eastAsia="宋体" w:cs="宋体"/>
+        <w:ind w:firstLineChars="200" w:firstLine="420"/>
+        <w:rPr>
+          <w:rFonts w:ascii="宋体" w:eastAsia="宋体" w:hAnsi="宋体" w:cs="宋体" w:hint="eastAsia"/>
+          <w:szCs w:val="21"/>
+        </w:rPr>
+      </w:pPr>
+      <w:r>
+        <w:rPr>
+          <w:rFonts w:ascii="宋体" w:eastAsia="宋体" w:hAnsi="宋体" w:cs="宋体" w:hint="eastAsia"/>
           <w:szCs w:val="21"/>
         </w:rPr>
         <w:t>实践（实验）学时数： 2学时</w:t>
@@ -3503,15 +3369,15 @@
     <w:p>
       <w:pPr>
         <w:spacing w:line="360" w:lineRule="auto"/>
-        <w:ind w:firstLine="420" w:firstLineChars="200"/>
-        <w:rPr>
-          <w:rFonts w:hint="eastAsia" w:ascii="宋体" w:hAnsi="宋体" w:eastAsia="宋体" w:cs="宋体"/>
-          <w:szCs w:val="21"/>
-        </w:rPr>
-      </w:pPr>
-      <w:r>
-        <w:rPr>
-          <w:rFonts w:hint="eastAsia" w:ascii="宋体" w:hAnsi="宋体" w:eastAsia="宋体" w:cs="宋体"/>
+        <w:ind w:firstLineChars="200" w:firstLine="420"/>
+        <w:rPr>
+          <w:rFonts w:ascii="宋体" w:eastAsia="宋体" w:hAnsi="宋体" w:cs="宋体" w:hint="eastAsia"/>
+          <w:szCs w:val="21"/>
+        </w:rPr>
+      </w:pPr>
+      <w:r>
+        <w:rPr>
+          <w:rFonts w:ascii="宋体" w:eastAsia="宋体" w:hAnsi="宋体" w:cs="宋体" w:hint="eastAsia"/>
           <w:szCs w:val="21"/>
         </w:rPr>
         <w:t>(一) 实践（实验）类型：设计性</w:t>
@@ -3520,15 +3386,15 @@
     <w:p>
       <w:pPr>
         <w:spacing w:line="360" w:lineRule="auto"/>
-        <w:ind w:firstLine="420" w:firstLineChars="200"/>
-        <w:rPr>
-          <w:rFonts w:hint="eastAsia" w:ascii="宋体" w:hAnsi="宋体" w:eastAsia="宋体" w:cs="宋体"/>
-          <w:szCs w:val="21"/>
-        </w:rPr>
-      </w:pPr>
-      <w:r>
-        <w:rPr>
-          <w:rFonts w:hint="eastAsia" w:ascii="宋体" w:hAnsi="宋体" w:eastAsia="宋体" w:cs="宋体"/>
+        <w:ind w:firstLineChars="200" w:firstLine="420"/>
+        <w:rPr>
+          <w:rFonts w:ascii="宋体" w:eastAsia="宋体" w:hAnsi="宋体" w:cs="宋体" w:hint="eastAsia"/>
+          <w:szCs w:val="21"/>
+        </w:rPr>
+      </w:pPr>
+      <w:r>
+        <w:rPr>
+          <w:rFonts w:ascii="宋体" w:eastAsia="宋体" w:hAnsi="宋体" w:cs="宋体" w:hint="eastAsia"/>
           <w:szCs w:val="21"/>
         </w:rPr>
         <w:t>(二) 实践（实验）目的：</w:t>
@@ -3537,15 +3403,15 @@
     <w:p>
       <w:pPr>
         <w:spacing w:line="360" w:lineRule="auto"/>
-        <w:ind w:firstLine="420" w:firstLineChars="200"/>
-        <w:rPr>
-          <w:rFonts w:hint="eastAsia" w:ascii="宋体" w:hAnsi="宋体" w:eastAsia="宋体" w:cs="宋体"/>
-          <w:szCs w:val="21"/>
-        </w:rPr>
-      </w:pPr>
-      <w:r>
-        <w:rPr>
-          <w:rFonts w:hint="eastAsia" w:ascii="宋体" w:hAnsi="宋体" w:eastAsia="宋体" w:cs="宋体"/>
+        <w:ind w:firstLineChars="200" w:firstLine="420"/>
+        <w:rPr>
+          <w:rFonts w:ascii="宋体" w:eastAsia="宋体" w:hAnsi="宋体" w:cs="宋体" w:hint="eastAsia"/>
+          <w:szCs w:val="21"/>
+        </w:rPr>
+      </w:pPr>
+      <w:r>
+        <w:rPr>
+          <w:rFonts w:ascii="宋体" w:eastAsia="宋体" w:hAnsi="宋体" w:cs="宋体" w:hint="eastAsia"/>
           <w:szCs w:val="21"/>
         </w:rPr>
         <w:t>掌握开放最短路径优先（OSPF）协议的配置基本原理及操作方法。</w:t>
@@ -3554,32 +3420,33 @@
     <w:p>
       <w:pPr>
         <w:spacing w:line="360" w:lineRule="auto"/>
-        <w:ind w:firstLine="420" w:firstLineChars="200"/>
-        <w:rPr>
-          <w:rFonts w:hint="eastAsia" w:ascii="宋体" w:hAnsi="宋体" w:eastAsia="宋体" w:cs="宋体"/>
-          <w:szCs w:val="21"/>
-        </w:rPr>
-      </w:pPr>
-      <w:r>
-        <w:rPr>
-          <w:rFonts w:hint="eastAsia" w:ascii="宋体" w:hAnsi="宋体" w:eastAsia="宋体" w:cs="宋体"/>
-          <w:szCs w:val="21"/>
-        </w:rPr>
+        <w:ind w:firstLineChars="200" w:firstLine="420"/>
+        <w:rPr>
+          <w:rFonts w:ascii="宋体" w:eastAsia="宋体" w:hAnsi="宋体" w:cs="宋体" w:hint="eastAsia"/>
+          <w:szCs w:val="21"/>
+        </w:rPr>
+      </w:pPr>
+      <w:r>
+        <w:rPr>
+          <w:rFonts w:ascii="宋体" w:eastAsia="宋体" w:hAnsi="宋体" w:cs="宋体" w:hint="eastAsia"/>
+          <w:szCs w:val="21"/>
+        </w:rPr>
+        <w:lastRenderedPageBreak/>
         <w:t>理解OSPF协议在中到大型网络中的应用及其工作机制。</w:t>
       </w:r>
     </w:p>
     <w:p>
       <w:pPr>
         <w:spacing w:line="360" w:lineRule="auto"/>
-        <w:ind w:firstLine="420" w:firstLineChars="200"/>
-        <w:rPr>
-          <w:rFonts w:hint="eastAsia" w:ascii="宋体" w:hAnsi="宋体" w:eastAsia="宋体" w:cs="宋体"/>
-          <w:szCs w:val="21"/>
-        </w:rPr>
-      </w:pPr>
-      <w:r>
-        <w:rPr>
-          <w:rFonts w:hint="eastAsia" w:ascii="宋体" w:hAnsi="宋体" w:eastAsia="宋体" w:cs="宋体"/>
+        <w:ind w:firstLineChars="200" w:firstLine="420"/>
+        <w:rPr>
+          <w:rFonts w:ascii="宋体" w:eastAsia="宋体" w:hAnsi="宋体" w:cs="宋体" w:hint="eastAsia"/>
+          <w:szCs w:val="21"/>
+        </w:rPr>
+      </w:pPr>
+      <w:r>
+        <w:rPr>
+          <w:rFonts w:ascii="宋体" w:eastAsia="宋体" w:hAnsi="宋体" w:cs="宋体" w:hint="eastAsia"/>
           <w:szCs w:val="21"/>
         </w:rPr>
         <w:t>学习如何使用华为eNSP软件模拟OSPF路由的配置、优化和故障排除。</w:t>
@@ -3588,15 +3455,15 @@
     <w:p>
       <w:pPr>
         <w:spacing w:line="360" w:lineRule="auto"/>
-        <w:ind w:firstLine="420" w:firstLineChars="200"/>
-        <w:rPr>
-          <w:rFonts w:hint="eastAsia" w:ascii="宋体" w:hAnsi="宋体" w:eastAsia="宋体" w:cs="宋体"/>
-          <w:szCs w:val="21"/>
-        </w:rPr>
-      </w:pPr>
-      <w:r>
-        <w:rPr>
-          <w:rFonts w:hint="eastAsia" w:ascii="宋体" w:hAnsi="宋体" w:eastAsia="宋体" w:cs="宋体"/>
+        <w:ind w:firstLineChars="200" w:firstLine="420"/>
+        <w:rPr>
+          <w:rFonts w:ascii="宋体" w:eastAsia="宋体" w:hAnsi="宋体" w:cs="宋体" w:hint="eastAsia"/>
+          <w:szCs w:val="21"/>
+        </w:rPr>
+      </w:pPr>
+      <w:r>
+        <w:rPr>
+          <w:rFonts w:ascii="宋体" w:eastAsia="宋体" w:hAnsi="宋体" w:cs="宋体" w:hint="eastAsia"/>
           <w:szCs w:val="21"/>
         </w:rPr>
         <w:t>(三) 实践（实验）要求：</w:t>
@@ -3605,15 +3472,15 @@
     <w:p>
       <w:pPr>
         <w:spacing w:line="360" w:lineRule="auto"/>
-        <w:ind w:firstLine="420" w:firstLineChars="200"/>
-        <w:rPr>
-          <w:rFonts w:hint="eastAsia" w:ascii="宋体" w:hAnsi="宋体" w:eastAsia="宋体" w:cs="宋体"/>
-          <w:szCs w:val="21"/>
-        </w:rPr>
-      </w:pPr>
-      <w:r>
-        <w:rPr>
-          <w:rFonts w:hint="eastAsia" w:ascii="宋体" w:hAnsi="宋体" w:eastAsia="宋体" w:cs="宋体"/>
+        <w:ind w:firstLineChars="200" w:firstLine="420"/>
+        <w:rPr>
+          <w:rFonts w:ascii="宋体" w:eastAsia="宋体" w:hAnsi="宋体" w:cs="宋体" w:hint="eastAsia"/>
+          <w:szCs w:val="21"/>
+        </w:rPr>
+      </w:pPr>
+      <w:r>
+        <w:rPr>
+          <w:rFonts w:ascii="宋体" w:eastAsia="宋体" w:hAnsi="宋体" w:cs="宋体" w:hint="eastAsia"/>
           <w:szCs w:val="21"/>
         </w:rPr>
         <w:t>1. 基础理论及基本知识</w:t>
@@ -3622,15 +3489,15 @@
     <w:p>
       <w:pPr>
         <w:spacing w:line="360" w:lineRule="auto"/>
-        <w:ind w:firstLine="420" w:firstLineChars="200"/>
-        <w:rPr>
-          <w:rFonts w:hint="eastAsia" w:ascii="宋体" w:hAnsi="宋体" w:eastAsia="宋体" w:cs="宋体"/>
-          <w:szCs w:val="21"/>
-        </w:rPr>
-      </w:pPr>
-      <w:r>
-        <w:rPr>
-          <w:rFonts w:hint="eastAsia" w:ascii="宋体" w:hAnsi="宋体" w:eastAsia="宋体" w:cs="宋体"/>
+        <w:ind w:firstLineChars="200" w:firstLine="420"/>
+        <w:rPr>
+          <w:rFonts w:ascii="宋体" w:eastAsia="宋体" w:hAnsi="宋体" w:cs="宋体" w:hint="eastAsia"/>
+          <w:szCs w:val="21"/>
+        </w:rPr>
+      </w:pPr>
+      <w:r>
+        <w:rPr>
+          <w:rFonts w:ascii="宋体" w:eastAsia="宋体" w:hAnsi="宋体" w:cs="宋体" w:hint="eastAsia"/>
           <w:szCs w:val="21"/>
         </w:rPr>
         <w:t>（1）掌握OSPF协议的工作原理，包括区域、LSA类型、路由计算等概念。</w:t>
@@ -3639,15 +3506,15 @@
     <w:p>
       <w:pPr>
         <w:spacing w:line="360" w:lineRule="auto"/>
-        <w:ind w:firstLine="420" w:firstLineChars="200"/>
-        <w:rPr>
-          <w:rFonts w:hint="eastAsia" w:ascii="宋体" w:hAnsi="宋体" w:eastAsia="宋体" w:cs="宋体"/>
-          <w:szCs w:val="21"/>
-        </w:rPr>
-      </w:pPr>
-      <w:r>
-        <w:rPr>
-          <w:rFonts w:hint="eastAsia" w:ascii="宋体" w:hAnsi="宋体" w:eastAsia="宋体" w:cs="宋体"/>
+        <w:ind w:firstLineChars="200" w:firstLine="420"/>
+        <w:rPr>
+          <w:rFonts w:ascii="宋体" w:eastAsia="宋体" w:hAnsi="宋体" w:cs="宋体" w:hint="eastAsia"/>
+          <w:szCs w:val="21"/>
+        </w:rPr>
+      </w:pPr>
+      <w:r>
+        <w:rPr>
+          <w:rFonts w:ascii="宋体" w:eastAsia="宋体" w:hAnsi="宋体" w:cs="宋体" w:hint="eastAsia"/>
           <w:szCs w:val="21"/>
         </w:rPr>
         <w:t>（2）了解OSPF协议的配置步骤和基本配置命令，包括区域划分和OSPF邻居关系的建立。</w:t>
@@ -3656,15 +3523,15 @@
     <w:p>
       <w:pPr>
         <w:spacing w:line="360" w:lineRule="auto"/>
-        <w:ind w:firstLine="420" w:firstLineChars="200"/>
-        <w:rPr>
-          <w:rFonts w:hint="eastAsia" w:ascii="宋体" w:hAnsi="宋体" w:eastAsia="宋体" w:cs="宋体"/>
-          <w:szCs w:val="21"/>
-        </w:rPr>
-      </w:pPr>
-      <w:r>
-        <w:rPr>
-          <w:rFonts w:hint="eastAsia" w:ascii="宋体" w:hAnsi="宋体" w:eastAsia="宋体" w:cs="宋体"/>
+        <w:ind w:firstLineChars="200" w:firstLine="420"/>
+        <w:rPr>
+          <w:rFonts w:ascii="宋体" w:eastAsia="宋体" w:hAnsi="宋体" w:cs="宋体" w:hint="eastAsia"/>
+          <w:szCs w:val="21"/>
+        </w:rPr>
+      </w:pPr>
+      <w:r>
+        <w:rPr>
+          <w:rFonts w:ascii="宋体" w:eastAsia="宋体" w:hAnsi="宋体" w:cs="宋体" w:hint="eastAsia"/>
           <w:szCs w:val="21"/>
         </w:rPr>
         <w:t>2. 实践（实验）操作的基本技能</w:t>
@@ -3673,15 +3540,15 @@
     <w:p>
       <w:pPr>
         <w:spacing w:line="360" w:lineRule="auto"/>
-        <w:ind w:firstLine="420" w:firstLineChars="200"/>
-        <w:rPr>
-          <w:rFonts w:hint="eastAsia" w:ascii="宋体" w:hAnsi="宋体" w:eastAsia="宋体" w:cs="宋体"/>
-          <w:szCs w:val="21"/>
-        </w:rPr>
-      </w:pPr>
-      <w:r>
-        <w:rPr>
-          <w:rFonts w:hint="eastAsia" w:ascii="宋体" w:hAnsi="宋体" w:eastAsia="宋体" w:cs="宋体"/>
+        <w:ind w:firstLineChars="200" w:firstLine="420"/>
+        <w:rPr>
+          <w:rFonts w:ascii="宋体" w:eastAsia="宋体" w:hAnsi="宋体" w:cs="宋体" w:hint="eastAsia"/>
+          <w:szCs w:val="21"/>
+        </w:rPr>
+      </w:pPr>
+      <w:r>
+        <w:rPr>
+          <w:rFonts w:ascii="宋体" w:eastAsia="宋体" w:hAnsi="宋体" w:cs="宋体" w:hint="eastAsia"/>
           <w:szCs w:val="21"/>
         </w:rPr>
         <w:t>（1）使用华为eNSP创建包含多个OSPF区域的网络拓扑。</w:t>
@@ -3690,15 +3557,15 @@
     <w:p>
       <w:pPr>
         <w:spacing w:line="360" w:lineRule="auto"/>
-        <w:ind w:firstLine="420" w:firstLineChars="200"/>
-        <w:rPr>
-          <w:rFonts w:hint="eastAsia" w:ascii="宋体" w:hAnsi="宋体" w:eastAsia="宋体" w:cs="宋体"/>
-          <w:szCs w:val="21"/>
-        </w:rPr>
-      </w:pPr>
-      <w:r>
-        <w:rPr>
-          <w:rFonts w:hint="eastAsia" w:ascii="宋体" w:hAnsi="宋体" w:eastAsia="宋体" w:cs="宋体"/>
+        <w:ind w:firstLineChars="200" w:firstLine="420"/>
+        <w:rPr>
+          <w:rFonts w:ascii="宋体" w:eastAsia="宋体" w:hAnsi="宋体" w:cs="宋体" w:hint="eastAsia"/>
+          <w:szCs w:val="21"/>
+        </w:rPr>
+      </w:pPr>
+      <w:r>
+        <w:rPr>
+          <w:rFonts w:ascii="宋体" w:eastAsia="宋体" w:hAnsi="宋体" w:cs="宋体" w:hint="eastAsia"/>
           <w:szCs w:val="21"/>
         </w:rPr>
         <w:t>（2）在eNSP模拟的路由器上配置OSPF协议，包括不同区域类型的配置和路由汇总。</w:t>
@@ -3707,15 +3574,15 @@
     <w:p>
       <w:pPr>
         <w:spacing w:line="360" w:lineRule="auto"/>
-        <w:ind w:firstLine="420" w:firstLineChars="200"/>
-        <w:rPr>
-          <w:rFonts w:hint="eastAsia" w:ascii="宋体" w:hAnsi="宋体" w:eastAsia="宋体" w:cs="宋体"/>
-          <w:szCs w:val="21"/>
-        </w:rPr>
-      </w:pPr>
-      <w:r>
-        <w:rPr>
-          <w:rFonts w:hint="eastAsia" w:ascii="宋体" w:hAnsi="宋体" w:eastAsia="宋体" w:cs="宋体"/>
+        <w:ind w:firstLineChars="200" w:firstLine="420"/>
+        <w:rPr>
+          <w:rFonts w:ascii="宋体" w:eastAsia="宋体" w:hAnsi="宋体" w:cs="宋体" w:hint="eastAsia"/>
+          <w:szCs w:val="21"/>
+        </w:rPr>
+      </w:pPr>
+      <w:r>
+        <w:rPr>
+          <w:rFonts w:ascii="宋体" w:eastAsia="宋体" w:hAnsi="宋体" w:cs="宋体" w:hint="eastAsia"/>
           <w:szCs w:val="21"/>
         </w:rPr>
         <w:t>（3）配置OSPF高级特性，如认证、成本（Cost）配置、优先级调整等。</w:t>
@@ -3724,15 +3591,15 @@
     <w:p>
       <w:pPr>
         <w:spacing w:line="360" w:lineRule="auto"/>
-        <w:ind w:firstLine="420" w:firstLineChars="200"/>
-        <w:rPr>
-          <w:rFonts w:hint="eastAsia" w:ascii="宋体" w:hAnsi="宋体" w:eastAsia="宋体" w:cs="宋体"/>
-          <w:szCs w:val="21"/>
-        </w:rPr>
-      </w:pPr>
-      <w:r>
-        <w:rPr>
-          <w:rFonts w:hint="eastAsia" w:ascii="宋体" w:hAnsi="宋体" w:eastAsia="宋体" w:cs="宋体"/>
+        <w:ind w:firstLineChars="200" w:firstLine="420"/>
+        <w:rPr>
+          <w:rFonts w:ascii="宋体" w:eastAsia="宋体" w:hAnsi="宋体" w:cs="宋体" w:hint="eastAsia"/>
+          <w:szCs w:val="21"/>
+        </w:rPr>
+      </w:pPr>
+      <w:r>
+        <w:rPr>
+          <w:rFonts w:ascii="宋体" w:eastAsia="宋体" w:hAnsi="宋体" w:cs="宋体" w:hint="eastAsia"/>
           <w:szCs w:val="21"/>
         </w:rPr>
         <w:t>（4）利用eNSP工具验证OSPF配置的正确性、网络通信的有效性及路由的最优性。</w:t>
@@ -3741,15 +3608,15 @@
     <w:p>
       <w:pPr>
         <w:spacing w:line="360" w:lineRule="auto"/>
-        <w:ind w:firstLine="420" w:firstLineChars="200"/>
-        <w:rPr>
-          <w:rFonts w:hint="eastAsia" w:ascii="宋体" w:hAnsi="宋体" w:eastAsia="宋体" w:cs="宋体"/>
-          <w:szCs w:val="21"/>
-        </w:rPr>
-      </w:pPr>
-      <w:r>
-        <w:rPr>
-          <w:rFonts w:hint="eastAsia" w:ascii="宋体" w:hAnsi="宋体" w:eastAsia="宋体" w:cs="宋体"/>
+        <w:ind w:firstLineChars="200" w:firstLine="420"/>
+        <w:rPr>
+          <w:rFonts w:ascii="宋体" w:eastAsia="宋体" w:hAnsi="宋体" w:cs="宋体" w:hint="eastAsia"/>
+          <w:szCs w:val="21"/>
+        </w:rPr>
+      </w:pPr>
+      <w:r>
+        <w:rPr>
+          <w:rFonts w:ascii="宋体" w:eastAsia="宋体" w:hAnsi="宋体" w:cs="宋体" w:hint="eastAsia"/>
           <w:szCs w:val="21"/>
         </w:rPr>
         <w:t>（5）分析和解决OSPF配置过程中可能遇到的问题，如区域划分错误、邻居关系未建立等。</w:t>
@@ -3758,15 +3625,15 @@
     <w:p>
       <w:pPr>
         <w:spacing w:line="360" w:lineRule="auto"/>
-        <w:ind w:firstLine="420" w:firstLineChars="200"/>
-        <w:rPr>
-          <w:rFonts w:hint="eastAsia" w:ascii="宋体" w:hAnsi="宋体" w:eastAsia="宋体" w:cs="宋体"/>
-          <w:szCs w:val="21"/>
-        </w:rPr>
-      </w:pPr>
-      <w:r>
-        <w:rPr>
-          <w:rFonts w:hint="eastAsia" w:ascii="宋体" w:hAnsi="宋体" w:eastAsia="宋体" w:cs="宋体"/>
+        <w:ind w:firstLineChars="200" w:firstLine="420"/>
+        <w:rPr>
+          <w:rFonts w:ascii="宋体" w:eastAsia="宋体" w:hAnsi="宋体" w:cs="宋体" w:hint="eastAsia"/>
+          <w:szCs w:val="21"/>
+        </w:rPr>
+      </w:pPr>
+      <w:r>
+        <w:rPr>
+          <w:rFonts w:ascii="宋体" w:eastAsia="宋体" w:hAnsi="宋体" w:cs="宋体" w:hint="eastAsia"/>
           <w:szCs w:val="21"/>
         </w:rPr>
         <w:t>(四) 主要仪器设备及用品：个人计算机（安装有华为eNSP软件、Wireshark抓包工具）等。</w:t>
@@ -3775,16 +3642,16 @@
     <w:p>
       <w:pPr>
         <w:spacing w:line="360" w:lineRule="auto"/>
-        <w:ind w:firstLine="420" w:firstLineChars="200"/>
-        <w:rPr>
-          <w:rFonts w:hint="eastAsia" w:ascii="宋体" w:hAnsi="宋体" w:eastAsia="宋体" w:cs="宋体"/>
+        <w:ind w:firstLineChars="200" w:firstLine="420"/>
+        <w:rPr>
+          <w:rFonts w:ascii="宋体" w:eastAsia="宋体" w:hAnsi="宋体" w:cs="宋体" w:hint="eastAsia"/>
           <w:sz w:val="18"/>
           <w:szCs w:val="18"/>
         </w:rPr>
       </w:pPr>
       <w:r>
         <w:rPr>
-          <w:rFonts w:hint="eastAsia" w:ascii="宋体" w:hAnsi="宋体" w:eastAsia="宋体" w:cs="宋体"/>
+          <w:rFonts w:ascii="宋体" w:eastAsia="宋体" w:hAnsi="宋体" w:cs="宋体" w:hint="eastAsia"/>
           <w:szCs w:val="21"/>
         </w:rPr>
         <w:t>(五) 实践（实验）耗材：无特别耗材需求</w:t>
@@ -3797,7 +3664,7 @@
         <w:spacing w:line="360" w:lineRule="auto"/>
         <w:jc w:val="center"/>
         <w:rPr>
-          <w:rFonts w:hint="eastAsia" w:ascii="宋体" w:hAnsi="宋体" w:eastAsia="宋体" w:cs="宋体"/>
+          <w:rFonts w:ascii="宋体" w:eastAsia="宋体" w:hAnsi="宋体" w:cs="宋体" w:hint="eastAsia"/>
           <w:b/>
           <w:bCs/>
           <w:szCs w:val="21"/>
@@ -3805,7 +3672,7 @@
       </w:pPr>
       <w:r>
         <w:rPr>
-          <w:rFonts w:hint="eastAsia" w:ascii="宋体" w:hAnsi="宋体" w:eastAsia="宋体" w:cs="宋体"/>
+          <w:rFonts w:ascii="宋体" w:eastAsia="宋体" w:hAnsi="宋体" w:cs="宋体" w:hint="eastAsia"/>
           <w:b/>
           <w:bCs/>
           <w:szCs w:val="21"/>
@@ -3816,15 +3683,15 @@
     <w:p>
       <w:pPr>
         <w:spacing w:line="360" w:lineRule="auto"/>
-        <w:ind w:firstLine="420" w:firstLineChars="200"/>
-        <w:rPr>
-          <w:rFonts w:hint="eastAsia" w:ascii="宋体" w:hAnsi="宋体" w:eastAsia="宋体" w:cs="宋体"/>
-          <w:szCs w:val="21"/>
-        </w:rPr>
-      </w:pPr>
-      <w:r>
-        <w:rPr>
-          <w:rFonts w:hint="eastAsia" w:ascii="宋体" w:hAnsi="宋体" w:eastAsia="宋体" w:cs="宋体"/>
+        <w:ind w:firstLineChars="200" w:firstLine="420"/>
+        <w:rPr>
+          <w:rFonts w:ascii="宋体" w:eastAsia="宋体" w:hAnsi="宋体" w:cs="宋体" w:hint="eastAsia"/>
+          <w:szCs w:val="21"/>
+        </w:rPr>
+      </w:pPr>
+      <w:r>
+        <w:rPr>
+          <w:rFonts w:ascii="宋体" w:eastAsia="宋体" w:hAnsi="宋体" w:cs="宋体" w:hint="eastAsia"/>
           <w:szCs w:val="21"/>
         </w:rPr>
         <w:t>实践（实验）学时数： 2学时</w:t>
@@ -3833,15 +3700,15 @@
     <w:p>
       <w:pPr>
         <w:spacing w:line="360" w:lineRule="auto"/>
-        <w:ind w:firstLine="420" w:firstLineChars="200"/>
-        <w:rPr>
-          <w:rFonts w:hint="eastAsia" w:ascii="宋体" w:hAnsi="宋体" w:eastAsia="宋体" w:cs="宋体"/>
-          <w:szCs w:val="21"/>
-        </w:rPr>
-      </w:pPr>
-      <w:r>
-        <w:rPr>
-          <w:rFonts w:hint="eastAsia" w:ascii="宋体" w:hAnsi="宋体" w:eastAsia="宋体" w:cs="宋体"/>
+        <w:ind w:firstLineChars="200" w:firstLine="420"/>
+        <w:rPr>
+          <w:rFonts w:ascii="宋体" w:eastAsia="宋体" w:hAnsi="宋体" w:cs="宋体" w:hint="eastAsia"/>
+          <w:szCs w:val="21"/>
+        </w:rPr>
+      </w:pPr>
+      <w:r>
+        <w:rPr>
+          <w:rFonts w:ascii="宋体" w:eastAsia="宋体" w:hAnsi="宋体" w:cs="宋体" w:hint="eastAsia"/>
           <w:szCs w:val="21"/>
         </w:rPr>
         <w:t>(一) 实践（实验）类型：设计性</w:t>
@@ -3850,15 +3717,15 @@
     <w:p>
       <w:pPr>
         <w:spacing w:line="360" w:lineRule="auto"/>
-        <w:ind w:firstLine="420" w:firstLineChars="200"/>
-        <w:rPr>
-          <w:rFonts w:hint="eastAsia" w:ascii="宋体" w:hAnsi="宋体" w:eastAsia="宋体" w:cs="宋体"/>
-          <w:szCs w:val="21"/>
-        </w:rPr>
-      </w:pPr>
-      <w:r>
-        <w:rPr>
-          <w:rFonts w:hint="eastAsia" w:ascii="宋体" w:hAnsi="宋体" w:eastAsia="宋体" w:cs="宋体"/>
+        <w:ind w:firstLineChars="200" w:firstLine="420"/>
+        <w:rPr>
+          <w:rFonts w:ascii="宋体" w:eastAsia="宋体" w:hAnsi="宋体" w:cs="宋体" w:hint="eastAsia"/>
+          <w:szCs w:val="21"/>
+        </w:rPr>
+      </w:pPr>
+      <w:r>
+        <w:rPr>
+          <w:rFonts w:ascii="宋体" w:eastAsia="宋体" w:hAnsi="宋体" w:cs="宋体" w:hint="eastAsia"/>
           <w:szCs w:val="21"/>
         </w:rPr>
         <w:t>(二) 实践（实验）目的：</w:t>
@@ -3867,15 +3734,15 @@
     <w:p>
       <w:pPr>
         <w:spacing w:line="360" w:lineRule="auto"/>
-        <w:ind w:firstLine="420" w:firstLineChars="200"/>
-        <w:rPr>
-          <w:rFonts w:hint="eastAsia" w:ascii="宋体" w:hAnsi="宋体" w:eastAsia="宋体" w:cs="宋体"/>
-          <w:szCs w:val="21"/>
-        </w:rPr>
-      </w:pPr>
-      <w:r>
-        <w:rPr>
-          <w:rFonts w:hint="eastAsia" w:ascii="宋体" w:hAnsi="宋体" w:eastAsia="宋体" w:cs="宋体"/>
+        <w:ind w:firstLineChars="200" w:firstLine="420"/>
+        <w:rPr>
+          <w:rFonts w:ascii="宋体" w:eastAsia="宋体" w:hAnsi="宋体" w:cs="宋体" w:hint="eastAsia"/>
+          <w:szCs w:val="21"/>
+        </w:rPr>
+      </w:pPr>
+      <w:r>
+        <w:rPr>
+          <w:rFonts w:ascii="宋体" w:eastAsia="宋体" w:hAnsi="宋体" w:cs="宋体" w:hint="eastAsia"/>
           <w:szCs w:val="21"/>
         </w:rPr>
         <w:t>掌握通过三层交换机实现不同VLAN间互连的配置方法。</w:t>
@@ -3884,15 +3751,15 @@
     <w:p>
       <w:pPr>
         <w:spacing w:line="360" w:lineRule="auto"/>
-        <w:ind w:firstLine="420" w:firstLineChars="200"/>
-        <w:rPr>
-          <w:rFonts w:hint="eastAsia" w:ascii="宋体" w:hAnsi="宋体" w:eastAsia="宋体" w:cs="宋体"/>
-          <w:szCs w:val="21"/>
-        </w:rPr>
-      </w:pPr>
-      <w:r>
-        <w:rPr>
-          <w:rFonts w:hint="eastAsia" w:ascii="宋体" w:hAnsi="宋体" w:eastAsia="宋体" w:cs="宋体"/>
+        <w:ind w:firstLineChars="200" w:firstLine="420"/>
+        <w:rPr>
+          <w:rFonts w:ascii="宋体" w:eastAsia="宋体" w:hAnsi="宋体" w:cs="宋体" w:hint="eastAsia"/>
+          <w:szCs w:val="21"/>
+        </w:rPr>
+      </w:pPr>
+      <w:r>
+        <w:rPr>
+          <w:rFonts w:ascii="宋体" w:eastAsia="宋体" w:hAnsi="宋体" w:cs="宋体" w:hint="eastAsia"/>
           <w:szCs w:val="21"/>
         </w:rPr>
         <w:t>理解VLAN间路由的基本原理及配置步骤。</w:t>
@@ -3901,15 +3768,15 @@
     <w:p>
       <w:pPr>
         <w:spacing w:line="360" w:lineRule="auto"/>
-        <w:ind w:firstLine="420" w:firstLineChars="200"/>
-        <w:rPr>
-          <w:rFonts w:hint="eastAsia" w:ascii="宋体" w:hAnsi="宋体" w:eastAsia="宋体" w:cs="宋体"/>
-          <w:szCs w:val="21"/>
-        </w:rPr>
-      </w:pPr>
-      <w:r>
-        <w:rPr>
-          <w:rFonts w:hint="eastAsia" w:ascii="宋体" w:hAnsi="宋体" w:eastAsia="宋体" w:cs="宋体"/>
+        <w:ind w:firstLineChars="200" w:firstLine="420"/>
+        <w:rPr>
+          <w:rFonts w:ascii="宋体" w:eastAsia="宋体" w:hAnsi="宋体" w:cs="宋体" w:hint="eastAsia"/>
+          <w:szCs w:val="21"/>
+        </w:rPr>
+      </w:pPr>
+      <w:r>
+        <w:rPr>
+          <w:rFonts w:ascii="宋体" w:eastAsia="宋体" w:hAnsi="宋体" w:cs="宋体" w:hint="eastAsia"/>
           <w:szCs w:val="21"/>
         </w:rPr>
         <w:t>学习使用华为eNSP软件模拟网络环境，进行VLAN配置与故障排除。</w:t>
@@ -3918,15 +3785,15 @@
     <w:p>
       <w:pPr>
         <w:spacing w:line="360" w:lineRule="auto"/>
-        <w:ind w:firstLine="420" w:firstLineChars="200"/>
-        <w:rPr>
-          <w:rFonts w:hint="eastAsia" w:ascii="宋体" w:hAnsi="宋体" w:eastAsia="宋体" w:cs="宋体"/>
-          <w:szCs w:val="21"/>
-        </w:rPr>
-      </w:pPr>
-      <w:r>
-        <w:rPr>
-          <w:rFonts w:hint="eastAsia" w:ascii="宋体" w:hAnsi="宋体" w:eastAsia="宋体" w:cs="宋体"/>
+        <w:ind w:firstLineChars="200" w:firstLine="420"/>
+        <w:rPr>
+          <w:rFonts w:ascii="宋体" w:eastAsia="宋体" w:hAnsi="宋体" w:cs="宋体" w:hint="eastAsia"/>
+          <w:szCs w:val="21"/>
+        </w:rPr>
+      </w:pPr>
+      <w:r>
+        <w:rPr>
+          <w:rFonts w:ascii="宋体" w:eastAsia="宋体" w:hAnsi="宋体" w:cs="宋体" w:hint="eastAsia"/>
           <w:szCs w:val="21"/>
         </w:rPr>
         <w:t>(三) 实践（实验）要求：</w:t>
@@ -3935,15 +3802,15 @@
     <w:p>
       <w:pPr>
         <w:spacing w:line="360" w:lineRule="auto"/>
-        <w:ind w:firstLine="420" w:firstLineChars="200"/>
-        <w:rPr>
-          <w:rFonts w:hint="eastAsia" w:ascii="宋体" w:hAnsi="宋体" w:eastAsia="宋体" w:cs="宋体"/>
-          <w:szCs w:val="21"/>
-        </w:rPr>
-      </w:pPr>
-      <w:r>
-        <w:rPr>
-          <w:rFonts w:hint="eastAsia" w:ascii="宋体" w:hAnsi="宋体" w:eastAsia="宋体" w:cs="宋体"/>
+        <w:ind w:firstLineChars="200" w:firstLine="420"/>
+        <w:rPr>
+          <w:rFonts w:ascii="宋体" w:eastAsia="宋体" w:hAnsi="宋体" w:cs="宋体" w:hint="eastAsia"/>
+          <w:szCs w:val="21"/>
+        </w:rPr>
+      </w:pPr>
+      <w:r>
+        <w:rPr>
+          <w:rFonts w:ascii="宋体" w:eastAsia="宋体" w:hAnsi="宋体" w:cs="宋体" w:hint="eastAsia"/>
           <w:szCs w:val="21"/>
         </w:rPr>
         <w:t>1. 基础理论及基本知识</w:t>
@@ -3952,15 +3819,15 @@
     <w:p>
       <w:pPr>
         <w:spacing w:line="360" w:lineRule="auto"/>
-        <w:ind w:firstLine="420" w:firstLineChars="200"/>
-        <w:rPr>
-          <w:rFonts w:hint="eastAsia" w:ascii="宋体" w:hAnsi="宋体" w:eastAsia="宋体" w:cs="宋体"/>
-          <w:szCs w:val="21"/>
-        </w:rPr>
-      </w:pPr>
-      <w:r>
-        <w:rPr>
-          <w:rFonts w:hint="eastAsia" w:ascii="宋体" w:hAnsi="宋体" w:eastAsia="宋体" w:cs="宋体"/>
+        <w:ind w:firstLineChars="200" w:firstLine="420"/>
+        <w:rPr>
+          <w:rFonts w:ascii="宋体" w:eastAsia="宋体" w:hAnsi="宋体" w:cs="宋体" w:hint="eastAsia"/>
+          <w:szCs w:val="21"/>
+        </w:rPr>
+      </w:pPr>
+      <w:r>
+        <w:rPr>
+          <w:rFonts w:ascii="宋体" w:eastAsia="宋体" w:hAnsi="宋体" w:cs="宋体" w:hint="eastAsia"/>
           <w:szCs w:val="21"/>
         </w:rPr>
         <w:t>（1）掌握VLAN的基本概念，包括VLAN的类型、配置方法及其在网络中的应用。</w:t>
@@ -3969,15 +3836,15 @@
     <w:p>
       <w:pPr>
         <w:spacing w:line="360" w:lineRule="auto"/>
-        <w:ind w:firstLine="420" w:firstLineChars="200"/>
-        <w:rPr>
-          <w:rFonts w:hint="eastAsia" w:ascii="宋体" w:hAnsi="宋体" w:eastAsia="宋体" w:cs="宋体"/>
-          <w:szCs w:val="21"/>
-        </w:rPr>
-      </w:pPr>
-      <w:r>
-        <w:rPr>
-          <w:rFonts w:hint="eastAsia" w:ascii="宋体" w:hAnsi="宋体" w:eastAsia="宋体" w:cs="宋体"/>
+        <w:ind w:firstLineChars="200" w:firstLine="420"/>
+        <w:rPr>
+          <w:rFonts w:ascii="宋体" w:eastAsia="宋体" w:hAnsi="宋体" w:cs="宋体" w:hint="eastAsia"/>
+          <w:szCs w:val="21"/>
+        </w:rPr>
+      </w:pPr>
+      <w:r>
+        <w:rPr>
+          <w:rFonts w:ascii="宋体" w:eastAsia="宋体" w:hAnsi="宋体" w:cs="宋体" w:hint="eastAsia"/>
           <w:szCs w:val="21"/>
         </w:rPr>
         <w:t>（2）了解三层交换机在VLAN间路由的作用及配置要点。</w:t>
@@ -3986,15 +3853,15 @@
     <w:p>
       <w:pPr>
         <w:spacing w:line="360" w:lineRule="auto"/>
-        <w:ind w:firstLine="420" w:firstLineChars="200"/>
-        <w:rPr>
-          <w:rFonts w:hint="eastAsia" w:ascii="宋体" w:hAnsi="宋体" w:eastAsia="宋体" w:cs="宋体"/>
-          <w:szCs w:val="21"/>
-        </w:rPr>
-      </w:pPr>
-      <w:r>
-        <w:rPr>
-          <w:rFonts w:hint="eastAsia" w:ascii="宋体" w:hAnsi="宋体" w:eastAsia="宋体" w:cs="宋体"/>
+        <w:ind w:firstLineChars="200" w:firstLine="420"/>
+        <w:rPr>
+          <w:rFonts w:ascii="宋体" w:eastAsia="宋体" w:hAnsi="宋体" w:cs="宋体" w:hint="eastAsia"/>
+          <w:szCs w:val="21"/>
+        </w:rPr>
+      </w:pPr>
+      <w:r>
+        <w:rPr>
+          <w:rFonts w:ascii="宋体" w:eastAsia="宋体" w:hAnsi="宋体" w:cs="宋体" w:hint="eastAsia"/>
           <w:szCs w:val="21"/>
         </w:rPr>
         <w:t>2. 实践（实验）操作的基本技能</w:t>
@@ -4003,32 +3870,40 @@
     <w:p>
       <w:pPr>
         <w:spacing w:line="360" w:lineRule="auto"/>
-        <w:ind w:firstLine="420" w:firstLineChars="200"/>
-        <w:rPr>
-          <w:rFonts w:hint="eastAsia" w:ascii="宋体" w:hAnsi="宋体" w:eastAsia="宋体" w:cs="宋体"/>
-          <w:szCs w:val="21"/>
-        </w:rPr>
-      </w:pPr>
-      <w:r>
-        <w:rPr>
-          <w:rFonts w:hint="eastAsia" w:ascii="宋体" w:hAnsi="宋体" w:eastAsia="宋体" w:cs="宋体"/>
-          <w:szCs w:val="21"/>
-        </w:rPr>
-        <w:t>（1）使用华为eNSP创建包含多个VLAN的网络拓扑，并配置三层交换机实现VLAN间的互连。</w:t>
-      </w:r>
-    </w:p>
-    <w:p>
-      <w:pPr>
-        <w:spacing w:line="360" w:lineRule="auto"/>
-        <w:ind w:firstLine="420" w:firstLineChars="200"/>
-        <w:rPr>
-          <w:rFonts w:hint="eastAsia" w:ascii="宋体" w:hAnsi="宋体" w:eastAsia="宋体" w:cs="宋体"/>
-          <w:szCs w:val="21"/>
-        </w:rPr>
-      </w:pPr>
-      <w:r>
-        <w:rPr>
-          <w:rFonts w:hint="eastAsia" w:ascii="宋体" w:hAnsi="宋体" w:eastAsia="宋体" w:cs="宋体"/>
+        <w:ind w:firstLineChars="200" w:firstLine="420"/>
+        <w:rPr>
+          <w:rFonts w:ascii="宋体" w:eastAsia="宋体" w:hAnsi="宋体" w:cs="宋体" w:hint="eastAsia"/>
+          <w:szCs w:val="21"/>
+        </w:rPr>
+      </w:pPr>
+      <w:r>
+        <w:rPr>
+          <w:rFonts w:ascii="宋体" w:eastAsia="宋体" w:hAnsi="宋体" w:cs="宋体" w:hint="eastAsia"/>
+          <w:szCs w:val="21"/>
+        </w:rPr>
+        <w:t>（1）使用华为eNSP创建包含多个VLAN的网络拓扑，并配置三层交换机实现VLAN间</w:t>
+      </w:r>
+      <w:r>
+        <w:rPr>
+          <w:rFonts w:ascii="宋体" w:eastAsia="宋体" w:hAnsi="宋体" w:cs="宋体" w:hint="eastAsia"/>
+          <w:szCs w:val="21"/>
+        </w:rPr>
+        <w:lastRenderedPageBreak/>
+        <w:t>的互连。</w:t>
+      </w:r>
+    </w:p>
+    <w:p>
+      <w:pPr>
+        <w:spacing w:line="360" w:lineRule="auto"/>
+        <w:ind w:firstLineChars="200" w:firstLine="420"/>
+        <w:rPr>
+          <w:rFonts w:ascii="宋体" w:eastAsia="宋体" w:hAnsi="宋体" w:cs="宋体" w:hint="eastAsia"/>
+          <w:szCs w:val="21"/>
+        </w:rPr>
+      </w:pPr>
+      <w:r>
+        <w:rPr>
+          <w:rFonts w:ascii="宋体" w:eastAsia="宋体" w:hAnsi="宋体" w:cs="宋体" w:hint="eastAsia"/>
           <w:szCs w:val="21"/>
         </w:rPr>
         <w:t>（2）在三层交换机上配置VLAN接口，实现VLAN间的路由功能。</w:t>
@@ -4037,15 +3912,15 @@
     <w:p>
       <w:pPr>
         <w:spacing w:line="360" w:lineRule="auto"/>
-        <w:ind w:firstLine="420" w:firstLineChars="200"/>
-        <w:rPr>
-          <w:rFonts w:hint="eastAsia" w:ascii="宋体" w:hAnsi="宋体" w:eastAsia="宋体" w:cs="宋体"/>
-          <w:szCs w:val="21"/>
-        </w:rPr>
-      </w:pPr>
-      <w:r>
-        <w:rPr>
-          <w:rFonts w:hint="eastAsia" w:ascii="宋体" w:hAnsi="宋体" w:eastAsia="宋体" w:cs="宋体"/>
+        <w:ind w:firstLineChars="200" w:firstLine="420"/>
+        <w:rPr>
+          <w:rFonts w:ascii="宋体" w:eastAsia="宋体" w:hAnsi="宋体" w:cs="宋体" w:hint="eastAsia"/>
+          <w:szCs w:val="21"/>
+        </w:rPr>
+      </w:pPr>
+      <w:r>
+        <w:rPr>
+          <w:rFonts w:ascii="宋体" w:eastAsia="宋体" w:hAnsi="宋体" w:cs="宋体" w:hint="eastAsia"/>
           <w:szCs w:val="21"/>
         </w:rPr>
         <w:t>（3）进行VLAN配置的验证，确保不同VLAN间的通信正常。</w:t>
@@ -4054,15 +3929,15 @@
     <w:p>
       <w:pPr>
         <w:spacing w:line="360" w:lineRule="auto"/>
-        <w:ind w:firstLine="420" w:firstLineChars="200"/>
-        <w:rPr>
-          <w:rFonts w:hint="eastAsia" w:ascii="宋体" w:hAnsi="宋体" w:eastAsia="宋体" w:cs="宋体"/>
-          <w:szCs w:val="21"/>
-        </w:rPr>
-      </w:pPr>
-      <w:r>
-        <w:rPr>
-          <w:rFonts w:hint="eastAsia" w:ascii="宋体" w:hAnsi="宋体" w:eastAsia="宋体" w:cs="宋体"/>
+        <w:ind w:firstLineChars="200" w:firstLine="420"/>
+        <w:rPr>
+          <w:rFonts w:ascii="宋体" w:eastAsia="宋体" w:hAnsi="宋体" w:cs="宋体" w:hint="eastAsia"/>
+          <w:szCs w:val="21"/>
+        </w:rPr>
+      </w:pPr>
+      <w:r>
+        <w:rPr>
+          <w:rFonts w:ascii="宋体" w:eastAsia="宋体" w:hAnsi="宋体" w:cs="宋体" w:hint="eastAsia"/>
           <w:szCs w:val="21"/>
         </w:rPr>
         <w:t>（4）利用eNSP工具进行故障诊断和排除，包括VLAN配置错误和互连问题。</w:t>
@@ -4071,15 +3946,15 @@
     <w:p>
       <w:pPr>
         <w:spacing w:line="360" w:lineRule="auto"/>
-        <w:ind w:firstLine="420" w:firstLineChars="200"/>
-        <w:rPr>
-          <w:rFonts w:hint="eastAsia" w:ascii="宋体" w:hAnsi="宋体" w:eastAsia="宋体" w:cs="宋体"/>
-          <w:szCs w:val="21"/>
-        </w:rPr>
-      </w:pPr>
-      <w:r>
-        <w:rPr>
-          <w:rFonts w:hint="eastAsia" w:ascii="宋体" w:hAnsi="宋体" w:eastAsia="宋体" w:cs="宋体"/>
+        <w:ind w:firstLineChars="200" w:firstLine="420"/>
+        <w:rPr>
+          <w:rFonts w:ascii="宋体" w:eastAsia="宋体" w:hAnsi="宋体" w:cs="宋体" w:hint="eastAsia"/>
+          <w:szCs w:val="21"/>
+        </w:rPr>
+      </w:pPr>
+      <w:r>
+        <w:rPr>
+          <w:rFonts w:ascii="宋体" w:eastAsia="宋体" w:hAnsi="宋体" w:cs="宋体" w:hint="eastAsia"/>
           <w:szCs w:val="21"/>
         </w:rPr>
         <w:t>（5）分析和调整网络设计，以优化VLAN间的路由性能和网络安全。</w:t>
@@ -4088,15 +3963,15 @@
     <w:p>
       <w:pPr>
         <w:spacing w:line="360" w:lineRule="auto"/>
-        <w:ind w:firstLine="420" w:firstLineChars="200"/>
-        <w:rPr>
-          <w:rFonts w:hint="eastAsia" w:ascii="宋体" w:hAnsi="宋体" w:eastAsia="宋体" w:cs="宋体"/>
-          <w:szCs w:val="21"/>
-        </w:rPr>
-      </w:pPr>
-      <w:r>
-        <w:rPr>
-          <w:rFonts w:hint="eastAsia" w:ascii="宋体" w:hAnsi="宋体" w:eastAsia="宋体" w:cs="宋体"/>
+        <w:ind w:firstLineChars="200" w:firstLine="420"/>
+        <w:rPr>
+          <w:rFonts w:ascii="宋体" w:eastAsia="宋体" w:hAnsi="宋体" w:cs="宋体" w:hint="eastAsia"/>
+          <w:szCs w:val="21"/>
+        </w:rPr>
+      </w:pPr>
+      <w:r>
+        <w:rPr>
+          <w:rFonts w:ascii="宋体" w:eastAsia="宋体" w:hAnsi="宋体" w:cs="宋体" w:hint="eastAsia"/>
           <w:szCs w:val="21"/>
         </w:rPr>
         <w:t>(四) 主要仪器设备及用品：个人计算机（安装有华为eNSP软件、Wireshark抓包工具）等。</w:t>
@@ -4105,16 +3980,16 @@
     <w:p>
       <w:pPr>
         <w:spacing w:line="360" w:lineRule="auto"/>
-        <w:ind w:firstLine="420" w:firstLineChars="200"/>
-        <w:rPr>
-          <w:rFonts w:hint="eastAsia" w:ascii="宋体" w:hAnsi="宋体" w:eastAsia="宋体" w:cs="宋体"/>
+        <w:ind w:firstLineChars="200" w:firstLine="420"/>
+        <w:rPr>
+          <w:rFonts w:ascii="宋体" w:eastAsia="宋体" w:hAnsi="宋体" w:cs="宋体" w:hint="eastAsia"/>
           <w:sz w:val="18"/>
           <w:szCs w:val="18"/>
         </w:rPr>
       </w:pPr>
       <w:r>
         <w:rPr>
-          <w:rFonts w:hint="eastAsia" w:ascii="宋体" w:hAnsi="宋体" w:eastAsia="宋体" w:cs="宋体"/>
+          <w:rFonts w:ascii="宋体" w:eastAsia="宋体" w:hAnsi="宋体" w:cs="宋体" w:hint="eastAsia"/>
           <w:szCs w:val="21"/>
         </w:rPr>
         <w:t>(五) 实践（实验）耗材：无特别耗材需求</w:t>
@@ -4127,7 +4002,7 @@
         <w:spacing w:line="360" w:lineRule="auto"/>
         <w:jc w:val="center"/>
         <w:rPr>
-          <w:rFonts w:hint="eastAsia" w:ascii="宋体" w:hAnsi="宋体" w:eastAsia="宋体" w:cs="宋体"/>
+          <w:rFonts w:ascii="宋体" w:eastAsia="宋体" w:hAnsi="宋体" w:cs="宋体" w:hint="eastAsia"/>
           <w:b/>
           <w:bCs/>
           <w:szCs w:val="21"/>
@@ -4135,7 +4010,7 @@
       </w:pPr>
       <w:r>
         <w:rPr>
-          <w:rFonts w:hint="eastAsia" w:ascii="宋体" w:hAnsi="宋体" w:eastAsia="宋体" w:cs="宋体"/>
+          <w:rFonts w:ascii="宋体" w:eastAsia="宋体" w:hAnsi="宋体" w:cs="宋体" w:hint="eastAsia"/>
           <w:b/>
           <w:bCs/>
           <w:szCs w:val="21"/>
@@ -4146,15 +4021,15 @@
     <w:p>
       <w:pPr>
         <w:spacing w:line="360" w:lineRule="auto"/>
-        <w:ind w:firstLine="420" w:firstLineChars="200"/>
-        <w:rPr>
-          <w:rFonts w:hint="eastAsia" w:ascii="宋体" w:hAnsi="宋体" w:eastAsia="宋体" w:cs="宋体"/>
-          <w:szCs w:val="21"/>
-        </w:rPr>
-      </w:pPr>
-      <w:r>
-        <w:rPr>
-          <w:rFonts w:hint="eastAsia" w:ascii="宋体" w:hAnsi="宋体" w:eastAsia="宋体" w:cs="宋体"/>
+        <w:ind w:firstLineChars="200" w:firstLine="420"/>
+        <w:rPr>
+          <w:rFonts w:ascii="宋体" w:eastAsia="宋体" w:hAnsi="宋体" w:cs="宋体" w:hint="eastAsia"/>
+          <w:szCs w:val="21"/>
+        </w:rPr>
+      </w:pPr>
+      <w:r>
+        <w:rPr>
+          <w:rFonts w:ascii="宋体" w:eastAsia="宋体" w:hAnsi="宋体" w:cs="宋体" w:hint="eastAsia"/>
           <w:szCs w:val="21"/>
         </w:rPr>
         <w:t>实践（实验）学时数： 2学时</w:t>
@@ -4163,15 +4038,15 @@
     <w:p>
       <w:pPr>
         <w:spacing w:line="360" w:lineRule="auto"/>
-        <w:ind w:firstLine="420" w:firstLineChars="200"/>
-        <w:rPr>
-          <w:rFonts w:hint="eastAsia" w:ascii="宋体" w:hAnsi="宋体" w:eastAsia="宋体" w:cs="宋体"/>
-          <w:szCs w:val="21"/>
-        </w:rPr>
-      </w:pPr>
-      <w:r>
-        <w:rPr>
-          <w:rFonts w:hint="eastAsia" w:ascii="宋体" w:hAnsi="宋体" w:eastAsia="宋体" w:cs="宋体"/>
+        <w:ind w:firstLineChars="200" w:firstLine="420"/>
+        <w:rPr>
+          <w:rFonts w:ascii="宋体" w:eastAsia="宋体" w:hAnsi="宋体" w:cs="宋体" w:hint="eastAsia"/>
+          <w:szCs w:val="21"/>
+        </w:rPr>
+      </w:pPr>
+      <w:r>
+        <w:rPr>
+          <w:rFonts w:ascii="宋体" w:eastAsia="宋体" w:hAnsi="宋体" w:cs="宋体" w:hint="eastAsia"/>
           <w:szCs w:val="21"/>
         </w:rPr>
         <w:t>(一) 实践（实验）类型：验证性</w:t>
@@ -4180,15 +4055,15 @@
     <w:p>
       <w:pPr>
         <w:spacing w:line="360" w:lineRule="auto"/>
-        <w:ind w:firstLine="420" w:firstLineChars="200"/>
-        <w:rPr>
-          <w:rFonts w:hint="eastAsia" w:ascii="宋体" w:hAnsi="宋体" w:eastAsia="宋体" w:cs="宋体"/>
-          <w:szCs w:val="21"/>
-        </w:rPr>
-      </w:pPr>
-      <w:r>
-        <w:rPr>
-          <w:rFonts w:hint="eastAsia" w:ascii="宋体" w:hAnsi="宋体" w:eastAsia="宋体" w:cs="宋体"/>
+        <w:ind w:firstLineChars="200" w:firstLine="420"/>
+        <w:rPr>
+          <w:rFonts w:ascii="宋体" w:eastAsia="宋体" w:hAnsi="宋体" w:cs="宋体" w:hint="eastAsia"/>
+          <w:szCs w:val="21"/>
+        </w:rPr>
+      </w:pPr>
+      <w:r>
+        <w:rPr>
+          <w:rFonts w:ascii="宋体" w:eastAsia="宋体" w:hAnsi="宋体" w:cs="宋体" w:hint="eastAsia"/>
           <w:szCs w:val="21"/>
         </w:rPr>
         <w:t>(二) 实践（实验）目的：</w:t>
@@ -4197,15 +4072,15 @@
     <w:p>
       <w:pPr>
         <w:spacing w:line="360" w:lineRule="auto"/>
-        <w:ind w:firstLine="420" w:firstLineChars="200"/>
-        <w:rPr>
-          <w:rFonts w:hint="eastAsia" w:ascii="宋体" w:hAnsi="宋体" w:eastAsia="宋体" w:cs="宋体"/>
-          <w:szCs w:val="21"/>
-        </w:rPr>
-      </w:pPr>
-      <w:r>
-        <w:rPr>
-          <w:rFonts w:hint="eastAsia" w:ascii="宋体" w:hAnsi="宋体" w:eastAsia="宋体" w:cs="宋体"/>
+        <w:ind w:firstLineChars="200" w:firstLine="420"/>
+        <w:rPr>
+          <w:rFonts w:ascii="宋体" w:eastAsia="宋体" w:hAnsi="宋体" w:cs="宋体" w:hint="eastAsia"/>
+          <w:szCs w:val="21"/>
+        </w:rPr>
+      </w:pPr>
+      <w:r>
+        <w:rPr>
+          <w:rFonts w:ascii="宋体" w:eastAsia="宋体" w:hAnsi="宋体" w:cs="宋体" w:hint="eastAsia"/>
           <w:szCs w:val="21"/>
         </w:rPr>
         <w:t>掌握UDP报文格式。</w:t>
@@ -4214,15 +4089,15 @@
     <w:p>
       <w:pPr>
         <w:spacing w:line="360" w:lineRule="auto"/>
-        <w:ind w:firstLine="420" w:firstLineChars="200"/>
-        <w:rPr>
-          <w:rFonts w:hint="eastAsia" w:ascii="宋体" w:hAnsi="宋体" w:eastAsia="宋体" w:cs="宋体"/>
-          <w:szCs w:val="21"/>
-        </w:rPr>
-      </w:pPr>
-      <w:r>
-        <w:rPr>
-          <w:rFonts w:hint="eastAsia" w:ascii="宋体" w:hAnsi="宋体" w:eastAsia="宋体" w:cs="宋体"/>
+        <w:ind w:firstLineChars="200" w:firstLine="420"/>
+        <w:rPr>
+          <w:rFonts w:ascii="宋体" w:eastAsia="宋体" w:hAnsi="宋体" w:cs="宋体" w:hint="eastAsia"/>
+          <w:szCs w:val="21"/>
+        </w:rPr>
+      </w:pPr>
+      <w:r>
+        <w:rPr>
+          <w:rFonts w:ascii="宋体" w:eastAsia="宋体" w:hAnsi="宋体" w:cs="宋体" w:hint="eastAsia"/>
           <w:szCs w:val="21"/>
         </w:rPr>
         <w:t>理解UDP面向报文的特性。</w:t>
@@ -4231,15 +4106,15 @@
     <w:p>
       <w:pPr>
         <w:spacing w:line="360" w:lineRule="auto"/>
-        <w:ind w:firstLine="420" w:firstLineChars="200"/>
-        <w:rPr>
-          <w:rFonts w:hint="eastAsia" w:ascii="宋体" w:hAnsi="宋体" w:eastAsia="宋体" w:cs="宋体"/>
-          <w:szCs w:val="21"/>
-        </w:rPr>
-      </w:pPr>
-      <w:r>
-        <w:rPr>
-          <w:rFonts w:hint="eastAsia" w:ascii="宋体" w:hAnsi="宋体" w:eastAsia="宋体" w:cs="宋体"/>
+        <w:ind w:firstLineChars="200" w:firstLine="420"/>
+        <w:rPr>
+          <w:rFonts w:ascii="宋体" w:eastAsia="宋体" w:hAnsi="宋体" w:cs="宋体" w:hint="eastAsia"/>
+          <w:szCs w:val="21"/>
+        </w:rPr>
+      </w:pPr>
+      <w:r>
+        <w:rPr>
+          <w:rFonts w:ascii="宋体" w:eastAsia="宋体" w:hAnsi="宋体" w:cs="宋体" w:hint="eastAsia"/>
           <w:szCs w:val="21"/>
         </w:rPr>
         <w:t>学习如何使用工具捕获和分析UDP数据包。</w:t>
@@ -4248,15 +4123,15 @@
     <w:p>
       <w:pPr>
         <w:spacing w:line="360" w:lineRule="auto"/>
-        <w:ind w:firstLine="420" w:firstLineChars="200"/>
-        <w:rPr>
-          <w:rFonts w:hint="eastAsia" w:ascii="宋体" w:hAnsi="宋体" w:eastAsia="宋体" w:cs="宋体"/>
-          <w:szCs w:val="21"/>
-        </w:rPr>
-      </w:pPr>
-      <w:r>
-        <w:rPr>
-          <w:rFonts w:hint="eastAsia" w:ascii="宋体" w:hAnsi="宋体" w:eastAsia="宋体" w:cs="宋体"/>
+        <w:ind w:firstLineChars="200" w:firstLine="420"/>
+        <w:rPr>
+          <w:rFonts w:ascii="宋体" w:eastAsia="宋体" w:hAnsi="宋体" w:cs="宋体" w:hint="eastAsia"/>
+          <w:szCs w:val="21"/>
+        </w:rPr>
+      </w:pPr>
+      <w:r>
+        <w:rPr>
+          <w:rFonts w:ascii="宋体" w:eastAsia="宋体" w:hAnsi="宋体" w:cs="宋体" w:hint="eastAsia"/>
           <w:szCs w:val="21"/>
         </w:rPr>
         <w:t>培养网络协议分析能力，理解UDP报文的传输和校验过程。</w:t>
@@ -4265,15 +4140,15 @@
     <w:p>
       <w:pPr>
         <w:spacing w:line="360" w:lineRule="auto"/>
-        <w:ind w:firstLine="420" w:firstLineChars="200"/>
-        <w:rPr>
-          <w:rFonts w:hint="eastAsia" w:ascii="宋体" w:hAnsi="宋体" w:eastAsia="宋体" w:cs="宋体"/>
-          <w:szCs w:val="21"/>
-        </w:rPr>
-      </w:pPr>
-      <w:r>
-        <w:rPr>
-          <w:rFonts w:hint="eastAsia" w:ascii="宋体" w:hAnsi="宋体" w:eastAsia="宋体" w:cs="宋体"/>
+        <w:ind w:firstLineChars="200" w:firstLine="420"/>
+        <w:rPr>
+          <w:rFonts w:ascii="宋体" w:eastAsia="宋体" w:hAnsi="宋体" w:cs="宋体" w:hint="eastAsia"/>
+          <w:szCs w:val="21"/>
+        </w:rPr>
+      </w:pPr>
+      <w:r>
+        <w:rPr>
+          <w:rFonts w:ascii="宋体" w:eastAsia="宋体" w:hAnsi="宋体" w:cs="宋体" w:hint="eastAsia"/>
           <w:szCs w:val="21"/>
         </w:rPr>
         <w:t>(三) 实践（实验）要求：</w:t>
@@ -4282,15 +4157,15 @@
     <w:p>
       <w:pPr>
         <w:spacing w:line="360" w:lineRule="auto"/>
-        <w:ind w:firstLine="420" w:firstLineChars="200"/>
-        <w:rPr>
-          <w:rFonts w:hint="eastAsia" w:ascii="宋体" w:hAnsi="宋体" w:eastAsia="宋体" w:cs="宋体"/>
-          <w:szCs w:val="21"/>
-        </w:rPr>
-      </w:pPr>
-      <w:r>
-        <w:rPr>
-          <w:rFonts w:hint="eastAsia" w:ascii="宋体" w:hAnsi="宋体" w:eastAsia="宋体" w:cs="宋体"/>
+        <w:ind w:firstLineChars="200" w:firstLine="420"/>
+        <w:rPr>
+          <w:rFonts w:ascii="宋体" w:eastAsia="宋体" w:hAnsi="宋体" w:cs="宋体" w:hint="eastAsia"/>
+          <w:szCs w:val="21"/>
+        </w:rPr>
+      </w:pPr>
+      <w:r>
+        <w:rPr>
+          <w:rFonts w:ascii="宋体" w:eastAsia="宋体" w:hAnsi="宋体" w:cs="宋体" w:hint="eastAsia"/>
           <w:szCs w:val="21"/>
         </w:rPr>
         <w:t>1. 基础理论及基本知识</w:t>
@@ -4299,15 +4174,15 @@
     <w:p>
       <w:pPr>
         <w:spacing w:line="360" w:lineRule="auto"/>
-        <w:ind w:firstLine="420" w:firstLineChars="200"/>
-        <w:rPr>
-          <w:rFonts w:hint="eastAsia" w:ascii="宋体" w:hAnsi="宋体" w:eastAsia="宋体" w:cs="宋体"/>
-          <w:szCs w:val="21"/>
-        </w:rPr>
-      </w:pPr>
-      <w:r>
-        <w:rPr>
-          <w:rFonts w:hint="eastAsia" w:ascii="宋体" w:hAnsi="宋体" w:eastAsia="宋体" w:cs="宋体"/>
+        <w:ind w:firstLineChars="200" w:firstLine="420"/>
+        <w:rPr>
+          <w:rFonts w:ascii="宋体" w:eastAsia="宋体" w:hAnsi="宋体" w:cs="宋体" w:hint="eastAsia"/>
+          <w:szCs w:val="21"/>
+        </w:rPr>
+      </w:pPr>
+      <w:r>
+        <w:rPr>
+          <w:rFonts w:ascii="宋体" w:eastAsia="宋体" w:hAnsi="宋体" w:cs="宋体" w:hint="eastAsia"/>
           <w:szCs w:val="21"/>
         </w:rPr>
         <w:t>（1）掌握UDP报文格式，包括源端口、目的端口、长度、检验和等字段。</w:t>
@@ -4316,15 +4191,15 @@
     <w:p>
       <w:pPr>
         <w:spacing w:line="360" w:lineRule="auto"/>
-        <w:ind w:firstLine="420" w:firstLineChars="200"/>
-        <w:rPr>
-          <w:rFonts w:hint="eastAsia" w:ascii="宋体" w:hAnsi="宋体" w:eastAsia="宋体" w:cs="宋体"/>
-          <w:szCs w:val="21"/>
-        </w:rPr>
-      </w:pPr>
-      <w:r>
-        <w:rPr>
-          <w:rFonts w:hint="eastAsia" w:ascii="宋体" w:hAnsi="宋体" w:eastAsia="宋体" w:cs="宋体"/>
+        <w:ind w:firstLineChars="200" w:firstLine="420"/>
+        <w:rPr>
+          <w:rFonts w:ascii="宋体" w:eastAsia="宋体" w:hAnsi="宋体" w:cs="宋体" w:hint="eastAsia"/>
+          <w:szCs w:val="21"/>
+        </w:rPr>
+      </w:pPr>
+      <w:r>
+        <w:rPr>
+          <w:rFonts w:ascii="宋体" w:eastAsia="宋体" w:hAnsi="宋体" w:cs="宋体" w:hint="eastAsia"/>
           <w:szCs w:val="21"/>
         </w:rPr>
         <w:t>（2）理解UDP的伪首部及其作用，确保UDP数据报的校验准确性。</w:t>
@@ -4333,15 +4208,15 @@
     <w:p>
       <w:pPr>
         <w:spacing w:line="360" w:lineRule="auto"/>
-        <w:ind w:firstLine="420" w:firstLineChars="200"/>
-        <w:rPr>
-          <w:rFonts w:hint="eastAsia" w:ascii="宋体" w:hAnsi="宋体" w:eastAsia="宋体" w:cs="宋体"/>
-          <w:szCs w:val="21"/>
-        </w:rPr>
-      </w:pPr>
-      <w:r>
-        <w:rPr>
-          <w:rFonts w:hint="eastAsia" w:ascii="宋体" w:hAnsi="宋体" w:eastAsia="宋体" w:cs="宋体"/>
+        <w:ind w:firstLineChars="200" w:firstLine="420"/>
+        <w:rPr>
+          <w:rFonts w:ascii="宋体" w:eastAsia="宋体" w:hAnsi="宋体" w:cs="宋体" w:hint="eastAsia"/>
+          <w:szCs w:val="21"/>
+        </w:rPr>
+      </w:pPr>
+      <w:r>
+        <w:rPr>
+          <w:rFonts w:ascii="宋体" w:eastAsia="宋体" w:hAnsi="宋体" w:cs="宋体" w:hint="eastAsia"/>
           <w:szCs w:val="21"/>
         </w:rPr>
         <w:t>（3）了解UDP的面向报文特性，掌握UDP如何进行数据的传输和分片。</w:t>
@@ -4350,15 +4225,15 @@
     <w:p>
       <w:pPr>
         <w:spacing w:line="360" w:lineRule="auto"/>
-        <w:ind w:firstLine="420" w:firstLineChars="200"/>
-        <w:rPr>
-          <w:rFonts w:hint="eastAsia" w:ascii="宋体" w:hAnsi="宋体" w:eastAsia="宋体" w:cs="宋体"/>
-          <w:szCs w:val="21"/>
-        </w:rPr>
-      </w:pPr>
-      <w:r>
-        <w:rPr>
-          <w:rFonts w:hint="eastAsia" w:ascii="宋体" w:hAnsi="宋体" w:eastAsia="宋体" w:cs="宋体"/>
+        <w:ind w:firstLineChars="200" w:firstLine="420"/>
+        <w:rPr>
+          <w:rFonts w:ascii="宋体" w:eastAsia="宋体" w:hAnsi="宋体" w:cs="宋体" w:hint="eastAsia"/>
+          <w:szCs w:val="21"/>
+        </w:rPr>
+      </w:pPr>
+      <w:r>
+        <w:rPr>
+          <w:rFonts w:ascii="宋体" w:eastAsia="宋体" w:hAnsi="宋体" w:cs="宋体" w:hint="eastAsia"/>
           <w:szCs w:val="21"/>
         </w:rPr>
         <w:t>2. 实践（实验）操作的基本技能</w:t>
@@ -4367,15 +4242,15 @@
     <w:p>
       <w:pPr>
         <w:spacing w:line="360" w:lineRule="auto"/>
-        <w:ind w:firstLine="420" w:firstLineChars="200"/>
-        <w:rPr>
-          <w:rFonts w:hint="eastAsia" w:ascii="宋体" w:hAnsi="宋体" w:eastAsia="宋体" w:cs="宋体"/>
-          <w:szCs w:val="21"/>
-        </w:rPr>
-      </w:pPr>
-      <w:r>
-        <w:rPr>
-          <w:rFonts w:hint="eastAsia" w:ascii="宋体" w:hAnsi="宋体" w:eastAsia="宋体" w:cs="宋体"/>
+        <w:ind w:firstLineChars="200" w:firstLine="420"/>
+        <w:rPr>
+          <w:rFonts w:ascii="宋体" w:eastAsia="宋体" w:hAnsi="宋体" w:cs="宋体" w:hint="eastAsia"/>
+          <w:szCs w:val="21"/>
+        </w:rPr>
+      </w:pPr>
+      <w:r>
+        <w:rPr>
+          <w:rFonts w:ascii="宋体" w:eastAsia="宋体" w:hAnsi="宋体" w:cs="宋体" w:hint="eastAsia"/>
           <w:szCs w:val="21"/>
         </w:rPr>
         <w:t>（1）创建网络拓扑并配置设备的IP地址、掩码和网关。</w:t>
@@ -4384,15 +4259,15 @@
     <w:p>
       <w:pPr>
         <w:spacing w:line="360" w:lineRule="auto"/>
-        <w:ind w:firstLine="420" w:firstLineChars="200"/>
-        <w:rPr>
-          <w:rFonts w:hint="eastAsia" w:ascii="宋体" w:hAnsi="宋体" w:eastAsia="宋体" w:cs="宋体"/>
-          <w:szCs w:val="21"/>
-        </w:rPr>
-      </w:pPr>
-      <w:r>
-        <w:rPr>
-          <w:rFonts w:hint="eastAsia" w:ascii="宋体" w:hAnsi="宋体" w:eastAsia="宋体" w:cs="宋体"/>
+        <w:ind w:firstLineChars="200" w:firstLine="420"/>
+        <w:rPr>
+          <w:rFonts w:ascii="宋体" w:eastAsia="宋体" w:hAnsi="宋体" w:cs="宋体" w:hint="eastAsia"/>
+          <w:szCs w:val="21"/>
+        </w:rPr>
+      </w:pPr>
+      <w:r>
+        <w:rPr>
+          <w:rFonts w:ascii="宋体" w:eastAsia="宋体" w:hAnsi="宋体" w:cs="宋体" w:hint="eastAsia"/>
           <w:szCs w:val="21"/>
         </w:rPr>
         <w:t>（2）使用UDP发包工具发送UDP数据报，分析报文的长度、端口号和检验和等信息。</w:t>
@@ -4401,15 +4276,15 @@
     <w:p>
       <w:pPr>
         <w:spacing w:line="360" w:lineRule="auto"/>
-        <w:ind w:firstLine="420" w:firstLineChars="200"/>
-        <w:rPr>
-          <w:rFonts w:hint="eastAsia" w:ascii="宋体" w:hAnsi="宋体" w:eastAsia="宋体" w:cs="宋体"/>
-          <w:szCs w:val="21"/>
-        </w:rPr>
-      </w:pPr>
-      <w:r>
-        <w:rPr>
-          <w:rFonts w:hint="eastAsia" w:ascii="宋体" w:hAnsi="宋体" w:eastAsia="宋体" w:cs="宋体"/>
+        <w:ind w:firstLineChars="200" w:firstLine="420"/>
+        <w:rPr>
+          <w:rFonts w:ascii="宋体" w:eastAsia="宋体" w:hAnsi="宋体" w:cs="宋体" w:hint="eastAsia"/>
+          <w:szCs w:val="21"/>
+        </w:rPr>
+      </w:pPr>
+      <w:r>
+        <w:rPr>
+          <w:rFonts w:ascii="宋体" w:eastAsia="宋体" w:hAnsi="宋体" w:cs="宋体" w:hint="eastAsia"/>
           <w:szCs w:val="21"/>
         </w:rPr>
         <w:t>（3）设置链路的MTU值并发送长报文，观察并分析数据包分片的情况。</w:t>
@@ -4418,15 +4293,15 @@
     <w:p>
       <w:pPr>
         <w:spacing w:line="360" w:lineRule="auto"/>
-        <w:ind w:firstLine="420" w:firstLineChars="200"/>
-        <w:rPr>
-          <w:rFonts w:hint="eastAsia" w:ascii="宋体" w:hAnsi="宋体" w:eastAsia="宋体" w:cs="宋体"/>
-          <w:szCs w:val="21"/>
-        </w:rPr>
-      </w:pPr>
-      <w:r>
-        <w:rPr>
-          <w:rFonts w:hint="eastAsia" w:ascii="宋体" w:hAnsi="宋体" w:eastAsia="宋体" w:cs="宋体"/>
+        <w:ind w:firstLineChars="200" w:firstLine="420"/>
+        <w:rPr>
+          <w:rFonts w:ascii="宋体" w:eastAsia="宋体" w:hAnsi="宋体" w:cs="宋体" w:hint="eastAsia"/>
+          <w:szCs w:val="21"/>
+        </w:rPr>
+      </w:pPr>
+      <w:r>
+        <w:rPr>
+          <w:rFonts w:ascii="宋体" w:eastAsia="宋体" w:hAnsi="宋体" w:cs="宋体" w:hint="eastAsia"/>
           <w:szCs w:val="21"/>
         </w:rPr>
         <w:t>（4）分析UDP短报文的结构，理解数据部分的长度及其影响。</w:t>
@@ -4435,15 +4310,15 @@
     <w:p>
       <w:pPr>
         <w:spacing w:line="360" w:lineRule="auto"/>
-        <w:ind w:firstLine="420" w:firstLineChars="200"/>
-        <w:rPr>
-          <w:rFonts w:hint="eastAsia" w:ascii="宋体" w:hAnsi="宋体" w:eastAsia="宋体" w:cs="宋体"/>
-          <w:szCs w:val="21"/>
-        </w:rPr>
-      </w:pPr>
-      <w:r>
-        <w:rPr>
-          <w:rFonts w:hint="eastAsia" w:ascii="宋体" w:hAnsi="宋体" w:eastAsia="宋体" w:cs="宋体"/>
+        <w:ind w:firstLineChars="200" w:firstLine="420"/>
+        <w:rPr>
+          <w:rFonts w:ascii="宋体" w:eastAsia="宋体" w:hAnsi="宋体" w:cs="宋体" w:hint="eastAsia"/>
+          <w:szCs w:val="21"/>
+        </w:rPr>
+      </w:pPr>
+      <w:r>
+        <w:rPr>
+          <w:rFonts w:ascii="宋体" w:eastAsia="宋体" w:hAnsi="宋体" w:cs="宋体" w:hint="eastAsia"/>
           <w:szCs w:val="21"/>
         </w:rPr>
         <w:t>（5）使用Wireshark捕获并分析实验中的UDP数据报，理解其分片、校验和等字段的作用。</w:t>
@@ -4452,15 +4327,15 @@
     <w:p>
       <w:pPr>
         <w:spacing w:line="360" w:lineRule="auto"/>
-        <w:ind w:firstLine="420" w:firstLineChars="200"/>
-        <w:rPr>
-          <w:rFonts w:hint="eastAsia" w:ascii="宋体" w:hAnsi="宋体" w:eastAsia="宋体" w:cs="宋体"/>
-          <w:szCs w:val="21"/>
-        </w:rPr>
-      </w:pPr>
-      <w:r>
-        <w:rPr>
-          <w:rFonts w:hint="eastAsia" w:ascii="宋体" w:hAnsi="宋体" w:eastAsia="宋体" w:cs="宋体"/>
+        <w:ind w:firstLineChars="200" w:firstLine="420"/>
+        <w:rPr>
+          <w:rFonts w:ascii="宋体" w:eastAsia="宋体" w:hAnsi="宋体" w:cs="宋体" w:hint="eastAsia"/>
+          <w:szCs w:val="21"/>
+        </w:rPr>
+      </w:pPr>
+      <w:r>
+        <w:rPr>
+          <w:rFonts w:ascii="宋体" w:eastAsia="宋体" w:hAnsi="宋体" w:cs="宋体" w:hint="eastAsia"/>
           <w:szCs w:val="21"/>
         </w:rPr>
         <w:t>(四) 主要仪器设备及用品：个人计算机（安装有华为eNSP软件、Wireshark抓包工具）等。</w:t>
@@ -4469,18 +4344,19 @@
     <w:p>
       <w:pPr>
         <w:spacing w:line="360" w:lineRule="auto"/>
-        <w:ind w:firstLine="420" w:firstLineChars="200"/>
-        <w:rPr>
-          <w:rFonts w:hint="eastAsia" w:ascii="宋体" w:hAnsi="宋体" w:eastAsia="宋体" w:cs="宋体"/>
+        <w:ind w:firstLineChars="200" w:firstLine="420"/>
+        <w:rPr>
+          <w:rFonts w:ascii="宋体" w:eastAsia="宋体" w:hAnsi="宋体" w:cs="宋体" w:hint="eastAsia"/>
           <w:sz w:val="18"/>
           <w:szCs w:val="18"/>
         </w:rPr>
       </w:pPr>
       <w:r>
         <w:rPr>
-          <w:rFonts w:hint="eastAsia" w:ascii="宋体" w:hAnsi="宋体" w:eastAsia="宋体" w:cs="宋体"/>
-          <w:szCs w:val="21"/>
-        </w:rPr>
+          <w:rFonts w:ascii="宋体" w:eastAsia="宋体" w:hAnsi="宋体" w:cs="宋体" w:hint="eastAsia"/>
+          <w:szCs w:val="21"/>
+        </w:rPr>
+        <w:lastRenderedPageBreak/>
         <w:t>(五) 实践（实验）耗材：无特别耗材需求</w:t>
       </w:r>
     </w:p>
@@ -4491,7 +4367,7 @@
         <w:spacing w:line="360" w:lineRule="auto"/>
         <w:jc w:val="center"/>
         <w:rPr>
-          <w:rFonts w:hint="eastAsia" w:ascii="宋体" w:hAnsi="宋体" w:eastAsia="宋体" w:cs="宋体"/>
+          <w:rFonts w:ascii="宋体" w:eastAsia="宋体" w:hAnsi="宋体" w:cs="宋体" w:hint="eastAsia"/>
           <w:b/>
           <w:bCs/>
           <w:szCs w:val="21"/>
@@ -4499,7 +4375,7 @@
       </w:pPr>
       <w:r>
         <w:rPr>
-          <w:rFonts w:hint="eastAsia" w:ascii="宋体" w:hAnsi="宋体" w:eastAsia="宋体" w:cs="宋体"/>
+          <w:rFonts w:ascii="宋体" w:eastAsia="宋体" w:hAnsi="宋体" w:cs="宋体" w:hint="eastAsia"/>
           <w:b/>
           <w:bCs/>
           <w:szCs w:val="21"/>
@@ -4510,15 +4386,15 @@
     <w:p>
       <w:pPr>
         <w:spacing w:line="360" w:lineRule="auto"/>
-        <w:ind w:firstLine="420" w:firstLineChars="200"/>
-        <w:rPr>
-          <w:rFonts w:hint="eastAsia" w:ascii="宋体" w:hAnsi="宋体" w:eastAsia="宋体" w:cs="宋体"/>
-          <w:szCs w:val="21"/>
-        </w:rPr>
-      </w:pPr>
-      <w:r>
-        <w:rPr>
-          <w:rFonts w:hint="eastAsia" w:ascii="宋体" w:hAnsi="宋体" w:eastAsia="宋体" w:cs="宋体"/>
+        <w:ind w:firstLineChars="200" w:firstLine="420"/>
+        <w:rPr>
+          <w:rFonts w:ascii="宋体" w:eastAsia="宋体" w:hAnsi="宋体" w:cs="宋体" w:hint="eastAsia"/>
+          <w:szCs w:val="21"/>
+        </w:rPr>
+      </w:pPr>
+      <w:r>
+        <w:rPr>
+          <w:rFonts w:ascii="宋体" w:eastAsia="宋体" w:hAnsi="宋体" w:cs="宋体" w:hint="eastAsia"/>
           <w:szCs w:val="21"/>
         </w:rPr>
         <w:t>实践（实验）学时数： 2学时</w:t>
@@ -4527,15 +4403,15 @@
     <w:p>
       <w:pPr>
         <w:spacing w:line="360" w:lineRule="auto"/>
-        <w:ind w:firstLine="420" w:firstLineChars="200"/>
-        <w:rPr>
-          <w:rFonts w:hint="eastAsia" w:ascii="宋体" w:hAnsi="宋体" w:eastAsia="宋体" w:cs="宋体"/>
-          <w:szCs w:val="21"/>
-        </w:rPr>
-      </w:pPr>
-      <w:r>
-        <w:rPr>
-          <w:rFonts w:hint="eastAsia" w:ascii="宋体" w:hAnsi="宋体" w:eastAsia="宋体" w:cs="宋体"/>
+        <w:ind w:firstLineChars="200" w:firstLine="420"/>
+        <w:rPr>
+          <w:rFonts w:ascii="宋体" w:eastAsia="宋体" w:hAnsi="宋体" w:cs="宋体" w:hint="eastAsia"/>
+          <w:szCs w:val="21"/>
+        </w:rPr>
+      </w:pPr>
+      <w:r>
+        <w:rPr>
+          <w:rFonts w:ascii="宋体" w:eastAsia="宋体" w:hAnsi="宋体" w:cs="宋体" w:hint="eastAsia"/>
           <w:szCs w:val="21"/>
         </w:rPr>
         <w:t>(一) 实践（实验）类型：设计性</w:t>
@@ -4544,15 +4420,15 @@
     <w:p>
       <w:pPr>
         <w:spacing w:line="360" w:lineRule="auto"/>
-        <w:ind w:firstLine="420" w:firstLineChars="200"/>
-        <w:rPr>
-          <w:rFonts w:hint="eastAsia" w:ascii="宋体" w:hAnsi="宋体" w:eastAsia="宋体" w:cs="宋体"/>
-          <w:szCs w:val="21"/>
-        </w:rPr>
-      </w:pPr>
-      <w:r>
-        <w:rPr>
-          <w:rFonts w:hint="eastAsia" w:ascii="宋体" w:hAnsi="宋体" w:eastAsia="宋体" w:cs="宋体"/>
+        <w:ind w:firstLineChars="200" w:firstLine="420"/>
+        <w:rPr>
+          <w:rFonts w:ascii="宋体" w:eastAsia="宋体" w:hAnsi="宋体" w:cs="宋体" w:hint="eastAsia"/>
+          <w:szCs w:val="21"/>
+        </w:rPr>
+      </w:pPr>
+      <w:r>
+        <w:rPr>
+          <w:rFonts w:ascii="宋体" w:eastAsia="宋体" w:hAnsi="宋体" w:cs="宋体" w:hint="eastAsia"/>
           <w:szCs w:val="21"/>
         </w:rPr>
         <w:t>(二) 实践（实验）目的：</w:t>
@@ -4561,15 +4437,15 @@
     <w:p>
       <w:pPr>
         <w:spacing w:line="360" w:lineRule="auto"/>
-        <w:ind w:firstLine="420" w:firstLineChars="200"/>
-        <w:rPr>
-          <w:rFonts w:hint="eastAsia" w:ascii="宋体" w:hAnsi="宋体" w:eastAsia="宋体" w:cs="宋体"/>
-          <w:szCs w:val="21"/>
-        </w:rPr>
-      </w:pPr>
-      <w:r>
-        <w:rPr>
-          <w:rFonts w:hint="eastAsia" w:ascii="宋体" w:hAnsi="宋体" w:eastAsia="宋体" w:cs="宋体"/>
+        <w:ind w:firstLineChars="200" w:firstLine="420"/>
+        <w:rPr>
+          <w:rFonts w:ascii="宋体" w:eastAsia="宋体" w:hAnsi="宋体" w:cs="宋体" w:hint="eastAsia"/>
+          <w:szCs w:val="21"/>
+        </w:rPr>
+      </w:pPr>
+      <w:r>
+        <w:rPr>
+          <w:rFonts w:ascii="宋体" w:eastAsia="宋体" w:hAnsi="宋体" w:cs="宋体" w:hint="eastAsia"/>
           <w:szCs w:val="21"/>
         </w:rPr>
         <w:t>了解并掌握网络地址转换（NAT）的基本原理和分类。</w:t>
@@ -4578,15 +4454,15 @@
     <w:p>
       <w:pPr>
         <w:spacing w:line="360" w:lineRule="auto"/>
-        <w:ind w:firstLine="420" w:firstLineChars="200"/>
-        <w:rPr>
-          <w:rFonts w:hint="eastAsia" w:ascii="宋体" w:hAnsi="宋体" w:eastAsia="宋体" w:cs="宋体"/>
-          <w:szCs w:val="21"/>
-        </w:rPr>
-      </w:pPr>
-      <w:r>
-        <w:rPr>
-          <w:rFonts w:hint="eastAsia" w:ascii="宋体" w:hAnsi="宋体" w:eastAsia="宋体" w:cs="宋体"/>
+        <w:ind w:firstLineChars="200" w:firstLine="420"/>
+        <w:rPr>
+          <w:rFonts w:ascii="宋体" w:eastAsia="宋体" w:hAnsi="宋体" w:cs="宋体" w:hint="eastAsia"/>
+          <w:szCs w:val="21"/>
+        </w:rPr>
+      </w:pPr>
+      <w:r>
+        <w:rPr>
+          <w:rFonts w:ascii="宋体" w:eastAsia="宋体" w:hAnsi="宋体" w:cs="宋体" w:hint="eastAsia"/>
           <w:szCs w:val="21"/>
         </w:rPr>
         <w:t>学习配置NAT的相关命令和应用场景。</w:t>
@@ -4595,15 +4471,15 @@
     <w:p>
       <w:pPr>
         <w:spacing w:line="360" w:lineRule="auto"/>
-        <w:ind w:firstLine="420" w:firstLineChars="200"/>
-        <w:rPr>
-          <w:rFonts w:hint="eastAsia" w:ascii="宋体" w:hAnsi="宋体" w:eastAsia="宋体" w:cs="宋体"/>
-          <w:szCs w:val="21"/>
-        </w:rPr>
-      </w:pPr>
-      <w:r>
-        <w:rPr>
-          <w:rFonts w:hint="eastAsia" w:ascii="宋体" w:hAnsi="宋体" w:eastAsia="宋体" w:cs="宋体"/>
+        <w:ind w:firstLineChars="200" w:firstLine="420"/>
+        <w:rPr>
+          <w:rFonts w:ascii="宋体" w:eastAsia="宋体" w:hAnsi="宋体" w:cs="宋体" w:hint="eastAsia"/>
+          <w:szCs w:val="21"/>
+        </w:rPr>
+      </w:pPr>
+      <w:r>
+        <w:rPr>
+          <w:rFonts w:ascii="宋体" w:eastAsia="宋体" w:hAnsi="宋体" w:cs="宋体" w:hint="eastAsia"/>
           <w:szCs w:val="21"/>
         </w:rPr>
         <w:t>理解NAT技术在内网与外网之间实现地址转换的实际作用，以及其在节省公网地址和提升网络安全中的作用。</w:t>
@@ -4612,15 +4488,15 @@
     <w:p>
       <w:pPr>
         <w:spacing w:line="360" w:lineRule="auto"/>
-        <w:ind w:firstLine="420" w:firstLineChars="200"/>
-        <w:rPr>
-          <w:rFonts w:hint="eastAsia" w:ascii="宋体" w:hAnsi="宋体" w:eastAsia="宋体" w:cs="宋体"/>
-          <w:szCs w:val="21"/>
-        </w:rPr>
-      </w:pPr>
-      <w:r>
-        <w:rPr>
-          <w:rFonts w:hint="eastAsia" w:ascii="宋体" w:hAnsi="宋体" w:eastAsia="宋体" w:cs="宋体"/>
+        <w:ind w:firstLineChars="200" w:firstLine="420"/>
+        <w:rPr>
+          <w:rFonts w:ascii="宋体" w:eastAsia="宋体" w:hAnsi="宋体" w:cs="宋体" w:hint="eastAsia"/>
+          <w:szCs w:val="21"/>
+        </w:rPr>
+      </w:pPr>
+      <w:r>
+        <w:rPr>
+          <w:rFonts w:ascii="宋体" w:eastAsia="宋体" w:hAnsi="宋体" w:cs="宋体" w:hint="eastAsia"/>
           <w:szCs w:val="21"/>
         </w:rPr>
         <w:t>(三) 实践（实验）要求：</w:t>
@@ -4629,15 +4505,15 @@
     <w:p>
       <w:pPr>
         <w:spacing w:line="360" w:lineRule="auto"/>
-        <w:ind w:firstLine="420" w:firstLineChars="200"/>
-        <w:rPr>
-          <w:rFonts w:hint="eastAsia" w:ascii="宋体" w:hAnsi="宋体" w:eastAsia="宋体" w:cs="宋体"/>
-          <w:szCs w:val="21"/>
-        </w:rPr>
-      </w:pPr>
-      <w:r>
-        <w:rPr>
-          <w:rFonts w:hint="eastAsia" w:ascii="宋体" w:hAnsi="宋体" w:eastAsia="宋体" w:cs="宋体"/>
+        <w:ind w:firstLineChars="200" w:firstLine="420"/>
+        <w:rPr>
+          <w:rFonts w:ascii="宋体" w:eastAsia="宋体" w:hAnsi="宋体" w:cs="宋体" w:hint="eastAsia"/>
+          <w:szCs w:val="21"/>
+        </w:rPr>
+      </w:pPr>
+      <w:r>
+        <w:rPr>
+          <w:rFonts w:ascii="宋体" w:eastAsia="宋体" w:hAnsi="宋体" w:cs="宋体" w:hint="eastAsia"/>
           <w:szCs w:val="21"/>
         </w:rPr>
         <w:t>1. 基础理论及基本知识</w:t>
@@ -4646,15 +4522,15 @@
     <w:p>
       <w:pPr>
         <w:spacing w:line="360" w:lineRule="auto"/>
-        <w:ind w:firstLine="420" w:firstLineChars="200"/>
-        <w:rPr>
-          <w:rFonts w:hint="eastAsia" w:ascii="宋体" w:hAnsi="宋体" w:eastAsia="宋体" w:cs="宋体"/>
-          <w:szCs w:val="21"/>
-        </w:rPr>
-      </w:pPr>
-      <w:r>
-        <w:rPr>
-          <w:rFonts w:hint="eastAsia" w:ascii="宋体" w:hAnsi="宋体" w:eastAsia="宋体" w:cs="宋体"/>
+        <w:ind w:firstLineChars="200" w:firstLine="420"/>
+        <w:rPr>
+          <w:rFonts w:ascii="宋体" w:eastAsia="宋体" w:hAnsi="宋体" w:cs="宋体" w:hint="eastAsia"/>
+          <w:szCs w:val="21"/>
+        </w:rPr>
+      </w:pPr>
+      <w:r>
+        <w:rPr>
+          <w:rFonts w:ascii="宋体" w:eastAsia="宋体" w:hAnsi="宋体" w:cs="宋体" w:hint="eastAsia"/>
           <w:szCs w:val="21"/>
         </w:rPr>
         <w:t>（1）掌握NAT的工作原理，包括静态NAT、动态NAT和端口地址转换（PAT）。</w:t>
@@ -4663,15 +4539,15 @@
     <w:p>
       <w:pPr>
         <w:spacing w:line="360" w:lineRule="auto"/>
-        <w:ind w:firstLine="420" w:firstLineChars="200"/>
-        <w:rPr>
-          <w:rFonts w:hint="eastAsia" w:ascii="宋体" w:hAnsi="宋体" w:eastAsia="宋体" w:cs="宋体"/>
-          <w:szCs w:val="21"/>
-        </w:rPr>
-      </w:pPr>
-      <w:r>
-        <w:rPr>
-          <w:rFonts w:hint="eastAsia" w:ascii="宋体" w:hAnsi="宋体" w:eastAsia="宋体" w:cs="宋体"/>
+        <w:ind w:firstLineChars="200" w:firstLine="420"/>
+        <w:rPr>
+          <w:rFonts w:ascii="宋体" w:eastAsia="宋体" w:hAnsi="宋体" w:cs="宋体" w:hint="eastAsia"/>
+          <w:szCs w:val="21"/>
+        </w:rPr>
+      </w:pPr>
+      <w:r>
+        <w:rPr>
+          <w:rFonts w:ascii="宋体" w:eastAsia="宋体" w:hAnsi="宋体" w:cs="宋体" w:hint="eastAsia"/>
           <w:szCs w:val="21"/>
         </w:rPr>
         <w:t>（2）理解NAT技术如何在内网与外网之间进行地址转换，如何解决IPv4地址耗尽问题。</w:t>
@@ -4680,15 +4556,15 @@
     <w:p>
       <w:pPr>
         <w:spacing w:line="360" w:lineRule="auto"/>
-        <w:ind w:firstLine="420" w:firstLineChars="200"/>
-        <w:rPr>
-          <w:rFonts w:hint="eastAsia" w:ascii="宋体" w:hAnsi="宋体" w:eastAsia="宋体" w:cs="宋体"/>
-          <w:szCs w:val="21"/>
-        </w:rPr>
-      </w:pPr>
-      <w:r>
-        <w:rPr>
-          <w:rFonts w:hint="eastAsia" w:ascii="宋体" w:hAnsi="宋体" w:eastAsia="宋体" w:cs="宋体"/>
+        <w:ind w:firstLineChars="200" w:firstLine="420"/>
+        <w:rPr>
+          <w:rFonts w:ascii="宋体" w:eastAsia="宋体" w:hAnsi="宋体" w:cs="宋体" w:hint="eastAsia"/>
+          <w:szCs w:val="21"/>
+        </w:rPr>
+      </w:pPr>
+      <w:r>
+        <w:rPr>
+          <w:rFonts w:ascii="宋体" w:eastAsia="宋体" w:hAnsi="宋体" w:cs="宋体" w:hint="eastAsia"/>
           <w:szCs w:val="21"/>
         </w:rPr>
         <w:t>（3）掌握NAT的分类和适用场景，了解各类NAT的优缺点。</w:t>
@@ -4697,15 +4573,15 @@
     <w:p>
       <w:pPr>
         <w:spacing w:line="360" w:lineRule="auto"/>
-        <w:ind w:firstLine="420" w:firstLineChars="200"/>
-        <w:rPr>
-          <w:rFonts w:hint="eastAsia" w:ascii="宋体" w:hAnsi="宋体" w:eastAsia="宋体" w:cs="宋体"/>
-          <w:szCs w:val="21"/>
-        </w:rPr>
-      </w:pPr>
-      <w:r>
-        <w:rPr>
-          <w:rFonts w:hint="eastAsia" w:ascii="宋体" w:hAnsi="宋体" w:eastAsia="宋体" w:cs="宋体"/>
+        <w:ind w:firstLineChars="200" w:firstLine="420"/>
+        <w:rPr>
+          <w:rFonts w:ascii="宋体" w:eastAsia="宋体" w:hAnsi="宋体" w:cs="宋体" w:hint="eastAsia"/>
+          <w:szCs w:val="21"/>
+        </w:rPr>
+      </w:pPr>
+      <w:r>
+        <w:rPr>
+          <w:rFonts w:ascii="宋体" w:eastAsia="宋体" w:hAnsi="宋体" w:cs="宋体" w:hint="eastAsia"/>
           <w:szCs w:val="21"/>
         </w:rPr>
         <w:t>2. 实践（实验）操作的基本技能</w:t>
@@ -4714,15 +4590,15 @@
     <w:p>
       <w:pPr>
         <w:spacing w:line="360" w:lineRule="auto"/>
-        <w:ind w:firstLine="420" w:firstLineChars="200"/>
-        <w:rPr>
-          <w:rFonts w:hint="eastAsia" w:ascii="宋体" w:hAnsi="宋体" w:eastAsia="宋体" w:cs="宋体"/>
-          <w:szCs w:val="21"/>
-        </w:rPr>
-      </w:pPr>
-      <w:r>
-        <w:rPr>
-          <w:rFonts w:hint="eastAsia" w:ascii="宋体" w:hAnsi="宋体" w:eastAsia="宋体" w:cs="宋体"/>
+        <w:ind w:firstLineChars="200" w:firstLine="420"/>
+        <w:rPr>
+          <w:rFonts w:ascii="宋体" w:eastAsia="宋体" w:hAnsi="宋体" w:cs="宋体" w:hint="eastAsia"/>
+          <w:szCs w:val="21"/>
+        </w:rPr>
+      </w:pPr>
+      <w:r>
+        <w:rPr>
+          <w:rFonts w:ascii="宋体" w:eastAsia="宋体" w:hAnsi="宋体" w:cs="宋体" w:hint="eastAsia"/>
           <w:szCs w:val="21"/>
         </w:rPr>
         <w:t>（1）创建网络拓扑，并配置相关设备的IP地址。</w:t>
@@ -4731,15 +4607,15 @@
     <w:p>
       <w:pPr>
         <w:spacing w:line="360" w:lineRule="auto"/>
-        <w:ind w:firstLine="420" w:firstLineChars="200"/>
-        <w:rPr>
-          <w:rFonts w:hint="eastAsia" w:ascii="宋体" w:hAnsi="宋体" w:eastAsia="宋体" w:cs="宋体"/>
-          <w:szCs w:val="21"/>
-        </w:rPr>
-      </w:pPr>
-      <w:r>
-        <w:rPr>
-          <w:rFonts w:hint="eastAsia" w:ascii="宋体" w:hAnsi="宋体" w:eastAsia="宋体" w:cs="宋体"/>
+        <w:ind w:firstLineChars="200" w:firstLine="420"/>
+        <w:rPr>
+          <w:rFonts w:ascii="宋体" w:eastAsia="宋体" w:hAnsi="宋体" w:cs="宋体" w:hint="eastAsia"/>
+          <w:szCs w:val="21"/>
+        </w:rPr>
+      </w:pPr>
+      <w:r>
+        <w:rPr>
+          <w:rFonts w:ascii="宋体" w:eastAsia="宋体" w:hAnsi="宋体" w:cs="宋体" w:hint="eastAsia"/>
           <w:szCs w:val="21"/>
         </w:rPr>
         <w:t>（2）配置静态NAT和动态NAT，理解它们在不同场景下的应用。</w:t>
@@ -4748,15 +4624,15 @@
     <w:p>
       <w:pPr>
         <w:spacing w:line="360" w:lineRule="auto"/>
-        <w:ind w:firstLine="420" w:firstLineChars="200"/>
-        <w:rPr>
-          <w:rFonts w:hint="eastAsia" w:ascii="宋体" w:hAnsi="宋体" w:eastAsia="宋体" w:cs="宋体"/>
-          <w:szCs w:val="21"/>
-        </w:rPr>
-      </w:pPr>
-      <w:r>
-        <w:rPr>
-          <w:rFonts w:hint="eastAsia" w:ascii="宋体" w:hAnsi="宋体" w:eastAsia="宋体" w:cs="宋体"/>
+        <w:ind w:firstLineChars="200" w:firstLine="420"/>
+        <w:rPr>
+          <w:rFonts w:ascii="宋体" w:eastAsia="宋体" w:hAnsi="宋体" w:cs="宋体" w:hint="eastAsia"/>
+          <w:szCs w:val="21"/>
+        </w:rPr>
+      </w:pPr>
+      <w:r>
+        <w:rPr>
+          <w:rFonts w:ascii="宋体" w:eastAsia="宋体" w:hAnsi="宋体" w:cs="宋体" w:hint="eastAsia"/>
           <w:szCs w:val="21"/>
         </w:rPr>
         <w:t>（3）配置PAT（端口地址转换），使多个私网IP地址共享一个公网IP地址。</w:t>
@@ -4765,15 +4641,15 @@
     <w:p>
       <w:pPr>
         <w:spacing w:line="360" w:lineRule="auto"/>
-        <w:ind w:firstLine="420" w:firstLineChars="200"/>
-        <w:rPr>
-          <w:rFonts w:hint="eastAsia" w:ascii="宋体" w:hAnsi="宋体" w:eastAsia="宋体" w:cs="宋体"/>
-          <w:szCs w:val="21"/>
-        </w:rPr>
-      </w:pPr>
-      <w:r>
-        <w:rPr>
-          <w:rFonts w:hint="eastAsia" w:ascii="宋体" w:hAnsi="宋体" w:eastAsia="宋体" w:cs="宋体"/>
+        <w:ind w:firstLineChars="200" w:firstLine="420"/>
+        <w:rPr>
+          <w:rFonts w:ascii="宋体" w:eastAsia="宋体" w:hAnsi="宋体" w:cs="宋体" w:hint="eastAsia"/>
+          <w:szCs w:val="21"/>
+        </w:rPr>
+      </w:pPr>
+      <w:r>
+        <w:rPr>
+          <w:rFonts w:ascii="宋体" w:eastAsia="宋体" w:hAnsi="宋体" w:cs="宋体" w:hint="eastAsia"/>
           <w:szCs w:val="21"/>
         </w:rPr>
         <w:t>（4）通过抓包工具，测试并验证配置后的内网主机与公网主机的连通性。</w:t>
@@ -4782,15 +4658,15 @@
     <w:p>
       <w:pPr>
         <w:spacing w:line="360" w:lineRule="auto"/>
-        <w:ind w:firstLine="420" w:firstLineChars="200"/>
-        <w:rPr>
-          <w:rFonts w:hint="eastAsia" w:ascii="宋体" w:hAnsi="宋体" w:eastAsia="宋体" w:cs="宋体"/>
-          <w:szCs w:val="21"/>
-        </w:rPr>
-      </w:pPr>
-      <w:r>
-        <w:rPr>
-          <w:rFonts w:hint="eastAsia" w:ascii="宋体" w:hAnsi="宋体" w:eastAsia="宋体" w:cs="宋体"/>
+        <w:ind w:firstLineChars="200" w:firstLine="420"/>
+        <w:rPr>
+          <w:rFonts w:ascii="宋体" w:eastAsia="宋体" w:hAnsi="宋体" w:cs="宋体" w:hint="eastAsia"/>
+          <w:szCs w:val="21"/>
+        </w:rPr>
+      </w:pPr>
+      <w:r>
+        <w:rPr>
+          <w:rFonts w:ascii="宋体" w:eastAsia="宋体" w:hAnsi="宋体" w:cs="宋体" w:hint="eastAsia"/>
           <w:szCs w:val="21"/>
         </w:rPr>
         <w:t>（5）分析静态NAT、动态NAT和PAT在不同情况下的效果，并理解可能出现的冲突和解决方法。</w:t>
@@ -4799,15 +4675,15 @@
     <w:p>
       <w:pPr>
         <w:spacing w:line="360" w:lineRule="auto"/>
-        <w:ind w:firstLine="420" w:firstLineChars="200"/>
-        <w:rPr>
-          <w:rFonts w:hint="eastAsia" w:ascii="宋体" w:hAnsi="宋体" w:eastAsia="宋体" w:cs="宋体"/>
-          <w:szCs w:val="21"/>
-        </w:rPr>
-      </w:pPr>
-      <w:r>
-        <w:rPr>
-          <w:rFonts w:hint="eastAsia" w:ascii="宋体" w:hAnsi="宋体" w:eastAsia="宋体" w:cs="宋体"/>
+        <w:ind w:firstLineChars="200" w:firstLine="420"/>
+        <w:rPr>
+          <w:rFonts w:ascii="宋体" w:eastAsia="宋体" w:hAnsi="宋体" w:cs="宋体" w:hint="eastAsia"/>
+          <w:szCs w:val="21"/>
+        </w:rPr>
+      </w:pPr>
+      <w:r>
+        <w:rPr>
+          <w:rFonts w:ascii="宋体" w:eastAsia="宋体" w:hAnsi="宋体" w:cs="宋体" w:hint="eastAsia"/>
           <w:szCs w:val="21"/>
         </w:rPr>
         <w:t>(四) 主要仪器设备及用品：个人计算机（安装有华为eNSP软件、Wireshark抓包工具）等。</w:t>
@@ -4816,16 +4692,16 @@
     <w:p>
       <w:pPr>
         <w:spacing w:line="360" w:lineRule="auto"/>
-        <w:ind w:firstLine="420" w:firstLineChars="200"/>
-        <w:rPr>
-          <w:rFonts w:hint="eastAsia" w:ascii="宋体" w:hAnsi="宋体" w:eastAsia="宋体" w:cs="宋体"/>
+        <w:ind w:firstLineChars="200" w:firstLine="420"/>
+        <w:rPr>
+          <w:rFonts w:ascii="宋体" w:eastAsia="宋体" w:hAnsi="宋体" w:cs="宋体" w:hint="eastAsia"/>
           <w:sz w:val="18"/>
           <w:szCs w:val="18"/>
         </w:rPr>
       </w:pPr>
       <w:r>
         <w:rPr>
-          <w:rFonts w:hint="eastAsia" w:ascii="宋体" w:hAnsi="宋体" w:eastAsia="宋体" w:cs="宋体"/>
+          <w:rFonts w:ascii="宋体" w:eastAsia="宋体" w:hAnsi="宋体" w:cs="宋体" w:hint="eastAsia"/>
           <w:szCs w:val="21"/>
         </w:rPr>
         <w:t>(五) 实践（实验）耗材：无特别耗材需求</w:t>
@@ -4838,7 +4714,7 @@
         <w:spacing w:line="360" w:lineRule="auto"/>
         <w:jc w:val="center"/>
         <w:rPr>
-          <w:rFonts w:hint="eastAsia" w:ascii="宋体" w:hAnsi="宋体" w:eastAsia="宋体" w:cs="宋体"/>
+          <w:rFonts w:ascii="宋体" w:eastAsia="宋体" w:hAnsi="宋体" w:cs="宋体" w:hint="eastAsia"/>
           <w:b/>
           <w:bCs/>
           <w:szCs w:val="21"/>
@@ -4846,7 +4722,7 @@
       </w:pPr>
       <w:r>
         <w:rPr>
-          <w:rFonts w:hint="eastAsia" w:ascii="宋体" w:hAnsi="宋体" w:eastAsia="宋体" w:cs="宋体"/>
+          <w:rFonts w:ascii="宋体" w:eastAsia="宋体" w:hAnsi="宋体" w:cs="宋体" w:hint="eastAsia"/>
           <w:b/>
           <w:bCs/>
           <w:szCs w:val="21"/>
@@ -4857,15 +4733,15 @@
     <w:p>
       <w:pPr>
         <w:spacing w:line="360" w:lineRule="auto"/>
-        <w:ind w:firstLine="420" w:firstLineChars="200"/>
-        <w:rPr>
-          <w:rFonts w:hint="eastAsia" w:ascii="宋体" w:hAnsi="宋体" w:eastAsia="宋体" w:cs="宋体"/>
-          <w:szCs w:val="21"/>
-        </w:rPr>
-      </w:pPr>
-      <w:r>
-        <w:rPr>
-          <w:rFonts w:hint="eastAsia" w:ascii="宋体" w:hAnsi="宋体" w:eastAsia="宋体" w:cs="宋体"/>
+        <w:ind w:firstLineChars="200" w:firstLine="420"/>
+        <w:rPr>
+          <w:rFonts w:ascii="宋体" w:eastAsia="宋体" w:hAnsi="宋体" w:cs="宋体" w:hint="eastAsia"/>
+          <w:szCs w:val="21"/>
+        </w:rPr>
+      </w:pPr>
+      <w:r>
+        <w:rPr>
+          <w:rFonts w:ascii="宋体" w:eastAsia="宋体" w:hAnsi="宋体" w:cs="宋体" w:hint="eastAsia"/>
           <w:szCs w:val="21"/>
         </w:rPr>
         <w:t>实践（实验）学时数： 2学时</w:t>
@@ -4874,15 +4750,15 @@
     <w:p>
       <w:pPr>
         <w:spacing w:line="360" w:lineRule="auto"/>
-        <w:ind w:firstLine="420" w:firstLineChars="200"/>
-        <w:rPr>
-          <w:rFonts w:hint="eastAsia" w:ascii="宋体" w:hAnsi="宋体" w:eastAsia="宋体" w:cs="宋体"/>
-          <w:szCs w:val="21"/>
-        </w:rPr>
-      </w:pPr>
-      <w:r>
-        <w:rPr>
-          <w:rFonts w:hint="eastAsia" w:ascii="宋体" w:hAnsi="宋体" w:eastAsia="宋体" w:cs="宋体"/>
+        <w:ind w:firstLineChars="200" w:firstLine="420"/>
+        <w:rPr>
+          <w:rFonts w:ascii="宋体" w:eastAsia="宋体" w:hAnsi="宋体" w:cs="宋体" w:hint="eastAsia"/>
+          <w:szCs w:val="21"/>
+        </w:rPr>
+      </w:pPr>
+      <w:r>
+        <w:rPr>
+          <w:rFonts w:ascii="宋体" w:eastAsia="宋体" w:hAnsi="宋体" w:cs="宋体" w:hint="eastAsia"/>
           <w:szCs w:val="21"/>
         </w:rPr>
         <w:t>(一) 实践（实验）类型：设计性</w:t>
@@ -4891,15 +4767,15 @@
     <w:p>
       <w:pPr>
         <w:spacing w:line="360" w:lineRule="auto"/>
-        <w:ind w:firstLine="420" w:firstLineChars="200"/>
-        <w:rPr>
-          <w:rFonts w:hint="eastAsia" w:ascii="宋体" w:hAnsi="宋体" w:eastAsia="宋体" w:cs="宋体"/>
-          <w:szCs w:val="21"/>
-        </w:rPr>
-      </w:pPr>
-      <w:r>
-        <w:rPr>
-          <w:rFonts w:hint="eastAsia" w:ascii="宋体" w:hAnsi="宋体" w:eastAsia="宋体" w:cs="宋体"/>
+        <w:ind w:firstLineChars="200" w:firstLine="420"/>
+        <w:rPr>
+          <w:rFonts w:ascii="宋体" w:eastAsia="宋体" w:hAnsi="宋体" w:cs="宋体" w:hint="eastAsia"/>
+          <w:szCs w:val="21"/>
+        </w:rPr>
+      </w:pPr>
+      <w:r>
+        <w:rPr>
+          <w:rFonts w:ascii="宋体" w:eastAsia="宋体" w:hAnsi="宋体" w:cs="宋体" w:hint="eastAsia"/>
           <w:szCs w:val="21"/>
         </w:rPr>
         <w:t>(二) 实践（实验）目的：</w:t>
@@ -4908,15 +4784,15 @@
     <w:p>
       <w:pPr>
         <w:spacing w:line="360" w:lineRule="auto"/>
-        <w:ind w:firstLine="420" w:firstLineChars="200"/>
-        <w:rPr>
-          <w:rFonts w:hint="eastAsia" w:ascii="宋体" w:hAnsi="宋体" w:eastAsia="宋体" w:cs="宋体"/>
-          <w:szCs w:val="21"/>
-        </w:rPr>
-      </w:pPr>
-      <w:r>
-        <w:rPr>
-          <w:rFonts w:hint="eastAsia" w:ascii="宋体" w:hAnsi="宋体" w:eastAsia="宋体" w:cs="宋体"/>
+        <w:ind w:firstLineChars="200" w:firstLine="420"/>
+        <w:rPr>
+          <w:rFonts w:ascii="宋体" w:eastAsia="宋体" w:hAnsi="宋体" w:cs="宋体" w:hint="eastAsia"/>
+          <w:szCs w:val="21"/>
+        </w:rPr>
+      </w:pPr>
+      <w:r>
+        <w:rPr>
+          <w:rFonts w:ascii="宋体" w:eastAsia="宋体" w:hAnsi="宋体" w:cs="宋体" w:hint="eastAsia"/>
           <w:szCs w:val="21"/>
         </w:rPr>
         <w:t>理解DNS服务的工作原理及HTTP协议的基本概念。</w:t>
@@ -4925,32 +4801,33 @@
     <w:p>
       <w:pPr>
         <w:spacing w:line="360" w:lineRule="auto"/>
-        <w:ind w:firstLine="420" w:firstLineChars="200"/>
-        <w:rPr>
-          <w:rFonts w:hint="eastAsia" w:ascii="宋体" w:hAnsi="宋体" w:eastAsia="宋体" w:cs="宋体"/>
-          <w:szCs w:val="21"/>
-        </w:rPr>
-      </w:pPr>
-      <w:r>
-        <w:rPr>
-          <w:rFonts w:hint="eastAsia" w:ascii="宋体" w:hAnsi="宋体" w:eastAsia="宋体" w:cs="宋体"/>
-          <w:szCs w:val="21"/>
-        </w:rPr>
+        <w:ind w:firstLineChars="200" w:firstLine="420"/>
+        <w:rPr>
+          <w:rFonts w:ascii="宋体" w:eastAsia="宋体" w:hAnsi="宋体" w:cs="宋体" w:hint="eastAsia"/>
+          <w:szCs w:val="21"/>
+        </w:rPr>
+      </w:pPr>
+      <w:r>
+        <w:rPr>
+          <w:rFonts w:ascii="宋体" w:eastAsia="宋体" w:hAnsi="宋体" w:cs="宋体" w:hint="eastAsia"/>
+          <w:szCs w:val="21"/>
+        </w:rPr>
+        <w:lastRenderedPageBreak/>
         <w:t>学习使用华为eNSP仿真软件搭建DNS、HTTP、FTP服务器，并分析其工作流程。</w:t>
       </w:r>
     </w:p>
     <w:p>
       <w:pPr>
         <w:spacing w:line="360" w:lineRule="auto"/>
-        <w:ind w:firstLine="420" w:firstLineChars="200"/>
-        <w:rPr>
-          <w:rFonts w:hint="eastAsia" w:ascii="宋体" w:hAnsi="宋体" w:eastAsia="宋体" w:cs="宋体"/>
-          <w:szCs w:val="21"/>
-        </w:rPr>
-      </w:pPr>
-      <w:r>
-        <w:rPr>
-          <w:rFonts w:hint="eastAsia" w:ascii="宋体" w:hAnsi="宋体" w:eastAsia="宋体" w:cs="宋体"/>
+        <w:ind w:firstLineChars="200" w:firstLine="420"/>
+        <w:rPr>
+          <w:rFonts w:ascii="宋体" w:eastAsia="宋体" w:hAnsi="宋体" w:cs="宋体" w:hint="eastAsia"/>
+          <w:szCs w:val="21"/>
+        </w:rPr>
+      </w:pPr>
+      <w:r>
+        <w:rPr>
+          <w:rFonts w:ascii="宋体" w:eastAsia="宋体" w:hAnsi="宋体" w:cs="宋体" w:hint="eastAsia"/>
           <w:szCs w:val="21"/>
         </w:rPr>
         <w:t>掌握网络协议（DNS、HTTP、FTP）的配置与验证方法，培养网络协议分析能力。</w:t>
@@ -4959,15 +4836,15 @@
     <w:p>
       <w:pPr>
         <w:spacing w:line="360" w:lineRule="auto"/>
-        <w:ind w:firstLine="420" w:firstLineChars="200"/>
-        <w:rPr>
-          <w:rFonts w:hint="eastAsia" w:ascii="宋体" w:hAnsi="宋体" w:eastAsia="宋体" w:cs="宋体"/>
-          <w:szCs w:val="21"/>
-        </w:rPr>
-      </w:pPr>
-      <w:r>
-        <w:rPr>
-          <w:rFonts w:hint="eastAsia" w:ascii="宋体" w:hAnsi="宋体" w:eastAsia="宋体" w:cs="宋体"/>
+        <w:ind w:firstLineChars="200" w:firstLine="420"/>
+        <w:rPr>
+          <w:rFonts w:ascii="宋体" w:eastAsia="宋体" w:hAnsi="宋体" w:cs="宋体" w:hint="eastAsia"/>
+          <w:szCs w:val="21"/>
+        </w:rPr>
+      </w:pPr>
+      <w:r>
+        <w:rPr>
+          <w:rFonts w:ascii="宋体" w:eastAsia="宋体" w:hAnsi="宋体" w:cs="宋体" w:hint="eastAsia"/>
           <w:szCs w:val="21"/>
         </w:rPr>
         <w:t>通过实验理解域名解析、网页访问及文件传输的实际交互流程。</w:t>
@@ -4976,15 +4853,15 @@
     <w:p>
       <w:pPr>
         <w:spacing w:line="360" w:lineRule="auto"/>
-        <w:ind w:firstLine="420" w:firstLineChars="200"/>
-        <w:rPr>
-          <w:rFonts w:hint="eastAsia" w:ascii="宋体" w:hAnsi="宋体" w:eastAsia="宋体" w:cs="宋体"/>
-          <w:szCs w:val="21"/>
-        </w:rPr>
-      </w:pPr>
-      <w:r>
-        <w:rPr>
-          <w:rFonts w:hint="eastAsia" w:ascii="宋体" w:hAnsi="宋体" w:eastAsia="宋体" w:cs="宋体"/>
+        <w:ind w:firstLineChars="200" w:firstLine="420"/>
+        <w:rPr>
+          <w:rFonts w:ascii="宋体" w:eastAsia="宋体" w:hAnsi="宋体" w:cs="宋体" w:hint="eastAsia"/>
+          <w:szCs w:val="21"/>
+        </w:rPr>
+      </w:pPr>
+      <w:r>
+        <w:rPr>
+          <w:rFonts w:ascii="宋体" w:eastAsia="宋体" w:hAnsi="宋体" w:cs="宋体" w:hint="eastAsia"/>
           <w:szCs w:val="21"/>
         </w:rPr>
         <w:t>(三) 实践（实验）要求：</w:t>
@@ -4993,15 +4870,15 @@
     <w:p>
       <w:pPr>
         <w:spacing w:line="360" w:lineRule="auto"/>
-        <w:ind w:firstLine="420" w:firstLineChars="200"/>
-        <w:rPr>
-          <w:rFonts w:hint="eastAsia" w:ascii="宋体" w:hAnsi="宋体" w:eastAsia="宋体" w:cs="宋体"/>
-          <w:szCs w:val="21"/>
-        </w:rPr>
-      </w:pPr>
-      <w:r>
-        <w:rPr>
-          <w:rFonts w:hint="eastAsia" w:ascii="宋体" w:hAnsi="宋体" w:eastAsia="宋体" w:cs="宋体"/>
+        <w:ind w:firstLineChars="200" w:firstLine="420"/>
+        <w:rPr>
+          <w:rFonts w:ascii="宋体" w:eastAsia="宋体" w:hAnsi="宋体" w:cs="宋体" w:hint="eastAsia"/>
+          <w:szCs w:val="21"/>
+        </w:rPr>
+      </w:pPr>
+      <w:r>
+        <w:rPr>
+          <w:rFonts w:ascii="宋体" w:eastAsia="宋体" w:hAnsi="宋体" w:cs="宋体" w:hint="eastAsia"/>
           <w:szCs w:val="21"/>
         </w:rPr>
         <w:t>1. 基础理论及基本知识</w:t>
@@ -5010,15 +4887,15 @@
     <w:p>
       <w:pPr>
         <w:spacing w:line="360" w:lineRule="auto"/>
-        <w:ind w:firstLine="420" w:firstLineChars="200"/>
-        <w:rPr>
-          <w:rFonts w:hint="eastAsia" w:ascii="宋体" w:hAnsi="宋体" w:eastAsia="宋体" w:cs="宋体"/>
-          <w:szCs w:val="21"/>
-        </w:rPr>
-      </w:pPr>
-      <w:r>
-        <w:rPr>
-          <w:rFonts w:hint="eastAsia" w:ascii="宋体" w:hAnsi="宋体" w:eastAsia="宋体" w:cs="宋体"/>
+        <w:ind w:firstLineChars="200" w:firstLine="420"/>
+        <w:rPr>
+          <w:rFonts w:ascii="宋体" w:eastAsia="宋体" w:hAnsi="宋体" w:cs="宋体" w:hint="eastAsia"/>
+          <w:szCs w:val="21"/>
+        </w:rPr>
+      </w:pPr>
+      <w:r>
+        <w:rPr>
+          <w:rFonts w:ascii="宋体" w:eastAsia="宋体" w:hAnsi="宋体" w:cs="宋体" w:hint="eastAsia"/>
           <w:szCs w:val="21"/>
         </w:rPr>
         <w:t>（1）掌握DNS域名解析的基本流程、查询类型及域名与IP地址的映射机制。</w:t>
@@ -5027,15 +4904,15 @@
     <w:p>
       <w:pPr>
         <w:spacing w:line="360" w:lineRule="auto"/>
-        <w:ind w:firstLine="420" w:firstLineChars="200"/>
-        <w:rPr>
-          <w:rFonts w:hint="eastAsia" w:ascii="宋体" w:hAnsi="宋体" w:eastAsia="宋体" w:cs="宋体"/>
-          <w:szCs w:val="21"/>
-        </w:rPr>
-      </w:pPr>
-      <w:r>
-        <w:rPr>
-          <w:rFonts w:hint="eastAsia" w:ascii="宋体" w:hAnsi="宋体" w:eastAsia="宋体" w:cs="宋体"/>
+        <w:ind w:firstLineChars="200" w:firstLine="420"/>
+        <w:rPr>
+          <w:rFonts w:ascii="宋体" w:eastAsia="宋体" w:hAnsi="宋体" w:cs="宋体" w:hint="eastAsia"/>
+          <w:szCs w:val="21"/>
+        </w:rPr>
+      </w:pPr>
+      <w:r>
+        <w:rPr>
+          <w:rFonts w:ascii="宋体" w:eastAsia="宋体" w:hAnsi="宋体" w:cs="宋体" w:hint="eastAsia"/>
           <w:szCs w:val="21"/>
         </w:rPr>
         <w:t>（2）理解HTTP协议的无状态特性、请求方法（如GET）、状态码及消息结构。</w:t>
@@ -5044,15 +4921,15 @@
     <w:p>
       <w:pPr>
         <w:spacing w:line="360" w:lineRule="auto"/>
-        <w:ind w:firstLine="420" w:firstLineChars="200"/>
-        <w:rPr>
-          <w:rFonts w:hint="eastAsia" w:ascii="宋体" w:hAnsi="宋体" w:eastAsia="宋体" w:cs="宋体"/>
-          <w:szCs w:val="21"/>
-        </w:rPr>
-      </w:pPr>
-      <w:r>
-        <w:rPr>
-          <w:rFonts w:hint="eastAsia" w:ascii="宋体" w:hAnsi="宋体" w:eastAsia="宋体" w:cs="宋体"/>
+        <w:ind w:firstLineChars="200" w:firstLine="420"/>
+        <w:rPr>
+          <w:rFonts w:ascii="宋体" w:eastAsia="宋体" w:hAnsi="宋体" w:cs="宋体" w:hint="eastAsia"/>
+          <w:szCs w:val="21"/>
+        </w:rPr>
+      </w:pPr>
+      <w:r>
+        <w:rPr>
+          <w:rFonts w:ascii="宋体" w:eastAsia="宋体" w:hAnsi="宋体" w:cs="宋体" w:hint="eastAsia"/>
           <w:szCs w:val="21"/>
         </w:rPr>
         <w:t>（3）熟悉FTP协议的两种传输模式（主动模式与被动模式）及其应用场景。</w:t>
@@ -5061,15 +4938,15 @@
     <w:p>
       <w:pPr>
         <w:spacing w:line="360" w:lineRule="auto"/>
-        <w:ind w:firstLine="420" w:firstLineChars="200"/>
-        <w:rPr>
-          <w:rFonts w:hint="eastAsia" w:ascii="宋体" w:hAnsi="宋体" w:eastAsia="宋体" w:cs="宋体"/>
-          <w:szCs w:val="21"/>
-        </w:rPr>
-      </w:pPr>
-      <w:r>
-        <w:rPr>
-          <w:rFonts w:hint="eastAsia" w:ascii="宋体" w:hAnsi="宋体" w:eastAsia="宋体" w:cs="宋体"/>
+        <w:ind w:firstLineChars="200" w:firstLine="420"/>
+        <w:rPr>
+          <w:rFonts w:ascii="宋体" w:eastAsia="宋体" w:hAnsi="宋体" w:cs="宋体" w:hint="eastAsia"/>
+          <w:szCs w:val="21"/>
+        </w:rPr>
+      </w:pPr>
+      <w:r>
+        <w:rPr>
+          <w:rFonts w:ascii="宋体" w:eastAsia="宋体" w:hAnsi="宋体" w:cs="宋体" w:hint="eastAsia"/>
           <w:szCs w:val="21"/>
         </w:rPr>
         <w:t>2. 实践（实验）操作的基本技能</w:t>
@@ -5078,15 +4955,15 @@
     <w:p>
       <w:pPr>
         <w:spacing w:line="360" w:lineRule="auto"/>
-        <w:ind w:firstLine="420" w:firstLineChars="200"/>
-        <w:rPr>
-          <w:rFonts w:hint="eastAsia" w:ascii="宋体" w:hAnsi="宋体" w:eastAsia="宋体" w:cs="宋体"/>
-          <w:szCs w:val="21"/>
-        </w:rPr>
-      </w:pPr>
-      <w:r>
-        <w:rPr>
-          <w:rFonts w:hint="eastAsia" w:ascii="宋体" w:hAnsi="宋体" w:eastAsia="宋体" w:cs="宋体"/>
+        <w:ind w:firstLineChars="200" w:firstLine="420"/>
+        <w:rPr>
+          <w:rFonts w:ascii="宋体" w:eastAsia="宋体" w:hAnsi="宋体" w:cs="宋体" w:hint="eastAsia"/>
+          <w:szCs w:val="21"/>
+        </w:rPr>
+      </w:pPr>
+      <w:r>
+        <w:rPr>
+          <w:rFonts w:ascii="宋体" w:eastAsia="宋体" w:hAnsi="宋体" w:cs="宋体" w:hint="eastAsia"/>
           <w:szCs w:val="21"/>
         </w:rPr>
         <w:t>（1）在eNSP中搭建网络拓扑，配置客户端、DNS服务器、HTTP服务器、FTP服务器的IP地址及网关。</w:t>
@@ -5095,15 +4972,15 @@
     <w:p>
       <w:pPr>
         <w:spacing w:line="360" w:lineRule="auto"/>
-        <w:ind w:firstLine="420" w:firstLineChars="200"/>
-        <w:rPr>
-          <w:rFonts w:hint="eastAsia" w:ascii="宋体" w:hAnsi="宋体" w:eastAsia="宋体" w:cs="宋体"/>
-          <w:szCs w:val="21"/>
-        </w:rPr>
-      </w:pPr>
-      <w:r>
-        <w:rPr>
-          <w:rFonts w:hint="eastAsia" w:ascii="宋体" w:hAnsi="宋体" w:eastAsia="宋体" w:cs="宋体"/>
+        <w:ind w:firstLineChars="200" w:firstLine="420"/>
+        <w:rPr>
+          <w:rFonts w:ascii="宋体" w:eastAsia="宋体" w:hAnsi="宋体" w:cs="宋体" w:hint="eastAsia"/>
+          <w:szCs w:val="21"/>
+        </w:rPr>
+      </w:pPr>
+      <w:r>
+        <w:rPr>
+          <w:rFonts w:ascii="宋体" w:eastAsia="宋体" w:hAnsi="宋体" w:cs="宋体" w:hint="eastAsia"/>
           <w:szCs w:val="21"/>
         </w:rPr>
         <w:t>（2）启动并配置DNS服务器，绑定域名（如www.baidu.com）与HTTP服务器IP地址。</w:t>
@@ -5112,15 +4989,15 @@
     <w:p>
       <w:pPr>
         <w:spacing w:line="360" w:lineRule="auto"/>
-        <w:ind w:firstLine="420" w:firstLineChars="200"/>
-        <w:rPr>
-          <w:rFonts w:hint="eastAsia" w:ascii="宋体" w:hAnsi="宋体" w:eastAsia="宋体" w:cs="宋体"/>
-          <w:szCs w:val="21"/>
-        </w:rPr>
-      </w:pPr>
-      <w:r>
-        <w:rPr>
-          <w:rFonts w:hint="eastAsia" w:ascii="宋体" w:hAnsi="宋体" w:eastAsia="宋体" w:cs="宋体"/>
+        <w:ind w:firstLineChars="200" w:firstLine="420"/>
+        <w:rPr>
+          <w:rFonts w:ascii="宋体" w:eastAsia="宋体" w:hAnsi="宋体" w:cs="宋体" w:hint="eastAsia"/>
+          <w:szCs w:val="21"/>
+        </w:rPr>
+      </w:pPr>
+      <w:r>
+        <w:rPr>
+          <w:rFonts w:ascii="宋体" w:eastAsia="宋体" w:hAnsi="宋体" w:cs="宋体" w:hint="eastAsia"/>
           <w:szCs w:val="21"/>
         </w:rPr>
         <w:t>（3）配置HTTP服务器和FTP服务器的文件目录，并验证客户端通过IP或域名访问资源。</w:t>
@@ -5129,15 +5006,15 @@
     <w:p>
       <w:pPr>
         <w:spacing w:line="360" w:lineRule="auto"/>
-        <w:ind w:firstLine="420" w:firstLineChars="200"/>
-        <w:rPr>
-          <w:rFonts w:hint="eastAsia" w:ascii="宋体" w:hAnsi="宋体" w:eastAsia="宋体" w:cs="宋体"/>
-          <w:szCs w:val="21"/>
-        </w:rPr>
-      </w:pPr>
-      <w:r>
-        <w:rPr>
-          <w:rFonts w:hint="eastAsia" w:ascii="宋体" w:hAnsi="宋体" w:eastAsia="宋体" w:cs="宋体"/>
+        <w:ind w:firstLineChars="200" w:firstLine="420"/>
+        <w:rPr>
+          <w:rFonts w:ascii="宋体" w:eastAsia="宋体" w:hAnsi="宋体" w:cs="宋体" w:hint="eastAsia"/>
+          <w:szCs w:val="21"/>
+        </w:rPr>
+      </w:pPr>
+      <w:r>
+        <w:rPr>
+          <w:rFonts w:ascii="宋体" w:eastAsia="宋体" w:hAnsi="宋体" w:cs="宋体" w:hint="eastAsia"/>
           <w:szCs w:val="21"/>
         </w:rPr>
         <w:t>（4）使用eNSP的PING测试工具验证网络连通性，捕获并分析DNS查询、HTTP请求/响应的数据包。</w:t>
@@ -5146,15 +5023,15 @@
     <w:p>
       <w:pPr>
         <w:spacing w:line="360" w:lineRule="auto"/>
-        <w:ind w:firstLine="420" w:firstLineChars="200"/>
-        <w:rPr>
-          <w:rFonts w:hint="eastAsia" w:ascii="宋体" w:hAnsi="宋体" w:eastAsia="宋体" w:cs="宋体"/>
-          <w:szCs w:val="21"/>
-        </w:rPr>
-      </w:pPr>
-      <w:r>
-        <w:rPr>
-          <w:rFonts w:hint="eastAsia" w:ascii="宋体" w:hAnsi="宋体" w:eastAsia="宋体" w:cs="宋体"/>
+        <w:ind w:firstLineChars="200" w:firstLine="420"/>
+        <w:rPr>
+          <w:rFonts w:ascii="宋体" w:eastAsia="宋体" w:hAnsi="宋体" w:cs="宋体" w:hint="eastAsia"/>
+          <w:szCs w:val="21"/>
+        </w:rPr>
+      </w:pPr>
+      <w:r>
+        <w:rPr>
+          <w:rFonts w:ascii="宋体" w:eastAsia="宋体" w:hAnsi="宋体" w:cs="宋体" w:hint="eastAsia"/>
           <w:szCs w:val="21"/>
         </w:rPr>
         <w:t>（5）通过抓包工具识别DNS和HTTP协议中的关键字段（如查询类型、状态码）。</w:t>
@@ -5163,15 +5040,15 @@
     <w:p>
       <w:pPr>
         <w:spacing w:line="360" w:lineRule="auto"/>
-        <w:ind w:firstLine="420" w:firstLineChars="200"/>
-        <w:rPr>
-          <w:rFonts w:hint="eastAsia" w:ascii="宋体" w:hAnsi="宋体" w:eastAsia="宋体" w:cs="宋体"/>
-          <w:szCs w:val="21"/>
-        </w:rPr>
-      </w:pPr>
-      <w:r>
-        <w:rPr>
-          <w:rFonts w:hint="eastAsia" w:ascii="宋体" w:hAnsi="宋体" w:eastAsia="宋体" w:cs="宋体"/>
+        <w:ind w:firstLineChars="200" w:firstLine="420"/>
+        <w:rPr>
+          <w:rFonts w:ascii="宋体" w:eastAsia="宋体" w:hAnsi="宋体" w:cs="宋体" w:hint="eastAsia"/>
+          <w:szCs w:val="21"/>
+        </w:rPr>
+      </w:pPr>
+      <w:r>
+        <w:rPr>
+          <w:rFonts w:ascii="宋体" w:eastAsia="宋体" w:hAnsi="宋体" w:cs="宋体" w:hint="eastAsia"/>
           <w:szCs w:val="21"/>
         </w:rPr>
         <w:t>（6）分析实验过程中可能出现的网络配置或协议交互问题（如域名解析失败、HTTP响应超时），并提出解决方案。</w:t>
@@ -5180,15 +5057,15 @@
     <w:p>
       <w:pPr>
         <w:spacing w:line="360" w:lineRule="auto"/>
-        <w:ind w:firstLine="420" w:firstLineChars="200"/>
-        <w:rPr>
-          <w:rFonts w:hint="eastAsia" w:ascii="宋体" w:hAnsi="宋体" w:eastAsia="宋体" w:cs="宋体"/>
-          <w:szCs w:val="21"/>
-        </w:rPr>
-      </w:pPr>
-      <w:r>
-        <w:rPr>
-          <w:rFonts w:hint="eastAsia" w:ascii="宋体" w:hAnsi="宋体" w:eastAsia="宋体" w:cs="宋体"/>
+        <w:ind w:firstLineChars="200" w:firstLine="420"/>
+        <w:rPr>
+          <w:rFonts w:ascii="宋体" w:eastAsia="宋体" w:hAnsi="宋体" w:cs="宋体" w:hint="eastAsia"/>
+          <w:szCs w:val="21"/>
+        </w:rPr>
+      </w:pPr>
+      <w:r>
+        <w:rPr>
+          <w:rFonts w:ascii="宋体" w:eastAsia="宋体" w:hAnsi="宋体" w:cs="宋体" w:hint="eastAsia"/>
           <w:szCs w:val="21"/>
         </w:rPr>
         <w:t>(四) 主要仪器设备及用品：个人计算机（安装有华为eNSP软件、Wireshark抓包工具）等。</w:t>
@@ -5197,16 +5074,16 @@
     <w:p>
       <w:pPr>
         <w:spacing w:line="360" w:lineRule="auto"/>
-        <w:ind w:firstLine="420" w:firstLineChars="200"/>
-        <w:rPr>
-          <w:rFonts w:hint="eastAsia" w:ascii="宋体" w:hAnsi="宋体" w:eastAsia="宋体" w:cs="宋体"/>
+        <w:ind w:firstLineChars="200" w:firstLine="420"/>
+        <w:rPr>
+          <w:rFonts w:ascii="宋体" w:eastAsia="宋体" w:hAnsi="宋体" w:cs="宋体" w:hint="eastAsia"/>
           <w:sz w:val="18"/>
           <w:szCs w:val="18"/>
         </w:rPr>
       </w:pPr>
       <w:r>
         <w:rPr>
-          <w:rFonts w:hint="eastAsia" w:ascii="宋体" w:hAnsi="宋体" w:eastAsia="宋体" w:cs="宋体"/>
+          <w:rFonts w:ascii="宋体" w:eastAsia="宋体" w:hAnsi="宋体" w:cs="宋体" w:hint="eastAsia"/>
           <w:szCs w:val="21"/>
         </w:rPr>
         <w:t>(五) 实践（实验）耗材：无特别耗材需求</w:t>
@@ -5215,19 +5092,19 @@
     <w:p>
       <w:pPr>
         <w:spacing w:line="360" w:lineRule="auto"/>
-        <w:ind w:firstLine="420" w:firstLineChars="200"/>
-        <w:rPr>
-          <w:rFonts w:hint="eastAsia" w:ascii="宋体" w:hAnsi="宋体" w:eastAsia="宋体" w:cs="宋体"/>
-          <w:szCs w:val="21"/>
-        </w:rPr>
-      </w:pPr>
-    </w:p>
-    <w:p>
-      <w:pPr>
-        <w:spacing w:line="360" w:lineRule="auto"/>
-        <w:ind w:firstLine="420" w:firstLineChars="200"/>
-        <w:rPr>
-          <w:rFonts w:hint="eastAsia" w:ascii="宋体" w:hAnsi="宋体" w:eastAsia="宋体" w:cs="宋体"/>
+        <w:ind w:firstLineChars="200" w:firstLine="420"/>
+        <w:rPr>
+          <w:rFonts w:ascii="宋体" w:eastAsia="宋体" w:hAnsi="宋体" w:cs="宋体" w:hint="eastAsia"/>
+          <w:szCs w:val="21"/>
+        </w:rPr>
+      </w:pPr>
+    </w:p>
+    <w:p>
+      <w:pPr>
+        <w:spacing w:line="360" w:lineRule="auto"/>
+        <w:ind w:firstLineChars="200" w:firstLine="420"/>
+        <w:rPr>
+          <w:rFonts w:ascii="宋体" w:eastAsia="宋体" w:hAnsi="宋体" w:cs="宋体" w:hint="eastAsia"/>
           <w:szCs w:val="21"/>
         </w:rPr>
       </w:pPr>
@@ -5237,7 +5114,7 @@
         <w:spacing w:line="360" w:lineRule="auto"/>
         <w:jc w:val="center"/>
         <w:rPr>
-          <w:rFonts w:hint="eastAsia" w:ascii="黑体" w:hAnsi="黑体" w:eastAsia="黑体"/>
+          <w:rFonts w:ascii="黑体" w:eastAsia="黑体" w:hAnsi="黑体" w:hint="eastAsia"/>
           <w:b/>
           <w:bCs/>
           <w:sz w:val="24"/>
@@ -5246,7 +5123,7 @@
       </w:pPr>
       <w:r>
         <w:rPr>
-          <w:rFonts w:ascii="黑体" w:hAnsi="黑体" w:eastAsia="黑体"/>
+          <w:rFonts w:ascii="黑体" w:eastAsia="黑体" w:hAnsi="黑体"/>
           <w:b/>
           <w:bCs/>
           <w:sz w:val="24"/>
@@ -5256,7 +5133,7 @@
       </w:r>
       <w:r>
         <w:rPr>
-          <w:rFonts w:hint="eastAsia" w:ascii="黑体" w:hAnsi="黑体" w:eastAsia="黑体"/>
+          <w:rFonts w:ascii="黑体" w:eastAsia="黑体" w:hAnsi="黑体" w:hint="eastAsia"/>
           <w:b/>
           <w:bCs/>
           <w:sz w:val="24"/>
@@ -5266,7 +5143,7 @@
       </w:r>
       <w:r>
         <w:rPr>
-          <w:rFonts w:ascii="黑体" w:hAnsi="黑体" w:eastAsia="黑体"/>
+          <w:rFonts w:ascii="黑体" w:eastAsia="黑体" w:hAnsi="黑体"/>
           <w:b/>
           <w:bCs/>
           <w:sz w:val="24"/>
@@ -5276,7 +5153,7 @@
       </w:r>
       <w:r>
         <w:rPr>
-          <w:rFonts w:hint="eastAsia" w:ascii="黑体" w:hAnsi="黑体" w:eastAsia="黑体"/>
+          <w:rFonts w:ascii="黑体" w:eastAsia="黑体" w:hAnsi="黑体" w:hint="eastAsia"/>
           <w:b/>
           <w:bCs/>
           <w:sz w:val="24"/>
@@ -5286,7 +5163,7 @@
       </w:r>
       <w:r>
         <w:rPr>
-          <w:rFonts w:ascii="黑体" w:hAnsi="黑体" w:eastAsia="黑体"/>
+          <w:rFonts w:ascii="黑体" w:eastAsia="黑体" w:hAnsi="黑体"/>
           <w:b/>
           <w:bCs/>
           <w:sz w:val="24"/>
@@ -5297,48 +5174,25 @@
     </w:p>
     <w:tbl>
       <w:tblPr>
-        <w:tblStyle w:val="4"/>
         <w:tblW w:w="0" w:type="auto"/>
-        <w:tblInd w:w="0" w:type="dxa"/>
         <w:tblBorders>
-          <w:top w:val="single" w:color="auto" w:sz="4" w:space="0"/>
-          <w:left w:val="single" w:color="auto" w:sz="4" w:space="0"/>
-          <w:bottom w:val="single" w:color="auto" w:sz="4" w:space="0"/>
-          <w:right w:val="single" w:color="auto" w:sz="4" w:space="0"/>
-          <w:insideH w:val="single" w:color="auto" w:sz="4" w:space="0"/>
-          <w:insideV w:val="single" w:color="auto" w:sz="4" w:space="0"/>
+          <w:top w:val="single" w:sz="4" w:space="0" w:color="auto"/>
+          <w:left w:val="single" w:sz="4" w:space="0" w:color="auto"/>
+          <w:bottom w:val="single" w:sz="4" w:space="0" w:color="auto"/>
+          <w:right w:val="single" w:sz="4" w:space="0" w:color="auto"/>
+          <w:insideH w:val="single" w:sz="4" w:space="0" w:color="auto"/>
+          <w:insideV w:val="single" w:sz="4" w:space="0" w:color="auto"/>
         </w:tblBorders>
         <w:tblLayout w:type="fixed"/>
-        <w:tblCellMar>
-          <w:top w:w="0" w:type="dxa"/>
-          <w:left w:w="108" w:type="dxa"/>
-          <w:bottom w:w="0" w:type="dxa"/>
-          <w:right w:w="108" w:type="dxa"/>
-        </w:tblCellMar>
+        <w:tblLook w:val="04A0" w:firstRow="1" w:lastRow="0" w:firstColumn="1" w:lastColumn="0" w:noHBand="0" w:noVBand="1"/>
       </w:tblPr>
       <w:tblGrid>
         <w:gridCol w:w="6062"/>
         <w:gridCol w:w="2460"/>
       </w:tblGrid>
       <w:tr>
-        <w:tblPrEx>
-          <w:tblBorders>
-            <w:top w:val="single" w:color="auto" w:sz="4" w:space="0"/>
-            <w:left w:val="single" w:color="auto" w:sz="4" w:space="0"/>
-            <w:bottom w:val="single" w:color="auto" w:sz="4" w:space="0"/>
-            <w:right w:val="single" w:color="auto" w:sz="4" w:space="0"/>
-            <w:insideH w:val="single" w:color="auto" w:sz="4" w:space="0"/>
-            <w:insideV w:val="single" w:color="auto" w:sz="4" w:space="0"/>
-          </w:tblBorders>
-          <w:tblCellMar>
-            <w:top w:w="0" w:type="dxa"/>
-            <w:left w:w="108" w:type="dxa"/>
-            <w:bottom w:w="0" w:type="dxa"/>
-            <w:right w:w="108" w:type="dxa"/>
-          </w:tblCellMar>
-        </w:tblPrEx>
         <w:trPr>
-          <w:trHeight w:val="279" w:hRule="atLeast"/>
+          <w:trHeight w:val="279"/>
         </w:trPr>
         <w:tc>
           <w:tcPr>
@@ -5349,7 +5203,7 @@
             <w:pPr>
               <w:spacing w:line="360" w:lineRule="auto"/>
               <w:rPr>
-                <w:rFonts w:hint="eastAsia" w:ascii="宋体" w:hAnsi="宋体" w:eastAsia="宋体"/>
+                <w:rFonts w:ascii="宋体" w:eastAsia="宋体" w:hAnsi="宋体" w:hint="eastAsia"/>
                 <w:b/>
                 <w:bCs/>
                 <w:szCs w:val="21"/>
@@ -5357,7 +5211,7 @@
             </w:pPr>
             <w:r>
               <w:rPr>
-                <w:rFonts w:ascii="宋体" w:hAnsi="宋体" w:eastAsia="宋体"/>
+                <w:rFonts w:ascii="宋体" w:eastAsia="宋体" w:hAnsi="宋体"/>
                 <w:b/>
                 <w:bCs/>
                 <w:szCs w:val="21"/>
@@ -5366,7 +5220,7 @@
             </w:r>
             <w:r>
               <w:rPr>
-                <w:rFonts w:hint="eastAsia" w:ascii="宋体" w:hAnsi="宋体" w:eastAsia="宋体"/>
+                <w:rFonts w:ascii="宋体" w:eastAsia="宋体" w:hAnsi="宋体" w:hint="eastAsia"/>
                 <w:b/>
                 <w:bCs/>
                 <w:szCs w:val="21"/>
@@ -5375,7 +5229,7 @@
             </w:r>
             <w:r>
               <w:rPr>
-                <w:rFonts w:ascii="宋体" w:hAnsi="宋体" w:eastAsia="宋体"/>
+                <w:rFonts w:ascii="宋体" w:eastAsia="宋体" w:hAnsi="宋体"/>
                 <w:b/>
                 <w:bCs/>
                 <w:szCs w:val="21"/>
@@ -5393,7 +5247,7 @@
             <w:pPr>
               <w:spacing w:line="360" w:lineRule="auto"/>
               <w:rPr>
-                <w:rFonts w:hint="eastAsia" w:ascii="宋体" w:hAnsi="宋体" w:eastAsia="宋体"/>
+                <w:rFonts w:ascii="宋体" w:eastAsia="宋体" w:hAnsi="宋体" w:hint="eastAsia"/>
                 <w:b/>
                 <w:bCs/>
                 <w:szCs w:val="21"/>
@@ -5401,7 +5255,7 @@
             </w:pPr>
             <w:r>
               <w:rPr>
-                <w:rFonts w:ascii="宋体" w:hAnsi="宋体" w:eastAsia="宋体"/>
+                <w:rFonts w:ascii="宋体" w:eastAsia="宋体" w:hAnsi="宋体"/>
                 <w:b/>
                 <w:bCs/>
                 <w:szCs w:val="21"/>
@@ -5410,7 +5264,7 @@
             </w:r>
             <w:r>
               <w:rPr>
-                <w:rFonts w:hint="eastAsia" w:ascii="宋体" w:hAnsi="宋体" w:eastAsia="宋体"/>
+                <w:rFonts w:ascii="宋体" w:eastAsia="宋体" w:hAnsi="宋体" w:hint="eastAsia"/>
                 <w:b/>
                 <w:bCs/>
                 <w:szCs w:val="21"/>
@@ -5419,7 +5273,7 @@
             </w:r>
             <w:r>
               <w:rPr>
-                <w:rFonts w:ascii="宋体" w:hAnsi="宋体" w:eastAsia="宋体"/>
+                <w:rFonts w:ascii="宋体" w:eastAsia="宋体" w:hAnsi="宋体"/>
                 <w:b/>
                 <w:bCs/>
                 <w:szCs w:val="21"/>
@@ -5430,22 +5284,6 @@
         </w:tc>
       </w:tr>
       <w:tr>
-        <w:tblPrEx>
-          <w:tblBorders>
-            <w:top w:val="single" w:color="auto" w:sz="4" w:space="0"/>
-            <w:left w:val="single" w:color="auto" w:sz="4" w:space="0"/>
-            <w:bottom w:val="single" w:color="auto" w:sz="4" w:space="0"/>
-            <w:right w:val="single" w:color="auto" w:sz="4" w:space="0"/>
-            <w:insideH w:val="single" w:color="auto" w:sz="4" w:space="0"/>
-            <w:insideV w:val="single" w:color="auto" w:sz="4" w:space="0"/>
-          </w:tblBorders>
-          <w:tblCellMar>
-            <w:top w:w="0" w:type="dxa"/>
-            <w:left w:w="108" w:type="dxa"/>
-            <w:bottom w:w="0" w:type="dxa"/>
-            <w:right w:w="108" w:type="dxa"/>
-          </w:tblCellMar>
-        </w:tblPrEx>
         <w:tc>
           <w:tcPr>
             <w:tcW w:w="6062" w:type="dxa"/>
@@ -5455,34 +5293,34 @@
             <w:pPr>
               <w:spacing w:line="360" w:lineRule="auto"/>
               <w:rPr>
-                <w:rFonts w:hint="eastAsia" w:ascii="宋体" w:hAnsi="宋体" w:eastAsia="宋体"/>
+                <w:rFonts w:ascii="宋体" w:eastAsia="宋体" w:hAnsi="宋体" w:hint="eastAsia"/>
                 <w:szCs w:val="21"/>
               </w:rPr>
             </w:pPr>
             <w:r>
               <w:rPr>
-                <w:rFonts w:ascii="宋体" w:hAnsi="宋体" w:eastAsia="宋体"/>
+                <w:rFonts w:ascii="宋体" w:eastAsia="宋体" w:hAnsi="宋体"/>
                 <w:szCs w:val="21"/>
               </w:rPr>
               <w:t>实践</w:t>
             </w:r>
             <w:r>
               <w:rPr>
-                <w:rFonts w:hint="eastAsia" w:ascii="宋体" w:hAnsi="宋体" w:eastAsia="宋体"/>
+                <w:rFonts w:ascii="宋体" w:eastAsia="宋体" w:hAnsi="宋体" w:hint="eastAsia"/>
                 <w:szCs w:val="21"/>
               </w:rPr>
               <w:t>（实验）</w:t>
             </w:r>
             <w:r>
               <w:rPr>
-                <w:rFonts w:ascii="宋体" w:hAnsi="宋体" w:eastAsia="宋体"/>
+                <w:rFonts w:ascii="宋体" w:eastAsia="宋体" w:hAnsi="宋体"/>
                 <w:szCs w:val="21"/>
               </w:rPr>
               <w:t>一</w:t>
             </w:r>
             <w:r>
               <w:rPr>
-                <w:rFonts w:hint="eastAsia" w:ascii="宋体" w:hAnsi="宋体" w:eastAsia="宋体"/>
+                <w:rFonts w:ascii="宋体" w:eastAsia="宋体" w:hAnsi="宋体" w:hint="eastAsia"/>
                 <w:szCs w:val="21"/>
               </w:rPr>
               <w:t>:</w:t>
@@ -5495,7 +5333,7 @@
             </w:r>
             <w:r>
               <w:rPr>
-                <w:rFonts w:hint="eastAsia" w:ascii="宋体" w:hAnsi="宋体" w:eastAsia="宋体"/>
+                <w:rFonts w:ascii="宋体" w:eastAsia="宋体" w:hAnsi="宋体" w:hint="eastAsia"/>
                 <w:szCs w:val="21"/>
               </w:rPr>
               <w:t>制作双绞线</w:t>
@@ -5511,20 +5349,20 @@
             <w:pPr>
               <w:spacing w:line="360" w:lineRule="auto"/>
               <w:rPr>
-                <w:rFonts w:hint="eastAsia" w:ascii="宋体" w:hAnsi="宋体" w:eastAsia="宋体"/>
+                <w:rFonts w:ascii="宋体" w:eastAsia="宋体" w:hAnsi="宋体" w:hint="eastAsia"/>
                 <w:szCs w:val="21"/>
               </w:rPr>
             </w:pPr>
             <w:r>
               <w:rPr>
-                <w:rFonts w:hint="eastAsia" w:ascii="宋体" w:hAnsi="宋体" w:eastAsia="宋体"/>
+                <w:rFonts w:ascii="宋体" w:eastAsia="宋体" w:hAnsi="宋体" w:hint="eastAsia"/>
                 <w:szCs w:val="21"/>
               </w:rPr>
               <w:t>2</w:t>
             </w:r>
             <w:r>
               <w:rPr>
-                <w:rFonts w:ascii="宋体" w:hAnsi="宋体" w:eastAsia="宋体"/>
+                <w:rFonts w:ascii="宋体" w:eastAsia="宋体" w:hAnsi="宋体"/>
                 <w:szCs w:val="21"/>
               </w:rPr>
               <w:t>学时</w:t>
@@ -5533,22 +5371,6 @@
         </w:tc>
       </w:tr>
       <w:tr>
-        <w:tblPrEx>
-          <w:tblBorders>
-            <w:top w:val="single" w:color="auto" w:sz="4" w:space="0"/>
-            <w:left w:val="single" w:color="auto" w:sz="4" w:space="0"/>
-            <w:bottom w:val="single" w:color="auto" w:sz="4" w:space="0"/>
-            <w:right w:val="single" w:color="auto" w:sz="4" w:space="0"/>
-            <w:insideH w:val="single" w:color="auto" w:sz="4" w:space="0"/>
-            <w:insideV w:val="single" w:color="auto" w:sz="4" w:space="0"/>
-          </w:tblBorders>
-          <w:tblCellMar>
-            <w:top w:w="0" w:type="dxa"/>
-            <w:left w:w="108" w:type="dxa"/>
-            <w:bottom w:w="0" w:type="dxa"/>
-            <w:right w:w="108" w:type="dxa"/>
-          </w:tblCellMar>
-        </w:tblPrEx>
         <w:tc>
           <w:tcPr>
             <w:tcW w:w="6062" w:type="dxa"/>
@@ -5558,27 +5380,27 @@
             <w:pPr>
               <w:spacing w:line="360" w:lineRule="auto"/>
               <w:rPr>
-                <w:rFonts w:hint="eastAsia" w:ascii="宋体" w:hAnsi="宋体" w:eastAsia="宋体"/>
+                <w:rFonts w:ascii="宋体" w:eastAsia="宋体" w:hAnsi="宋体" w:hint="eastAsia"/>
                 <w:szCs w:val="21"/>
               </w:rPr>
             </w:pPr>
             <w:r>
               <w:rPr>
-                <w:rFonts w:ascii="宋体" w:hAnsi="宋体" w:eastAsia="宋体"/>
+                <w:rFonts w:ascii="宋体" w:eastAsia="宋体" w:hAnsi="宋体"/>
                 <w:szCs w:val="21"/>
               </w:rPr>
               <w:t>实践</w:t>
             </w:r>
             <w:r>
               <w:rPr>
-                <w:rFonts w:hint="eastAsia" w:ascii="宋体" w:hAnsi="宋体" w:eastAsia="宋体"/>
+                <w:rFonts w:ascii="宋体" w:eastAsia="宋体" w:hAnsi="宋体" w:hint="eastAsia"/>
                 <w:szCs w:val="21"/>
               </w:rPr>
               <w:t>（实验）</w:t>
             </w:r>
             <w:r>
               <w:rPr>
-                <w:rFonts w:ascii="宋体" w:hAnsi="宋体" w:eastAsia="宋体"/>
+                <w:rFonts w:ascii="宋体" w:eastAsia="宋体" w:hAnsi="宋体"/>
                 <w:szCs w:val="21"/>
               </w:rPr>
               <w:t>二:</w:t>
@@ -5591,7 +5413,7 @@
             </w:r>
             <w:r>
               <w:rPr>
-                <w:rFonts w:hint="eastAsia" w:ascii="宋体" w:hAnsi="宋体" w:eastAsia="宋体"/>
+                <w:rFonts w:ascii="宋体" w:eastAsia="宋体" w:hAnsi="宋体" w:hint="eastAsia"/>
                 <w:szCs w:val="21"/>
               </w:rPr>
               <w:t>配置IP地址</w:t>
@@ -5607,20 +5429,20 @@
             <w:pPr>
               <w:spacing w:line="360" w:lineRule="auto"/>
               <w:rPr>
-                <w:rFonts w:hint="eastAsia" w:ascii="宋体" w:hAnsi="宋体" w:eastAsia="宋体"/>
+                <w:rFonts w:ascii="宋体" w:eastAsia="宋体" w:hAnsi="宋体" w:hint="eastAsia"/>
                 <w:szCs w:val="21"/>
               </w:rPr>
             </w:pPr>
             <w:r>
               <w:rPr>
-                <w:rFonts w:hint="eastAsia" w:ascii="宋体" w:hAnsi="宋体" w:eastAsia="宋体"/>
+                <w:rFonts w:ascii="宋体" w:eastAsia="宋体" w:hAnsi="宋体" w:hint="eastAsia"/>
                 <w:szCs w:val="21"/>
               </w:rPr>
               <w:t>2</w:t>
             </w:r>
             <w:r>
               <w:rPr>
-                <w:rFonts w:ascii="宋体" w:hAnsi="宋体" w:eastAsia="宋体"/>
+                <w:rFonts w:ascii="宋体" w:eastAsia="宋体" w:hAnsi="宋体"/>
                 <w:szCs w:val="21"/>
               </w:rPr>
               <w:t>学时</w:t>
@@ -5629,22 +5451,6 @@
         </w:tc>
       </w:tr>
       <w:tr>
-        <w:tblPrEx>
-          <w:tblBorders>
-            <w:top w:val="single" w:color="auto" w:sz="4" w:space="0"/>
-            <w:left w:val="single" w:color="auto" w:sz="4" w:space="0"/>
-            <w:bottom w:val="single" w:color="auto" w:sz="4" w:space="0"/>
-            <w:right w:val="single" w:color="auto" w:sz="4" w:space="0"/>
-            <w:insideH w:val="single" w:color="auto" w:sz="4" w:space="0"/>
-            <w:insideV w:val="single" w:color="auto" w:sz="4" w:space="0"/>
-          </w:tblBorders>
-          <w:tblCellMar>
-            <w:top w:w="0" w:type="dxa"/>
-            <w:left w:w="108" w:type="dxa"/>
-            <w:bottom w:w="0" w:type="dxa"/>
-            <w:right w:w="108" w:type="dxa"/>
-          </w:tblCellMar>
-        </w:tblPrEx>
         <w:tc>
           <w:tcPr>
             <w:tcW w:w="6062" w:type="dxa"/>
@@ -5654,34 +5460,34 @@
             <w:pPr>
               <w:spacing w:line="360" w:lineRule="auto"/>
               <w:rPr>
-                <w:rFonts w:hint="eastAsia" w:ascii="宋体" w:hAnsi="宋体" w:eastAsia="宋体"/>
+                <w:rFonts w:ascii="宋体" w:eastAsia="宋体" w:hAnsi="宋体" w:hint="eastAsia"/>
                 <w:szCs w:val="21"/>
               </w:rPr>
             </w:pPr>
             <w:r>
               <w:rPr>
-                <w:rFonts w:ascii="宋体" w:hAnsi="宋体" w:eastAsia="宋体"/>
+                <w:rFonts w:ascii="宋体" w:eastAsia="宋体" w:hAnsi="宋体"/>
                 <w:szCs w:val="21"/>
               </w:rPr>
               <w:t>实践</w:t>
             </w:r>
             <w:r>
               <w:rPr>
-                <w:rFonts w:hint="eastAsia" w:ascii="宋体" w:hAnsi="宋体" w:eastAsia="宋体"/>
+                <w:rFonts w:ascii="宋体" w:eastAsia="宋体" w:hAnsi="宋体" w:hint="eastAsia"/>
                 <w:szCs w:val="21"/>
               </w:rPr>
               <w:t>（实验）</w:t>
             </w:r>
             <w:r>
               <w:rPr>
-                <w:rFonts w:ascii="宋体" w:hAnsi="宋体" w:eastAsia="宋体"/>
+                <w:rFonts w:ascii="宋体" w:eastAsia="宋体" w:hAnsi="宋体"/>
                 <w:szCs w:val="21"/>
               </w:rPr>
               <w:t>三</w:t>
             </w:r>
             <w:r>
               <w:rPr>
-                <w:rFonts w:hint="eastAsia" w:ascii="宋体" w:hAnsi="宋体" w:eastAsia="宋体"/>
+                <w:rFonts w:ascii="宋体" w:eastAsia="宋体" w:hAnsi="宋体" w:hint="eastAsia"/>
                 <w:szCs w:val="21"/>
               </w:rPr>
               <w:t>:</w:t>
@@ -5694,7 +5500,7 @@
             </w:r>
             <w:r>
               <w:rPr>
-                <w:rFonts w:hint="eastAsia" w:ascii="宋体" w:hAnsi="宋体" w:eastAsia="宋体"/>
+                <w:rFonts w:ascii="宋体" w:eastAsia="宋体" w:hAnsi="宋体" w:hint="eastAsia"/>
                 <w:szCs w:val="21"/>
               </w:rPr>
               <w:t>VLAN配置</w:t>
@@ -5710,20 +5516,20 @@
             <w:pPr>
               <w:spacing w:line="360" w:lineRule="auto"/>
               <w:rPr>
-                <w:rFonts w:hint="eastAsia" w:ascii="宋体" w:hAnsi="宋体" w:eastAsia="宋体"/>
+                <w:rFonts w:ascii="宋体" w:eastAsia="宋体" w:hAnsi="宋体" w:hint="eastAsia"/>
                 <w:szCs w:val="21"/>
               </w:rPr>
             </w:pPr>
             <w:r>
               <w:rPr>
-                <w:rFonts w:hint="eastAsia" w:ascii="宋体" w:hAnsi="宋体" w:eastAsia="宋体"/>
+                <w:rFonts w:ascii="宋体" w:eastAsia="宋体" w:hAnsi="宋体" w:hint="eastAsia"/>
                 <w:szCs w:val="21"/>
               </w:rPr>
               <w:t>2</w:t>
             </w:r>
             <w:r>
               <w:rPr>
-                <w:rFonts w:ascii="宋体" w:hAnsi="宋体" w:eastAsia="宋体"/>
+                <w:rFonts w:ascii="宋体" w:eastAsia="宋体" w:hAnsi="宋体"/>
                 <w:szCs w:val="21"/>
               </w:rPr>
               <w:t>学时</w:t>
@@ -5732,22 +5538,6 @@
         </w:tc>
       </w:tr>
       <w:tr>
-        <w:tblPrEx>
-          <w:tblBorders>
-            <w:top w:val="single" w:color="auto" w:sz="4" w:space="0"/>
-            <w:left w:val="single" w:color="auto" w:sz="4" w:space="0"/>
-            <w:bottom w:val="single" w:color="auto" w:sz="4" w:space="0"/>
-            <w:right w:val="single" w:color="auto" w:sz="4" w:space="0"/>
-            <w:insideH w:val="single" w:color="auto" w:sz="4" w:space="0"/>
-            <w:insideV w:val="single" w:color="auto" w:sz="4" w:space="0"/>
-          </w:tblBorders>
-          <w:tblCellMar>
-            <w:top w:w="0" w:type="dxa"/>
-            <w:left w:w="108" w:type="dxa"/>
-            <w:bottom w:w="0" w:type="dxa"/>
-            <w:right w:w="108" w:type="dxa"/>
-          </w:tblCellMar>
-        </w:tblPrEx>
         <w:tc>
           <w:tcPr>
             <w:tcW w:w="6062" w:type="dxa"/>
@@ -5757,20 +5547,20 @@
             <w:pPr>
               <w:spacing w:line="360" w:lineRule="auto"/>
               <w:rPr>
-                <w:rFonts w:hint="eastAsia" w:ascii="宋体" w:hAnsi="宋体" w:eastAsia="宋体"/>
+                <w:rFonts w:ascii="宋体" w:eastAsia="宋体" w:hAnsi="宋体" w:hint="eastAsia"/>
                 <w:szCs w:val="21"/>
               </w:rPr>
             </w:pPr>
             <w:r>
               <w:rPr>
-                <w:rFonts w:ascii="宋体" w:hAnsi="宋体" w:eastAsia="宋体"/>
+                <w:rFonts w:ascii="宋体" w:eastAsia="宋体" w:hAnsi="宋体"/>
                 <w:szCs w:val="21"/>
               </w:rPr>
               <w:t>实践</w:t>
             </w:r>
             <w:r>
               <w:rPr>
-                <w:rFonts w:hint="eastAsia" w:ascii="宋体" w:hAnsi="宋体" w:eastAsia="宋体"/>
+                <w:rFonts w:ascii="宋体" w:eastAsia="宋体" w:hAnsi="宋体" w:hint="eastAsia"/>
                 <w:szCs w:val="21"/>
               </w:rPr>
               <w:t>（实验）四:静态路由协议的配置</w:t>
@@ -5786,20 +5576,20 @@
             <w:pPr>
               <w:spacing w:line="360" w:lineRule="auto"/>
               <w:rPr>
-                <w:rFonts w:hint="eastAsia" w:ascii="宋体" w:hAnsi="宋体" w:eastAsia="宋体"/>
+                <w:rFonts w:ascii="宋体" w:eastAsia="宋体" w:hAnsi="宋体" w:hint="eastAsia"/>
                 <w:szCs w:val="21"/>
               </w:rPr>
             </w:pPr>
             <w:r>
               <w:rPr>
-                <w:rFonts w:hint="eastAsia" w:ascii="宋体" w:hAnsi="宋体" w:eastAsia="宋体"/>
+                <w:rFonts w:ascii="宋体" w:eastAsia="宋体" w:hAnsi="宋体" w:hint="eastAsia"/>
                 <w:szCs w:val="21"/>
               </w:rPr>
               <w:t>2</w:t>
             </w:r>
             <w:r>
               <w:rPr>
-                <w:rFonts w:ascii="宋体" w:hAnsi="宋体" w:eastAsia="宋体"/>
+                <w:rFonts w:ascii="宋体" w:eastAsia="宋体" w:hAnsi="宋体"/>
                 <w:szCs w:val="21"/>
               </w:rPr>
               <w:t>学时</w:t>
@@ -5808,22 +5598,6 @@
         </w:tc>
       </w:tr>
       <w:tr>
-        <w:tblPrEx>
-          <w:tblBorders>
-            <w:top w:val="single" w:color="auto" w:sz="4" w:space="0"/>
-            <w:left w:val="single" w:color="auto" w:sz="4" w:space="0"/>
-            <w:bottom w:val="single" w:color="auto" w:sz="4" w:space="0"/>
-            <w:right w:val="single" w:color="auto" w:sz="4" w:space="0"/>
-            <w:insideH w:val="single" w:color="auto" w:sz="4" w:space="0"/>
-            <w:insideV w:val="single" w:color="auto" w:sz="4" w:space="0"/>
-          </w:tblBorders>
-          <w:tblCellMar>
-            <w:top w:w="0" w:type="dxa"/>
-            <w:left w:w="108" w:type="dxa"/>
-            <w:bottom w:w="0" w:type="dxa"/>
-            <w:right w:w="108" w:type="dxa"/>
-          </w:tblCellMar>
-        </w:tblPrEx>
         <w:tc>
           <w:tcPr>
             <w:tcW w:w="6062" w:type="dxa"/>
@@ -5833,20 +5607,21 @@
             <w:pPr>
               <w:spacing w:line="360" w:lineRule="auto"/>
               <w:rPr>
-                <w:rFonts w:hint="eastAsia" w:ascii="宋体" w:hAnsi="宋体" w:eastAsia="宋体"/>
+                <w:rFonts w:ascii="宋体" w:eastAsia="宋体" w:hAnsi="宋体" w:hint="eastAsia"/>
                 <w:szCs w:val="21"/>
               </w:rPr>
             </w:pPr>
             <w:r>
               <w:rPr>
-                <w:rFonts w:ascii="宋体" w:hAnsi="宋体" w:eastAsia="宋体"/>
-                <w:szCs w:val="21"/>
-              </w:rPr>
+                <w:rFonts w:ascii="宋体" w:eastAsia="宋体" w:hAnsi="宋体"/>
+                <w:szCs w:val="21"/>
+              </w:rPr>
+              <w:lastRenderedPageBreak/>
               <w:t>实践</w:t>
             </w:r>
             <w:r>
               <w:rPr>
-                <w:rFonts w:hint="eastAsia" w:ascii="宋体" w:hAnsi="宋体" w:eastAsia="宋体"/>
+                <w:rFonts w:ascii="宋体" w:eastAsia="宋体" w:hAnsi="宋体" w:hint="eastAsia"/>
                 <w:szCs w:val="21"/>
               </w:rPr>
               <w:t>（实验）五:</w:t>
@@ -5859,7 +5634,7 @@
             </w:r>
             <w:r>
               <w:rPr>
-                <w:rFonts w:hint="eastAsia" w:ascii="宋体" w:hAnsi="宋体" w:eastAsia="宋体"/>
+                <w:rFonts w:ascii="宋体" w:eastAsia="宋体" w:hAnsi="宋体" w:hint="eastAsia"/>
                 <w:szCs w:val="21"/>
               </w:rPr>
               <w:t>动态路由配置RIP</w:t>
@@ -5875,20 +5650,20 @@
             <w:pPr>
               <w:spacing w:line="360" w:lineRule="auto"/>
               <w:rPr>
-                <w:rFonts w:hint="eastAsia" w:ascii="宋体" w:hAnsi="宋体" w:eastAsia="宋体"/>
+                <w:rFonts w:ascii="宋体" w:eastAsia="宋体" w:hAnsi="宋体" w:hint="eastAsia"/>
                 <w:szCs w:val="21"/>
               </w:rPr>
             </w:pPr>
             <w:r>
               <w:rPr>
-                <w:rFonts w:hint="eastAsia" w:ascii="宋体" w:hAnsi="宋体" w:eastAsia="宋体"/>
+                <w:rFonts w:ascii="宋体" w:eastAsia="宋体" w:hAnsi="宋体" w:hint="eastAsia"/>
                 <w:szCs w:val="21"/>
               </w:rPr>
               <w:t>2</w:t>
             </w:r>
             <w:r>
               <w:rPr>
-                <w:rFonts w:ascii="宋体" w:hAnsi="宋体" w:eastAsia="宋体"/>
+                <w:rFonts w:ascii="宋体" w:eastAsia="宋体" w:hAnsi="宋体"/>
                 <w:szCs w:val="21"/>
               </w:rPr>
               <w:t>学时</w:t>
@@ -5897,22 +5672,6 @@
         </w:tc>
       </w:tr>
       <w:tr>
-        <w:tblPrEx>
-          <w:tblBorders>
-            <w:top w:val="single" w:color="auto" w:sz="4" w:space="0"/>
-            <w:left w:val="single" w:color="auto" w:sz="4" w:space="0"/>
-            <w:bottom w:val="single" w:color="auto" w:sz="4" w:space="0"/>
-            <w:right w:val="single" w:color="auto" w:sz="4" w:space="0"/>
-            <w:insideH w:val="single" w:color="auto" w:sz="4" w:space="0"/>
-            <w:insideV w:val="single" w:color="auto" w:sz="4" w:space="0"/>
-          </w:tblBorders>
-          <w:tblCellMar>
-            <w:top w:w="0" w:type="dxa"/>
-            <w:left w:w="108" w:type="dxa"/>
-            <w:bottom w:w="0" w:type="dxa"/>
-            <w:right w:w="108" w:type="dxa"/>
-          </w:tblCellMar>
-        </w:tblPrEx>
         <w:tc>
           <w:tcPr>
             <w:tcW w:w="6062" w:type="dxa"/>
@@ -5922,20 +5681,20 @@
             <w:pPr>
               <w:spacing w:line="360" w:lineRule="auto"/>
               <w:rPr>
-                <w:rFonts w:hint="eastAsia" w:ascii="宋体" w:hAnsi="宋体" w:eastAsia="宋体"/>
+                <w:rFonts w:ascii="宋体" w:eastAsia="宋体" w:hAnsi="宋体" w:hint="eastAsia"/>
                 <w:szCs w:val="21"/>
               </w:rPr>
             </w:pPr>
             <w:r>
               <w:rPr>
-                <w:rFonts w:ascii="宋体" w:hAnsi="宋体" w:eastAsia="宋体"/>
+                <w:rFonts w:ascii="宋体" w:eastAsia="宋体" w:hAnsi="宋体"/>
                 <w:szCs w:val="21"/>
               </w:rPr>
               <w:t>实践</w:t>
             </w:r>
             <w:r>
               <w:rPr>
-                <w:rFonts w:hint="eastAsia" w:ascii="宋体" w:hAnsi="宋体" w:eastAsia="宋体"/>
+                <w:rFonts w:ascii="宋体" w:eastAsia="宋体" w:hAnsi="宋体" w:hint="eastAsia"/>
                 <w:szCs w:val="21"/>
               </w:rPr>
               <w:t>（实验）六:</w:t>
@@ -5948,7 +5707,7 @@
             </w:r>
             <w:r>
               <w:rPr>
-                <w:rFonts w:hint="eastAsia" w:ascii="宋体" w:hAnsi="宋体" w:eastAsia="宋体"/>
+                <w:rFonts w:ascii="宋体" w:eastAsia="宋体" w:hAnsi="宋体" w:hint="eastAsia"/>
                 <w:szCs w:val="21"/>
               </w:rPr>
               <w:t>动态路由配置OSPF</w:t>
@@ -5964,20 +5723,20 @@
             <w:pPr>
               <w:spacing w:line="360" w:lineRule="auto"/>
               <w:rPr>
-                <w:rFonts w:hint="eastAsia" w:ascii="宋体" w:hAnsi="宋体" w:eastAsia="宋体"/>
+                <w:rFonts w:ascii="宋体" w:eastAsia="宋体" w:hAnsi="宋体" w:hint="eastAsia"/>
                 <w:szCs w:val="21"/>
               </w:rPr>
             </w:pPr>
             <w:r>
               <w:rPr>
-                <w:rFonts w:hint="eastAsia" w:ascii="宋体" w:hAnsi="宋体" w:eastAsia="宋体"/>
+                <w:rFonts w:ascii="宋体" w:eastAsia="宋体" w:hAnsi="宋体" w:hint="eastAsia"/>
                 <w:szCs w:val="21"/>
               </w:rPr>
               <w:t>2</w:t>
             </w:r>
             <w:r>
               <w:rPr>
-                <w:rFonts w:ascii="宋体" w:hAnsi="宋体" w:eastAsia="宋体"/>
+                <w:rFonts w:ascii="宋体" w:eastAsia="宋体" w:hAnsi="宋体"/>
                 <w:szCs w:val="21"/>
               </w:rPr>
               <w:t>学时</w:t>
@@ -5986,22 +5745,6 @@
         </w:tc>
       </w:tr>
       <w:tr>
-        <w:tblPrEx>
-          <w:tblBorders>
-            <w:top w:val="single" w:color="auto" w:sz="4" w:space="0"/>
-            <w:left w:val="single" w:color="auto" w:sz="4" w:space="0"/>
-            <w:bottom w:val="single" w:color="auto" w:sz="4" w:space="0"/>
-            <w:right w:val="single" w:color="auto" w:sz="4" w:space="0"/>
-            <w:insideH w:val="single" w:color="auto" w:sz="4" w:space="0"/>
-            <w:insideV w:val="single" w:color="auto" w:sz="4" w:space="0"/>
-          </w:tblBorders>
-          <w:tblCellMar>
-            <w:top w:w="0" w:type="dxa"/>
-            <w:left w:w="108" w:type="dxa"/>
-            <w:bottom w:w="0" w:type="dxa"/>
-            <w:right w:w="108" w:type="dxa"/>
-          </w:tblCellMar>
-        </w:tblPrEx>
         <w:tc>
           <w:tcPr>
             <w:tcW w:w="6062" w:type="dxa"/>
@@ -6011,20 +5754,20 @@
             <w:pPr>
               <w:spacing w:line="360" w:lineRule="auto"/>
               <w:rPr>
-                <w:rFonts w:hint="eastAsia" w:ascii="宋体" w:hAnsi="宋体" w:eastAsia="宋体"/>
+                <w:rFonts w:ascii="宋体" w:eastAsia="宋体" w:hAnsi="宋体" w:hint="eastAsia"/>
                 <w:szCs w:val="21"/>
               </w:rPr>
             </w:pPr>
             <w:r>
               <w:rPr>
-                <w:rFonts w:ascii="宋体" w:hAnsi="宋体" w:eastAsia="宋体"/>
+                <w:rFonts w:ascii="宋体" w:eastAsia="宋体" w:hAnsi="宋体"/>
                 <w:szCs w:val="21"/>
               </w:rPr>
               <w:t>实践</w:t>
             </w:r>
             <w:r>
               <w:rPr>
-                <w:rFonts w:hint="eastAsia" w:ascii="宋体" w:hAnsi="宋体" w:eastAsia="宋体"/>
+                <w:rFonts w:ascii="宋体" w:eastAsia="宋体" w:hAnsi="宋体" w:hint="eastAsia"/>
                 <w:szCs w:val="21"/>
               </w:rPr>
               <w:t>（实验）七:三层交换机互连</w:t>
@@ -6040,20 +5783,20 @@
             <w:pPr>
               <w:spacing w:line="360" w:lineRule="auto"/>
               <w:rPr>
-                <w:rFonts w:hint="eastAsia" w:ascii="宋体" w:hAnsi="宋体" w:eastAsia="宋体"/>
+                <w:rFonts w:ascii="宋体" w:eastAsia="宋体" w:hAnsi="宋体" w:hint="eastAsia"/>
                 <w:szCs w:val="21"/>
               </w:rPr>
             </w:pPr>
             <w:r>
               <w:rPr>
-                <w:rFonts w:hint="eastAsia" w:ascii="宋体" w:hAnsi="宋体" w:eastAsia="宋体"/>
+                <w:rFonts w:ascii="宋体" w:eastAsia="宋体" w:hAnsi="宋体" w:hint="eastAsia"/>
                 <w:szCs w:val="21"/>
               </w:rPr>
               <w:t>2</w:t>
             </w:r>
             <w:r>
               <w:rPr>
-                <w:rFonts w:ascii="宋体" w:hAnsi="宋体" w:eastAsia="宋体"/>
+                <w:rFonts w:ascii="宋体" w:eastAsia="宋体" w:hAnsi="宋体"/>
                 <w:szCs w:val="21"/>
               </w:rPr>
               <w:t>学时</w:t>
@@ -6062,22 +5805,6 @@
         </w:tc>
       </w:tr>
       <w:tr>
-        <w:tblPrEx>
-          <w:tblBorders>
-            <w:top w:val="single" w:color="auto" w:sz="4" w:space="0"/>
-            <w:left w:val="single" w:color="auto" w:sz="4" w:space="0"/>
-            <w:bottom w:val="single" w:color="auto" w:sz="4" w:space="0"/>
-            <w:right w:val="single" w:color="auto" w:sz="4" w:space="0"/>
-            <w:insideH w:val="single" w:color="auto" w:sz="4" w:space="0"/>
-            <w:insideV w:val="single" w:color="auto" w:sz="4" w:space="0"/>
-          </w:tblBorders>
-          <w:tblCellMar>
-            <w:top w:w="0" w:type="dxa"/>
-            <w:left w:w="108" w:type="dxa"/>
-            <w:bottom w:w="0" w:type="dxa"/>
-            <w:right w:w="108" w:type="dxa"/>
-          </w:tblCellMar>
-        </w:tblPrEx>
         <w:tc>
           <w:tcPr>
             <w:tcW w:w="6062" w:type="dxa"/>
@@ -6087,20 +5814,20 @@
             <w:pPr>
               <w:spacing w:line="360" w:lineRule="auto"/>
               <w:rPr>
-                <w:rFonts w:hint="eastAsia" w:ascii="宋体" w:hAnsi="宋体" w:eastAsia="宋体"/>
+                <w:rFonts w:ascii="宋体" w:eastAsia="宋体" w:hAnsi="宋体" w:hint="eastAsia"/>
                 <w:szCs w:val="21"/>
               </w:rPr>
             </w:pPr>
             <w:r>
               <w:rPr>
-                <w:rFonts w:ascii="宋体" w:hAnsi="宋体" w:eastAsia="宋体"/>
+                <w:rFonts w:ascii="宋体" w:eastAsia="宋体" w:hAnsi="宋体"/>
                 <w:szCs w:val="21"/>
               </w:rPr>
               <w:t>实践</w:t>
             </w:r>
             <w:r>
               <w:rPr>
-                <w:rFonts w:hint="eastAsia" w:ascii="宋体" w:hAnsi="宋体" w:eastAsia="宋体"/>
+                <w:rFonts w:ascii="宋体" w:eastAsia="宋体" w:hAnsi="宋体" w:hint="eastAsia"/>
                 <w:szCs w:val="21"/>
               </w:rPr>
               <w:t>（实验）八:</w:t>
@@ -6113,7 +5840,7 @@
             </w:r>
             <w:r>
               <w:rPr>
-                <w:rFonts w:hint="eastAsia" w:ascii="宋体" w:hAnsi="宋体" w:eastAsia="宋体"/>
+                <w:rFonts w:ascii="宋体" w:eastAsia="宋体" w:hAnsi="宋体" w:hint="eastAsia"/>
                 <w:szCs w:val="21"/>
               </w:rPr>
               <w:t>UDP报文分析</w:t>
@@ -6129,20 +5856,20 @@
             <w:pPr>
               <w:spacing w:line="360" w:lineRule="auto"/>
               <w:rPr>
-                <w:rFonts w:hint="eastAsia" w:ascii="宋体" w:hAnsi="宋体" w:eastAsia="宋体"/>
+                <w:rFonts w:ascii="宋体" w:eastAsia="宋体" w:hAnsi="宋体" w:hint="eastAsia"/>
                 <w:szCs w:val="21"/>
               </w:rPr>
             </w:pPr>
             <w:r>
               <w:rPr>
-                <w:rFonts w:hint="eastAsia" w:ascii="宋体" w:hAnsi="宋体" w:eastAsia="宋体"/>
+                <w:rFonts w:ascii="宋体" w:eastAsia="宋体" w:hAnsi="宋体" w:hint="eastAsia"/>
                 <w:szCs w:val="21"/>
               </w:rPr>
               <w:t>2</w:t>
             </w:r>
             <w:r>
               <w:rPr>
-                <w:rFonts w:ascii="宋体" w:hAnsi="宋体" w:eastAsia="宋体"/>
+                <w:rFonts w:ascii="宋体" w:eastAsia="宋体" w:hAnsi="宋体"/>
                 <w:szCs w:val="21"/>
               </w:rPr>
               <w:t>学时</w:t>
@@ -6151,22 +5878,6 @@
         </w:tc>
       </w:tr>
       <w:tr>
-        <w:tblPrEx>
-          <w:tblBorders>
-            <w:top w:val="single" w:color="auto" w:sz="4" w:space="0"/>
-            <w:left w:val="single" w:color="auto" w:sz="4" w:space="0"/>
-            <w:bottom w:val="single" w:color="auto" w:sz="4" w:space="0"/>
-            <w:right w:val="single" w:color="auto" w:sz="4" w:space="0"/>
-            <w:insideH w:val="single" w:color="auto" w:sz="4" w:space="0"/>
-            <w:insideV w:val="single" w:color="auto" w:sz="4" w:space="0"/>
-          </w:tblBorders>
-          <w:tblCellMar>
-            <w:top w:w="0" w:type="dxa"/>
-            <w:left w:w="108" w:type="dxa"/>
-            <w:bottom w:w="0" w:type="dxa"/>
-            <w:right w:w="108" w:type="dxa"/>
-          </w:tblCellMar>
-        </w:tblPrEx>
         <w:tc>
           <w:tcPr>
             <w:tcW w:w="6062" w:type="dxa"/>
@@ -6176,20 +5887,20 @@
             <w:pPr>
               <w:spacing w:line="360" w:lineRule="auto"/>
               <w:rPr>
-                <w:rFonts w:hint="eastAsia" w:ascii="宋体" w:hAnsi="宋体" w:eastAsia="宋体"/>
+                <w:rFonts w:ascii="宋体" w:eastAsia="宋体" w:hAnsi="宋体" w:hint="eastAsia"/>
                 <w:szCs w:val="21"/>
               </w:rPr>
             </w:pPr>
             <w:r>
               <w:rPr>
-                <w:rFonts w:ascii="宋体" w:hAnsi="宋体" w:eastAsia="宋体"/>
+                <w:rFonts w:ascii="宋体" w:eastAsia="宋体" w:hAnsi="宋体"/>
                 <w:szCs w:val="21"/>
               </w:rPr>
               <w:t>实践</w:t>
             </w:r>
             <w:r>
               <w:rPr>
-                <w:rFonts w:hint="eastAsia" w:ascii="宋体" w:hAnsi="宋体" w:eastAsia="宋体"/>
+                <w:rFonts w:ascii="宋体" w:eastAsia="宋体" w:hAnsi="宋体" w:hint="eastAsia"/>
                 <w:szCs w:val="21"/>
               </w:rPr>
               <w:t>（实验）九:</w:t>
@@ -6202,7 +5913,7 @@
             </w:r>
             <w:r>
               <w:rPr>
-                <w:rFonts w:hint="eastAsia" w:ascii="宋体" w:hAnsi="宋体" w:eastAsia="宋体"/>
+                <w:rFonts w:ascii="宋体" w:eastAsia="宋体" w:hAnsi="宋体" w:hint="eastAsia"/>
                 <w:szCs w:val="21"/>
               </w:rPr>
               <w:t>NAT相关协议配置</w:t>
@@ -6218,20 +5929,20 @@
             <w:pPr>
               <w:spacing w:line="360" w:lineRule="auto"/>
               <w:rPr>
-                <w:rFonts w:hint="eastAsia" w:ascii="宋体" w:hAnsi="宋体" w:eastAsia="宋体"/>
+                <w:rFonts w:ascii="宋体" w:eastAsia="宋体" w:hAnsi="宋体" w:hint="eastAsia"/>
                 <w:szCs w:val="21"/>
               </w:rPr>
             </w:pPr>
             <w:r>
               <w:rPr>
-                <w:rFonts w:hint="eastAsia" w:ascii="宋体" w:hAnsi="宋体" w:eastAsia="宋体"/>
+                <w:rFonts w:ascii="宋体" w:eastAsia="宋体" w:hAnsi="宋体" w:hint="eastAsia"/>
                 <w:szCs w:val="21"/>
               </w:rPr>
               <w:t>2</w:t>
             </w:r>
             <w:r>
               <w:rPr>
-                <w:rFonts w:ascii="宋体" w:hAnsi="宋体" w:eastAsia="宋体"/>
+                <w:rFonts w:ascii="宋体" w:eastAsia="宋体" w:hAnsi="宋体"/>
                 <w:szCs w:val="21"/>
               </w:rPr>
               <w:t>学时</w:t>
@@ -6240,22 +5951,6 @@
         </w:tc>
       </w:tr>
       <w:tr>
-        <w:tblPrEx>
-          <w:tblBorders>
-            <w:top w:val="single" w:color="auto" w:sz="4" w:space="0"/>
-            <w:left w:val="single" w:color="auto" w:sz="4" w:space="0"/>
-            <w:bottom w:val="single" w:color="auto" w:sz="4" w:space="0"/>
-            <w:right w:val="single" w:color="auto" w:sz="4" w:space="0"/>
-            <w:insideH w:val="single" w:color="auto" w:sz="4" w:space="0"/>
-            <w:insideV w:val="single" w:color="auto" w:sz="4" w:space="0"/>
-          </w:tblBorders>
-          <w:tblCellMar>
-            <w:top w:w="0" w:type="dxa"/>
-            <w:left w:w="108" w:type="dxa"/>
-            <w:bottom w:w="0" w:type="dxa"/>
-            <w:right w:w="108" w:type="dxa"/>
-          </w:tblCellMar>
-        </w:tblPrEx>
         <w:tc>
           <w:tcPr>
             <w:tcW w:w="6062" w:type="dxa"/>
@@ -6265,20 +5960,20 @@
             <w:pPr>
               <w:spacing w:line="360" w:lineRule="auto"/>
               <w:rPr>
-                <w:rFonts w:hint="eastAsia" w:ascii="宋体" w:hAnsi="宋体" w:eastAsia="宋体"/>
+                <w:rFonts w:ascii="宋体" w:eastAsia="宋体" w:hAnsi="宋体" w:hint="eastAsia"/>
                 <w:szCs w:val="21"/>
               </w:rPr>
             </w:pPr>
             <w:r>
               <w:rPr>
-                <w:rFonts w:ascii="宋体" w:hAnsi="宋体" w:eastAsia="宋体"/>
+                <w:rFonts w:ascii="宋体" w:eastAsia="宋体" w:hAnsi="宋体"/>
                 <w:szCs w:val="21"/>
               </w:rPr>
               <w:t>实践</w:t>
             </w:r>
             <w:r>
               <w:rPr>
-                <w:rFonts w:hint="eastAsia" w:ascii="宋体" w:hAnsi="宋体" w:eastAsia="宋体"/>
+                <w:rFonts w:ascii="宋体" w:eastAsia="宋体" w:hAnsi="宋体" w:hint="eastAsia"/>
                 <w:szCs w:val="21"/>
               </w:rPr>
               <w:t>（实验）十:</w:t>
@@ -6291,7 +5986,7 @@
             </w:r>
             <w:r>
               <w:rPr>
-                <w:rFonts w:hint="eastAsia" w:ascii="宋体" w:hAnsi="宋体" w:eastAsia="宋体"/>
+                <w:rFonts w:ascii="宋体" w:eastAsia="宋体" w:hAnsi="宋体" w:hint="eastAsia"/>
                 <w:szCs w:val="21"/>
               </w:rPr>
               <w:t>DNS、HTTP、FTP 服务器配置</w:t>
@@ -6307,20 +6002,20 @@
             <w:pPr>
               <w:spacing w:line="360" w:lineRule="auto"/>
               <w:rPr>
-                <w:rFonts w:hint="eastAsia" w:ascii="宋体" w:hAnsi="宋体" w:eastAsia="宋体"/>
+                <w:rFonts w:ascii="宋体" w:eastAsia="宋体" w:hAnsi="宋体" w:hint="eastAsia"/>
                 <w:szCs w:val="21"/>
               </w:rPr>
             </w:pPr>
             <w:r>
               <w:rPr>
-                <w:rFonts w:hint="eastAsia" w:ascii="宋体" w:hAnsi="宋体" w:eastAsia="宋体"/>
+                <w:rFonts w:ascii="宋体" w:eastAsia="宋体" w:hAnsi="宋体" w:hint="eastAsia"/>
                 <w:szCs w:val="21"/>
               </w:rPr>
               <w:t>2</w:t>
             </w:r>
             <w:r>
               <w:rPr>
-                <w:rFonts w:ascii="宋体" w:hAnsi="宋体" w:eastAsia="宋体"/>
+                <w:rFonts w:ascii="宋体" w:eastAsia="宋体" w:hAnsi="宋体"/>
                 <w:szCs w:val="21"/>
               </w:rPr>
               <w:t>学时</w:t>
@@ -6329,22 +6024,6 @@
         </w:tc>
       </w:tr>
       <w:tr>
-        <w:tblPrEx>
-          <w:tblBorders>
-            <w:top w:val="single" w:color="auto" w:sz="4" w:space="0"/>
-            <w:left w:val="single" w:color="auto" w:sz="4" w:space="0"/>
-            <w:bottom w:val="single" w:color="auto" w:sz="4" w:space="0"/>
-            <w:right w:val="single" w:color="auto" w:sz="4" w:space="0"/>
-            <w:insideH w:val="single" w:color="auto" w:sz="4" w:space="0"/>
-            <w:insideV w:val="single" w:color="auto" w:sz="4" w:space="0"/>
-          </w:tblBorders>
-          <w:tblCellMar>
-            <w:top w:w="0" w:type="dxa"/>
-            <w:left w:w="108" w:type="dxa"/>
-            <w:bottom w:w="0" w:type="dxa"/>
-            <w:right w:w="108" w:type="dxa"/>
-          </w:tblCellMar>
-        </w:tblPrEx>
         <w:tc>
           <w:tcPr>
             <w:tcW w:w="6062" w:type="dxa"/>
@@ -6353,15 +6032,15 @@
           <w:p>
             <w:pPr>
               <w:spacing w:line="360" w:lineRule="auto"/>
-              <w:ind w:firstLine="2310" w:firstLineChars="1100"/>
-              <w:rPr>
-                <w:rFonts w:hint="eastAsia" w:ascii="宋体" w:hAnsi="宋体" w:eastAsia="宋体"/>
+              <w:ind w:firstLineChars="1100" w:firstLine="2310"/>
+              <w:rPr>
+                <w:rFonts w:ascii="宋体" w:eastAsia="宋体" w:hAnsi="宋体" w:hint="eastAsia"/>
                 <w:szCs w:val="21"/>
               </w:rPr>
             </w:pPr>
             <w:r>
               <w:rPr>
-                <w:rFonts w:ascii="宋体" w:hAnsi="宋体" w:eastAsia="宋体"/>
+                <w:rFonts w:ascii="宋体" w:eastAsia="宋体" w:hAnsi="宋体"/>
                 <w:szCs w:val="21"/>
               </w:rPr>
               <w:t>合   计</w:t>
@@ -6377,27 +6056,27 @@
             <w:pPr>
               <w:spacing w:line="360" w:lineRule="auto"/>
               <w:rPr>
-                <w:rFonts w:hint="eastAsia" w:ascii="宋体" w:hAnsi="宋体" w:eastAsia="宋体"/>
+                <w:rFonts w:ascii="宋体" w:eastAsia="宋体" w:hAnsi="宋体" w:hint="eastAsia"/>
                 <w:szCs w:val="21"/>
               </w:rPr>
             </w:pPr>
             <w:r>
               <w:rPr>
-                <w:rFonts w:hint="eastAsia" w:ascii="宋体" w:hAnsi="宋体" w:eastAsia="宋体"/>
+                <w:rFonts w:ascii="宋体" w:eastAsia="宋体" w:hAnsi="宋体" w:hint="eastAsia"/>
                 <w:szCs w:val="21"/>
               </w:rPr>
               <w:t>总</w:t>
             </w:r>
             <w:r>
               <w:rPr>
-                <w:rFonts w:ascii="宋体" w:hAnsi="宋体" w:eastAsia="宋体"/>
+                <w:rFonts w:ascii="宋体" w:eastAsia="宋体" w:hAnsi="宋体"/>
                 <w:szCs w:val="21"/>
               </w:rPr>
               <w:t>学时</w:t>
             </w:r>
             <w:r>
               <w:rPr>
-                <w:rFonts w:hint="eastAsia" w:ascii="宋体" w:hAnsi="宋体" w:eastAsia="宋体"/>
+                <w:rFonts w:ascii="宋体" w:eastAsia="宋体" w:hAnsi="宋体" w:hint="eastAsia"/>
                 <w:szCs w:val="21"/>
               </w:rPr>
               <w:t xml:space="preserve"> 20</w:t>
@@ -6410,7 +6089,7 @@
       <w:pPr>
         <w:spacing w:line="360" w:lineRule="auto"/>
         <w:rPr>
-          <w:rFonts w:hint="eastAsia" w:ascii="宋体" w:hAnsi="宋体" w:eastAsia="宋体" w:cs="宋体"/>
+          <w:rFonts w:ascii="宋体" w:eastAsia="宋体" w:hAnsi="宋体" w:cs="宋体" w:hint="eastAsia"/>
           <w:sz w:val="24"/>
           <w:szCs w:val="24"/>
         </w:rPr>
@@ -6419,304 +6098,429 @@
     <w:sectPr>
       <w:pgSz w:w="11906" w:h="16838"/>
       <w:pgMar w:top="1440" w:right="1800" w:bottom="1440" w:left="1800" w:header="851" w:footer="992" w:gutter="0"/>
-      <w:cols w:space="425" w:num="1"/>
-      <w:docGrid w:type="lines" w:linePitch="312" w:charSpace="0"/>
+      <w:cols w:space="425"/>
+      <w:docGrid w:type="lines" w:linePitch="312"/>
     </w:sectPr>
   </w:body>
 </w:document>
 </file>
 
 <file path=word/styles.xml><?xml version="1.0" encoding="utf-8"?>
-<w:styles xmlns:mc="http://schemas.openxmlformats.org/markup-compatibility/2006" xmlns:o="urn:schemas-microsoft-com:office:office" xmlns:r="http://schemas.openxmlformats.org/officeDocument/2006/relationships" xmlns:m="http://schemas.openxmlformats.org/officeDocument/2006/math" xmlns:v="urn:schemas-microsoft-com:vml" xmlns:w="http://schemas.openxmlformats.org/wordprocessingml/2006/main" xmlns:w14="http://schemas.microsoft.com/office/word/2010/wordml" xmlns:w10="urn:schemas-microsoft-com:office:word" xmlns:sl="http://schemas.openxmlformats.org/schemaLibrary/2006/main" xmlns:wpsCustomData="http://www.wps.cn/officeDocument/2013/wpsCustomData" mc:Ignorable="w14">
+<w:styles xmlns:mc="http://schemas.openxmlformats.org/markup-compatibility/2006" xmlns:r="http://schemas.openxmlformats.org/officeDocument/2006/relationships" xmlns:w="http://schemas.openxmlformats.org/wordprocessingml/2006/main" xmlns:w14="http://schemas.microsoft.com/office/word/2010/wordml" xmlns:w15="http://schemas.microsoft.com/office/word/2012/wordml" xmlns:w16cex="http://schemas.microsoft.com/office/word/2018/wordml/cex" xmlns:w16cid="http://schemas.microsoft.com/office/word/2016/wordml/cid" xmlns:w16="http://schemas.microsoft.com/office/word/2018/wordml" xmlns:w16du="http://schemas.microsoft.com/office/word/2023/wordml/word16du" xmlns:w16sdtdh="http://schemas.microsoft.com/office/word/2020/wordml/sdtdatahash" xmlns:w16sdtfl="http://schemas.microsoft.com/office/word/2024/wordml/sdtformatlock" xmlns:w16se="http://schemas.microsoft.com/office/word/2015/wordml/symex" mc:Ignorable="w14 w15 w16se w16cid w16 w16cex w16sdtdh w16sdtfl w16du">
   <w:docDefaults>
     <w:rPrDefault>
       <w:rPr>
-        <w:rFonts w:ascii="Times New Roman" w:hAnsi="Times New Roman" w:eastAsia="宋体" w:cs="Times New Roman"/>
+        <w:rFonts w:ascii="Times New Roman" w:eastAsia="宋体" w:hAnsi="Times New Roman" w:cs="Times New Roman"/>
+        <w:lang w:val="en-US" w:eastAsia="zh-CN" w:bidi="ar-SA"/>
       </w:rPr>
     </w:rPrDefault>
     <w:pPrDefault/>
   </w:docDefaults>
-  <w:latentStyles w:count="260" w:defQFormat="0" w:defUnhideWhenUsed="1" w:defSemiHidden="1" w:defUIPriority="99" w:defLockedState="0">
-    <w:lsdException w:qFormat="1" w:unhideWhenUsed="0" w:uiPriority="0" w:semiHidden="0" w:name="Normal"/>
-    <w:lsdException w:qFormat="1" w:unhideWhenUsed="0" w:uiPriority="9" w:semiHidden="0" w:name="heading 1"/>
-    <w:lsdException w:qFormat="1" w:uiPriority="9" w:name="heading 2"/>
-    <w:lsdException w:qFormat="1" w:uiPriority="9" w:name="heading 3"/>
-    <w:lsdException w:qFormat="1" w:uiPriority="9" w:name="heading 4"/>
-    <w:lsdException w:qFormat="1" w:uiPriority="9" w:name="heading 5"/>
-    <w:lsdException w:qFormat="1" w:uiPriority="9" w:name="heading 6"/>
-    <w:lsdException w:qFormat="1" w:uiPriority="9" w:name="heading 7"/>
-    <w:lsdException w:qFormat="1" w:uiPriority="9" w:name="heading 8"/>
-    <w:lsdException w:qFormat="1" w:uiPriority="9" w:name="heading 9"/>
-    <w:lsdException w:uiPriority="99" w:name="index 1"/>
-    <w:lsdException w:uiPriority="99" w:name="index 2"/>
-    <w:lsdException w:uiPriority="99" w:name="index 3"/>
-    <w:lsdException w:uiPriority="99" w:name="index 4"/>
-    <w:lsdException w:uiPriority="99" w:name="index 5"/>
-    <w:lsdException w:uiPriority="99" w:name="index 6"/>
-    <w:lsdException w:uiPriority="99" w:name="index 7"/>
-    <w:lsdException w:uiPriority="99" w:name="index 8"/>
-    <w:lsdException w:uiPriority="99" w:name="index 9"/>
-    <w:lsdException w:uiPriority="39" w:name="toc 1"/>
-    <w:lsdException w:uiPriority="39" w:name="toc 2"/>
-    <w:lsdException w:uiPriority="39" w:name="toc 3"/>
-    <w:lsdException w:uiPriority="39" w:name="toc 4"/>
-    <w:lsdException w:uiPriority="39" w:name="toc 5"/>
-    <w:lsdException w:uiPriority="39" w:name="toc 6"/>
-    <w:lsdException w:uiPriority="39" w:name="toc 7"/>
-    <w:lsdException w:uiPriority="39" w:name="toc 8"/>
-    <w:lsdException w:uiPriority="39" w:name="toc 9"/>
-    <w:lsdException w:uiPriority="99" w:name="Normal Indent"/>
-    <w:lsdException w:uiPriority="99" w:name="footnote text"/>
-    <w:lsdException w:uiPriority="99" w:name="annotation text"/>
-    <w:lsdException w:qFormat="1" w:uiPriority="99" w:semiHidden="0" w:name="header"/>
-    <w:lsdException w:qFormat="1" w:uiPriority="99" w:semiHidden="0" w:name="footer"/>
-    <w:lsdException w:uiPriority="99" w:name="index heading"/>
-    <w:lsdException w:qFormat="1" w:uiPriority="35" w:name="caption"/>
-    <w:lsdException w:uiPriority="99" w:name="table of figures"/>
-    <w:lsdException w:uiPriority="99" w:name="envelope address"/>
-    <w:lsdException w:uiPriority="99" w:name="envelope return"/>
-    <w:lsdException w:uiPriority="99" w:name="footnote reference"/>
-    <w:lsdException w:uiPriority="99" w:name="annotation reference"/>
-    <w:lsdException w:uiPriority="99" w:name="line number"/>
-    <w:lsdException w:uiPriority="99" w:name="page number"/>
-    <w:lsdException w:uiPriority="99" w:name="endnote reference"/>
-    <w:lsdException w:uiPriority="99" w:name="endnote text"/>
-    <w:lsdException w:uiPriority="99" w:name="table of authorities"/>
-    <w:lsdException w:uiPriority="99" w:name="macro"/>
-    <w:lsdException w:uiPriority="99" w:name="toa heading"/>
-    <w:lsdException w:uiPriority="99" w:name="List"/>
-    <w:lsdException w:uiPriority="99" w:name="List Bullet"/>
-    <w:lsdException w:uiPriority="99" w:name="List Number"/>
-    <w:lsdException w:uiPriority="99" w:name="List 2"/>
-    <w:lsdException w:uiPriority="99" w:name="List 3"/>
-    <w:lsdException w:uiPriority="99" w:name="List 4"/>
-    <w:lsdException w:uiPriority="99" w:name="List 5"/>
-    <w:lsdException w:uiPriority="99" w:name="List Bullet 2"/>
-    <w:lsdException w:uiPriority="99" w:name="List Bullet 3"/>
-    <w:lsdException w:uiPriority="99" w:name="List Bullet 4"/>
-    <w:lsdException w:uiPriority="99" w:name="List Bullet 5"/>
-    <w:lsdException w:uiPriority="99" w:name="List Number 2"/>
-    <w:lsdException w:uiPriority="99" w:name="List Number 3"/>
-    <w:lsdException w:uiPriority="99" w:name="List Number 4"/>
-    <w:lsdException w:uiPriority="99" w:name="List Number 5"/>
-    <w:lsdException w:qFormat="1" w:unhideWhenUsed="0" w:uiPriority="10" w:semiHidden="0" w:name="Title"/>
-    <w:lsdException w:uiPriority="99" w:name="Closing"/>
-    <w:lsdException w:uiPriority="99" w:name="Signature"/>
-    <w:lsdException w:qFormat="1" w:uiPriority="1" w:name="Default Paragraph Font"/>
-    <w:lsdException w:uiPriority="99" w:name="Body Text"/>
-    <w:lsdException w:uiPriority="99" w:name="Body Text Indent"/>
-    <w:lsdException w:uiPriority="99" w:name="List Continue"/>
-    <w:lsdException w:uiPriority="99" w:name="List Continue 2"/>
-    <w:lsdException w:uiPriority="99" w:name="List Continue 3"/>
-    <w:lsdException w:uiPriority="99" w:name="List Continue 4"/>
-    <w:lsdException w:uiPriority="99" w:name="List Continue 5"/>
-    <w:lsdException w:uiPriority="99" w:name="Message Header"/>
-    <w:lsdException w:qFormat="1" w:unhideWhenUsed="0" w:uiPriority="11" w:semiHidden="0" w:name="Subtitle"/>
-    <w:lsdException w:uiPriority="99" w:name="Salutation"/>
-    <w:lsdException w:uiPriority="99" w:name="Date"/>
-    <w:lsdException w:uiPriority="99" w:name="Body Text First Indent"/>
-    <w:lsdException w:uiPriority="99" w:name="Body Text First Indent 2"/>
-    <w:lsdException w:uiPriority="99" w:name="Note Heading"/>
-    <w:lsdException w:uiPriority="99" w:name="Body Text 2"/>
-    <w:lsdException w:uiPriority="99" w:name="Body Text 3"/>
-    <w:lsdException w:uiPriority="99" w:name="Body Text Indent 2"/>
-    <w:lsdException w:uiPriority="99" w:name="Body Text Indent 3"/>
-    <w:lsdException w:uiPriority="99" w:name="Block Text"/>
-    <w:lsdException w:uiPriority="99" w:name="Hyperlink"/>
-    <w:lsdException w:uiPriority="99" w:name="FollowedHyperlink"/>
-    <w:lsdException w:qFormat="1" w:unhideWhenUsed="0" w:uiPriority="22" w:semiHidden="0" w:name="Strong"/>
-    <w:lsdException w:qFormat="1" w:unhideWhenUsed="0" w:uiPriority="20" w:semiHidden="0" w:name="Emphasis"/>
-    <w:lsdException w:uiPriority="99" w:name="Document Map"/>
-    <w:lsdException w:uiPriority="99" w:name="Plain Text"/>
-    <w:lsdException w:uiPriority="99" w:name="E-mail Signature"/>
-    <w:lsdException w:uiPriority="99" w:name="Normal (Web)"/>
-    <w:lsdException w:uiPriority="99" w:name="HTML Acronym"/>
-    <w:lsdException w:uiPriority="99" w:name="HTML Address"/>
-    <w:lsdException w:uiPriority="99" w:name="HTML Cite"/>
-    <w:lsdException w:uiPriority="99" w:name="HTML Code"/>
-    <w:lsdException w:uiPriority="99" w:name="HTML Definition"/>
-    <w:lsdException w:uiPriority="99" w:name="HTML Keyboard"/>
-    <w:lsdException w:uiPriority="99" w:name="HTML Preformatted"/>
-    <w:lsdException w:uiPriority="99" w:name="HTML Sample"/>
-    <w:lsdException w:uiPriority="99" w:name="HTML Typewriter"/>
-    <w:lsdException w:uiPriority="99" w:name="HTML Variable"/>
-    <w:lsdException w:qFormat="1" w:uiPriority="99" w:name="Normal Table"/>
-    <w:lsdException w:uiPriority="99" w:name="annotation subject"/>
-    <w:lsdException w:uiPriority="99" w:name="Table Simple 1"/>
-    <w:lsdException w:uiPriority="99" w:name="Table Simple 2"/>
-    <w:lsdException w:uiPriority="99" w:name="Table Simple 3"/>
-    <w:lsdException w:uiPriority="99" w:name="Table Classic 1"/>
-    <w:lsdException w:uiPriority="99" w:name="Table Classic 2"/>
-    <w:lsdException w:uiPriority="99" w:name="Table Classic 3"/>
-    <w:lsdException w:uiPriority="99" w:name="Table Classic 4"/>
-    <w:lsdException w:uiPriority="99" w:name="Table Colorful 1"/>
-    <w:lsdException w:uiPriority="99" w:name="Table Colorful 2"/>
-    <w:lsdException w:uiPriority="99" w:name="Table Colorful 3"/>
-    <w:lsdException w:uiPriority="99" w:name="Table Columns 1"/>
-    <w:lsdException w:uiPriority="99" w:name="Table Columns 2"/>
-    <w:lsdException w:uiPriority="99" w:name="Table Columns 3"/>
-    <w:lsdException w:uiPriority="99" w:name="Table Columns 4"/>
-    <w:lsdException w:uiPriority="99" w:name="Table Columns 5"/>
-    <w:lsdException w:uiPriority="99" w:name="Table Grid 1"/>
-    <w:lsdException w:uiPriority="99" w:name="Table Grid 2"/>
-    <w:lsdException w:uiPriority="99" w:name="Table Grid 3"/>
-    <w:lsdException w:uiPriority="99" w:name="Table Grid 4"/>
-    <w:lsdException w:uiPriority="99" w:name="Table Grid 5"/>
-    <w:lsdException w:uiPriority="99" w:name="Table Grid 6"/>
-    <w:lsdException w:uiPriority="99" w:name="Table Grid 7"/>
-    <w:lsdException w:uiPriority="99" w:name="Table Grid 8"/>
-    <w:lsdException w:uiPriority="99" w:name="Table List 1"/>
-    <w:lsdException w:uiPriority="99" w:name="Table List 2"/>
-    <w:lsdException w:uiPriority="99" w:name="Table List 3"/>
-    <w:lsdException w:uiPriority="99" w:name="Table List 4"/>
-    <w:lsdException w:uiPriority="99" w:name="Table List 5"/>
-    <w:lsdException w:uiPriority="99" w:name="Table List 6"/>
-    <w:lsdException w:uiPriority="99" w:name="Table List 7"/>
-    <w:lsdException w:uiPriority="99" w:name="Table List 8"/>
-    <w:lsdException w:uiPriority="99" w:name="Table 3D effects 1"/>
-    <w:lsdException w:uiPriority="99" w:name="Table 3D effects 2"/>
-    <w:lsdException w:uiPriority="99" w:name="Table 3D effects 3"/>
-    <w:lsdException w:uiPriority="99" w:name="Table Contemporary"/>
-    <w:lsdException w:uiPriority="99" w:name="Table Elegant"/>
-    <w:lsdException w:uiPriority="99" w:name="Table Professional"/>
-    <w:lsdException w:uiPriority="99" w:name="Table Subtle 1"/>
-    <w:lsdException w:uiPriority="99" w:name="Table Subtle 2"/>
-    <w:lsdException w:uiPriority="99" w:name="Table Web 1"/>
-    <w:lsdException w:uiPriority="99" w:name="Table Web 2"/>
-    <w:lsdException w:uiPriority="99" w:name="Table Web 3"/>
-    <w:lsdException w:uiPriority="99" w:name="Balloon Text"/>
-    <w:lsdException w:qFormat="1" w:unhideWhenUsed="0" w:uiPriority="39" w:semiHidden="0" w:name="Table Grid"/>
-    <w:lsdException w:uiPriority="99" w:name="Table Theme"/>
-    <w:lsdException w:unhideWhenUsed="0" w:uiPriority="60" w:semiHidden="0" w:name="Light Shading"/>
-    <w:lsdException w:unhideWhenUsed="0" w:uiPriority="61" w:semiHidden="0" w:name="Light List"/>
-    <w:lsdException w:unhideWhenUsed="0" w:uiPriority="62" w:semiHidden="0" w:name="Light Grid"/>
-    <w:lsdException w:unhideWhenUsed="0" w:uiPriority="63" w:semiHidden="0" w:name="Medium Shading 1"/>
-    <w:lsdException w:unhideWhenUsed="0" w:uiPriority="64" w:semiHidden="0" w:name="Medium Shading 2"/>
-    <w:lsdException w:unhideWhenUsed="0" w:uiPriority="65" w:semiHidden="0" w:name="Medium List 1"/>
-    <w:lsdException w:unhideWhenUsed="0" w:uiPriority="66" w:semiHidden="0" w:name="Medium List 2"/>
-    <w:lsdException w:unhideWhenUsed="0" w:uiPriority="67" w:semiHidden="0" w:name="Medium Grid 1"/>
-    <w:lsdException w:unhideWhenUsed="0" w:uiPriority="68" w:semiHidden="0" w:name="Medium Grid 2"/>
-    <w:lsdException w:unhideWhenUsed="0" w:uiPriority="69" w:semiHidden="0" w:name="Medium Grid 3"/>
-    <w:lsdException w:unhideWhenUsed="0" w:uiPriority="70" w:semiHidden="0" w:name="Dark List"/>
-    <w:lsdException w:unhideWhenUsed="0" w:uiPriority="71" w:semiHidden="0" w:name="Colorful Shading"/>
-    <w:lsdException w:unhideWhenUsed="0" w:uiPriority="72" w:semiHidden="0" w:name="Colorful List"/>
-    <w:lsdException w:unhideWhenUsed="0" w:uiPriority="73" w:semiHidden="0" w:name="Colorful Grid"/>
-    <w:lsdException w:unhideWhenUsed="0" w:uiPriority="60" w:semiHidden="0" w:name="Light Shading Accent 1"/>
-    <w:lsdException w:unhideWhenUsed="0" w:uiPriority="61" w:semiHidden="0" w:name="Light List Accent 1"/>
-    <w:lsdException w:unhideWhenUsed="0" w:uiPriority="62" w:semiHidden="0" w:name="Light Grid Accent 1"/>
-    <w:lsdException w:unhideWhenUsed="0" w:uiPriority="63" w:semiHidden="0" w:name="Medium Shading 1 Accent 1"/>
-    <w:lsdException w:unhideWhenUsed="0" w:uiPriority="64" w:semiHidden="0" w:name="Medium Shading 2 Accent 1"/>
-    <w:lsdException w:unhideWhenUsed="0" w:uiPriority="65" w:semiHidden="0" w:name="Medium List 1 Accent 1"/>
-    <w:lsdException w:qFormat="1" w:unhideWhenUsed="0" w:uiPriority="34" w:semiHidden="0" w:name="List Paragraph"/>
-    <w:lsdException w:unhideWhenUsed="0" w:uiPriority="66" w:semiHidden="0" w:name="Medium List 2 Accent 1"/>
-    <w:lsdException w:unhideWhenUsed="0" w:uiPriority="67" w:semiHidden="0" w:name="Medium Grid 1 Accent 1"/>
-    <w:lsdException w:unhideWhenUsed="0" w:uiPriority="68" w:semiHidden="0" w:name="Medium Grid 2 Accent 1"/>
-    <w:lsdException w:unhideWhenUsed="0" w:uiPriority="69" w:semiHidden="0" w:name="Medium Grid 3 Accent 1"/>
-    <w:lsdException w:unhideWhenUsed="0" w:uiPriority="70" w:semiHidden="0" w:name="Dark List Accent 1"/>
-    <w:lsdException w:unhideWhenUsed="0" w:uiPriority="71" w:semiHidden="0" w:name="Colorful Shading Accent 1"/>
-    <w:lsdException w:unhideWhenUsed="0" w:uiPriority="72" w:semiHidden="0" w:name="Colorful List Accent 1"/>
-    <w:lsdException w:unhideWhenUsed="0" w:uiPriority="73" w:semiHidden="0" w:name="Colorful Grid Accent 1"/>
-    <w:lsdException w:unhideWhenUsed="0" w:uiPriority="60" w:semiHidden="0" w:name="Light Shading Accent 2"/>
-    <w:lsdException w:unhideWhenUsed="0" w:uiPriority="61" w:semiHidden="0" w:name="Light List Accent 2"/>
-    <w:lsdException w:unhideWhenUsed="0" w:uiPriority="62" w:semiHidden="0" w:name="Light Grid Accent 2"/>
-    <w:lsdException w:unhideWhenUsed="0" w:uiPriority="63" w:semiHidden="0" w:name="Medium Shading 1 Accent 2"/>
-    <w:lsdException w:unhideWhenUsed="0" w:uiPriority="64" w:semiHidden="0" w:name="Medium Shading 2 Accent 2"/>
-    <w:lsdException w:unhideWhenUsed="0" w:uiPriority="65" w:semiHidden="0" w:name="Medium List 1 Accent 2"/>
-    <w:lsdException w:unhideWhenUsed="0" w:uiPriority="66" w:semiHidden="0" w:name="Medium List 2 Accent 2"/>
-    <w:lsdException w:unhideWhenUsed="0" w:uiPriority="67" w:semiHidden="0" w:name="Medium Grid 1 Accent 2"/>
-    <w:lsdException w:unhideWhenUsed="0" w:uiPriority="68" w:semiHidden="0" w:name="Medium Grid 2 Accent 2"/>
-    <w:lsdException w:unhideWhenUsed="0" w:uiPriority="69" w:semiHidden="0" w:name="Medium Grid 3 Accent 2"/>
-    <w:lsdException w:unhideWhenUsed="0" w:uiPriority="70" w:semiHidden="0" w:name="Dark List Accent 2"/>
-    <w:lsdException w:unhideWhenUsed="0" w:uiPriority="71" w:semiHidden="0" w:name="Colorful Shading Accent 2"/>
-    <w:lsdException w:unhideWhenUsed="0" w:uiPriority="72" w:semiHidden="0" w:name="Colorful List Accent 2"/>
-    <w:lsdException w:unhideWhenUsed="0" w:uiPriority="73" w:semiHidden="0" w:name="Colorful Grid Accent 2"/>
-    <w:lsdException w:unhideWhenUsed="0" w:uiPriority="60" w:semiHidden="0" w:name="Light Shading Accent 3"/>
-    <w:lsdException w:unhideWhenUsed="0" w:uiPriority="61" w:semiHidden="0" w:name="Light List Accent 3"/>
-    <w:lsdException w:unhideWhenUsed="0" w:uiPriority="62" w:semiHidden="0" w:name="Light Grid Accent 3"/>
-    <w:lsdException w:unhideWhenUsed="0" w:uiPriority="63" w:semiHidden="0" w:name="Medium Shading 1 Accent 3"/>
-    <w:lsdException w:unhideWhenUsed="0" w:uiPriority="64" w:semiHidden="0" w:name="Medium Shading 2 Accent 3"/>
-    <w:lsdException w:unhideWhenUsed="0" w:uiPriority="65" w:semiHidden="0" w:name="Medium List 1 Accent 3"/>
-    <w:lsdException w:unhideWhenUsed="0" w:uiPriority="66" w:semiHidden="0" w:name="Medium List 2 Accent 3"/>
-    <w:lsdException w:unhideWhenUsed="0" w:uiPriority="67" w:semiHidden="0" w:name="Medium Grid 1 Accent 3"/>
-    <w:lsdException w:unhideWhenUsed="0" w:uiPriority="68" w:semiHidden="0" w:name="Medium Grid 2 Accent 3"/>
-    <w:lsdException w:unhideWhenUsed="0" w:uiPriority="69" w:semiHidden="0" w:name="Medium Grid 3 Accent 3"/>
-    <w:lsdException w:unhideWhenUsed="0" w:uiPriority="70" w:semiHidden="0" w:name="Dark List Accent 3"/>
-    <w:lsdException w:unhideWhenUsed="0" w:uiPriority="71" w:semiHidden="0" w:name="Colorful Shading Accent 3"/>
-    <w:lsdException w:unhideWhenUsed="0" w:uiPriority="72" w:semiHidden="0" w:name="Colorful List Accent 3"/>
-    <w:lsdException w:unhideWhenUsed="0" w:uiPriority="73" w:semiHidden="0" w:name="Colorful Grid Accent 3"/>
-    <w:lsdException w:unhideWhenUsed="0" w:uiPriority="60" w:semiHidden="0" w:name="Light Shading Accent 4"/>
-    <w:lsdException w:unhideWhenUsed="0" w:uiPriority="61" w:semiHidden="0" w:name="Light List Accent 4"/>
-    <w:lsdException w:unhideWhenUsed="0" w:uiPriority="62" w:semiHidden="0" w:name="Light Grid Accent 4"/>
-    <w:lsdException w:unhideWhenUsed="0" w:uiPriority="63" w:semiHidden="0" w:name="Medium Shading 1 Accent 4"/>
-    <w:lsdException w:unhideWhenUsed="0" w:uiPriority="64" w:semiHidden="0" w:name="Medium Shading 2 Accent 4"/>
-    <w:lsdException w:unhideWhenUsed="0" w:uiPriority="65" w:semiHidden="0" w:name="Medium List 1 Accent 4"/>
-    <w:lsdException w:unhideWhenUsed="0" w:uiPriority="66" w:semiHidden="0" w:name="Medium List 2 Accent 4"/>
-    <w:lsdException w:unhideWhenUsed="0" w:uiPriority="67" w:semiHidden="0" w:name="Medium Grid 1 Accent 4"/>
-    <w:lsdException w:unhideWhenUsed="0" w:uiPriority="68" w:semiHidden="0" w:name="Medium Grid 2 Accent 4"/>
-    <w:lsdException w:unhideWhenUsed="0" w:uiPriority="69" w:semiHidden="0" w:name="Medium Grid 3 Accent 4"/>
-    <w:lsdException w:unhideWhenUsed="0" w:uiPriority="70" w:semiHidden="0" w:name="Dark List Accent 4"/>
-    <w:lsdException w:unhideWhenUsed="0" w:uiPriority="71" w:semiHidden="0" w:name="Colorful Shading Accent 4"/>
-    <w:lsdException w:unhideWhenUsed="0" w:uiPriority="72" w:semiHidden="0" w:name="Colorful List Accent 4"/>
-    <w:lsdException w:unhideWhenUsed="0" w:uiPriority="73" w:semiHidden="0" w:name="Colorful Grid Accent 4"/>
-    <w:lsdException w:unhideWhenUsed="0" w:uiPriority="60" w:semiHidden="0" w:name="Light Shading Accent 5"/>
-    <w:lsdException w:unhideWhenUsed="0" w:uiPriority="61" w:semiHidden="0" w:name="Light List Accent 5"/>
-    <w:lsdException w:unhideWhenUsed="0" w:uiPriority="62" w:semiHidden="0" w:name="Light Grid Accent 5"/>
-    <w:lsdException w:unhideWhenUsed="0" w:uiPriority="63" w:semiHidden="0" w:name="Medium Shading 1 Accent 5"/>
-    <w:lsdException w:unhideWhenUsed="0" w:uiPriority="64" w:semiHidden="0" w:name="Medium Shading 2 Accent 5"/>
-    <w:lsdException w:unhideWhenUsed="0" w:uiPriority="65" w:semiHidden="0" w:name="Medium List 1 Accent 5"/>
-    <w:lsdException w:unhideWhenUsed="0" w:uiPriority="66" w:semiHidden="0" w:name="Medium List 2 Accent 5"/>
-    <w:lsdException w:unhideWhenUsed="0" w:uiPriority="67" w:semiHidden="0" w:name="Medium Grid 1 Accent 5"/>
-    <w:lsdException w:unhideWhenUsed="0" w:uiPriority="68" w:semiHidden="0" w:name="Medium Grid 2 Accent 5"/>
-    <w:lsdException w:unhideWhenUsed="0" w:uiPriority="69" w:semiHidden="0" w:name="Medium Grid 3 Accent 5"/>
-    <w:lsdException w:unhideWhenUsed="0" w:uiPriority="70" w:semiHidden="0" w:name="Dark List Accent 5"/>
-    <w:lsdException w:unhideWhenUsed="0" w:uiPriority="71" w:semiHidden="0" w:name="Colorful Shading Accent 5"/>
-    <w:lsdException w:unhideWhenUsed="0" w:uiPriority="72" w:semiHidden="0" w:name="Colorful List Accent 5"/>
-    <w:lsdException w:unhideWhenUsed="0" w:uiPriority="73" w:semiHidden="0" w:name="Colorful Grid Accent 5"/>
-    <w:lsdException w:unhideWhenUsed="0" w:uiPriority="60" w:semiHidden="0" w:name="Light Shading Accent 6"/>
-    <w:lsdException w:unhideWhenUsed="0" w:uiPriority="61" w:semiHidden="0" w:name="Light List Accent 6"/>
-    <w:lsdException w:unhideWhenUsed="0" w:uiPriority="62" w:semiHidden="0" w:name="Light Grid Accent 6"/>
-    <w:lsdException w:unhideWhenUsed="0" w:uiPriority="63" w:semiHidden="0" w:name="Medium Shading 1 Accent 6"/>
-    <w:lsdException w:unhideWhenUsed="0" w:uiPriority="64" w:semiHidden="0" w:name="Medium Shading 2 Accent 6"/>
-    <w:lsdException w:unhideWhenUsed="0" w:uiPriority="65" w:semiHidden="0" w:name="Medium List 1 Accent 6"/>
-    <w:lsdException w:unhideWhenUsed="0" w:uiPriority="66" w:semiHidden="0" w:name="Medium List 2 Accent 6"/>
-    <w:lsdException w:unhideWhenUsed="0" w:uiPriority="67" w:semiHidden="0" w:name="Medium Grid 1 Accent 6"/>
-    <w:lsdException w:unhideWhenUsed="0" w:uiPriority="68" w:semiHidden="0" w:name="Medium Grid 2 Accent 6"/>
-    <w:lsdException w:unhideWhenUsed="0" w:uiPriority="69" w:semiHidden="0" w:name="Medium Grid 3 Accent 6"/>
-    <w:lsdException w:unhideWhenUsed="0" w:uiPriority="70" w:semiHidden="0" w:name="Dark List Accent 6"/>
-    <w:lsdException w:unhideWhenUsed="0" w:uiPriority="71" w:semiHidden="0" w:name="Colorful Shading Accent 6"/>
-    <w:lsdException w:unhideWhenUsed="0" w:uiPriority="72" w:semiHidden="0" w:name="Colorful List Accent 6"/>
-    <w:lsdException w:unhideWhenUsed="0" w:uiPriority="73" w:semiHidden="0" w:name="Colorful Grid Accent 6"/>
+  <w:latentStyles w:defLockedState="0" w:defUIPriority="99" w:defSemiHidden="0" w:defUnhideWhenUsed="0" w:defQFormat="0" w:count="376">
+    <w:lsdException w:name="Normal" w:uiPriority="0" w:qFormat="1"/>
+    <w:lsdException w:name="heading 1" w:uiPriority="9" w:qFormat="1"/>
+    <w:lsdException w:name="heading 2" w:semiHidden="1" w:uiPriority="9" w:unhideWhenUsed="1" w:qFormat="1"/>
+    <w:lsdException w:name="heading 3" w:semiHidden="1" w:uiPriority="9" w:unhideWhenUsed="1" w:qFormat="1"/>
+    <w:lsdException w:name="heading 4" w:semiHidden="1" w:uiPriority="9" w:unhideWhenUsed="1" w:qFormat="1"/>
+    <w:lsdException w:name="heading 5" w:semiHidden="1" w:uiPriority="9" w:unhideWhenUsed="1" w:qFormat="1"/>
+    <w:lsdException w:name="heading 6" w:semiHidden="1" w:uiPriority="9" w:unhideWhenUsed="1" w:qFormat="1"/>
+    <w:lsdException w:name="heading 7" w:semiHidden="1" w:uiPriority="9" w:unhideWhenUsed="1" w:qFormat="1"/>
+    <w:lsdException w:name="heading 8" w:semiHidden="1" w:uiPriority="9" w:unhideWhenUsed="1" w:qFormat="1"/>
+    <w:lsdException w:name="heading 9" w:semiHidden="1" w:uiPriority="9" w:unhideWhenUsed="1" w:qFormat="1"/>
+    <w:lsdException w:name="index 1" w:semiHidden="1" w:unhideWhenUsed="1"/>
+    <w:lsdException w:name="index 2" w:semiHidden="1" w:unhideWhenUsed="1"/>
+    <w:lsdException w:name="index 3" w:semiHidden="1" w:unhideWhenUsed="1"/>
+    <w:lsdException w:name="index 4" w:semiHidden="1" w:unhideWhenUsed="1"/>
+    <w:lsdException w:name="index 5" w:semiHidden="1" w:unhideWhenUsed="1"/>
+    <w:lsdException w:name="index 6" w:semiHidden="1" w:unhideWhenUsed="1"/>
+    <w:lsdException w:name="index 7" w:semiHidden="1" w:unhideWhenUsed="1"/>
+    <w:lsdException w:name="index 8" w:semiHidden="1" w:unhideWhenUsed="1"/>
+    <w:lsdException w:name="index 9" w:semiHidden="1" w:unhideWhenUsed="1"/>
+    <w:lsdException w:name="toc 1" w:semiHidden="1" w:uiPriority="39" w:unhideWhenUsed="1"/>
+    <w:lsdException w:name="toc 2" w:semiHidden="1" w:uiPriority="39" w:unhideWhenUsed="1"/>
+    <w:lsdException w:name="toc 3" w:semiHidden="1" w:uiPriority="39" w:unhideWhenUsed="1"/>
+    <w:lsdException w:name="toc 4" w:semiHidden="1" w:uiPriority="39" w:unhideWhenUsed="1"/>
+    <w:lsdException w:name="toc 5" w:semiHidden="1" w:uiPriority="39" w:unhideWhenUsed="1"/>
+    <w:lsdException w:name="toc 6" w:semiHidden="1" w:uiPriority="39" w:unhideWhenUsed="1"/>
+    <w:lsdException w:name="toc 7" w:semiHidden="1" w:uiPriority="39" w:unhideWhenUsed="1"/>
+    <w:lsdException w:name="toc 8" w:semiHidden="1" w:uiPriority="39" w:unhideWhenUsed="1"/>
+    <w:lsdException w:name="toc 9" w:semiHidden="1" w:uiPriority="39" w:unhideWhenUsed="1"/>
+    <w:lsdException w:name="Normal Indent" w:semiHidden="1" w:unhideWhenUsed="1"/>
+    <w:lsdException w:name="footnote text" w:semiHidden="1" w:unhideWhenUsed="1"/>
+    <w:lsdException w:name="annotation text" w:semiHidden="1" w:unhideWhenUsed="1"/>
+    <w:lsdException w:name="header" w:unhideWhenUsed="1" w:qFormat="1"/>
+    <w:lsdException w:name="footer" w:unhideWhenUsed="1" w:qFormat="1"/>
+    <w:lsdException w:name="index heading" w:semiHidden="1" w:unhideWhenUsed="1"/>
+    <w:lsdException w:name="caption" w:semiHidden="1" w:uiPriority="35" w:unhideWhenUsed="1" w:qFormat="1"/>
+    <w:lsdException w:name="table of figures" w:semiHidden="1" w:unhideWhenUsed="1"/>
+    <w:lsdException w:name="envelope address" w:semiHidden="1" w:unhideWhenUsed="1"/>
+    <w:lsdException w:name="envelope return" w:semiHidden="1" w:unhideWhenUsed="1"/>
+    <w:lsdException w:name="footnote reference" w:semiHidden="1" w:unhideWhenUsed="1"/>
+    <w:lsdException w:name="annotation reference" w:semiHidden="1" w:unhideWhenUsed="1"/>
+    <w:lsdException w:name="line number" w:semiHidden="1" w:unhideWhenUsed="1"/>
+    <w:lsdException w:name="page number" w:semiHidden="1" w:unhideWhenUsed="1"/>
+    <w:lsdException w:name="endnote reference" w:semiHidden="1" w:unhideWhenUsed="1"/>
+    <w:lsdException w:name="endnote text" w:semiHidden="1" w:unhideWhenUsed="1"/>
+    <w:lsdException w:name="table of authorities" w:semiHidden="1" w:unhideWhenUsed="1"/>
+    <w:lsdException w:name="macro" w:semiHidden="1" w:unhideWhenUsed="1"/>
+    <w:lsdException w:name="toa heading" w:semiHidden="1" w:unhideWhenUsed="1"/>
+    <w:lsdException w:name="List" w:semiHidden="1" w:unhideWhenUsed="1"/>
+    <w:lsdException w:name="List Bullet" w:semiHidden="1" w:unhideWhenUsed="1"/>
+    <w:lsdException w:name="List Number" w:semiHidden="1" w:unhideWhenUsed="1"/>
+    <w:lsdException w:name="List 2" w:semiHidden="1" w:unhideWhenUsed="1"/>
+    <w:lsdException w:name="List 3" w:semiHidden="1" w:unhideWhenUsed="1"/>
+    <w:lsdException w:name="List 4" w:semiHidden="1" w:unhideWhenUsed="1"/>
+    <w:lsdException w:name="List 5" w:semiHidden="1" w:unhideWhenUsed="1"/>
+    <w:lsdException w:name="List Bullet 2" w:semiHidden="1" w:unhideWhenUsed="1"/>
+    <w:lsdException w:name="List Bullet 3" w:semiHidden="1" w:unhideWhenUsed="1"/>
+    <w:lsdException w:name="List Bullet 4" w:semiHidden="1" w:unhideWhenUsed="1"/>
+    <w:lsdException w:name="List Bullet 5" w:semiHidden="1" w:unhideWhenUsed="1"/>
+    <w:lsdException w:name="List Number 2" w:semiHidden="1" w:unhideWhenUsed="1"/>
+    <w:lsdException w:name="List Number 3" w:semiHidden="1" w:unhideWhenUsed="1"/>
+    <w:lsdException w:name="List Number 4" w:semiHidden="1" w:unhideWhenUsed="1"/>
+    <w:lsdException w:name="List Number 5" w:semiHidden="1" w:unhideWhenUsed="1"/>
+    <w:lsdException w:name="Title" w:uiPriority="10" w:qFormat="1"/>
+    <w:lsdException w:name="Closing" w:semiHidden="1" w:unhideWhenUsed="1"/>
+    <w:lsdException w:name="Signature" w:semiHidden="1" w:unhideWhenUsed="1"/>
+    <w:lsdException w:name="Default Paragraph Font" w:semiHidden="1" w:uiPriority="1" w:unhideWhenUsed="1" w:qFormat="1"/>
+    <w:lsdException w:name="Body Text" w:semiHidden="1" w:unhideWhenUsed="1"/>
+    <w:lsdException w:name="Body Text Indent" w:semiHidden="1" w:unhideWhenUsed="1"/>
+    <w:lsdException w:name="List Continue" w:semiHidden="1" w:unhideWhenUsed="1"/>
+    <w:lsdException w:name="List Continue 2" w:semiHidden="1" w:unhideWhenUsed="1"/>
+    <w:lsdException w:name="List Continue 3" w:semiHidden="1" w:unhideWhenUsed="1"/>
+    <w:lsdException w:name="List Continue 4" w:semiHidden="1" w:unhideWhenUsed="1"/>
+    <w:lsdException w:name="List Continue 5" w:semiHidden="1" w:unhideWhenUsed="1"/>
+    <w:lsdException w:name="Message Header" w:semiHidden="1" w:unhideWhenUsed="1"/>
+    <w:lsdException w:name="Subtitle" w:uiPriority="11" w:qFormat="1"/>
+    <w:lsdException w:name="Salutation" w:semiHidden="1" w:unhideWhenUsed="1"/>
+    <w:lsdException w:name="Date" w:semiHidden="1" w:unhideWhenUsed="1"/>
+    <w:lsdException w:name="Body Text First Indent" w:semiHidden="1" w:unhideWhenUsed="1"/>
+    <w:lsdException w:name="Body Text First Indent 2" w:semiHidden="1" w:unhideWhenUsed="1"/>
+    <w:lsdException w:name="Note Heading" w:semiHidden="1" w:unhideWhenUsed="1"/>
+    <w:lsdException w:name="Body Text 2" w:semiHidden="1" w:unhideWhenUsed="1"/>
+    <w:lsdException w:name="Body Text 3" w:semiHidden="1" w:unhideWhenUsed="1"/>
+    <w:lsdException w:name="Body Text Indent 2" w:semiHidden="1" w:unhideWhenUsed="1"/>
+    <w:lsdException w:name="Body Text Indent 3" w:semiHidden="1" w:unhideWhenUsed="1"/>
+    <w:lsdException w:name="Block Text" w:semiHidden="1" w:unhideWhenUsed="1"/>
+    <w:lsdException w:name="Hyperlink" w:semiHidden="1" w:unhideWhenUsed="1"/>
+    <w:lsdException w:name="FollowedHyperlink" w:semiHidden="1" w:unhideWhenUsed="1"/>
+    <w:lsdException w:name="Strong" w:uiPriority="22" w:qFormat="1"/>
+    <w:lsdException w:name="Emphasis" w:uiPriority="20" w:qFormat="1"/>
+    <w:lsdException w:name="Document Map" w:semiHidden="1" w:unhideWhenUsed="1"/>
+    <w:lsdException w:name="Plain Text" w:semiHidden="1" w:unhideWhenUsed="1"/>
+    <w:lsdException w:name="E-mail Signature" w:semiHidden="1" w:unhideWhenUsed="1"/>
+    <w:lsdException w:name="HTML Top of Form" w:semiHidden="1" w:unhideWhenUsed="1"/>
+    <w:lsdException w:name="HTML Bottom of Form" w:semiHidden="1" w:unhideWhenUsed="1"/>
+    <w:lsdException w:name="Normal (Web)" w:semiHidden="1" w:unhideWhenUsed="1"/>
+    <w:lsdException w:name="HTML Acronym" w:semiHidden="1" w:unhideWhenUsed="1"/>
+    <w:lsdException w:name="HTML Address" w:semiHidden="1" w:unhideWhenUsed="1"/>
+    <w:lsdException w:name="HTML Cite" w:semiHidden="1" w:unhideWhenUsed="1"/>
+    <w:lsdException w:name="HTML Code" w:semiHidden="1" w:unhideWhenUsed="1"/>
+    <w:lsdException w:name="HTML Definition" w:semiHidden="1" w:unhideWhenUsed="1"/>
+    <w:lsdException w:name="HTML Keyboard" w:semiHidden="1" w:unhideWhenUsed="1"/>
+    <w:lsdException w:name="HTML Preformatted" w:semiHidden="1" w:unhideWhenUsed="1"/>
+    <w:lsdException w:name="HTML Sample" w:semiHidden="1" w:unhideWhenUsed="1"/>
+    <w:lsdException w:name="HTML Typewriter" w:semiHidden="1" w:unhideWhenUsed="1"/>
+    <w:lsdException w:name="HTML Variable" w:semiHidden="1" w:unhideWhenUsed="1"/>
+    <w:lsdException w:name="Normal Table" w:semiHidden="1" w:unhideWhenUsed="1" w:qFormat="1"/>
+    <w:lsdException w:name="annotation subject" w:semiHidden="1" w:unhideWhenUsed="1"/>
+    <w:lsdException w:name="No List" w:semiHidden="1" w:unhideWhenUsed="1"/>
+    <w:lsdException w:name="Outline List 1" w:semiHidden="1" w:unhideWhenUsed="1"/>
+    <w:lsdException w:name="Outline List 2" w:semiHidden="1" w:unhideWhenUsed="1"/>
+    <w:lsdException w:name="Outline List 3" w:semiHidden="1" w:unhideWhenUsed="1"/>
+    <w:lsdException w:name="Table Simple 1" w:semiHidden="1" w:unhideWhenUsed="1"/>
+    <w:lsdException w:name="Table Simple 2" w:semiHidden="1" w:unhideWhenUsed="1"/>
+    <w:lsdException w:name="Table Simple 3" w:semiHidden="1" w:unhideWhenUsed="1"/>
+    <w:lsdException w:name="Table Classic 1" w:semiHidden="1" w:unhideWhenUsed="1"/>
+    <w:lsdException w:name="Table Classic 2" w:semiHidden="1" w:unhideWhenUsed="1"/>
+    <w:lsdException w:name="Table Classic 3" w:semiHidden="1" w:unhideWhenUsed="1"/>
+    <w:lsdException w:name="Table Classic 4" w:semiHidden="1" w:unhideWhenUsed="1"/>
+    <w:lsdException w:name="Table Colorful 1" w:semiHidden="1" w:unhideWhenUsed="1"/>
+    <w:lsdException w:name="Table Colorful 2" w:semiHidden="1" w:unhideWhenUsed="1"/>
+    <w:lsdException w:name="Table Colorful 3" w:semiHidden="1" w:unhideWhenUsed="1"/>
+    <w:lsdException w:name="Table Columns 1" w:semiHidden="1" w:unhideWhenUsed="1"/>
+    <w:lsdException w:name="Table Columns 2" w:semiHidden="1" w:unhideWhenUsed="1"/>
+    <w:lsdException w:name="Table Columns 3" w:semiHidden="1" w:unhideWhenUsed="1"/>
+    <w:lsdException w:name="Table Columns 4" w:semiHidden="1" w:unhideWhenUsed="1"/>
+    <w:lsdException w:name="Table Columns 5" w:semiHidden="1" w:unhideWhenUsed="1"/>
+    <w:lsdException w:name="Table Grid 1" w:semiHidden="1" w:unhideWhenUsed="1"/>
+    <w:lsdException w:name="Table Grid 2" w:semiHidden="1" w:unhideWhenUsed="1"/>
+    <w:lsdException w:name="Table Grid 3" w:semiHidden="1" w:unhideWhenUsed="1"/>
+    <w:lsdException w:name="Table Grid 4" w:semiHidden="1" w:unhideWhenUsed="1"/>
+    <w:lsdException w:name="Table Grid 5" w:semiHidden="1" w:unhideWhenUsed="1"/>
+    <w:lsdException w:name="Table Grid 6" w:semiHidden="1" w:unhideWhenUsed="1"/>
+    <w:lsdException w:name="Table Grid 7" w:semiHidden="1" w:unhideWhenUsed="1"/>
+    <w:lsdException w:name="Table Grid 8" w:semiHidden="1" w:unhideWhenUsed="1"/>
+    <w:lsdException w:name="Table List 1" w:semiHidden="1" w:unhideWhenUsed="1"/>
+    <w:lsdException w:name="Table List 2" w:semiHidden="1" w:unhideWhenUsed="1"/>
+    <w:lsdException w:name="Table List 3" w:semiHidden="1" w:unhideWhenUsed="1"/>
+    <w:lsdException w:name="Table List 4" w:semiHidden="1" w:unhideWhenUsed="1"/>
+    <w:lsdException w:name="Table List 5" w:semiHidden="1" w:unhideWhenUsed="1"/>
+    <w:lsdException w:name="Table List 6" w:semiHidden="1" w:unhideWhenUsed="1"/>
+    <w:lsdException w:name="Table List 7" w:semiHidden="1" w:unhideWhenUsed="1"/>
+    <w:lsdException w:name="Table List 8" w:semiHidden="1" w:unhideWhenUsed="1"/>
+    <w:lsdException w:name="Table 3D effects 1" w:semiHidden="1" w:unhideWhenUsed="1"/>
+    <w:lsdException w:name="Table 3D effects 2" w:semiHidden="1" w:unhideWhenUsed="1"/>
+    <w:lsdException w:name="Table 3D effects 3" w:semiHidden="1" w:unhideWhenUsed="1"/>
+    <w:lsdException w:name="Table Contemporary" w:semiHidden="1" w:unhideWhenUsed="1"/>
+    <w:lsdException w:name="Table Elegant" w:semiHidden="1" w:unhideWhenUsed="1"/>
+    <w:lsdException w:name="Table Professional" w:semiHidden="1" w:unhideWhenUsed="1"/>
+    <w:lsdException w:name="Table Subtle 1" w:semiHidden="1" w:unhideWhenUsed="1"/>
+    <w:lsdException w:name="Table Subtle 2" w:semiHidden="1" w:unhideWhenUsed="1"/>
+    <w:lsdException w:name="Table Web 1" w:semiHidden="1" w:unhideWhenUsed="1"/>
+    <w:lsdException w:name="Table Web 2" w:semiHidden="1" w:unhideWhenUsed="1"/>
+    <w:lsdException w:name="Table Web 3" w:semiHidden="1" w:unhideWhenUsed="1"/>
+    <w:lsdException w:name="Balloon Text" w:semiHidden="1" w:unhideWhenUsed="1"/>
+    <w:lsdException w:name="Table Grid" w:uiPriority="39" w:qFormat="1"/>
+    <w:lsdException w:name="Table Theme" w:semiHidden="1" w:unhideWhenUsed="1"/>
+    <w:lsdException w:name="Placeholder Text" w:semiHidden="1" w:unhideWhenUsed="1"/>
+    <w:lsdException w:name="No Spacing" w:semiHidden="1" w:unhideWhenUsed="1"/>
+    <w:lsdException w:name="Light Shading" w:uiPriority="60"/>
+    <w:lsdException w:name="Light List" w:uiPriority="61"/>
+    <w:lsdException w:name="Light Grid" w:uiPriority="62"/>
+    <w:lsdException w:name="Medium Shading 1" w:uiPriority="63"/>
+    <w:lsdException w:name="Medium Shading 2" w:uiPriority="64"/>
+    <w:lsdException w:name="Medium List 1" w:uiPriority="65"/>
+    <w:lsdException w:name="Medium List 2" w:uiPriority="66"/>
+    <w:lsdException w:name="Medium Grid 1" w:uiPriority="67"/>
+    <w:lsdException w:name="Medium Grid 2" w:uiPriority="68"/>
+    <w:lsdException w:name="Medium Grid 3" w:uiPriority="69"/>
+    <w:lsdException w:name="Dark List" w:uiPriority="70"/>
+    <w:lsdException w:name="Colorful Shading" w:uiPriority="71"/>
+    <w:lsdException w:name="Colorful List" w:uiPriority="72"/>
+    <w:lsdException w:name="Colorful Grid" w:uiPriority="73"/>
+    <w:lsdException w:name="Light Shading Accent 1" w:uiPriority="60"/>
+    <w:lsdException w:name="Light List Accent 1" w:uiPriority="61"/>
+    <w:lsdException w:name="Light Grid Accent 1" w:uiPriority="62"/>
+    <w:lsdException w:name="Medium Shading 1 Accent 1" w:uiPriority="63"/>
+    <w:lsdException w:name="Medium Shading 2 Accent 1" w:uiPriority="64"/>
+    <w:lsdException w:name="Medium List 1 Accent 1" w:uiPriority="65"/>
+    <w:lsdException w:name="Revision" w:semiHidden="1" w:unhideWhenUsed="1"/>
+    <w:lsdException w:name="List Paragraph" w:uiPriority="34" w:qFormat="1"/>
+    <w:lsdException w:name="Quote" w:semiHidden="1" w:unhideWhenUsed="1"/>
+    <w:lsdException w:name="Intense Quote" w:semiHidden="1" w:unhideWhenUsed="1"/>
+    <w:lsdException w:name="Medium List 2 Accent 1" w:uiPriority="66"/>
+    <w:lsdException w:name="Medium Grid 1 Accent 1" w:uiPriority="67"/>
+    <w:lsdException w:name="Medium Grid 2 Accent 1" w:uiPriority="68"/>
+    <w:lsdException w:name="Medium Grid 3 Accent 1" w:uiPriority="69"/>
+    <w:lsdException w:name="Dark List Accent 1" w:uiPriority="70"/>
+    <w:lsdException w:name="Colorful Shading Accent 1" w:uiPriority="71"/>
+    <w:lsdException w:name="Colorful List Accent 1" w:uiPriority="72"/>
+    <w:lsdException w:name="Colorful Grid Accent 1" w:uiPriority="73"/>
+    <w:lsdException w:name="Light Shading Accent 2" w:uiPriority="60"/>
+    <w:lsdException w:name="Light List Accent 2" w:uiPriority="61"/>
+    <w:lsdException w:name="Light Grid Accent 2" w:uiPriority="62"/>
+    <w:lsdException w:name="Medium Shading 1 Accent 2" w:uiPriority="63"/>
+    <w:lsdException w:name="Medium Shading 2 Accent 2" w:uiPriority="64"/>
+    <w:lsdException w:name="Medium List 1 Accent 2" w:uiPriority="65"/>
+    <w:lsdException w:name="Medium List 2 Accent 2" w:uiPriority="66"/>
+    <w:lsdException w:name="Medium Grid 1 Accent 2" w:uiPriority="67"/>
+    <w:lsdException w:name="Medium Grid 2 Accent 2" w:uiPriority="68"/>
+    <w:lsdException w:name="Medium Grid 3 Accent 2" w:uiPriority="69"/>
+    <w:lsdException w:name="Dark List Accent 2" w:uiPriority="70"/>
+    <w:lsdException w:name="Colorful Shading Accent 2" w:uiPriority="71"/>
+    <w:lsdException w:name="Colorful List Accent 2" w:uiPriority="72"/>
+    <w:lsdException w:name="Colorful Grid Accent 2" w:uiPriority="73"/>
+    <w:lsdException w:name="Light Shading Accent 3" w:uiPriority="60"/>
+    <w:lsdException w:name="Light List Accent 3" w:uiPriority="61"/>
+    <w:lsdException w:name="Light Grid Accent 3" w:uiPriority="62"/>
+    <w:lsdException w:name="Medium Shading 1 Accent 3" w:uiPriority="63"/>
+    <w:lsdException w:name="Medium Shading 2 Accent 3" w:uiPriority="64"/>
+    <w:lsdException w:name="Medium List 1 Accent 3" w:uiPriority="65"/>
+    <w:lsdException w:name="Medium List 2 Accent 3" w:uiPriority="66"/>
+    <w:lsdException w:name="Medium Grid 1 Accent 3" w:uiPriority="67"/>
+    <w:lsdException w:name="Medium Grid 2 Accent 3" w:uiPriority="68"/>
+    <w:lsdException w:name="Medium Grid 3 Accent 3" w:uiPriority="69"/>
+    <w:lsdException w:name="Dark List Accent 3" w:uiPriority="70"/>
+    <w:lsdException w:name="Colorful Shading Accent 3" w:uiPriority="71"/>
+    <w:lsdException w:name="Colorful List Accent 3" w:uiPriority="72"/>
+    <w:lsdException w:name="Colorful Grid Accent 3" w:uiPriority="73"/>
+    <w:lsdException w:name="Light Shading Accent 4" w:uiPriority="60"/>
+    <w:lsdException w:name="Light List Accent 4" w:uiPriority="61"/>
+    <w:lsdException w:name="Light Grid Accent 4" w:uiPriority="62"/>
+    <w:lsdException w:name="Medium Shading 1 Accent 4" w:uiPriority="63"/>
+    <w:lsdException w:name="Medium Shading 2 Accent 4" w:uiPriority="64"/>
+    <w:lsdException w:name="Medium List 1 Accent 4" w:uiPriority="65"/>
+    <w:lsdException w:name="Medium List 2 Accent 4" w:uiPriority="66"/>
+    <w:lsdException w:name="Medium Grid 1 Accent 4" w:uiPriority="67"/>
+    <w:lsdException w:name="Medium Grid 2 Accent 4" w:uiPriority="68"/>
+    <w:lsdException w:name="Medium Grid 3 Accent 4" w:uiPriority="69"/>
+    <w:lsdException w:name="Dark List Accent 4" w:uiPriority="70"/>
+    <w:lsdException w:name="Colorful Shading Accent 4" w:uiPriority="71"/>
+    <w:lsdException w:name="Colorful List Accent 4" w:uiPriority="72"/>
+    <w:lsdException w:name="Colorful Grid Accent 4" w:uiPriority="73"/>
+    <w:lsdException w:name="Light Shading Accent 5" w:uiPriority="60"/>
+    <w:lsdException w:name="Light List Accent 5" w:uiPriority="61"/>
+    <w:lsdException w:name="Light Grid Accent 5" w:uiPriority="62"/>
+    <w:lsdException w:name="Medium Shading 1 Accent 5" w:uiPriority="63"/>
+    <w:lsdException w:name="Medium Shading 2 Accent 5" w:uiPriority="64"/>
+    <w:lsdException w:name="Medium List 1 Accent 5" w:uiPriority="65"/>
+    <w:lsdException w:name="Medium List 2 Accent 5" w:uiPriority="66"/>
+    <w:lsdException w:name="Medium Grid 1 Accent 5" w:uiPriority="67"/>
+    <w:lsdException w:name="Medium Grid 2 Accent 5" w:uiPriority="68"/>
+    <w:lsdException w:name="Medium Grid 3 Accent 5" w:uiPriority="69"/>
+    <w:lsdException w:name="Dark List Accent 5" w:uiPriority="70"/>
+    <w:lsdException w:name="Colorful Shading Accent 5" w:uiPriority="71"/>
+    <w:lsdException w:name="Colorful List Accent 5" w:uiPriority="72"/>
+    <w:lsdException w:name="Colorful Grid Accent 5" w:uiPriority="73"/>
+    <w:lsdException w:name="Light Shading Accent 6" w:uiPriority="60"/>
+    <w:lsdException w:name="Light List Accent 6" w:uiPriority="61"/>
+    <w:lsdException w:name="Light Grid Accent 6" w:uiPriority="62"/>
+    <w:lsdException w:name="Medium Shading 1 Accent 6" w:uiPriority="63"/>
+    <w:lsdException w:name="Medium Shading 2 Accent 6" w:uiPriority="64"/>
+    <w:lsdException w:name="Medium List 1 Accent 6" w:uiPriority="65"/>
+    <w:lsdException w:name="Medium List 2 Accent 6" w:uiPriority="66"/>
+    <w:lsdException w:name="Medium Grid 1 Accent 6" w:uiPriority="67"/>
+    <w:lsdException w:name="Medium Grid 2 Accent 6" w:uiPriority="68"/>
+    <w:lsdException w:name="Medium Grid 3 Accent 6" w:uiPriority="69"/>
+    <w:lsdException w:name="Dark List Accent 6" w:uiPriority="70"/>
+    <w:lsdException w:name="Colorful Shading Accent 6" w:uiPriority="71"/>
+    <w:lsdException w:name="Colorful List Accent 6" w:uiPriority="72"/>
+    <w:lsdException w:name="Colorful Grid Accent 6" w:uiPriority="73"/>
+    <w:lsdException w:name="Subtle Emphasis" w:uiPriority="19" w:qFormat="1"/>
+    <w:lsdException w:name="Intense Emphasis" w:uiPriority="21" w:qFormat="1"/>
+    <w:lsdException w:name="Subtle Reference" w:uiPriority="31" w:qFormat="1"/>
+    <w:lsdException w:name="Intense Reference" w:uiPriority="32" w:qFormat="1"/>
+    <w:lsdException w:name="Book Title" w:uiPriority="33" w:qFormat="1"/>
+    <w:lsdException w:name="Bibliography" w:semiHidden="1" w:uiPriority="37" w:unhideWhenUsed="1"/>
+    <w:lsdException w:name="TOC Heading" w:semiHidden="1" w:uiPriority="39" w:unhideWhenUsed="1" w:qFormat="1"/>
+    <w:lsdException w:name="Plain Table 1" w:uiPriority="41"/>
+    <w:lsdException w:name="Plain Table 2" w:uiPriority="42"/>
+    <w:lsdException w:name="Plain Table 3" w:uiPriority="43"/>
+    <w:lsdException w:name="Plain Table 4" w:uiPriority="44"/>
+    <w:lsdException w:name="Plain Table 5" w:uiPriority="45"/>
+    <w:lsdException w:name="Grid Table Light" w:uiPriority="40"/>
+    <w:lsdException w:name="Grid Table 1 Light" w:uiPriority="46"/>
+    <w:lsdException w:name="Grid Table 2" w:uiPriority="47"/>
+    <w:lsdException w:name="Grid Table 3" w:uiPriority="48"/>
+    <w:lsdException w:name="Grid Table 4" w:uiPriority="49"/>
+    <w:lsdException w:name="Grid Table 5 Dark" w:uiPriority="50"/>
+    <w:lsdException w:name="Grid Table 6 Colorful" w:uiPriority="51"/>
+    <w:lsdException w:name="Grid Table 7 Colorful" w:uiPriority="52"/>
+    <w:lsdException w:name="Grid Table 1 Light Accent 1" w:uiPriority="46"/>
+    <w:lsdException w:name="Grid Table 2 Accent 1" w:uiPriority="47"/>
+    <w:lsdException w:name="Grid Table 3 Accent 1" w:uiPriority="48"/>
+    <w:lsdException w:name="Grid Table 4 Accent 1" w:uiPriority="49"/>
+    <w:lsdException w:name="Grid Table 5 Dark Accent 1" w:uiPriority="50"/>
+    <w:lsdException w:name="Grid Table 6 Colorful Accent 1" w:uiPriority="51"/>
+    <w:lsdException w:name="Grid Table 7 Colorful Accent 1" w:uiPriority="52"/>
+    <w:lsdException w:name="Grid Table 1 Light Accent 2" w:uiPriority="46"/>
+    <w:lsdException w:name="Grid Table 2 Accent 2" w:uiPriority="47"/>
+    <w:lsdException w:name="Grid Table 3 Accent 2" w:uiPriority="48"/>
+    <w:lsdException w:name="Grid Table 4 Accent 2" w:uiPriority="49"/>
+    <w:lsdException w:name="Grid Table 5 Dark Accent 2" w:uiPriority="50"/>
+    <w:lsdException w:name="Grid Table 6 Colorful Accent 2" w:uiPriority="51"/>
+    <w:lsdException w:name="Grid Table 7 Colorful Accent 2" w:uiPriority="52"/>
+    <w:lsdException w:name="Grid Table 1 Light Accent 3" w:uiPriority="46"/>
+    <w:lsdException w:name="Grid Table 2 Accent 3" w:uiPriority="47"/>
+    <w:lsdException w:name="Grid Table 3 Accent 3" w:uiPriority="48"/>
+    <w:lsdException w:name="Grid Table 4 Accent 3" w:uiPriority="49"/>
+    <w:lsdException w:name="Grid Table 5 Dark Accent 3" w:uiPriority="50"/>
+    <w:lsdException w:name="Grid Table 6 Colorful Accent 3" w:uiPriority="51"/>
+    <w:lsdException w:name="Grid Table 7 Colorful Accent 3" w:uiPriority="52"/>
+    <w:lsdException w:name="Grid Table 1 Light Accent 4" w:uiPriority="46"/>
+    <w:lsdException w:name="Grid Table 2 Accent 4" w:uiPriority="47"/>
+    <w:lsdException w:name="Grid Table 3 Accent 4" w:uiPriority="48"/>
+    <w:lsdException w:name="Grid Table 4 Accent 4" w:uiPriority="49"/>
+    <w:lsdException w:name="Grid Table 5 Dark Accent 4" w:uiPriority="50"/>
+    <w:lsdException w:name="Grid Table 6 Colorful Accent 4" w:uiPriority="51"/>
+    <w:lsdException w:name="Grid Table 7 Colorful Accent 4" w:uiPriority="52"/>
+    <w:lsdException w:name="Grid Table 1 Light Accent 5" w:uiPriority="46"/>
+    <w:lsdException w:name="Grid Table 2 Accent 5" w:uiPriority="47"/>
+    <w:lsdException w:name="Grid Table 3 Accent 5" w:uiPriority="48"/>
+    <w:lsdException w:name="Grid Table 4 Accent 5" w:uiPriority="49"/>
+    <w:lsdException w:name="Grid Table 5 Dark Accent 5" w:uiPriority="50"/>
+    <w:lsdException w:name="Grid Table 6 Colorful Accent 5" w:uiPriority="51"/>
+    <w:lsdException w:name="Grid Table 7 Colorful Accent 5" w:uiPriority="52"/>
+    <w:lsdException w:name="Grid Table 1 Light Accent 6" w:uiPriority="46"/>
+    <w:lsdException w:name="Grid Table 2 Accent 6" w:uiPriority="47"/>
+    <w:lsdException w:name="Grid Table 3 Accent 6" w:uiPriority="48"/>
+    <w:lsdException w:name="Grid Table 4 Accent 6" w:uiPriority="49"/>
+    <w:lsdException w:name="Grid Table 5 Dark Accent 6" w:uiPriority="50"/>
+    <w:lsdException w:name="Grid Table 6 Colorful Accent 6" w:uiPriority="51"/>
+    <w:lsdException w:name="Grid Table 7 Colorful Accent 6" w:uiPriority="52"/>
+    <w:lsdException w:name="List Table 1 Light" w:uiPriority="46"/>
+    <w:lsdException w:name="List Table 2" w:uiPriority="47"/>
+    <w:lsdException w:name="List Table 3" w:uiPriority="48"/>
+    <w:lsdException w:name="List Table 4" w:uiPriority="49"/>
+    <w:lsdException w:name="List Table 5 Dark" w:uiPriority="50"/>
+    <w:lsdException w:name="List Table 6 Colorful" w:uiPriority="51"/>
+    <w:lsdException w:name="List Table 7 Colorful" w:uiPriority="52"/>
+    <w:lsdException w:name="List Table 1 Light Accent 1" w:uiPriority="46"/>
+    <w:lsdException w:name="List Table 2 Accent 1" w:uiPriority="47"/>
+    <w:lsdException w:name="List Table 3 Accent 1" w:uiPriority="48"/>
+    <w:lsdException w:name="List Table 4 Accent 1" w:uiPriority="49"/>
+    <w:lsdException w:name="List Table 5 Dark Accent 1" w:uiPriority="50"/>
+    <w:lsdException w:name="List Table 6 Colorful Accent 1" w:uiPriority="51"/>
+    <w:lsdException w:name="List Table 7 Colorful Accent 1" w:uiPriority="52"/>
+    <w:lsdException w:name="List Table 1 Light Accent 2" w:uiPriority="46"/>
+    <w:lsdException w:name="List Table 2 Accent 2" w:uiPriority="47"/>
+    <w:lsdException w:name="List Table 3 Accent 2" w:uiPriority="48"/>
+    <w:lsdException w:name="List Table 4 Accent 2" w:uiPriority="49"/>
+    <w:lsdException w:name="List Table 5 Dark Accent 2" w:uiPriority="50"/>
+    <w:lsdException w:name="List Table 6 Colorful Accent 2" w:uiPriority="51"/>
+    <w:lsdException w:name="List Table 7 Colorful Accent 2" w:uiPriority="52"/>
+    <w:lsdException w:name="List Table 1 Light Accent 3" w:uiPriority="46"/>
+    <w:lsdException w:name="List Table 2 Accent 3" w:uiPriority="47"/>
+    <w:lsdException w:name="List Table 3 Accent 3" w:uiPriority="48"/>
+    <w:lsdException w:name="List Table 4 Accent 3" w:uiPriority="49"/>
+    <w:lsdException w:name="List Table 5 Dark Accent 3" w:uiPriority="50"/>
+    <w:lsdException w:name="List Table 6 Colorful Accent 3" w:uiPriority="51"/>
+    <w:lsdException w:name="List Table 7 Colorful Accent 3" w:uiPriority="52"/>
+    <w:lsdException w:name="List Table 1 Light Accent 4" w:uiPriority="46"/>
+    <w:lsdException w:name="List Table 2 Accent 4" w:uiPriority="47"/>
+    <w:lsdException w:name="List Table 3 Accent 4" w:uiPriority="48"/>
+    <w:lsdException w:name="List Table 4 Accent 4" w:uiPriority="49"/>
+    <w:lsdException w:name="List Table 5 Dark Accent 4" w:uiPriority="50"/>
+    <w:lsdException w:name="List Table 6 Colorful Accent 4" w:uiPriority="51"/>
+    <w:lsdException w:name="List Table 7 Colorful Accent 4" w:uiPriority="52"/>
+    <w:lsdException w:name="List Table 1 Light Accent 5" w:uiPriority="46"/>
+    <w:lsdException w:name="List Table 2 Accent 5" w:uiPriority="47"/>
+    <w:lsdException w:name="List Table 3 Accent 5" w:uiPriority="48"/>
+    <w:lsdException w:name="List Table 4 Accent 5" w:uiPriority="49"/>
+    <w:lsdException w:name="List Table 5 Dark Accent 5" w:uiPriority="50"/>
+    <w:lsdException w:name="List Table 6 Colorful Accent 5" w:uiPriority="51"/>
+    <w:lsdException w:name="List Table 7 Colorful Accent 5" w:uiPriority="52"/>
+    <w:lsdException w:name="List Table 1 Light Accent 6" w:uiPriority="46"/>
+    <w:lsdException w:name="List Table 2 Accent 6" w:uiPriority="47"/>
+    <w:lsdException w:name="List Table 3 Accent 6" w:uiPriority="48"/>
+    <w:lsdException w:name="List Table 4 Accent 6" w:uiPriority="49"/>
+    <w:lsdException w:name="List Table 5 Dark Accent 6" w:uiPriority="50"/>
+    <w:lsdException w:name="List Table 6 Colorful Accent 6" w:uiPriority="51"/>
+    <w:lsdException w:name="List Table 7 Colorful Accent 6" w:uiPriority="52"/>
+    <w:lsdException w:name="Mention" w:semiHidden="1" w:unhideWhenUsed="1"/>
+    <w:lsdException w:name="Smart Hyperlink" w:semiHidden="1" w:unhideWhenUsed="1"/>
+    <w:lsdException w:name="Hashtag" w:semiHidden="1" w:unhideWhenUsed="1"/>
+    <w:lsdException w:name="Unresolved Mention" w:semiHidden="1" w:unhideWhenUsed="1"/>
+    <w:lsdException w:name="Smart Link" w:semiHidden="1" w:unhideWhenUsed="1"/>
   </w:latentStyles>
-  <w:style w:type="paragraph" w:default="1" w:styleId="1">
+  <w:style w:type="paragraph" w:default="1" w:styleId="a">
     <w:name w:val="Normal"/>
     <w:qFormat/>
-    <w:uiPriority w:val="0"/>
     <w:pPr>
       <w:widowControl w:val="0"/>
       <w:jc w:val="both"/>
     </w:pPr>
     <w:rPr>
-      <w:rFonts w:asciiTheme="minorHAnsi" w:hAnsiTheme="minorHAnsi" w:eastAsiaTheme="minorEastAsia" w:cstheme="minorBidi"/>
+      <w:rFonts w:asciiTheme="minorHAnsi" w:eastAsiaTheme="minorEastAsia" w:hAnsiTheme="minorHAnsi" w:cstheme="minorBidi"/>
       <w:kern w:val="2"/>
       <w:sz w:val="21"/>
       <w:szCs w:val="22"/>
-      <w:lang w:val="en-US" w:eastAsia="zh-CN" w:bidi="ar-SA"/>
     </w:rPr>
   </w:style>
-  <w:style w:type="character" w:default="1" w:styleId="6">
+  <w:style w:type="character" w:default="1" w:styleId="a0">
     <w:name w:val="Default Paragraph Font"/>
+    <w:uiPriority w:val="1"/>
     <w:semiHidden/>
     <w:unhideWhenUsed/>
-    <w:qFormat/>
-    <w:uiPriority w:val="1"/>
   </w:style>
-  <w:style w:type="table" w:default="1" w:styleId="4">
+  <w:style w:type="table" w:default="1" w:styleId="a1">
     <w:name w:val="Normal Table"/>
+    <w:uiPriority w:val="99"/>
     <w:semiHidden/>
     <w:unhideWhenUsed/>
-    <w:qFormat/>
-    <w:uiPriority w:val="99"/>
     <w:tblPr>
+      <w:tblInd w:w="0" w:type="dxa"/>
       <w:tblCellMar>
         <w:top w:w="0" w:type="dxa"/>
         <w:left w:w="108" w:type="dxa"/>
@@ -6725,13 +6529,19 @@
       </w:tblCellMar>
     </w:tblPr>
   </w:style>
-  <w:style w:type="paragraph" w:styleId="2">
+  <w:style w:type="numbering" w:default="1" w:styleId="a2">
+    <w:name w:val="No List"/>
+    <w:uiPriority w:val="99"/>
+    <w:semiHidden/>
+    <w:unhideWhenUsed/>
+  </w:style>
+  <w:style w:type="paragraph" w:styleId="a3">
     <w:name w:val="footer"/>
-    <w:basedOn w:val="1"/>
-    <w:link w:val="10"/>
+    <w:basedOn w:val="a"/>
+    <w:link w:val="a4"/>
+    <w:uiPriority w:val="99"/>
     <w:unhideWhenUsed/>
     <w:qFormat/>
-    <w:uiPriority w:val="99"/>
     <w:pPr>
       <w:tabs>
         <w:tab w:val="center" w:pos="4153"/>
@@ -6745,13 +6555,13 @@
       <w:szCs w:val="18"/>
     </w:rPr>
   </w:style>
-  <w:style w:type="paragraph" w:styleId="3">
+  <w:style w:type="paragraph" w:styleId="a5">
     <w:name w:val="header"/>
-    <w:basedOn w:val="1"/>
-    <w:link w:val="9"/>
+    <w:basedOn w:val="a"/>
+    <w:link w:val="a6"/>
+    <w:uiPriority w:val="99"/>
     <w:unhideWhenUsed/>
     <w:qFormat/>
-    <w:uiPriority w:val="99"/>
     <w:pPr>
       <w:tabs>
         <w:tab w:val="center" w:pos="4153"/>
@@ -6765,57 +6575,57 @@
       <w:szCs w:val="18"/>
     </w:rPr>
   </w:style>
-  <w:style w:type="table" w:styleId="5">
+  <w:style w:type="table" w:styleId="a7">
     <w:name w:val="Table Grid"/>
-    <w:basedOn w:val="4"/>
+    <w:basedOn w:val="a1"/>
+    <w:uiPriority w:val="39"/>
     <w:qFormat/>
-    <w:uiPriority w:val="39"/>
     <w:tblPr>
       <w:tblBorders>
-        <w:top w:val="single" w:color="auto" w:sz="4" w:space="0"/>
-        <w:left w:val="single" w:color="auto" w:sz="4" w:space="0"/>
-        <w:bottom w:val="single" w:color="auto" w:sz="4" w:space="0"/>
-        <w:right w:val="single" w:color="auto" w:sz="4" w:space="0"/>
-        <w:insideH w:val="single" w:color="auto" w:sz="4" w:space="0"/>
-        <w:insideV w:val="single" w:color="auto" w:sz="4" w:space="0"/>
+        <w:top w:val="single" w:sz="4" w:space="0" w:color="auto"/>
+        <w:left w:val="single" w:sz="4" w:space="0" w:color="auto"/>
+        <w:bottom w:val="single" w:sz="4" w:space="0" w:color="auto"/>
+        <w:right w:val="single" w:sz="4" w:space="0" w:color="auto"/>
+        <w:insideH w:val="single" w:sz="4" w:space="0" w:color="auto"/>
+        <w:insideV w:val="single" w:sz="4" w:space="0" w:color="auto"/>
       </w:tblBorders>
     </w:tblPr>
   </w:style>
-  <w:style w:type="character" w:styleId="7">
+  <w:style w:type="character" w:styleId="a8">
     <w:name w:val="Strong"/>
-    <w:basedOn w:val="6"/>
+    <w:basedOn w:val="a0"/>
+    <w:uiPriority w:val="22"/>
     <w:qFormat/>
-    <w:uiPriority w:val="22"/>
     <w:rPr>
       <w:b/>
     </w:rPr>
   </w:style>
-  <w:style w:type="paragraph" w:styleId="8">
+  <w:style w:type="paragraph" w:styleId="a9">
     <w:name w:val="List Paragraph"/>
-    <w:basedOn w:val="1"/>
+    <w:basedOn w:val="a"/>
+    <w:uiPriority w:val="34"/>
     <w:qFormat/>
-    <w:uiPriority w:val="34"/>
     <w:pPr>
-      <w:ind w:firstLine="420" w:firstLineChars="200"/>
+      <w:ind w:firstLineChars="200" w:firstLine="420"/>
     </w:pPr>
   </w:style>
-  <w:style w:type="character" w:customStyle="1" w:styleId="9">
+  <w:style w:type="character" w:customStyle="1" w:styleId="a6">
     <w:name w:val="页眉 字符"/>
-    <w:basedOn w:val="6"/>
-    <w:link w:val="3"/>
+    <w:basedOn w:val="a0"/>
+    <w:link w:val="a5"/>
+    <w:uiPriority w:val="99"/>
     <w:qFormat/>
-    <w:uiPriority w:val="99"/>
     <w:rPr>
       <w:sz w:val="18"/>
       <w:szCs w:val="18"/>
     </w:rPr>
   </w:style>
-  <w:style w:type="character" w:customStyle="1" w:styleId="10">
+  <w:style w:type="character" w:customStyle="1" w:styleId="a4">
     <w:name w:val="页脚 字符"/>
-    <w:basedOn w:val="6"/>
-    <w:link w:val="2"/>
+    <w:basedOn w:val="a0"/>
+    <w:link w:val="a3"/>
+    <w:uiPriority w:val="99"/>
     <w:qFormat/>
-    <w:uiPriority w:val="99"/>
     <w:rPr>
       <w:sz w:val="18"/>
       <w:szCs w:val="18"/>
@@ -7076,6 +6886,7 @@
     </a:fmtScheme>
   </a:themeElements>
   <a:objectDefaults/>
+  <a:extraClrSchemeLst/>
 </a:theme>
 </file>
 
@@ -7085,6 +6896,8 @@
 
 <file path=customXml/itemProps1.xml><?xml version="1.0" encoding="utf-8"?>
 <ds:datastoreItem xmlns:ds="http://schemas.openxmlformats.org/officeDocument/2006/customXml" ds:itemID="{C616F7D3-4D2E-4219-80C6-490CEFBA3BE3}">
-  <ds:schemaRefs/>
+  <ds:schemaRefs>
+    <ds:schemaRef ds:uri="http://schemas.openxmlformats.org/officeDocument/2006/bibliography"/>
+  </ds:schemaRefs>
 </ds:datastoreItem>
 </file>